--- a/public/resume/Ahmad_Rizal_Resume.docx
+++ b/public/resume/Ahmad_Rizal_Resume.docx
@@ -5,7 +5,7 @@
     <w:tbl>
       <w:tblPr>
         <w:tblW w:w="0" w:type="auto"/>
-        <w:tblInd w:w="267" w:type="dxa"/>
+        <w:tblInd w:w="279" w:type="dxa"/>
         <w:tblLayout w:type="fixed"/>
         <w:tblCellMar>
           <w:left w:w="0" w:type="dxa"/>
@@ -14,7 +14,7 @@
         <w:tblLook w:val="01E0" w:firstRow="1" w:lastRow="1" w:firstColumn="1" w:lastColumn="1" w:noHBand="0" w:noVBand="0"/>
       </w:tblPr>
       <w:tblGrid>
-        <w:gridCol w:w="10800"/>
+        <w:gridCol w:w="10773"/>
       </w:tblGrid>
       <w:tr>
         <w:trPr>
@@ -22,7 +22,7 @@
         </w:trPr>
         <w:tc>
           <w:tcPr>
-            <w:tcW w:w="10800" w:type="dxa"/>
+            <w:tcW w:w="10773" w:type="dxa"/>
           </w:tcPr>
           <w:p>
             <w:pPr>
@@ -53,7 +53,7 @@
         </w:trPr>
         <w:tc>
           <w:tcPr>
-            <w:tcW w:w="10800" w:type="dxa"/>
+            <w:tcW w:w="10773" w:type="dxa"/>
           </w:tcPr>
           <w:p>
             <w:pPr>
@@ -68,13 +68,7 @@
               <w:rPr>
                 <w:sz w:val="20"/>
               </w:rPr>
-              <w:t>Yogyakarta</w:t>
-            </w:r>
-            <w:r>
-              <w:rPr>
-                <w:sz w:val="20"/>
-              </w:rPr>
-              <w:t>,</w:t>
+              <w:t>Yogyakarta,</w:t>
             </w:r>
             <w:r>
               <w:rPr>
@@ -98,6 +92,13 @@
             </w:r>
             <w:r>
               <w:rPr>
+                <w:spacing w:val="5"/>
+                <w:sz w:val="20"/>
+              </w:rPr>
+              <w:t xml:space="preserve"> </w:t>
+            </w:r>
+            <w:r>
+              <w:rPr>
                 <w:sz w:val="20"/>
               </w:rPr>
               <w:t>•</w:t>
@@ -109,7 +110,7 @@
               </w:rPr>
               <w:t xml:space="preserve"> </w:t>
             </w:r>
-            <w:hyperlink r:id="rId5">
+            <w:hyperlink r:id="rId7">
               <w:r>
                 <w:rPr>
                   <w:sz w:val="20"/>
@@ -137,30 +138,36 @@
               </w:rPr>
               <w:t xml:space="preserve"> </w:t>
             </w:r>
-            <w:hyperlink r:id="rId6" w:history="1">
+            <w:hyperlink r:id="rId8" w:history="1">
               <w:r>
                 <w:rPr>
                   <w:rStyle w:val="Hyperlink"/>
                   <w:spacing w:val="-2"/>
                   <w:sz w:val="20"/>
                 </w:rPr>
-                <w:t>https://zal-portfolio.ve</w:t>
+                <w:t>https://zal-portfolio.vercel.app</w:t>
               </w:r>
+            </w:hyperlink>
+            <w:r>
+              <w:rPr>
+                <w:spacing w:val="58"/>
+                <w:sz w:val="20"/>
+              </w:rPr>
+              <w:t xml:space="preserve"> </w:t>
+            </w:r>
+            <w:r>
+              <w:rPr>
+                <w:sz w:val="20"/>
+              </w:rPr>
+              <w:t xml:space="preserve">•  </w:t>
+            </w:r>
+            <w:hyperlink r:id="rId9" w:history="1">
               <w:r>
                 <w:rPr>
                   <w:rStyle w:val="Hyperlink"/>
-                  <w:spacing w:val="-2"/>
                   <w:sz w:val="20"/>
                 </w:rPr>
-                <w:t>r</w:t>
-              </w:r>
-              <w:r>
-                <w:rPr>
-                  <w:rStyle w:val="Hyperlink"/>
-                  <w:spacing w:val="-2"/>
-                  <w:sz w:val="20"/>
-                </w:rPr>
-                <w:t>cel.app</w:t>
+                <w:t>https://github.com/ahmadrizal1st</w:t>
               </w:r>
             </w:hyperlink>
           </w:p>
@@ -172,306 +179,140 @@
         </w:trPr>
         <w:tc>
           <w:tcPr>
-            <w:tcW w:w="10800" w:type="dxa"/>
+            <w:tcW w:w="10773" w:type="dxa"/>
           </w:tcPr>
           <w:p>
             <w:pPr>
               <w:pStyle w:val="TableParagraph"/>
               <w:spacing w:before="229" w:line="264" w:lineRule="auto"/>
               <w:ind w:left="112" w:right="433"/>
-              <w:rPr>
-                <w:sz w:val="20"/>
-              </w:rPr>
-            </w:pPr>
-            <w:r>
-              <w:rPr>
-                <w:sz w:val="20"/>
-              </w:rPr>
-              <w:t xml:space="preserve">An AKPRIND University undergraduate student with hands-on experience in building software using </w:t>
-            </w:r>
-            <w:r>
-              <w:rPr>
-                <w:b/>
-                <w:bCs/>
-                <w:sz w:val="20"/>
-              </w:rPr>
-              <w:t>Next.js</w:t>
-            </w:r>
-            <w:r>
-              <w:rPr>
-                <w:sz w:val="20"/>
-              </w:rPr>
-              <w:t xml:space="preserve"> and </w:t>
-            </w:r>
-            <w:r>
-              <w:rPr>
-                <w:b/>
-                <w:bCs/>
-                <w:sz w:val="20"/>
-              </w:rPr>
-              <w:t>Laravel</w:t>
-            </w:r>
-            <w:r>
-              <w:rPr>
-                <w:sz w:val="20"/>
-              </w:rPr>
-              <w:t xml:space="preserve">, complemented by experience in </w:t>
-            </w:r>
-            <w:r>
-              <w:rPr>
-                <w:b/>
-                <w:bCs/>
-                <w:sz w:val="20"/>
-              </w:rPr>
-              <w:t>UI/UX design and graphic design</w:t>
-            </w:r>
-            <w:r>
-              <w:rPr>
-                <w:sz w:val="20"/>
-              </w:rPr>
-              <w:t>. I have a strong interest in software engineering, particularly in developing scalable, well-structured, and user-centered web applications. Driven by a passion for continuous learning, adaptability, and collaboration, I am eager to contribute to real-world projects while growing as a professional software engineer and designer.</w:t>
+              <w:jc w:val="both"/>
+              <w:rPr>
+                <w:sz w:val="20"/>
+              </w:rPr>
+            </w:pPr>
+            <w:r>
+              <w:rPr>
+                <w:sz w:val="20"/>
+              </w:rPr>
+              <w:t>Undergraduate Informatics student specializing in Software Engineering with hands-on experience in building web applications using Next.js and Laravel. Experienced as a laboratory assistant teaching core programming and system fundamentals. Strong interest in clean code, scalable architecture, and real-world software development. Actively seeking a Software Engineer Internship to apply and grow technical skills in an industry environment.</w:t>
+            </w:r>
+          </w:p>
+        </w:tc>
+      </w:tr>
+    </w:tbl>
+    <w:p>
+      <w:pPr>
+        <w:rPr>
+          <w:sz w:val="2"/>
+          <w:szCs w:val="2"/>
+        </w:rPr>
+      </w:pPr>
+    </w:p>
+    <w:tbl>
+      <w:tblPr>
+        <w:tblW w:w="0" w:type="auto"/>
+        <w:tblInd w:w="279" w:type="dxa"/>
+        <w:tblLayout w:type="fixed"/>
+        <w:tblCellMar>
+          <w:left w:w="0" w:type="dxa"/>
+          <w:right w:w="0" w:type="dxa"/>
+        </w:tblCellMar>
+        <w:tblLook w:val="01E0" w:firstRow="1" w:lastRow="1" w:firstColumn="1" w:lastColumn="1" w:noHBand="0" w:noVBand="0"/>
+      </w:tblPr>
+      <w:tblGrid>
+        <w:gridCol w:w="10773"/>
+      </w:tblGrid>
+      <w:tr>
+        <w:trPr>
+          <w:trHeight w:val="69"/>
+        </w:trPr>
+        <w:tc>
+          <w:tcPr>
+            <w:tcW w:w="10773" w:type="dxa"/>
+          </w:tcPr>
+          <w:p>
+            <w:pPr>
+              <w:pStyle w:val="TableParagraph"/>
+              <w:spacing w:before="202"/>
+              <w:ind w:left="112"/>
+              <w:rPr>
+                <w:rFonts w:ascii="Cambria"/>
+                <w:b/>
+                <w:sz w:val="26"/>
+              </w:rPr>
+            </w:pPr>
+            <w:r>
+              <w:rPr>
+                <w:rFonts w:ascii="Cambria"/>
+                <w:b/>
+                <w:spacing w:val="-2"/>
+                <w:w w:val="105"/>
+                <w:sz w:val="26"/>
+              </w:rPr>
+              <w:t>Projects</w:t>
             </w:r>
           </w:p>
         </w:tc>
       </w:tr>
       <w:tr>
         <w:trPr>
-          <w:trHeight w:val="648"/>
+          <w:trHeight w:val="56"/>
         </w:trPr>
         <w:tc>
           <w:tcPr>
-            <w:tcW w:w="10800" w:type="dxa"/>
+            <w:tcW w:w="10773" w:type="dxa"/>
           </w:tcPr>
           <w:p>
             <w:pPr>
               <w:pStyle w:val="TableParagraph"/>
-              <w:spacing w:before="202"/>
+              <w:spacing w:before="68"/>
               <w:ind w:left="112"/>
               <w:rPr>
-                <w:rFonts w:ascii="Cambria"/>
-                <w:b/>
-                <w:sz w:val="26"/>
-              </w:rPr>
-            </w:pPr>
-            <w:r>
-              <w:rPr>
-                <w:rFonts w:ascii="Cambria"/>
-                <w:b/>
-                <w:spacing w:val="-2"/>
-                <w:w w:val="105"/>
-                <w:sz w:val="26"/>
-              </w:rPr>
-              <w:t>Experience</w:t>
+                <w:rFonts w:ascii="Cambria" w:hAnsi="Cambria"/>
+                <w:b/>
+                <w:bCs/>
+                <w:sz w:val="20"/>
+              </w:rPr>
+            </w:pPr>
+            <w:r>
+              <w:rPr>
+                <w:rFonts w:ascii="Cambria" w:hAnsi="Cambria"/>
+                <w:b/>
+                <w:bCs/>
+                <w:sz w:val="20"/>
+              </w:rPr>
+              <w:t>HUMANIKA Organization Management System</w:t>
+            </w:r>
+          </w:p>
+          <w:p>
+            <w:pPr>
+              <w:pStyle w:val="TableParagraph"/>
+              <w:ind w:left="112"/>
+              <w:rPr>
+                <w:i/>
+                <w:iCs/>
+                <w:sz w:val="20"/>
+              </w:rPr>
+            </w:pPr>
+            <w:r>
+              <w:rPr>
+                <w:i/>
+                <w:iCs/>
+                <w:sz w:val="20"/>
+              </w:rPr>
+              <w:t>Website Application | 2025</w:t>
             </w:r>
           </w:p>
         </w:tc>
       </w:tr>
       <w:tr>
         <w:trPr>
-          <w:trHeight w:val="899"/>
+          <w:trHeight w:val="789"/>
         </w:trPr>
         <w:tc>
           <w:tcPr>
-            <w:tcW w:w="10800" w:type="dxa"/>
-          </w:tcPr>
-          <w:p>
-            <w:pPr>
-              <w:pStyle w:val="TableParagraph"/>
-              <w:spacing w:before="68"/>
-              <w:ind w:left="112"/>
-              <w:rPr>
-                <w:sz w:val="20"/>
-              </w:rPr>
-            </w:pPr>
-            <w:r>
-              <w:rPr>
-                <w:sz w:val="20"/>
-              </w:rPr>
-              <w:t>Lab</w:t>
-            </w:r>
-            <w:r>
-              <w:rPr>
-                <w:spacing w:val="6"/>
-                <w:sz w:val="20"/>
-              </w:rPr>
-              <w:t xml:space="preserve"> </w:t>
-            </w:r>
-            <w:r>
-              <w:rPr>
-                <w:spacing w:val="-2"/>
-                <w:sz w:val="20"/>
-              </w:rPr>
-              <w:t>Assistant</w:t>
-            </w:r>
-          </w:p>
-          <w:p>
-            <w:pPr>
-              <w:pStyle w:val="TableParagraph"/>
-              <w:spacing w:before="22"/>
-              <w:ind w:left="112"/>
-              <w:rPr>
-                <w:rFonts w:ascii="Cambria"/>
-                <w:b/>
-                <w:sz w:val="20"/>
-              </w:rPr>
-            </w:pPr>
-            <w:r>
-              <w:rPr>
-                <w:rFonts w:ascii="Cambria"/>
-                <w:b/>
-                <w:spacing w:val="-2"/>
-                <w:w w:val="105"/>
-                <w:sz w:val="20"/>
-              </w:rPr>
-              <w:t>AKPRIND</w:t>
-            </w:r>
-            <w:r>
-              <w:rPr>
-                <w:rFonts w:ascii="Cambria"/>
-                <w:b/>
-                <w:w w:val="105"/>
-                <w:sz w:val="20"/>
-              </w:rPr>
-              <w:t xml:space="preserve"> </w:t>
-            </w:r>
-            <w:r>
-              <w:rPr>
-                <w:rFonts w:ascii="Cambria"/>
-                <w:b/>
-                <w:spacing w:val="-2"/>
-                <w:w w:val="105"/>
-                <w:sz w:val="20"/>
-              </w:rPr>
-              <w:t>University</w:t>
-            </w:r>
-            <w:r>
-              <w:rPr>
-                <w:rFonts w:ascii="Cambria"/>
-                <w:b/>
-                <w:spacing w:val="1"/>
-                <w:w w:val="105"/>
-                <w:sz w:val="20"/>
-              </w:rPr>
-              <w:t xml:space="preserve"> </w:t>
-            </w:r>
-            <w:r>
-              <w:rPr>
-                <w:rFonts w:ascii="Cambria"/>
-                <w:b/>
-                <w:spacing w:val="-2"/>
-                <w:w w:val="105"/>
-                <w:sz w:val="20"/>
-              </w:rPr>
-              <w:t>Indonesia,</w:t>
-            </w:r>
-            <w:r>
-              <w:rPr>
-                <w:rFonts w:ascii="Cambria"/>
-                <w:b/>
-                <w:spacing w:val="1"/>
-                <w:w w:val="105"/>
-                <w:sz w:val="20"/>
-              </w:rPr>
-              <w:t xml:space="preserve"> </w:t>
-            </w:r>
-            <w:r>
-              <w:rPr>
-                <w:rFonts w:ascii="Cambria"/>
-                <w:b/>
-                <w:spacing w:val="-2"/>
-                <w:w w:val="105"/>
-                <w:sz w:val="20"/>
-              </w:rPr>
-              <w:t>Yogyakarta,</w:t>
-            </w:r>
-            <w:r>
-              <w:rPr>
-                <w:rFonts w:ascii="Cambria"/>
-                <w:b/>
-                <w:spacing w:val="1"/>
-                <w:w w:val="105"/>
-                <w:sz w:val="20"/>
-              </w:rPr>
-              <w:t xml:space="preserve"> </w:t>
-            </w:r>
-            <w:r>
-              <w:rPr>
-                <w:rFonts w:ascii="Cambria"/>
-                <w:b/>
-                <w:spacing w:val="-5"/>
-                <w:w w:val="105"/>
-                <w:sz w:val="20"/>
-              </w:rPr>
-              <w:t>ID</w:t>
-            </w:r>
-          </w:p>
-          <w:p>
-            <w:pPr>
-              <w:pStyle w:val="TableParagraph"/>
-              <w:ind w:left="112"/>
-              <w:rPr>
-                <w:i/>
-                <w:sz w:val="20"/>
-              </w:rPr>
-            </w:pPr>
-            <w:r>
-              <w:rPr>
-                <w:i/>
-                <w:spacing w:val="-4"/>
-                <w:sz w:val="20"/>
-              </w:rPr>
-              <w:t>September 202</w:t>
-            </w:r>
-            <w:r>
-              <w:rPr>
-                <w:i/>
-                <w:spacing w:val="-4"/>
-                <w:sz w:val="20"/>
-              </w:rPr>
-              <w:t>4</w:t>
-            </w:r>
-            <w:r>
-              <w:rPr>
-                <w:i/>
-                <w:spacing w:val="-4"/>
-                <w:sz w:val="20"/>
-              </w:rPr>
-              <w:t>–</w:t>
-            </w:r>
-            <w:r>
-              <w:rPr>
-                <w:i/>
-                <w:spacing w:val="-4"/>
-                <w:sz w:val="20"/>
-              </w:rPr>
-              <w:t>December</w:t>
-            </w:r>
-            <w:r>
-              <w:rPr>
-                <w:i/>
-                <w:spacing w:val="-4"/>
-                <w:sz w:val="20"/>
-              </w:rPr>
-              <w:t xml:space="preserve"> 202</w:t>
-            </w:r>
-            <w:r>
-              <w:rPr>
-                <w:i/>
-                <w:spacing w:val="-4"/>
-                <w:sz w:val="20"/>
-              </w:rPr>
-              <w:t>5</w:t>
-            </w:r>
-          </w:p>
-        </w:tc>
-      </w:tr>
-      <w:tr>
-        <w:trPr>
-          <w:trHeight w:val="2429"/>
-        </w:trPr>
-        <w:tc>
-          <w:tcPr>
-            <w:tcW w:w="10800" w:type="dxa"/>
+            <w:tcW w:w="10773" w:type="dxa"/>
           </w:tcPr>
           <w:p>
             <w:pPr>
@@ -491,6 +332,975 @@
             </w:pPr>
             <w:r>
               <w:rPr>
+                <w:sz w:val="20"/>
+              </w:rPr>
+              <w:t>Developed an official web application for the Informatics Student Association (HUMANIKA), AKPRIND University</w:t>
+            </w:r>
+          </w:p>
+          <w:p>
+            <w:pPr>
+              <w:pStyle w:val="TableParagraph"/>
+              <w:numPr>
+                <w:ilvl w:val="0"/>
+                <w:numId w:val="7"/>
+              </w:numPr>
+              <w:tabs>
+                <w:tab w:val="left" w:pos="832"/>
+              </w:tabs>
+              <w:spacing w:before="98" w:line="271" w:lineRule="auto"/>
+              <w:ind w:right="212"/>
+              <w:rPr>
+                <w:sz w:val="20"/>
+              </w:rPr>
+            </w:pPr>
+            <w:r>
+              <w:rPr>
+                <w:sz w:val="20"/>
+              </w:rPr>
+              <w:t>Built a full-stack system for organization profile, divisions, activities, member registration, and gallery</w:t>
+            </w:r>
+          </w:p>
+          <w:p>
+            <w:pPr>
+              <w:pStyle w:val="TableParagraph"/>
+              <w:numPr>
+                <w:ilvl w:val="0"/>
+                <w:numId w:val="7"/>
+              </w:numPr>
+              <w:tabs>
+                <w:tab w:val="left" w:pos="832"/>
+              </w:tabs>
+              <w:spacing w:before="98" w:line="271" w:lineRule="auto"/>
+              <w:ind w:right="212"/>
+              <w:rPr>
+                <w:sz w:val="20"/>
+              </w:rPr>
+            </w:pPr>
+            <w:r>
+              <w:rPr>
+                <w:sz w:val="20"/>
+              </w:rPr>
+              <w:t>Implemented cloud-based document management using Google Drive API</w:t>
+            </w:r>
+          </w:p>
+          <w:p>
+            <w:pPr>
+              <w:pStyle w:val="TableParagraph"/>
+              <w:numPr>
+                <w:ilvl w:val="0"/>
+                <w:numId w:val="7"/>
+              </w:numPr>
+              <w:tabs>
+                <w:tab w:val="left" w:pos="832"/>
+              </w:tabs>
+              <w:spacing w:before="98" w:line="271" w:lineRule="auto"/>
+              <w:ind w:right="212"/>
+              <w:rPr>
+                <w:sz w:val="20"/>
+              </w:rPr>
+            </w:pPr>
+            <w:r>
+              <w:rPr>
+                <w:sz w:val="20"/>
+              </w:rPr>
+              <w:t>Tech Stack: Next.js, TypeScript, Tailwind CSS, Prisma ORM, MongoDB, Google Drive API</w:t>
+            </w:r>
+          </w:p>
+          <w:p>
+            <w:pPr>
+              <w:pStyle w:val="TableParagraph"/>
+              <w:numPr>
+                <w:ilvl w:val="0"/>
+                <w:numId w:val="7"/>
+              </w:numPr>
+              <w:tabs>
+                <w:tab w:val="left" w:pos="832"/>
+              </w:tabs>
+              <w:spacing w:before="98" w:line="271" w:lineRule="auto"/>
+              <w:ind w:right="212"/>
+              <w:rPr>
+                <w:sz w:val="20"/>
+              </w:rPr>
+            </w:pPr>
+            <w:r>
+              <w:rPr>
+                <w:sz w:val="20"/>
+              </w:rPr>
+              <w:t xml:space="preserve">GitHub: </w:t>
+            </w:r>
+            <w:hyperlink r:id="rId10" w:history="1">
+              <w:r>
+                <w:rPr>
+                  <w:rStyle w:val="Hyperlink"/>
+                  <w:sz w:val="20"/>
+                </w:rPr>
+                <w:t>https://github.com/ahmadrizal1st/website-humanika</w:t>
+              </w:r>
+            </w:hyperlink>
+          </w:p>
+        </w:tc>
+      </w:tr>
+      <w:tr>
+        <w:trPr>
+          <w:trHeight w:val="245"/>
+        </w:trPr>
+        <w:tc>
+          <w:tcPr>
+            <w:tcW w:w="10773" w:type="dxa"/>
+          </w:tcPr>
+          <w:p>
+            <w:pPr>
+              <w:pStyle w:val="TableParagraph"/>
+              <w:spacing w:before="68"/>
+              <w:ind w:left="112"/>
+              <w:rPr>
+                <w:rFonts w:ascii="Cambria" w:hAnsi="Cambria"/>
+                <w:b/>
+                <w:bCs/>
+                <w:sz w:val="20"/>
+              </w:rPr>
+            </w:pPr>
+            <w:r>
+              <w:rPr>
+                <w:rFonts w:ascii="Cambria" w:hAnsi="Cambria"/>
+                <w:b/>
+                <w:bCs/>
+                <w:sz w:val="20"/>
+              </w:rPr>
+              <w:t>Keeper App</w:t>
+            </w:r>
+          </w:p>
+          <w:p>
+            <w:pPr>
+              <w:pStyle w:val="TableParagraph"/>
+              <w:ind w:left="112"/>
+              <w:rPr>
+                <w:i/>
+                <w:iCs/>
+                <w:sz w:val="20"/>
+              </w:rPr>
+            </w:pPr>
+            <w:r>
+              <w:rPr>
+                <w:i/>
+                <w:iCs/>
+                <w:sz w:val="20"/>
+              </w:rPr>
+              <w:t>Mobile Application | 2025</w:t>
+            </w:r>
+          </w:p>
+        </w:tc>
+      </w:tr>
+      <w:tr>
+        <w:trPr>
+          <w:trHeight w:val="817"/>
+        </w:trPr>
+        <w:tc>
+          <w:tcPr>
+            <w:tcW w:w="10773" w:type="dxa"/>
+          </w:tcPr>
+          <w:p>
+            <w:pPr>
+              <w:pStyle w:val="TableParagraph"/>
+              <w:numPr>
+                <w:ilvl w:val="0"/>
+                <w:numId w:val="7"/>
+              </w:numPr>
+              <w:tabs>
+                <w:tab w:val="left" w:pos="832"/>
+              </w:tabs>
+              <w:spacing w:before="98" w:line="271" w:lineRule="auto"/>
+              <w:ind w:right="212"/>
+              <w:rPr>
+                <w:sz w:val="20"/>
+              </w:rPr>
+            </w:pPr>
+            <w:r>
+              <w:rPr>
+                <w:sz w:val="20"/>
+              </w:rPr>
+              <w:t>Developed a mobile application for secure file storage and management with offline access support</w:t>
+            </w:r>
+          </w:p>
+          <w:p>
+            <w:pPr>
+              <w:pStyle w:val="TableParagraph"/>
+              <w:numPr>
+                <w:ilvl w:val="0"/>
+                <w:numId w:val="7"/>
+              </w:numPr>
+              <w:tabs>
+                <w:tab w:val="left" w:pos="832"/>
+              </w:tabs>
+              <w:spacing w:before="98" w:line="271" w:lineRule="auto"/>
+              <w:ind w:right="212"/>
+              <w:rPr>
+                <w:sz w:val="20"/>
+              </w:rPr>
+            </w:pPr>
+            <w:r>
+              <w:rPr>
+                <w:sz w:val="20"/>
+              </w:rPr>
+              <w:t>Implemented user authentication, cloud storage, and real-time synchronization using Firebase</w:t>
+            </w:r>
+          </w:p>
+          <w:p>
+            <w:pPr>
+              <w:pStyle w:val="TableParagraph"/>
+              <w:numPr>
+                <w:ilvl w:val="0"/>
+                <w:numId w:val="7"/>
+              </w:numPr>
+              <w:tabs>
+                <w:tab w:val="left" w:pos="832"/>
+              </w:tabs>
+              <w:spacing w:before="98" w:line="271" w:lineRule="auto"/>
+              <w:ind w:right="212"/>
+              <w:rPr>
+                <w:sz w:val="20"/>
+              </w:rPr>
+            </w:pPr>
+            <w:r>
+              <w:rPr>
+                <w:sz w:val="20"/>
+              </w:rPr>
+              <w:t>Integrated Room Database (SQLite) for fast local data access when offline</w:t>
+            </w:r>
+          </w:p>
+          <w:p>
+            <w:pPr>
+              <w:pStyle w:val="TableParagraph"/>
+              <w:numPr>
+                <w:ilvl w:val="0"/>
+                <w:numId w:val="7"/>
+              </w:numPr>
+              <w:tabs>
+                <w:tab w:val="left" w:pos="832"/>
+              </w:tabs>
+              <w:spacing w:before="98" w:line="271" w:lineRule="auto"/>
+              <w:ind w:right="212"/>
+              <w:rPr>
+                <w:sz w:val="20"/>
+              </w:rPr>
+            </w:pPr>
+            <w:r>
+              <w:rPr>
+                <w:sz w:val="20"/>
+              </w:rPr>
+              <w:t>Tech Stack: Kotlin, Firebase Authentication, Firebase Storage, Room Database, SQLite</w:t>
+            </w:r>
+          </w:p>
+          <w:p>
+            <w:pPr>
+              <w:pStyle w:val="TableParagraph"/>
+              <w:numPr>
+                <w:ilvl w:val="0"/>
+                <w:numId w:val="7"/>
+              </w:numPr>
+              <w:tabs>
+                <w:tab w:val="left" w:pos="832"/>
+              </w:tabs>
+              <w:spacing w:before="98" w:line="271" w:lineRule="auto"/>
+              <w:ind w:right="212"/>
+              <w:rPr>
+                <w:sz w:val="20"/>
+              </w:rPr>
+            </w:pPr>
+            <w:r>
+              <w:rPr>
+                <w:sz w:val="20"/>
+              </w:rPr>
+              <w:t xml:space="preserve">GitHub: </w:t>
+            </w:r>
+            <w:hyperlink r:id="rId11" w:history="1">
+              <w:r>
+                <w:rPr>
+                  <w:rStyle w:val="Hyperlink"/>
+                  <w:sz w:val="20"/>
+                </w:rPr>
+                <w:t>https://github.com/ahmadrizal1st/keeper-app</w:t>
+              </w:r>
+            </w:hyperlink>
+          </w:p>
+        </w:tc>
+      </w:tr>
+      <w:tr>
+        <w:trPr>
+          <w:trHeight w:val="56"/>
+        </w:trPr>
+        <w:tc>
+          <w:tcPr>
+            <w:tcW w:w="10773" w:type="dxa"/>
+          </w:tcPr>
+          <w:p>
+            <w:pPr>
+              <w:pStyle w:val="TableParagraph"/>
+              <w:spacing w:before="68"/>
+              <w:ind w:left="112"/>
+              <w:rPr>
+                <w:rFonts w:ascii="Cambria" w:hAnsi="Cambria"/>
+                <w:b/>
+                <w:bCs/>
+                <w:sz w:val="20"/>
+              </w:rPr>
+            </w:pPr>
+            <w:r>
+              <w:rPr>
+                <w:rFonts w:ascii="Cambria" w:hAnsi="Cambria"/>
+                <w:b/>
+                <w:bCs/>
+                <w:sz w:val="20"/>
+              </w:rPr>
+              <w:t>Wijaya Kusuma Craft – Finance Dashboard</w:t>
+            </w:r>
+          </w:p>
+          <w:p>
+            <w:pPr>
+              <w:pStyle w:val="TableParagraph"/>
+              <w:ind w:left="112"/>
+              <w:rPr>
+                <w:i/>
+                <w:iCs/>
+                <w:sz w:val="20"/>
+              </w:rPr>
+            </w:pPr>
+            <w:r>
+              <w:rPr>
+                <w:i/>
+                <w:iCs/>
+                <w:sz w:val="20"/>
+              </w:rPr>
+              <w:t>Website Application | 2025</w:t>
+            </w:r>
+          </w:p>
+        </w:tc>
+      </w:tr>
+      <w:tr>
+        <w:trPr>
+          <w:trHeight w:val="56"/>
+        </w:trPr>
+        <w:tc>
+          <w:tcPr>
+            <w:tcW w:w="10773" w:type="dxa"/>
+          </w:tcPr>
+          <w:p>
+            <w:pPr>
+              <w:pStyle w:val="TableParagraph"/>
+              <w:numPr>
+                <w:ilvl w:val="0"/>
+                <w:numId w:val="7"/>
+              </w:numPr>
+              <w:tabs>
+                <w:tab w:val="left" w:pos="832"/>
+              </w:tabs>
+              <w:spacing w:before="98" w:line="271" w:lineRule="auto"/>
+              <w:ind w:right="212"/>
+              <w:rPr>
+                <w:sz w:val="20"/>
+              </w:rPr>
+            </w:pPr>
+            <w:r>
+              <w:rPr>
+                <w:sz w:val="20"/>
+              </w:rPr>
+              <w:t>Developed a web-based financial dashboard to manage business transactions and reports</w:t>
+            </w:r>
+          </w:p>
+          <w:p>
+            <w:pPr>
+              <w:pStyle w:val="TableParagraph"/>
+              <w:numPr>
+                <w:ilvl w:val="0"/>
+                <w:numId w:val="7"/>
+              </w:numPr>
+              <w:tabs>
+                <w:tab w:val="left" w:pos="832"/>
+              </w:tabs>
+              <w:spacing w:before="98" w:line="271" w:lineRule="auto"/>
+              <w:ind w:right="212"/>
+              <w:rPr>
+                <w:sz w:val="20"/>
+              </w:rPr>
+            </w:pPr>
+            <w:r>
+              <w:rPr>
+                <w:sz w:val="20"/>
+              </w:rPr>
+              <w:t>Implemented transaction tracking, financial reporting, and performance monitoring features</w:t>
+            </w:r>
+          </w:p>
+          <w:p>
+            <w:pPr>
+              <w:pStyle w:val="TableParagraph"/>
+              <w:numPr>
+                <w:ilvl w:val="0"/>
+                <w:numId w:val="7"/>
+              </w:numPr>
+              <w:tabs>
+                <w:tab w:val="left" w:pos="832"/>
+              </w:tabs>
+              <w:spacing w:before="98" w:line="271" w:lineRule="auto"/>
+              <w:ind w:right="212"/>
+              <w:rPr>
+                <w:sz w:val="20"/>
+              </w:rPr>
+            </w:pPr>
+            <w:r>
+              <w:rPr>
+                <w:sz w:val="20"/>
+              </w:rPr>
+              <w:t>Applied MVC architecture for maintainable backend structure</w:t>
+            </w:r>
+          </w:p>
+          <w:p>
+            <w:pPr>
+              <w:pStyle w:val="TableParagraph"/>
+              <w:numPr>
+                <w:ilvl w:val="0"/>
+                <w:numId w:val="7"/>
+              </w:numPr>
+              <w:tabs>
+                <w:tab w:val="left" w:pos="832"/>
+              </w:tabs>
+              <w:spacing w:before="98" w:line="271" w:lineRule="auto"/>
+              <w:ind w:right="212"/>
+              <w:rPr>
+                <w:sz w:val="20"/>
+              </w:rPr>
+            </w:pPr>
+            <w:r>
+              <w:rPr>
+                <w:sz w:val="20"/>
+              </w:rPr>
+              <w:t>Tech Stack: PHP, JavaScript, MySQL, MVC Architecture</w:t>
+            </w:r>
+          </w:p>
+          <w:p>
+            <w:pPr>
+              <w:pStyle w:val="TableParagraph"/>
+              <w:numPr>
+                <w:ilvl w:val="0"/>
+                <w:numId w:val="7"/>
+              </w:numPr>
+              <w:tabs>
+                <w:tab w:val="left" w:pos="832"/>
+              </w:tabs>
+              <w:spacing w:before="98" w:line="271" w:lineRule="auto"/>
+              <w:ind w:right="212"/>
+              <w:rPr>
+                <w:sz w:val="20"/>
+              </w:rPr>
+            </w:pPr>
+            <w:r>
+              <w:rPr>
+                <w:sz w:val="20"/>
+              </w:rPr>
+              <w:t xml:space="preserve">GitHub: </w:t>
+            </w:r>
+            <w:hyperlink r:id="rId12" w:history="1">
+              <w:r>
+                <w:rPr>
+                  <w:rStyle w:val="Hyperlink"/>
+                  <w:sz w:val="20"/>
+                </w:rPr>
+                <w:t>https://github.com/ahmadrizal1st/wkc-finance-dashboard</w:t>
+              </w:r>
+            </w:hyperlink>
+          </w:p>
+        </w:tc>
+      </w:tr>
+      <w:tr>
+        <w:trPr>
+          <w:trHeight w:val="56"/>
+        </w:trPr>
+        <w:tc>
+          <w:tcPr>
+            <w:tcW w:w="10773" w:type="dxa"/>
+          </w:tcPr>
+          <w:p>
+            <w:pPr>
+              <w:pStyle w:val="TableParagraph"/>
+              <w:spacing w:before="68"/>
+              <w:ind w:left="112"/>
+              <w:rPr>
+                <w:rFonts w:ascii="Cambria" w:hAnsi="Cambria"/>
+                <w:b/>
+                <w:bCs/>
+                <w:sz w:val="20"/>
+              </w:rPr>
+            </w:pPr>
+            <w:proofErr w:type="spellStart"/>
+            <w:r>
+              <w:rPr>
+                <w:rFonts w:ascii="Cambria" w:hAnsi="Cambria"/>
+                <w:b/>
+                <w:bCs/>
+                <w:sz w:val="20"/>
+              </w:rPr>
+              <w:t>Cengkrem</w:t>
+            </w:r>
+            <w:proofErr w:type="spellEnd"/>
+          </w:p>
+          <w:p>
+            <w:pPr>
+              <w:pStyle w:val="TableParagraph"/>
+              <w:ind w:left="112"/>
+              <w:rPr>
+                <w:i/>
+                <w:iCs/>
+                <w:sz w:val="20"/>
+              </w:rPr>
+            </w:pPr>
+            <w:r>
+              <w:rPr>
+                <w:i/>
+                <w:iCs/>
+                <w:sz w:val="20"/>
+              </w:rPr>
+              <w:t>Website Application | 2024</w:t>
+            </w:r>
+          </w:p>
+        </w:tc>
+      </w:tr>
+      <w:tr>
+        <w:trPr>
+          <w:trHeight w:val="56"/>
+        </w:trPr>
+        <w:tc>
+          <w:tcPr>
+            <w:tcW w:w="10773" w:type="dxa"/>
+          </w:tcPr>
+          <w:p>
+            <w:pPr>
+              <w:pStyle w:val="TableParagraph"/>
+              <w:numPr>
+                <w:ilvl w:val="0"/>
+                <w:numId w:val="7"/>
+              </w:numPr>
+              <w:tabs>
+                <w:tab w:val="left" w:pos="832"/>
+              </w:tabs>
+              <w:spacing w:before="98" w:line="271" w:lineRule="auto"/>
+              <w:ind w:right="212"/>
+              <w:rPr>
+                <w:sz w:val="20"/>
+              </w:rPr>
+            </w:pPr>
+            <w:r>
+              <w:rPr>
+                <w:sz w:val="20"/>
+              </w:rPr>
+              <w:t>Developed an official company profile and information system website using WordPress CMS</w:t>
+            </w:r>
+          </w:p>
+          <w:p>
+            <w:pPr>
+              <w:pStyle w:val="TableParagraph"/>
+              <w:numPr>
+                <w:ilvl w:val="0"/>
+                <w:numId w:val="7"/>
+              </w:numPr>
+              <w:tabs>
+                <w:tab w:val="left" w:pos="832"/>
+              </w:tabs>
+              <w:spacing w:before="98" w:line="271" w:lineRule="auto"/>
+              <w:ind w:right="212"/>
+              <w:rPr>
+                <w:sz w:val="20"/>
+              </w:rPr>
+            </w:pPr>
+            <w:r>
+              <w:rPr>
+                <w:sz w:val="20"/>
+              </w:rPr>
+              <w:t>Implemented article management, product showcase, image gallery, and contact page</w:t>
+            </w:r>
+          </w:p>
+          <w:p>
+            <w:pPr>
+              <w:pStyle w:val="TableParagraph"/>
+              <w:numPr>
+                <w:ilvl w:val="0"/>
+                <w:numId w:val="7"/>
+              </w:numPr>
+              <w:tabs>
+                <w:tab w:val="left" w:pos="832"/>
+              </w:tabs>
+              <w:spacing w:before="98" w:line="271" w:lineRule="auto"/>
+              <w:ind w:right="212"/>
+              <w:rPr>
+                <w:sz w:val="20"/>
+              </w:rPr>
+            </w:pPr>
+            <w:r>
+              <w:rPr>
+                <w:sz w:val="20"/>
+              </w:rPr>
+              <w:t>Optimized content management for non-technical users</w:t>
+            </w:r>
+          </w:p>
+          <w:p>
+            <w:pPr>
+              <w:pStyle w:val="TableParagraph"/>
+              <w:numPr>
+                <w:ilvl w:val="0"/>
+                <w:numId w:val="7"/>
+              </w:numPr>
+              <w:tabs>
+                <w:tab w:val="left" w:pos="832"/>
+              </w:tabs>
+              <w:spacing w:before="98" w:line="271" w:lineRule="auto"/>
+              <w:ind w:right="212"/>
+              <w:rPr>
+                <w:sz w:val="20"/>
+              </w:rPr>
+            </w:pPr>
+            <w:r>
+              <w:rPr>
+                <w:sz w:val="20"/>
+              </w:rPr>
+              <w:t>Tech Stack: WordPress, PHP, CMS</w:t>
+            </w:r>
+          </w:p>
+          <w:p>
+            <w:pPr>
+              <w:pStyle w:val="TableParagraph"/>
+              <w:numPr>
+                <w:ilvl w:val="0"/>
+                <w:numId w:val="7"/>
+              </w:numPr>
+              <w:tabs>
+                <w:tab w:val="left" w:pos="832"/>
+              </w:tabs>
+              <w:spacing w:before="98" w:line="271" w:lineRule="auto"/>
+              <w:ind w:right="212"/>
+              <w:rPr>
+                <w:sz w:val="20"/>
+              </w:rPr>
+            </w:pPr>
+            <w:r>
+              <w:rPr>
+                <w:sz w:val="20"/>
+              </w:rPr>
+              <w:t xml:space="preserve">Live Site: </w:t>
+            </w:r>
+            <w:hyperlink r:id="rId13" w:history="1">
+              <w:r>
+                <w:rPr>
+                  <w:rStyle w:val="Hyperlink"/>
+                  <w:sz w:val="20"/>
+                </w:rPr>
+                <w:t>https://cengkrem.id</w:t>
+              </w:r>
+            </w:hyperlink>
+            <w:r>
+              <w:rPr>
+                <w:sz w:val="20"/>
+              </w:rPr>
+              <w:t xml:space="preserve"> or </w:t>
+            </w:r>
+            <w:hyperlink r:id="rId14" w:history="1">
+              <w:r>
+                <w:rPr>
+                  <w:rStyle w:val="Hyperlink"/>
+                  <w:sz w:val="20"/>
+                </w:rPr>
+                <w:t>https://zal-portfolio.vercel.app/project/proj-004</w:t>
+              </w:r>
+            </w:hyperlink>
+          </w:p>
+        </w:tc>
+      </w:tr>
+    </w:tbl>
+    <w:p>
+      <w:pPr>
+        <w:rPr>
+          <w:sz w:val="20"/>
+          <w:szCs w:val="20"/>
+        </w:rPr>
+      </w:pPr>
+    </w:p>
+    <w:p>
+      <w:pPr>
+        <w:rPr>
+          <w:sz w:val="20"/>
+          <w:szCs w:val="20"/>
+        </w:rPr>
+      </w:pPr>
+    </w:p>
+    <w:p>
+      <w:pPr>
+        <w:rPr>
+          <w:sz w:val="20"/>
+          <w:szCs w:val="20"/>
+        </w:rPr>
+      </w:pPr>
+    </w:p>
+    <w:p>
+      <w:pPr>
+        <w:rPr>
+          <w:sz w:val="20"/>
+          <w:szCs w:val="20"/>
+        </w:rPr>
+      </w:pPr>
+    </w:p>
+    <w:p>
+      <w:pPr>
+        <w:rPr>
+          <w:sz w:val="20"/>
+          <w:szCs w:val="20"/>
+        </w:rPr>
+      </w:pPr>
+    </w:p>
+    <w:p>
+      <w:pPr>
+        <w:rPr>
+          <w:sz w:val="20"/>
+          <w:szCs w:val="20"/>
+        </w:rPr>
+      </w:pPr>
+    </w:p>
+    <w:p>
+      <w:pPr>
+        <w:rPr>
+          <w:sz w:val="20"/>
+          <w:szCs w:val="20"/>
+        </w:rPr>
+      </w:pPr>
+    </w:p>
+    <w:tbl>
+      <w:tblPr>
+        <w:tblW w:w="0" w:type="auto"/>
+        <w:tblInd w:w="279" w:type="dxa"/>
+        <w:tblLayout w:type="fixed"/>
+        <w:tblCellMar>
+          <w:left w:w="0" w:type="dxa"/>
+          <w:right w:w="0" w:type="dxa"/>
+        </w:tblCellMar>
+        <w:tblLook w:val="01E0" w:firstRow="1" w:lastRow="1" w:firstColumn="1" w:lastColumn="1" w:noHBand="0" w:noVBand="0"/>
+      </w:tblPr>
+      <w:tblGrid>
+        <w:gridCol w:w="10773"/>
+      </w:tblGrid>
+      <w:tr>
+        <w:trPr>
+          <w:trHeight w:val="131"/>
+        </w:trPr>
+        <w:tc>
+          <w:tcPr>
+            <w:tcW w:w="10773" w:type="dxa"/>
+          </w:tcPr>
+          <w:p>
+            <w:pPr>
+              <w:pStyle w:val="TableParagraph"/>
+              <w:spacing w:before="202"/>
+              <w:ind w:left="112"/>
+              <w:rPr>
+                <w:rFonts w:ascii="Cambria"/>
+                <w:b/>
+                <w:sz w:val="26"/>
+              </w:rPr>
+            </w:pPr>
+            <w:r>
+              <w:rPr>
+                <w:rFonts w:ascii="Cambria"/>
+                <w:b/>
+                <w:spacing w:val="-2"/>
+                <w:w w:val="105"/>
+                <w:sz w:val="26"/>
+              </w:rPr>
+              <w:lastRenderedPageBreak/>
+              <w:t>Experience</w:t>
+            </w:r>
+          </w:p>
+        </w:tc>
+      </w:tr>
+      <w:tr>
+        <w:trPr>
+          <w:trHeight w:val="698"/>
+        </w:trPr>
+        <w:tc>
+          <w:tcPr>
+            <w:tcW w:w="10773" w:type="dxa"/>
+          </w:tcPr>
+          <w:p>
+            <w:pPr>
+              <w:pStyle w:val="TableParagraph"/>
+              <w:spacing w:before="68"/>
+              <w:ind w:left="112"/>
+              <w:rPr>
+                <w:sz w:val="20"/>
+              </w:rPr>
+            </w:pPr>
+            <w:r>
+              <w:rPr>
+                <w:sz w:val="20"/>
+              </w:rPr>
+              <w:t>Lab</w:t>
+            </w:r>
+            <w:r>
+              <w:rPr>
+                <w:spacing w:val="6"/>
+                <w:sz w:val="20"/>
+              </w:rPr>
+              <w:t xml:space="preserve"> </w:t>
+            </w:r>
+            <w:r>
+              <w:rPr>
+                <w:spacing w:val="-2"/>
+                <w:sz w:val="20"/>
+              </w:rPr>
+              <w:t>Assistant</w:t>
+            </w:r>
+          </w:p>
+          <w:p>
+            <w:pPr>
+              <w:pStyle w:val="TableParagraph"/>
+              <w:spacing w:before="22"/>
+              <w:ind w:left="112"/>
+              <w:rPr>
+                <w:rFonts w:ascii="Cambria"/>
+                <w:b/>
+                <w:sz w:val="20"/>
+              </w:rPr>
+            </w:pPr>
+            <w:r>
+              <w:rPr>
+                <w:rFonts w:ascii="Cambria"/>
+                <w:b/>
+                <w:spacing w:val="-2"/>
+                <w:w w:val="105"/>
+                <w:sz w:val="20"/>
+              </w:rPr>
+              <w:t>AKPRIND</w:t>
+            </w:r>
+            <w:r>
+              <w:rPr>
+                <w:rFonts w:ascii="Cambria"/>
+                <w:b/>
+                <w:w w:val="105"/>
+                <w:sz w:val="20"/>
+              </w:rPr>
+              <w:t xml:space="preserve"> </w:t>
+            </w:r>
+            <w:r>
+              <w:rPr>
+                <w:rFonts w:ascii="Cambria"/>
+                <w:b/>
+                <w:spacing w:val="-2"/>
+                <w:w w:val="105"/>
+                <w:sz w:val="20"/>
+              </w:rPr>
+              <w:t>University</w:t>
+            </w:r>
+            <w:r>
+              <w:rPr>
+                <w:rFonts w:ascii="Cambria"/>
+                <w:b/>
+                <w:spacing w:val="1"/>
+                <w:w w:val="105"/>
+                <w:sz w:val="20"/>
+              </w:rPr>
+              <w:t xml:space="preserve"> </w:t>
+            </w:r>
+            <w:r>
+              <w:rPr>
+                <w:rFonts w:ascii="Cambria"/>
+                <w:b/>
+                <w:spacing w:val="-2"/>
+                <w:w w:val="105"/>
+                <w:sz w:val="20"/>
+              </w:rPr>
+              <w:t>Indonesia,</w:t>
+            </w:r>
+            <w:r>
+              <w:rPr>
+                <w:rFonts w:ascii="Cambria"/>
+                <w:b/>
+                <w:spacing w:val="1"/>
+                <w:w w:val="105"/>
+                <w:sz w:val="20"/>
+              </w:rPr>
+              <w:t xml:space="preserve"> </w:t>
+            </w:r>
+            <w:r>
+              <w:rPr>
+                <w:rFonts w:ascii="Cambria"/>
+                <w:b/>
+                <w:spacing w:val="-2"/>
+                <w:w w:val="105"/>
+                <w:sz w:val="20"/>
+              </w:rPr>
+              <w:t>Yogyakarta,</w:t>
+            </w:r>
+            <w:r>
+              <w:rPr>
+                <w:rFonts w:ascii="Cambria"/>
+                <w:b/>
+                <w:spacing w:val="1"/>
+                <w:w w:val="105"/>
+                <w:sz w:val="20"/>
+              </w:rPr>
+              <w:t xml:space="preserve"> </w:t>
+            </w:r>
+            <w:r>
+              <w:rPr>
+                <w:rFonts w:ascii="Cambria"/>
+                <w:b/>
+                <w:spacing w:val="-5"/>
+                <w:w w:val="105"/>
+                <w:sz w:val="20"/>
+              </w:rPr>
+              <w:t>ID</w:t>
+            </w:r>
+          </w:p>
+          <w:p>
+            <w:pPr>
+              <w:pStyle w:val="TableParagraph"/>
+              <w:ind w:left="112"/>
+              <w:rPr>
+                <w:i/>
+                <w:sz w:val="20"/>
+              </w:rPr>
+            </w:pPr>
+            <w:r>
+              <w:rPr>
+                <w:i/>
+                <w:spacing w:val="-4"/>
+                <w:sz w:val="20"/>
+              </w:rPr>
+              <w:t>September 2024–December 2025</w:t>
+            </w:r>
+          </w:p>
+        </w:tc>
+      </w:tr>
+      <w:tr>
+        <w:trPr>
+          <w:trHeight w:val="789"/>
+        </w:trPr>
+        <w:tc>
+          <w:tcPr>
+            <w:tcW w:w="10773" w:type="dxa"/>
+          </w:tcPr>
+          <w:p>
+            <w:pPr>
+              <w:pStyle w:val="TableParagraph"/>
+              <w:numPr>
+                <w:ilvl w:val="0"/>
+                <w:numId w:val="7"/>
+              </w:numPr>
+              <w:tabs>
+                <w:tab w:val="left" w:pos="832"/>
+              </w:tabs>
+              <w:spacing w:before="98" w:line="271" w:lineRule="auto"/>
+              <w:ind w:right="212"/>
+              <w:rPr>
+                <w:sz w:val="20"/>
+              </w:rPr>
+            </w:pPr>
+            <w:r>
+              <w:rPr>
                 <w:w w:val="105"/>
                 <w:sz w:val="20"/>
               </w:rPr>
@@ -669,21 +1479,7 @@
                 <w:w w:val="105"/>
                 <w:sz w:val="20"/>
               </w:rPr>
-              <w:t xml:space="preserve">1 using Raptor (for flowcharts) and </w:t>
-            </w:r>
-            <w:r>
-              <w:rPr>
-                <w:w w:val="105"/>
-                <w:sz w:val="20"/>
-              </w:rPr>
-              <w:t>C++</w:t>
-            </w:r>
-            <w:r>
-              <w:rPr>
-                <w:w w:val="105"/>
-                <w:sz w:val="20"/>
-              </w:rPr>
-              <w:t>.</w:t>
+              <w:t>1 using Raptor (for flowcharts) and C++.</w:t>
             </w:r>
           </w:p>
           <w:p>
@@ -905,15 +1701,7 @@
                 <w:w w:val="105"/>
                 <w:sz w:val="20"/>
               </w:rPr>
-              <w:t>C++</w:t>
-            </w:r>
-            <w:r>
-              <w:rPr>
-                <w:spacing w:val="-2"/>
-                <w:w w:val="105"/>
-                <w:sz w:val="20"/>
-              </w:rPr>
-              <w:t>.</w:t>
+              <w:t>C++.</w:t>
             </w:r>
           </w:p>
           <w:p>
@@ -954,16 +1742,7 @@
                 <w:w w:val="105"/>
                 <w:sz w:val="20"/>
               </w:rPr>
-              <w:t>Structure</w:t>
-            </w:r>
-            <w:r>
-              <w:rPr>
-                <w:b/>
-                <w:bCs/>
-                <w:w w:val="105"/>
-                <w:sz w:val="20"/>
-              </w:rPr>
-              <w:t>d Programming</w:t>
+              <w:t>Structured Programming</w:t>
             </w:r>
             <w:r>
               <w:rPr>
@@ -1204,25 +1983,7 @@
                 <w:w w:val="105"/>
                 <w:sz w:val="20"/>
               </w:rPr>
-              <w:t>System</w:t>
-            </w:r>
-            <w:r>
-              <w:rPr>
-                <w:b/>
-                <w:bCs/>
-                <w:w w:val="105"/>
-                <w:sz w:val="20"/>
-              </w:rPr>
-              <w:t xml:space="preserve"> </w:t>
-            </w:r>
-            <w:r>
-              <w:rPr>
-                <w:b/>
-                <w:bCs/>
-                <w:w w:val="105"/>
-                <w:sz w:val="20"/>
-              </w:rPr>
-              <w:t>Practicum</w:t>
+              <w:t>System Practicum</w:t>
             </w:r>
             <w:r>
               <w:rPr>
@@ -1312,14 +2073,7 @@
                 <w:w w:val="105"/>
                 <w:sz w:val="20"/>
               </w:rPr>
-              <w:t>Informatics Semester 3 using PostgreSQL</w:t>
-            </w:r>
-            <w:r>
-              <w:rPr>
-                <w:w w:val="105"/>
-                <w:sz w:val="20"/>
-              </w:rPr>
-              <w:t>.</w:t>
+              <w:t>Informatics Semester 3 using PostgreSQL.</w:t>
             </w:r>
           </w:p>
           <w:p>
@@ -1360,16 +2114,7 @@
                 <w:w w:val="105"/>
                 <w:sz w:val="20"/>
               </w:rPr>
-              <w:t xml:space="preserve">Object Oriented Programming </w:t>
-            </w:r>
-            <w:r>
-              <w:rPr>
-                <w:b/>
-                <w:bCs/>
-                <w:w w:val="105"/>
-                <w:sz w:val="20"/>
-              </w:rPr>
-              <w:t>Practicum</w:t>
+              <w:t>Object Oriented Programming Practicum</w:t>
             </w:r>
             <w:r>
               <w:rPr>
@@ -1459,14 +2204,7 @@
                 <w:w w:val="105"/>
                 <w:sz w:val="20"/>
               </w:rPr>
-              <w:t xml:space="preserve">Informatics Semester 3 using </w:t>
-            </w:r>
-            <w:r>
-              <w:rPr>
-                <w:w w:val="105"/>
-                <w:sz w:val="20"/>
-              </w:rPr>
-              <w:t>Java.</w:t>
+              <w:t>Informatics Semester 3 using Java.</w:t>
             </w:r>
           </w:p>
           <w:p>
@@ -1507,16 +2245,7 @@
                 <w:w w:val="105"/>
                 <w:sz w:val="20"/>
               </w:rPr>
-              <w:t xml:space="preserve">Operating System </w:t>
-            </w:r>
-            <w:r>
-              <w:rPr>
-                <w:b/>
-                <w:bCs/>
-                <w:w w:val="105"/>
-                <w:sz w:val="20"/>
-              </w:rPr>
-              <w:t>Practicum</w:t>
+              <w:t>Operating System Practicum</w:t>
             </w:r>
             <w:r>
               <w:rPr>
@@ -1606,25 +2335,18 @@
                 <w:w w:val="105"/>
                 <w:sz w:val="20"/>
               </w:rPr>
-              <w:t xml:space="preserve">Informatics Semester 3 using </w:t>
-            </w:r>
-            <w:r>
-              <w:rPr>
-                <w:w w:val="105"/>
-                <w:sz w:val="20"/>
-              </w:rPr>
-              <w:t>Linux Ubuntu, VMware/VirtualBox, Git &amp; GitHub, Docker.</w:t>
+              <w:t>Informatics Semester 3 using Linux Ubuntu, VMware/VirtualBox, Git &amp; GitHub, Docker.</w:t>
             </w:r>
           </w:p>
         </w:tc>
       </w:tr>
       <w:tr>
         <w:trPr>
-          <w:trHeight w:val="56"/>
+          <w:trHeight w:val="817"/>
         </w:trPr>
         <w:tc>
           <w:tcPr>
-            <w:tcW w:w="10800" w:type="dxa"/>
+            <w:tcW w:w="10773" w:type="dxa"/>
           </w:tcPr>
           <w:p>
             <w:pPr>
@@ -1635,19 +2357,11 @@
                 <w:sz w:val="20"/>
               </w:rPr>
             </w:pPr>
-            <w:proofErr w:type="spellStart"/>
-            <w:r>
-              <w:rPr>
-                <w:sz w:val="20"/>
-              </w:rPr>
-              <w:t>Extracurriculer</w:t>
-            </w:r>
-            <w:proofErr w:type="spellEnd"/>
-            <w:r>
-              <w:rPr>
-                <w:sz w:val="20"/>
-              </w:rPr>
-              <w:t xml:space="preserve"> ICT Teacher</w:t>
+            <w:r>
+              <w:rPr>
+                <w:sz w:val="20"/>
+              </w:rPr>
+              <w:t>Extracurricular ICT Teacher</w:t>
             </w:r>
           </w:p>
           <w:p>
@@ -1689,17 +2403,7 @@
                 <w:w w:val="105"/>
                 <w:sz w:val="20"/>
               </w:rPr>
-              <w:t>an Islamic Boarding School</w:t>
-            </w:r>
-            <w:r>
-              <w:rPr>
-                <w:rFonts w:ascii="Cambria"/>
-                <w:b/>
-                <w:spacing w:val="-2"/>
-                <w:w w:val="105"/>
-                <w:sz w:val="20"/>
-              </w:rPr>
-              <w:t>,</w:t>
+              <w:t>an Islamic Boarding School,</w:t>
             </w:r>
             <w:r>
               <w:rPr>
@@ -1753,58 +2457,24 @@
                 <w:sz w:val="20"/>
               </w:rPr>
             </w:pPr>
-            <w:proofErr w:type="spellStart"/>
             <w:r>
               <w:rPr>
                 <w:i/>
                 <w:spacing w:val="-4"/>
                 <w:sz w:val="20"/>
               </w:rPr>
-              <w:t>Juli</w:t>
-            </w:r>
-            <w:proofErr w:type="spellEnd"/>
-            <w:r>
-              <w:rPr>
-                <w:i/>
-                <w:spacing w:val="-4"/>
-                <w:sz w:val="20"/>
-              </w:rPr>
-              <w:t xml:space="preserve"> 202</w:t>
-            </w:r>
-            <w:r>
-              <w:rPr>
-                <w:i/>
-                <w:spacing w:val="-4"/>
-                <w:sz w:val="20"/>
-              </w:rPr>
-              <w:t>5</w:t>
-            </w:r>
-            <w:r>
-              <w:rPr>
-                <w:i/>
-                <w:spacing w:val="-4"/>
-                <w:sz w:val="20"/>
-              </w:rPr>
-              <w:t>–</w:t>
-            </w:r>
-            <w:r>
-              <w:rPr>
-                <w:i/>
-                <w:spacing w:val="-4"/>
-                <w:sz w:val="20"/>
-              </w:rPr>
-              <w:t>Present</w:t>
+              <w:t>July 2025–Present</w:t>
             </w:r>
           </w:p>
         </w:tc>
       </w:tr>
       <w:tr>
         <w:trPr>
-          <w:trHeight w:val="56"/>
+          <w:trHeight w:val="817"/>
         </w:trPr>
         <w:tc>
           <w:tcPr>
-            <w:tcW w:w="10800" w:type="dxa"/>
+            <w:tcW w:w="10773" w:type="dxa"/>
           </w:tcPr>
           <w:p>
             <w:pPr>
@@ -1975,13 +2645,36 @@
           </w:p>
         </w:tc>
       </w:tr>
+    </w:tbl>
+    <w:p>
+      <w:pPr>
+        <w:rPr>
+          <w:sz w:val="2"/>
+          <w:szCs w:val="2"/>
+        </w:rPr>
+      </w:pPr>
+    </w:p>
+    <w:tbl>
+      <w:tblPr>
+        <w:tblW w:w="0" w:type="auto"/>
+        <w:tblInd w:w="279" w:type="dxa"/>
+        <w:tblLayout w:type="fixed"/>
+        <w:tblCellMar>
+          <w:left w:w="0" w:type="dxa"/>
+          <w:right w:w="0" w:type="dxa"/>
+        </w:tblCellMar>
+        <w:tblLook w:val="01E0" w:firstRow="1" w:lastRow="1" w:firstColumn="1" w:lastColumn="1" w:noHBand="0" w:noVBand="0"/>
+      </w:tblPr>
+      <w:tblGrid>
+        <w:gridCol w:w="10773"/>
+      </w:tblGrid>
       <w:tr>
         <w:trPr>
-          <w:trHeight w:val="56"/>
+          <w:trHeight w:val="318"/>
         </w:trPr>
         <w:tc>
           <w:tcPr>
-            <w:tcW w:w="10800" w:type="dxa"/>
+            <w:tcW w:w="10773" w:type="dxa"/>
           </w:tcPr>
           <w:p>
             <w:pPr>
@@ -2001,27 +2694,434 @@
                 <w:w w:val="105"/>
                 <w:sz w:val="26"/>
               </w:rPr>
-              <w:t>Education</w:t>
+              <w:t>Publication</w:t>
             </w:r>
           </w:p>
         </w:tc>
       </w:tr>
       <w:tr>
         <w:trPr>
-          <w:trHeight w:val="56"/>
+          <w:trHeight w:val="1024"/>
         </w:trPr>
         <w:tc>
           <w:tcPr>
-            <w:tcW w:w="10800" w:type="dxa"/>
+            <w:tcW w:w="10773" w:type="dxa"/>
           </w:tcPr>
           <w:p>
             <w:pPr>
               <w:pStyle w:val="TableParagraph"/>
-              <w:spacing w:before="126"/>
+              <w:spacing w:before="77"/>
+              <w:rPr>
+                <w:rFonts w:ascii="Cambria" w:hAnsi="Cambria"/>
+                <w:b/>
+                <w:bCs/>
+                <w:w w:val="105"/>
+                <w:sz w:val="20"/>
+              </w:rPr>
+            </w:pPr>
+            <w:proofErr w:type="spellStart"/>
+            <w:r>
+              <w:rPr>
+                <w:rFonts w:ascii="Cambria" w:hAnsi="Cambria"/>
+                <w:b/>
+                <w:bCs/>
+                <w:w w:val="105"/>
+                <w:sz w:val="20"/>
+              </w:rPr>
+              <w:t>Penerapan</w:t>
+            </w:r>
+            <w:proofErr w:type="spellEnd"/>
+            <w:r>
+              <w:rPr>
+                <w:rFonts w:ascii="Cambria" w:hAnsi="Cambria"/>
+                <w:b/>
+                <w:bCs/>
+                <w:w w:val="105"/>
+                <w:sz w:val="20"/>
+              </w:rPr>
+              <w:t xml:space="preserve"> </w:t>
+            </w:r>
+            <w:proofErr w:type="spellStart"/>
+            <w:r>
+              <w:rPr>
+                <w:rFonts w:ascii="Cambria" w:hAnsi="Cambria"/>
+                <w:b/>
+                <w:bCs/>
+                <w:w w:val="105"/>
+                <w:sz w:val="20"/>
+              </w:rPr>
+              <w:t>Metode</w:t>
+            </w:r>
+            <w:proofErr w:type="spellEnd"/>
+            <w:r>
+              <w:rPr>
+                <w:rFonts w:ascii="Cambria" w:hAnsi="Cambria"/>
+                <w:b/>
+                <w:bCs/>
+                <w:w w:val="105"/>
+                <w:sz w:val="20"/>
+              </w:rPr>
+              <w:t xml:space="preserve"> Design Thinking </w:t>
+            </w:r>
+            <w:proofErr w:type="spellStart"/>
+            <w:r>
+              <w:rPr>
+                <w:rFonts w:ascii="Cambria" w:hAnsi="Cambria"/>
+                <w:b/>
+                <w:bCs/>
+                <w:w w:val="105"/>
+                <w:sz w:val="20"/>
+              </w:rPr>
+              <w:t>dalam</w:t>
+            </w:r>
+            <w:proofErr w:type="spellEnd"/>
+            <w:r>
+              <w:rPr>
+                <w:rFonts w:ascii="Cambria" w:hAnsi="Cambria"/>
+                <w:b/>
+                <w:bCs/>
+                <w:w w:val="105"/>
+                <w:sz w:val="20"/>
+              </w:rPr>
+              <w:t xml:space="preserve"> </w:t>
+            </w:r>
+            <w:proofErr w:type="spellStart"/>
+            <w:r>
+              <w:rPr>
+                <w:rFonts w:ascii="Cambria" w:hAnsi="Cambria"/>
+                <w:b/>
+                <w:bCs/>
+                <w:w w:val="105"/>
+                <w:sz w:val="20"/>
+              </w:rPr>
+              <w:t>Perancangan</w:t>
+            </w:r>
+            <w:proofErr w:type="spellEnd"/>
+            <w:r>
+              <w:rPr>
+                <w:rFonts w:ascii="Cambria" w:hAnsi="Cambria"/>
+                <w:b/>
+                <w:bCs/>
+                <w:w w:val="105"/>
+                <w:sz w:val="20"/>
+              </w:rPr>
+              <w:t xml:space="preserve"> </w:t>
+            </w:r>
+            <w:proofErr w:type="spellStart"/>
+            <w:r>
+              <w:rPr>
+                <w:rFonts w:ascii="Cambria" w:hAnsi="Cambria"/>
+                <w:b/>
+                <w:bCs/>
+                <w:w w:val="105"/>
+                <w:sz w:val="20"/>
+              </w:rPr>
+              <w:t>Sistem</w:t>
+            </w:r>
+            <w:proofErr w:type="spellEnd"/>
+            <w:r>
+              <w:rPr>
+                <w:rFonts w:ascii="Cambria" w:hAnsi="Cambria"/>
+                <w:b/>
+                <w:bCs/>
+                <w:w w:val="105"/>
+                <w:sz w:val="20"/>
+              </w:rPr>
+              <w:t xml:space="preserve"> </w:t>
+            </w:r>
+            <w:proofErr w:type="spellStart"/>
+            <w:r>
+              <w:rPr>
+                <w:rFonts w:ascii="Cambria" w:hAnsi="Cambria"/>
+                <w:b/>
+                <w:bCs/>
+                <w:w w:val="105"/>
+                <w:sz w:val="20"/>
+              </w:rPr>
+              <w:t>Manajemen</w:t>
+            </w:r>
+            <w:proofErr w:type="spellEnd"/>
+            <w:r>
+              <w:rPr>
+                <w:rFonts w:ascii="Cambria" w:hAnsi="Cambria"/>
+                <w:b/>
+                <w:bCs/>
+                <w:w w:val="105"/>
+                <w:sz w:val="20"/>
+              </w:rPr>
+              <w:t xml:space="preserve"> </w:t>
+            </w:r>
+            <w:proofErr w:type="spellStart"/>
+            <w:r>
+              <w:rPr>
+                <w:rFonts w:ascii="Cambria" w:hAnsi="Cambria"/>
+                <w:b/>
+                <w:bCs/>
+                <w:w w:val="105"/>
+                <w:sz w:val="20"/>
+              </w:rPr>
+              <w:t>Keuangan</w:t>
+            </w:r>
+            <w:proofErr w:type="spellEnd"/>
+            <w:r>
+              <w:rPr>
+                <w:rFonts w:ascii="Cambria" w:hAnsi="Cambria"/>
+                <w:b/>
+                <w:bCs/>
+                <w:w w:val="105"/>
+                <w:sz w:val="20"/>
+              </w:rPr>
+              <w:t xml:space="preserve"> </w:t>
+            </w:r>
+            <w:proofErr w:type="spellStart"/>
+            <w:r>
+              <w:rPr>
+                <w:rFonts w:ascii="Cambria" w:hAnsi="Cambria"/>
+                <w:b/>
+                <w:bCs/>
+                <w:w w:val="105"/>
+                <w:sz w:val="20"/>
+              </w:rPr>
+              <w:t>Berbasis</w:t>
+            </w:r>
+            <w:proofErr w:type="spellEnd"/>
+            <w:r>
+              <w:rPr>
+                <w:rFonts w:ascii="Cambria" w:hAnsi="Cambria"/>
+                <w:b/>
+                <w:bCs/>
+                <w:w w:val="105"/>
+                <w:sz w:val="20"/>
+              </w:rPr>
+              <w:t xml:space="preserve"> Website Responsive </w:t>
+            </w:r>
+            <w:proofErr w:type="spellStart"/>
+            <w:r>
+              <w:rPr>
+                <w:rFonts w:ascii="Cambria" w:hAnsi="Cambria"/>
+                <w:b/>
+                <w:bCs/>
+                <w:w w:val="105"/>
+                <w:sz w:val="20"/>
+              </w:rPr>
+              <w:t>untuk</w:t>
+            </w:r>
+            <w:proofErr w:type="spellEnd"/>
+            <w:r>
+              <w:rPr>
+                <w:rFonts w:ascii="Cambria" w:hAnsi="Cambria"/>
+                <w:b/>
+                <w:bCs/>
+                <w:w w:val="105"/>
+                <w:sz w:val="20"/>
+              </w:rPr>
+              <w:t xml:space="preserve"> UMKM Wijaya Kusuma Craft</w:t>
+            </w:r>
+          </w:p>
+          <w:p>
+            <w:pPr>
+              <w:pStyle w:val="TableParagraph"/>
+              <w:spacing w:before="77"/>
+              <w:rPr>
+                <w:w w:val="105"/>
+                <w:sz w:val="20"/>
+              </w:rPr>
+            </w:pPr>
+            <w:proofErr w:type="spellStart"/>
+            <w:r>
+              <w:rPr>
+                <w:w w:val="105"/>
+                <w:sz w:val="20"/>
+              </w:rPr>
+              <w:t>Prita</w:t>
+            </w:r>
+            <w:proofErr w:type="spellEnd"/>
+            <w:r>
+              <w:rPr>
+                <w:w w:val="105"/>
+                <w:sz w:val="20"/>
+              </w:rPr>
+              <w:t xml:space="preserve"> </w:t>
+            </w:r>
+            <w:proofErr w:type="spellStart"/>
+            <w:r>
+              <w:rPr>
+                <w:w w:val="105"/>
+                <w:sz w:val="20"/>
+              </w:rPr>
+              <w:t>Haryani</w:t>
+            </w:r>
+            <w:proofErr w:type="spellEnd"/>
+            <w:r>
+              <w:rPr>
+                <w:w w:val="105"/>
+                <w:sz w:val="20"/>
+              </w:rPr>
+              <w:t xml:space="preserve">, </w:t>
+            </w:r>
+            <w:r>
+              <w:rPr>
+                <w:b/>
+                <w:bCs/>
+                <w:w w:val="105"/>
+                <w:sz w:val="20"/>
+              </w:rPr>
+              <w:t>Ahmad Rizal</w:t>
+            </w:r>
+            <w:r>
+              <w:rPr>
+                <w:w w:val="105"/>
+                <w:sz w:val="20"/>
+              </w:rPr>
+              <w:t xml:space="preserve">, </w:t>
+            </w:r>
+            <w:proofErr w:type="spellStart"/>
+            <w:r>
+              <w:rPr>
+                <w:w w:val="105"/>
+                <w:sz w:val="20"/>
+              </w:rPr>
+              <w:t>Dinul</w:t>
+            </w:r>
+            <w:proofErr w:type="spellEnd"/>
+            <w:r>
+              <w:rPr>
+                <w:w w:val="105"/>
+                <w:sz w:val="20"/>
+              </w:rPr>
+              <w:t xml:space="preserve"> Hayat, </w:t>
+            </w:r>
+            <w:proofErr w:type="spellStart"/>
+            <w:r>
+              <w:rPr>
+                <w:w w:val="105"/>
+                <w:sz w:val="20"/>
+              </w:rPr>
+              <w:t>Erfanti</w:t>
+            </w:r>
+            <w:proofErr w:type="spellEnd"/>
+            <w:r>
+              <w:rPr>
+                <w:w w:val="105"/>
+                <w:sz w:val="20"/>
+              </w:rPr>
+              <w:t xml:space="preserve"> </w:t>
+            </w:r>
+            <w:proofErr w:type="spellStart"/>
+            <w:r>
+              <w:rPr>
+                <w:w w:val="105"/>
+                <w:sz w:val="20"/>
+              </w:rPr>
+              <w:t>Fatkhiyah</w:t>
+            </w:r>
+            <w:proofErr w:type="spellEnd"/>
+            <w:r>
+              <w:rPr>
+                <w:w w:val="105"/>
+                <w:sz w:val="20"/>
+              </w:rPr>
+              <w:t xml:space="preserve">, </w:t>
+            </w:r>
+            <w:proofErr w:type="spellStart"/>
+            <w:r>
+              <w:rPr>
+                <w:w w:val="105"/>
+                <w:sz w:val="20"/>
+              </w:rPr>
+              <w:t>Uning</w:t>
+            </w:r>
+            <w:proofErr w:type="spellEnd"/>
+            <w:r>
+              <w:rPr>
+                <w:w w:val="105"/>
+                <w:sz w:val="20"/>
+              </w:rPr>
+              <w:t xml:space="preserve"> Lestari</w:t>
+            </w:r>
+          </w:p>
+          <w:p>
+            <w:pPr>
+              <w:pStyle w:val="TableParagraph"/>
+              <w:spacing w:before="77"/>
+              <w:rPr>
+                <w:sz w:val="20"/>
+              </w:rPr>
+            </w:pPr>
+            <w:proofErr w:type="spellStart"/>
+            <w:r>
+              <w:rPr>
+                <w:w w:val="105"/>
+                <w:sz w:val="20"/>
+              </w:rPr>
+              <w:t>Jurnal</w:t>
+            </w:r>
+            <w:proofErr w:type="spellEnd"/>
+            <w:r>
+              <w:rPr>
+                <w:w w:val="105"/>
+                <w:sz w:val="20"/>
+              </w:rPr>
+              <w:t xml:space="preserve"> </w:t>
+            </w:r>
+            <w:proofErr w:type="spellStart"/>
+            <w:r>
+              <w:rPr>
+                <w:w w:val="105"/>
+                <w:sz w:val="20"/>
+              </w:rPr>
+              <w:t>Teknologi</w:t>
+            </w:r>
+            <w:proofErr w:type="spellEnd"/>
+            <w:r>
+              <w:rPr>
+                <w:w w:val="105"/>
+                <w:sz w:val="20"/>
+              </w:rPr>
+              <w:t>, Vol. 18, No. 2, pp. 141–149, 3 December 2025</w:t>
+            </w:r>
+          </w:p>
+        </w:tc>
+      </w:tr>
+    </w:tbl>
+    <w:p>
+      <w:pPr>
+        <w:rPr>
+          <w:sz w:val="2"/>
+          <w:szCs w:val="2"/>
+        </w:rPr>
+      </w:pPr>
+    </w:p>
+    <w:tbl>
+      <w:tblPr>
+        <w:tblW w:w="0" w:type="auto"/>
+        <w:tblInd w:w="279" w:type="dxa"/>
+        <w:tblLayout w:type="fixed"/>
+        <w:tblCellMar>
+          <w:left w:w="0" w:type="dxa"/>
+          <w:right w:w="0" w:type="dxa"/>
+        </w:tblCellMar>
+        <w:tblLook w:val="01E0" w:firstRow="1" w:lastRow="1" w:firstColumn="1" w:lastColumn="1" w:noHBand="0" w:noVBand="0"/>
+      </w:tblPr>
+      <w:tblGrid>
+        <w:gridCol w:w="10773"/>
+      </w:tblGrid>
+      <w:tr>
+        <w:trPr>
+          <w:trHeight w:val="173"/>
+        </w:trPr>
+        <w:tc>
+          <w:tcPr>
+            <w:tcW w:w="10773" w:type="dxa"/>
+          </w:tcPr>
+          <w:p>
+            <w:pPr>
+              <w:pStyle w:val="TableParagraph"/>
+              <w:spacing w:before="187"/>
               <w:rPr>
                 <w:rFonts w:ascii="Cambria"/>
                 <w:b/>
-                <w:sz w:val="20"/>
+                <w:sz w:val="26"/>
               </w:rPr>
             </w:pPr>
             <w:r>
@@ -2030,295 +3130,46 @@
                 <w:b/>
                 <w:spacing w:val="-2"/>
                 <w:w w:val="105"/>
-                <w:sz w:val="20"/>
-              </w:rPr>
-              <w:t>AKPRIND</w:t>
-            </w:r>
-            <w:r>
-              <w:rPr>
-                <w:rFonts w:ascii="Cambria"/>
-                <w:b/>
-                <w:w w:val="105"/>
-                <w:sz w:val="20"/>
-              </w:rPr>
-              <w:t xml:space="preserve"> </w:t>
-            </w:r>
-            <w:r>
-              <w:rPr>
-                <w:rFonts w:ascii="Cambria"/>
-                <w:b/>
-                <w:spacing w:val="-2"/>
-                <w:w w:val="105"/>
-                <w:sz w:val="20"/>
-              </w:rPr>
-              <w:t>University</w:t>
-            </w:r>
-            <w:r>
-              <w:rPr>
-                <w:rFonts w:ascii="Cambria"/>
-                <w:b/>
-                <w:spacing w:val="1"/>
-                <w:w w:val="105"/>
-                <w:sz w:val="20"/>
-              </w:rPr>
-              <w:t xml:space="preserve"> </w:t>
-            </w:r>
-            <w:r>
-              <w:rPr>
-                <w:rFonts w:ascii="Cambria"/>
-                <w:b/>
-                <w:spacing w:val="-2"/>
-                <w:w w:val="105"/>
-                <w:sz w:val="20"/>
-              </w:rPr>
-              <w:t>Indonesia,</w:t>
-            </w:r>
-            <w:r>
-              <w:rPr>
-                <w:rFonts w:ascii="Cambria"/>
-                <w:b/>
-                <w:spacing w:val="1"/>
-                <w:w w:val="105"/>
-                <w:sz w:val="20"/>
-              </w:rPr>
-              <w:t xml:space="preserve"> </w:t>
-            </w:r>
-            <w:r>
-              <w:rPr>
-                <w:rFonts w:ascii="Cambria"/>
-                <w:b/>
-                <w:spacing w:val="-2"/>
-                <w:w w:val="105"/>
-                <w:sz w:val="20"/>
-              </w:rPr>
-              <w:t>Yogyakarta,</w:t>
-            </w:r>
-            <w:r>
-              <w:rPr>
-                <w:rFonts w:ascii="Cambria"/>
-                <w:b/>
-                <w:spacing w:val="1"/>
-                <w:w w:val="105"/>
-                <w:sz w:val="20"/>
-              </w:rPr>
-              <w:t xml:space="preserve"> </w:t>
-            </w:r>
-            <w:r>
-              <w:rPr>
-                <w:rFonts w:ascii="Cambria"/>
-                <w:b/>
-                <w:spacing w:val="-5"/>
-                <w:w w:val="105"/>
-                <w:sz w:val="20"/>
-              </w:rPr>
-              <w:t>ID</w:t>
-            </w:r>
-          </w:p>
-          <w:p>
-            <w:pPr>
-              <w:pStyle w:val="TableParagraph"/>
-              <w:rPr>
-                <w:i/>
-                <w:sz w:val="20"/>
-              </w:rPr>
-            </w:pPr>
-            <w:r>
-              <w:rPr>
-                <w:i/>
-                <w:sz w:val="20"/>
-              </w:rPr>
-              <w:t>September</w:t>
-            </w:r>
-            <w:r>
-              <w:rPr>
-                <w:i/>
-                <w:spacing w:val="-8"/>
-                <w:sz w:val="20"/>
-              </w:rPr>
-              <w:t xml:space="preserve"> </w:t>
-            </w:r>
-            <w:r>
-              <w:rPr>
-                <w:i/>
-                <w:sz w:val="20"/>
-              </w:rPr>
-              <w:t>2023</w:t>
-            </w:r>
-            <w:r>
-              <w:rPr>
-                <w:i/>
-                <w:spacing w:val="-7"/>
-                <w:sz w:val="20"/>
-              </w:rPr>
-              <w:t xml:space="preserve"> </w:t>
-            </w:r>
-            <w:r>
-              <w:rPr>
-                <w:i/>
-                <w:sz w:val="20"/>
-              </w:rPr>
-              <w:t>-</w:t>
-            </w:r>
-            <w:r>
-              <w:rPr>
-                <w:i/>
-                <w:spacing w:val="-7"/>
-                <w:sz w:val="20"/>
-              </w:rPr>
-              <w:t xml:space="preserve"> </w:t>
-            </w:r>
-            <w:r>
-              <w:rPr>
-                <w:i/>
-                <w:spacing w:val="-2"/>
-                <w:sz w:val="20"/>
-              </w:rPr>
-              <w:t>Present</w:t>
+                <w:sz w:val="26"/>
+              </w:rPr>
+              <w:t>Skills</w:t>
             </w:r>
           </w:p>
         </w:tc>
       </w:tr>
       <w:tr>
         <w:trPr>
-          <w:trHeight w:val="56"/>
+          <w:trHeight w:val="1024"/>
         </w:trPr>
         <w:tc>
           <w:tcPr>
-            <w:tcW w:w="10800" w:type="dxa"/>
+            <w:tcW w:w="10773" w:type="dxa"/>
           </w:tcPr>
           <w:p>
             <w:pPr>
               <w:pStyle w:val="TableParagraph"/>
-              <w:spacing w:before="77"/>
-              <w:rPr>
-                <w:sz w:val="20"/>
-              </w:rPr>
-            </w:pPr>
-            <w:r>
-              <w:rPr>
-                <w:w w:val="105"/>
-                <w:sz w:val="20"/>
-              </w:rPr>
-              <w:t>Bachelor</w:t>
-            </w:r>
-            <w:r>
-              <w:rPr>
-                <w:spacing w:val="-12"/>
-                <w:w w:val="105"/>
-                <w:sz w:val="20"/>
-              </w:rPr>
-              <w:t xml:space="preserve"> </w:t>
-            </w:r>
-            <w:r>
-              <w:rPr>
-                <w:w w:val="105"/>
-                <w:sz w:val="20"/>
-              </w:rPr>
-              <w:t>of</w:t>
-            </w:r>
-            <w:r>
-              <w:rPr>
-                <w:spacing w:val="-11"/>
-                <w:w w:val="105"/>
-                <w:sz w:val="20"/>
-              </w:rPr>
-              <w:t xml:space="preserve"> </w:t>
-            </w:r>
-            <w:r>
-              <w:rPr>
-                <w:w w:val="105"/>
-                <w:sz w:val="20"/>
-              </w:rPr>
-              <w:t>Informatics</w:t>
-            </w:r>
-            <w:r>
-              <w:rPr>
-                <w:spacing w:val="-11"/>
-                <w:w w:val="105"/>
-                <w:sz w:val="20"/>
-              </w:rPr>
-              <w:t xml:space="preserve"> </w:t>
-            </w:r>
-            <w:r>
-              <w:rPr>
-                <w:w w:val="105"/>
-                <w:sz w:val="20"/>
-              </w:rPr>
-              <w:t>(concentration:</w:t>
-            </w:r>
-            <w:r>
-              <w:rPr>
-                <w:spacing w:val="-11"/>
-                <w:w w:val="105"/>
-                <w:sz w:val="20"/>
-              </w:rPr>
-              <w:t xml:space="preserve"> </w:t>
-            </w:r>
-            <w:r>
-              <w:rPr>
-                <w:w w:val="105"/>
-                <w:sz w:val="20"/>
-              </w:rPr>
-              <w:t>software</w:t>
-            </w:r>
-            <w:r>
-              <w:rPr>
-                <w:spacing w:val="-11"/>
-                <w:w w:val="105"/>
-                <w:sz w:val="20"/>
-              </w:rPr>
-              <w:t xml:space="preserve"> </w:t>
-            </w:r>
-            <w:r>
-              <w:rPr>
-                <w:spacing w:val="-2"/>
-                <w:w w:val="105"/>
-                <w:sz w:val="20"/>
-              </w:rPr>
-              <w:t>engineer)</w:t>
-            </w:r>
-          </w:p>
-        </w:tc>
-      </w:tr>
-      <w:tr>
-        <w:trPr>
-          <w:trHeight w:val="56"/>
-        </w:trPr>
-        <w:tc>
-          <w:tcPr>
-            <w:tcW w:w="10800" w:type="dxa"/>
-          </w:tcPr>
-          <w:p>
-            <w:pPr>
-              <w:pStyle w:val="TableParagraph"/>
-              <w:spacing w:before="187"/>
-              <w:rPr>
-                <w:rFonts w:ascii="Cambria"/>
-                <w:b/>
-                <w:sz w:val="26"/>
-              </w:rPr>
-            </w:pPr>
-            <w:r>
-              <w:rPr>
-                <w:rFonts w:ascii="Cambria"/>
-                <w:b/>
-                <w:spacing w:val="-2"/>
-                <w:w w:val="105"/>
-                <w:sz w:val="26"/>
-              </w:rPr>
-              <w:t>Skills</w:t>
-            </w:r>
-          </w:p>
-        </w:tc>
-      </w:tr>
-      <w:tr>
-        <w:trPr>
-          <w:trHeight w:val="56"/>
-        </w:trPr>
-        <w:tc>
-          <w:tcPr>
-            <w:tcW w:w="10800" w:type="dxa"/>
-          </w:tcPr>
+              <w:tabs>
+                <w:tab w:val="left" w:pos="769"/>
+              </w:tabs>
+              <w:spacing w:before="119"/>
+              <w:ind w:left="0"/>
+              <w:rPr>
+                <w:rFonts w:ascii="Cambria" w:hAnsi="Cambria"/>
+                <w:b/>
+                <w:bCs/>
+                <w:sz w:val="20"/>
+              </w:rPr>
+            </w:pPr>
+            <w:r>
+              <w:rPr>
+                <w:rFonts w:ascii="Cambria" w:hAnsi="Cambria"/>
+                <w:b/>
+                <w:bCs/>
+                <w:sz w:val="20"/>
+              </w:rPr>
+              <w:t xml:space="preserve"> Programming Languages</w:t>
+            </w:r>
+          </w:p>
           <w:p>
             <w:pPr>
               <w:pStyle w:val="TableParagraph"/>
@@ -2330,96 +3181,45 @@
                 <w:tab w:val="left" w:pos="769"/>
               </w:tabs>
               <w:spacing w:before="119"/>
-              <w:ind w:left="769" w:hanging="359"/>
-              <w:rPr>
-                <w:sz w:val="20"/>
-              </w:rPr>
-            </w:pPr>
-            <w:r>
-              <w:rPr>
-                <w:sz w:val="20"/>
-              </w:rPr>
-              <w:t>Programming</w:t>
-            </w:r>
-            <w:r>
-              <w:rPr>
-                <w:spacing w:val="9"/>
-                <w:sz w:val="20"/>
-              </w:rPr>
-              <w:t xml:space="preserve"> </w:t>
-            </w:r>
-            <w:r>
-              <w:rPr>
-                <w:sz w:val="20"/>
-              </w:rPr>
-              <w:t>(Typescript,</w:t>
-            </w:r>
-            <w:r>
-              <w:rPr>
-                <w:spacing w:val="10"/>
-                <w:sz w:val="20"/>
-              </w:rPr>
-              <w:t xml:space="preserve"> </w:t>
-            </w:r>
-            <w:proofErr w:type="spellStart"/>
-            <w:r>
-              <w:rPr>
-                <w:sz w:val="20"/>
-              </w:rPr>
-              <w:t>Javascript</w:t>
-            </w:r>
-            <w:proofErr w:type="spellEnd"/>
-            <w:r>
-              <w:rPr>
-                <w:sz w:val="20"/>
-              </w:rPr>
-              <w:t>,</w:t>
-            </w:r>
-            <w:r>
-              <w:rPr>
-                <w:spacing w:val="10"/>
-                <w:sz w:val="20"/>
-              </w:rPr>
-              <w:t xml:space="preserve"> </w:t>
-            </w:r>
-            <w:r>
-              <w:rPr>
-                <w:sz w:val="20"/>
-              </w:rPr>
-              <w:t>Kotlin,</w:t>
-            </w:r>
-            <w:r>
-              <w:rPr>
-                <w:spacing w:val="10"/>
-                <w:sz w:val="20"/>
-              </w:rPr>
-              <w:t xml:space="preserve"> </w:t>
-            </w:r>
-            <w:r>
-              <w:rPr>
-                <w:sz w:val="20"/>
-              </w:rPr>
-              <w:t>Python,</w:t>
-            </w:r>
-            <w:r>
-              <w:rPr>
-                <w:spacing w:val="10"/>
-                <w:sz w:val="20"/>
-              </w:rPr>
-              <w:t xml:space="preserve"> </w:t>
-            </w:r>
-            <w:r>
-              <w:rPr>
-                <w:sz w:val="20"/>
-              </w:rPr>
-              <w:t>PHP</w:t>
-            </w:r>
-            <w:r>
-              <w:rPr>
-                <w:spacing w:val="-2"/>
-                <w:sz w:val="20"/>
-              </w:rPr>
-              <w:t>)</w:t>
+              <w:rPr>
+                <w:sz w:val="20"/>
+              </w:rPr>
+            </w:pPr>
+            <w:r>
+              <w:rPr>
+                <w:sz w:val="20"/>
+              </w:rPr>
+              <w:t>TypeScript, JavaScript, Python, PHP</w:t>
+            </w:r>
+            <w:r>
+              <w:rPr>
+                <w:sz w:val="20"/>
+              </w:rPr>
+              <w:t>, Kotlin</w:t>
+            </w:r>
+          </w:p>
+          <w:p>
+            <w:pPr>
+              <w:pStyle w:val="TableParagraph"/>
+              <w:tabs>
+                <w:tab w:val="left" w:pos="769"/>
+              </w:tabs>
+              <w:spacing w:before="119"/>
+              <w:rPr>
+                <w:rFonts w:ascii="Cambria" w:hAnsi="Cambria"/>
+                <w:b/>
+                <w:bCs/>
+                <w:sz w:val="20"/>
+              </w:rPr>
+            </w:pPr>
+            <w:r>
+              <w:rPr>
+                <w:rFonts w:ascii="Cambria" w:hAnsi="Cambria"/>
+                <w:b/>
+                <w:bCs/>
+                <w:sz w:val="20"/>
+              </w:rPr>
+              <w:t>Web Development</w:t>
             </w:r>
           </w:p>
           <w:p>
@@ -2432,89 +3232,16 @@
               <w:tabs>
                 <w:tab w:val="left" w:pos="769"/>
               </w:tabs>
-              <w:spacing w:before="188"/>
-              <w:ind w:left="769" w:hanging="359"/>
-              <w:rPr>
-                <w:sz w:val="20"/>
-              </w:rPr>
-            </w:pPr>
-            <w:r>
-              <w:rPr>
-                <w:sz w:val="20"/>
-              </w:rPr>
-              <w:t>Web</w:t>
-            </w:r>
-            <w:r>
-              <w:rPr>
-                <w:spacing w:val="15"/>
-                <w:sz w:val="20"/>
-              </w:rPr>
-              <w:t xml:space="preserve"> </w:t>
-            </w:r>
-            <w:r>
-              <w:rPr>
-                <w:sz w:val="20"/>
-              </w:rPr>
-              <w:t>Development</w:t>
-            </w:r>
-            <w:r>
-              <w:rPr>
-                <w:spacing w:val="15"/>
-                <w:sz w:val="20"/>
-              </w:rPr>
-              <w:t xml:space="preserve"> </w:t>
-            </w:r>
-            <w:r>
-              <w:rPr>
-                <w:sz w:val="20"/>
-              </w:rPr>
-              <w:t>(HTML,</w:t>
-            </w:r>
-            <w:r>
-              <w:rPr>
-                <w:spacing w:val="15"/>
-                <w:sz w:val="20"/>
-              </w:rPr>
-              <w:t xml:space="preserve"> </w:t>
-            </w:r>
-            <w:r>
-              <w:rPr>
-                <w:sz w:val="20"/>
-              </w:rPr>
-              <w:t>CSS,</w:t>
-            </w:r>
-            <w:r>
-              <w:rPr>
-                <w:spacing w:val="15"/>
-                <w:sz w:val="20"/>
-              </w:rPr>
-              <w:t xml:space="preserve"> </w:t>
-            </w:r>
-            <w:r>
-              <w:rPr>
-                <w:sz w:val="20"/>
-              </w:rPr>
-              <w:t>Next.js,</w:t>
-            </w:r>
-            <w:r>
-              <w:rPr>
-                <w:spacing w:val="15"/>
-                <w:sz w:val="20"/>
-              </w:rPr>
-              <w:t xml:space="preserve"> </w:t>
-            </w:r>
-            <w:r>
-              <w:rPr>
-                <w:sz w:val="20"/>
-              </w:rPr>
-              <w:t>Laravel</w:t>
-            </w:r>
-            <w:r>
-              <w:rPr>
-                <w:spacing w:val="-2"/>
-                <w:sz w:val="20"/>
-              </w:rPr>
-              <w:t>)</w:t>
+              <w:spacing w:before="119"/>
+              <w:rPr>
+                <w:sz w:val="20"/>
+              </w:rPr>
+            </w:pPr>
+            <w:r>
+              <w:rPr>
+                <w:sz w:val="20"/>
+              </w:rPr>
+              <w:t>Frontend: HTML5, CSS3, Tailwind CSS</w:t>
             </w:r>
           </w:p>
           <w:p>
@@ -2527,63 +3254,16 @@
               <w:tabs>
                 <w:tab w:val="left" w:pos="769"/>
               </w:tabs>
-              <w:spacing w:before="187"/>
-              <w:ind w:left="769" w:hanging="359"/>
-              <w:rPr>
-                <w:sz w:val="20"/>
-              </w:rPr>
-            </w:pPr>
-            <w:r>
-              <w:rPr>
-                <w:sz w:val="20"/>
-              </w:rPr>
-              <w:t>Databases</w:t>
-            </w:r>
-            <w:r>
-              <w:rPr>
-                <w:spacing w:val="10"/>
-                <w:sz w:val="20"/>
-              </w:rPr>
-              <w:t xml:space="preserve"> </w:t>
-            </w:r>
-            <w:r>
-              <w:rPr>
-                <w:sz w:val="20"/>
-              </w:rPr>
-              <w:t>(MySQL, MariaDB,</w:t>
-            </w:r>
-            <w:r>
-              <w:rPr>
-                <w:spacing w:val="11"/>
-                <w:sz w:val="20"/>
-              </w:rPr>
-              <w:t xml:space="preserve"> </w:t>
-            </w:r>
-            <w:r>
-              <w:rPr>
-                <w:sz w:val="20"/>
-              </w:rPr>
-              <w:t>MongoDB,</w:t>
-            </w:r>
-            <w:r>
-              <w:rPr>
-                <w:spacing w:val="11"/>
-                <w:sz w:val="20"/>
-              </w:rPr>
-              <w:t xml:space="preserve"> </w:t>
-            </w:r>
-            <w:r>
-              <w:rPr>
-                <w:sz w:val="20"/>
-              </w:rPr>
-              <w:t>PostgreSQL</w:t>
-            </w:r>
-            <w:r>
-              <w:rPr>
-                <w:spacing w:val="-2"/>
-                <w:sz w:val="20"/>
-              </w:rPr>
-              <w:t>)</w:t>
+              <w:spacing w:before="119"/>
+              <w:rPr>
+                <w:sz w:val="20"/>
+              </w:rPr>
+            </w:pPr>
+            <w:r>
+              <w:rPr>
+                <w:sz w:val="20"/>
+              </w:rPr>
+              <w:t>Backend: Next.js, Laravel</w:t>
             </w:r>
           </w:p>
           <w:p>
@@ -2596,125 +3276,605 @@
               <w:tabs>
                 <w:tab w:val="left" w:pos="769"/>
               </w:tabs>
-              <w:spacing w:before="188"/>
-              <w:ind w:left="769" w:hanging="359"/>
-              <w:rPr>
-                <w:sz w:val="20"/>
-              </w:rPr>
-            </w:pPr>
-            <w:r>
-              <w:rPr>
-                <w:spacing w:val="-2"/>
-                <w:w w:val="105"/>
-                <w:sz w:val="20"/>
-              </w:rPr>
-              <w:t>Problem</w:t>
-            </w:r>
-            <w:r>
-              <w:rPr>
-                <w:spacing w:val="1"/>
-                <w:w w:val="105"/>
-                <w:sz w:val="20"/>
-              </w:rPr>
-              <w:t xml:space="preserve"> </w:t>
-            </w:r>
-            <w:r>
-              <w:rPr>
-                <w:spacing w:val="-2"/>
-                <w:w w:val="105"/>
-                <w:sz w:val="20"/>
-              </w:rPr>
-              <w:t>Solving</w:t>
-            </w:r>
-            <w:r>
-              <w:rPr>
-                <w:spacing w:val="1"/>
-                <w:w w:val="105"/>
-                <w:sz w:val="20"/>
-              </w:rPr>
-              <w:t xml:space="preserve"> </w:t>
-            </w:r>
-            <w:r>
-              <w:rPr>
-                <w:spacing w:val="-2"/>
-                <w:w w:val="105"/>
-                <w:sz w:val="20"/>
-              </w:rPr>
-              <w:t>Self-Directed</w:t>
-            </w:r>
-            <w:r>
-              <w:rPr>
-                <w:spacing w:val="1"/>
-                <w:w w:val="105"/>
-                <w:sz w:val="20"/>
-              </w:rPr>
-              <w:t xml:space="preserve"> </w:t>
-            </w:r>
-            <w:r>
-              <w:rPr>
-                <w:spacing w:val="-2"/>
-                <w:w w:val="105"/>
-                <w:sz w:val="20"/>
-              </w:rPr>
-              <w:t>Learning,</w:t>
-            </w:r>
-            <w:r>
-              <w:rPr>
-                <w:spacing w:val="1"/>
-                <w:w w:val="105"/>
-                <w:sz w:val="20"/>
-              </w:rPr>
-              <w:t xml:space="preserve"> </w:t>
-            </w:r>
-            <w:r>
-              <w:rPr>
-                <w:spacing w:val="-2"/>
-                <w:w w:val="105"/>
-                <w:sz w:val="20"/>
-              </w:rPr>
-              <w:t>Problem</w:t>
-            </w:r>
-            <w:r>
-              <w:rPr>
-                <w:spacing w:val="1"/>
-                <w:w w:val="105"/>
-                <w:sz w:val="20"/>
-              </w:rPr>
-              <w:t xml:space="preserve"> </w:t>
-            </w:r>
-            <w:r>
-              <w:rPr>
-                <w:spacing w:val="-2"/>
-                <w:w w:val="105"/>
-                <w:sz w:val="20"/>
-              </w:rPr>
-              <w:t>Analysis</w:t>
-            </w:r>
-            <w:r>
-              <w:rPr>
-                <w:spacing w:val="-2"/>
-                <w:w w:val="105"/>
-                <w:sz w:val="20"/>
-              </w:rPr>
-              <w:t xml:space="preserve">, </w:t>
-            </w:r>
+              <w:spacing w:before="119"/>
+              <w:rPr>
+                <w:sz w:val="20"/>
+              </w:rPr>
+            </w:pPr>
+            <w:r>
+              <w:rPr>
+                <w:sz w:val="20"/>
+              </w:rPr>
+              <w:t>API &amp; Auth: REST API, JWT, Session-based Authentication</w:t>
+            </w:r>
+          </w:p>
+          <w:p>
+            <w:pPr>
+              <w:pStyle w:val="TableParagraph"/>
+              <w:numPr>
+                <w:ilvl w:val="0"/>
+                <w:numId w:val="3"/>
+              </w:numPr>
+              <w:tabs>
+                <w:tab w:val="left" w:pos="769"/>
+              </w:tabs>
+              <w:spacing w:before="119"/>
+              <w:rPr>
+                <w:sz w:val="20"/>
+              </w:rPr>
+            </w:pPr>
+            <w:r>
+              <w:rPr>
+                <w:sz w:val="20"/>
+              </w:rPr>
+              <w:t>Third-Party API: Google APIs (Google Drive API)</w:t>
+            </w:r>
+          </w:p>
+          <w:p>
+            <w:pPr>
+              <w:pStyle w:val="TableParagraph"/>
+              <w:tabs>
+                <w:tab w:val="left" w:pos="769"/>
+              </w:tabs>
+              <w:spacing w:before="119"/>
+              <w:rPr>
+                <w:rFonts w:ascii="Cambria" w:hAnsi="Cambria"/>
+                <w:b/>
+                <w:bCs/>
+                <w:sz w:val="20"/>
+              </w:rPr>
+            </w:pPr>
+            <w:r>
+              <w:rPr>
+                <w:rFonts w:ascii="Cambria" w:hAnsi="Cambria"/>
+                <w:b/>
+                <w:bCs/>
+                <w:sz w:val="20"/>
+              </w:rPr>
+              <w:t>Mobile Development</w:t>
+            </w:r>
+          </w:p>
+          <w:p>
+            <w:pPr>
+              <w:pStyle w:val="TableParagraph"/>
+              <w:numPr>
+                <w:ilvl w:val="0"/>
+                <w:numId w:val="3"/>
+              </w:numPr>
+              <w:tabs>
+                <w:tab w:val="left" w:pos="769"/>
+              </w:tabs>
+              <w:spacing w:before="119"/>
+              <w:rPr>
+                <w:sz w:val="20"/>
+              </w:rPr>
+            </w:pPr>
+            <w:r>
+              <w:rPr>
+                <w:sz w:val="20"/>
+              </w:rPr>
+              <w:t>Android Development: Kotlin</w:t>
+            </w:r>
+          </w:p>
+          <w:p>
+            <w:pPr>
+              <w:pStyle w:val="TableParagraph"/>
+              <w:numPr>
+                <w:ilvl w:val="0"/>
+                <w:numId w:val="3"/>
+              </w:numPr>
+              <w:tabs>
+                <w:tab w:val="left" w:pos="769"/>
+              </w:tabs>
+              <w:spacing w:before="119"/>
+              <w:rPr>
+                <w:sz w:val="20"/>
+              </w:rPr>
+            </w:pPr>
+            <w:r>
+              <w:rPr>
+                <w:sz w:val="20"/>
+              </w:rPr>
+              <w:t>Mobile Database &amp; Offline: Room Database, SQLite</w:t>
+            </w:r>
+          </w:p>
+          <w:p>
+            <w:pPr>
+              <w:pStyle w:val="TableParagraph"/>
+              <w:numPr>
+                <w:ilvl w:val="0"/>
+                <w:numId w:val="3"/>
+              </w:numPr>
+              <w:tabs>
+                <w:tab w:val="left" w:pos="769"/>
+              </w:tabs>
+              <w:spacing w:before="119"/>
+              <w:rPr>
+                <w:sz w:val="20"/>
+              </w:rPr>
+            </w:pPr>
+            <w:r>
+              <w:rPr>
+                <w:sz w:val="20"/>
+              </w:rPr>
+              <w:t>Backend Services:</w:t>
+            </w:r>
+            <w:r>
+              <w:rPr>
+                <w:sz w:val="20"/>
+              </w:rPr>
+              <w:t xml:space="preserve"> </w:t>
+            </w:r>
+            <w:r>
+              <w:rPr>
+                <w:sz w:val="20"/>
+              </w:rPr>
+              <w:t>Firebase</w:t>
+            </w:r>
+            <w:r>
+              <w:rPr>
+                <w:sz w:val="20"/>
+              </w:rPr>
+              <w:t xml:space="preserve"> Firestore,</w:t>
+            </w:r>
+            <w:r>
+              <w:rPr>
+                <w:sz w:val="20"/>
+              </w:rPr>
+              <w:t xml:space="preserve"> Firebase Authentication, Firebase Cloud Storage</w:t>
+            </w:r>
+          </w:p>
+          <w:p>
+            <w:pPr>
+              <w:pStyle w:val="TableParagraph"/>
+              <w:tabs>
+                <w:tab w:val="left" w:pos="769"/>
+              </w:tabs>
+              <w:spacing w:before="119"/>
+              <w:rPr>
+                <w:rFonts w:ascii="Cambria" w:hAnsi="Cambria"/>
+                <w:b/>
+                <w:bCs/>
+                <w:sz w:val="20"/>
+              </w:rPr>
+            </w:pPr>
+            <w:r>
+              <w:rPr>
+                <w:rFonts w:ascii="Cambria" w:hAnsi="Cambria"/>
+                <w:b/>
+                <w:bCs/>
+                <w:sz w:val="20"/>
+              </w:rPr>
+              <w:t>Database</w:t>
+            </w:r>
+          </w:p>
+          <w:p>
+            <w:pPr>
+              <w:pStyle w:val="TableParagraph"/>
+              <w:numPr>
+                <w:ilvl w:val="0"/>
+                <w:numId w:val="3"/>
+              </w:numPr>
+              <w:tabs>
+                <w:tab w:val="left" w:pos="769"/>
+              </w:tabs>
+              <w:spacing w:before="119"/>
+              <w:rPr>
+                <w:sz w:val="20"/>
+              </w:rPr>
+            </w:pPr>
+            <w:r>
+              <w:rPr>
+                <w:sz w:val="20"/>
+              </w:rPr>
+              <w:t>PostgreSQL, MySQL, MariaDB, MongoDB</w:t>
+            </w:r>
+          </w:p>
+          <w:p>
+            <w:pPr>
+              <w:pStyle w:val="TableParagraph"/>
+              <w:numPr>
+                <w:ilvl w:val="0"/>
+                <w:numId w:val="3"/>
+              </w:numPr>
+              <w:tabs>
+                <w:tab w:val="left" w:pos="769"/>
+              </w:tabs>
+              <w:spacing w:before="119"/>
+              <w:rPr>
+                <w:sz w:val="20"/>
+              </w:rPr>
+            </w:pPr>
+            <w:r>
+              <w:rPr>
+                <w:sz w:val="20"/>
+              </w:rPr>
+              <w:t>ORM: Prisma, Eloquent</w:t>
+            </w:r>
+          </w:p>
+          <w:p>
+            <w:pPr>
+              <w:pStyle w:val="TableParagraph"/>
+              <w:tabs>
+                <w:tab w:val="left" w:pos="769"/>
+              </w:tabs>
+              <w:spacing w:before="119"/>
+              <w:rPr>
+                <w:sz w:val="20"/>
+              </w:rPr>
+            </w:pPr>
+          </w:p>
+          <w:p>
+            <w:pPr>
+              <w:pStyle w:val="TableParagraph"/>
+              <w:tabs>
+                <w:tab w:val="left" w:pos="769"/>
+              </w:tabs>
+              <w:spacing w:before="119"/>
+              <w:rPr>
+                <w:sz w:val="20"/>
+              </w:rPr>
+            </w:pPr>
+          </w:p>
+          <w:p>
+            <w:pPr>
+              <w:pStyle w:val="TableParagraph"/>
+              <w:tabs>
+                <w:tab w:val="left" w:pos="769"/>
+              </w:tabs>
+              <w:spacing w:before="119"/>
+              <w:rPr>
+                <w:rFonts w:ascii="Cambria" w:hAnsi="Cambria"/>
+                <w:b/>
+                <w:bCs/>
+                <w:sz w:val="20"/>
+              </w:rPr>
+            </w:pPr>
+            <w:r>
+              <w:rPr>
+                <w:rFonts w:ascii="Cambria" w:hAnsi="Cambria"/>
+                <w:b/>
+                <w:bCs/>
+                <w:sz w:val="20"/>
+              </w:rPr>
+              <w:lastRenderedPageBreak/>
+              <w:t>Cloud &amp; Storage</w:t>
+            </w:r>
+          </w:p>
+          <w:p>
+            <w:pPr>
+              <w:pStyle w:val="TableParagraph"/>
+              <w:numPr>
+                <w:ilvl w:val="0"/>
+                <w:numId w:val="3"/>
+              </w:numPr>
+              <w:tabs>
+                <w:tab w:val="left" w:pos="769"/>
+              </w:tabs>
+              <w:spacing w:before="119"/>
+              <w:rPr>
+                <w:sz w:val="20"/>
+              </w:rPr>
+            </w:pPr>
+            <w:r>
+              <w:rPr>
+                <w:sz w:val="20"/>
+              </w:rPr>
+              <w:t>Google Cloud Platform (GCP)</w:t>
+            </w:r>
+          </w:p>
+          <w:p>
+            <w:pPr>
+              <w:pStyle w:val="TableParagraph"/>
+              <w:numPr>
+                <w:ilvl w:val="0"/>
+                <w:numId w:val="3"/>
+              </w:numPr>
+              <w:tabs>
+                <w:tab w:val="left" w:pos="769"/>
+              </w:tabs>
+              <w:spacing w:before="119"/>
+              <w:rPr>
+                <w:sz w:val="20"/>
+              </w:rPr>
+            </w:pPr>
+            <w:r>
+              <w:rPr>
+                <w:sz w:val="20"/>
+              </w:rPr>
+              <w:t>Google Drive (Cloud File Storage Integration)</w:t>
+            </w:r>
+          </w:p>
+          <w:p>
+            <w:pPr>
+              <w:pStyle w:val="TableParagraph"/>
+              <w:tabs>
+                <w:tab w:val="left" w:pos="769"/>
+              </w:tabs>
+              <w:spacing w:before="119"/>
+              <w:rPr>
+                <w:rFonts w:ascii="Cambria" w:hAnsi="Cambria"/>
+                <w:b/>
+                <w:bCs/>
+                <w:sz w:val="20"/>
+              </w:rPr>
+            </w:pPr>
+            <w:r>
+              <w:rPr>
+                <w:rFonts w:ascii="Cambria" w:hAnsi="Cambria"/>
+                <w:b/>
+                <w:bCs/>
+                <w:sz w:val="20"/>
+              </w:rPr>
+              <w:t>Tools &amp; Technologies</w:t>
+            </w:r>
+          </w:p>
+          <w:p>
+            <w:pPr>
+              <w:pStyle w:val="TableParagraph"/>
+              <w:numPr>
+                <w:ilvl w:val="0"/>
+                <w:numId w:val="3"/>
+              </w:numPr>
+              <w:tabs>
+                <w:tab w:val="left" w:pos="769"/>
+              </w:tabs>
+              <w:spacing w:before="119"/>
+              <w:rPr>
+                <w:sz w:val="20"/>
+              </w:rPr>
+            </w:pPr>
+            <w:r>
+              <w:rPr>
+                <w:sz w:val="20"/>
+              </w:rPr>
+              <w:t>Git, GitHub</w:t>
+            </w:r>
+          </w:p>
+          <w:p>
+            <w:pPr>
+              <w:pStyle w:val="TableParagraph"/>
+              <w:numPr>
+                <w:ilvl w:val="0"/>
+                <w:numId w:val="3"/>
+              </w:numPr>
+              <w:tabs>
+                <w:tab w:val="left" w:pos="769"/>
+              </w:tabs>
+              <w:spacing w:before="119"/>
+              <w:rPr>
+                <w:sz w:val="20"/>
+              </w:rPr>
+            </w:pPr>
+            <w:r>
+              <w:rPr>
+                <w:sz w:val="20"/>
+              </w:rPr>
+              <w:t>Docker</w:t>
+            </w:r>
+          </w:p>
+          <w:p>
+            <w:pPr>
+              <w:pStyle w:val="TableParagraph"/>
+              <w:numPr>
+                <w:ilvl w:val="0"/>
+                <w:numId w:val="3"/>
+              </w:numPr>
+              <w:tabs>
+                <w:tab w:val="left" w:pos="769"/>
+              </w:tabs>
+              <w:spacing w:before="119"/>
+              <w:rPr>
+                <w:sz w:val="20"/>
+              </w:rPr>
+            </w:pPr>
+            <w:r>
+              <w:rPr>
+                <w:sz w:val="20"/>
+              </w:rPr>
+              <w:t>Linux (Ubuntu)</w:t>
+            </w:r>
+          </w:p>
+          <w:p>
+            <w:pPr>
+              <w:pStyle w:val="TableParagraph"/>
+              <w:numPr>
+                <w:ilvl w:val="0"/>
+                <w:numId w:val="3"/>
+              </w:numPr>
+              <w:tabs>
+                <w:tab w:val="left" w:pos="769"/>
+              </w:tabs>
+              <w:spacing w:before="119"/>
+              <w:rPr>
+                <w:sz w:val="20"/>
+              </w:rPr>
+            </w:pPr>
             <w:proofErr w:type="spellStart"/>
             <w:r>
               <w:rPr>
-                <w:spacing w:val="-2"/>
-                <w:w w:val="105"/>
-                <w:sz w:val="20"/>
-              </w:rPr>
-              <w:t>Continous</w:t>
+                <w:sz w:val="20"/>
+              </w:rPr>
+              <w:t>Vercel</w:t>
             </w:r>
             <w:proofErr w:type="spellEnd"/>
-            <w:r>
-              <w:rPr>
-                <w:spacing w:val="-2"/>
-                <w:w w:val="105"/>
-                <w:sz w:val="20"/>
-              </w:rPr>
-              <w:t xml:space="preserve"> Learning, </w:t>
+          </w:p>
+          <w:p>
+            <w:pPr>
+              <w:pStyle w:val="TableParagraph"/>
+              <w:numPr>
+                <w:ilvl w:val="0"/>
+                <w:numId w:val="3"/>
+              </w:numPr>
+              <w:tabs>
+                <w:tab w:val="left" w:pos="769"/>
+              </w:tabs>
+              <w:spacing w:before="119"/>
+              <w:rPr>
+                <w:sz w:val="20"/>
+              </w:rPr>
+            </w:pPr>
+            <w:r>
+              <w:rPr>
+                <w:sz w:val="20"/>
+              </w:rPr>
+              <w:t>Figma, Canva</w:t>
+            </w:r>
+          </w:p>
+          <w:p>
+            <w:pPr>
+              <w:pStyle w:val="TableParagraph"/>
+              <w:tabs>
+                <w:tab w:val="left" w:pos="769"/>
+              </w:tabs>
+              <w:spacing w:before="119"/>
+              <w:rPr>
+                <w:rFonts w:ascii="Cambria" w:hAnsi="Cambria"/>
+                <w:b/>
+                <w:bCs/>
+                <w:sz w:val="20"/>
+              </w:rPr>
+            </w:pPr>
+            <w:r>
+              <w:rPr>
+                <w:rFonts w:ascii="Cambria" w:hAnsi="Cambria"/>
+                <w:b/>
+                <w:bCs/>
+                <w:sz w:val="20"/>
+              </w:rPr>
+              <w:t>Software Engineering Concepts</w:t>
+            </w:r>
+          </w:p>
+          <w:p>
+            <w:pPr>
+              <w:pStyle w:val="TableParagraph"/>
+              <w:numPr>
+                <w:ilvl w:val="0"/>
+                <w:numId w:val="3"/>
+              </w:numPr>
+              <w:tabs>
+                <w:tab w:val="left" w:pos="769"/>
+              </w:tabs>
+              <w:spacing w:before="119"/>
+              <w:rPr>
+                <w:sz w:val="20"/>
+              </w:rPr>
+            </w:pPr>
+            <w:r>
+              <w:rPr>
+                <w:sz w:val="20"/>
+              </w:rPr>
+              <w:t>Object-Oriented Programming (OOP)</w:t>
+            </w:r>
+          </w:p>
+          <w:p>
+            <w:pPr>
+              <w:pStyle w:val="TableParagraph"/>
+              <w:numPr>
+                <w:ilvl w:val="0"/>
+                <w:numId w:val="3"/>
+              </w:numPr>
+              <w:tabs>
+                <w:tab w:val="left" w:pos="769"/>
+              </w:tabs>
+              <w:spacing w:before="119"/>
+              <w:rPr>
+                <w:sz w:val="20"/>
+              </w:rPr>
+            </w:pPr>
+            <w:r>
+              <w:rPr>
+                <w:sz w:val="20"/>
+              </w:rPr>
+              <w:t>Data Structures &amp; Algorithms</w:t>
+            </w:r>
+          </w:p>
+          <w:p>
+            <w:pPr>
+              <w:pStyle w:val="TableParagraph"/>
+              <w:numPr>
+                <w:ilvl w:val="0"/>
+                <w:numId w:val="3"/>
+              </w:numPr>
+              <w:tabs>
+                <w:tab w:val="left" w:pos="769"/>
+              </w:tabs>
+              <w:spacing w:before="119"/>
+              <w:rPr>
+                <w:sz w:val="20"/>
+              </w:rPr>
+            </w:pPr>
+            <w:r>
+              <w:rPr>
+                <w:sz w:val="20"/>
+              </w:rPr>
+              <w:t>MVC Architecture</w:t>
+            </w:r>
+          </w:p>
+          <w:p>
+            <w:pPr>
+              <w:pStyle w:val="TableParagraph"/>
+              <w:numPr>
+                <w:ilvl w:val="0"/>
+                <w:numId w:val="3"/>
+              </w:numPr>
+              <w:tabs>
+                <w:tab w:val="left" w:pos="769"/>
+              </w:tabs>
+              <w:spacing w:before="119"/>
+              <w:rPr>
+                <w:sz w:val="20"/>
+              </w:rPr>
+            </w:pPr>
+            <w:r>
+              <w:rPr>
+                <w:sz w:val="20"/>
+              </w:rPr>
+              <w:t>Clean Architecture</w:t>
+            </w:r>
+          </w:p>
+          <w:p>
+            <w:pPr>
+              <w:pStyle w:val="TableParagraph"/>
+              <w:numPr>
+                <w:ilvl w:val="0"/>
+                <w:numId w:val="3"/>
+              </w:numPr>
+              <w:tabs>
+                <w:tab w:val="left" w:pos="769"/>
+              </w:tabs>
+              <w:spacing w:before="119"/>
+              <w:rPr>
+                <w:sz w:val="20"/>
+              </w:rPr>
+            </w:pPr>
+            <w:r>
+              <w:rPr>
+                <w:sz w:val="20"/>
+              </w:rPr>
+              <w:t>MVVM &amp; Repository Pattern</w:t>
+            </w:r>
+          </w:p>
+          <w:p>
+            <w:pPr>
+              <w:pStyle w:val="TableParagraph"/>
+              <w:numPr>
+                <w:ilvl w:val="0"/>
+                <w:numId w:val="3"/>
+              </w:numPr>
+              <w:tabs>
+                <w:tab w:val="left" w:pos="769"/>
+              </w:tabs>
+              <w:spacing w:before="119"/>
+              <w:rPr>
+                <w:sz w:val="20"/>
+              </w:rPr>
+            </w:pPr>
+            <w:r>
+              <w:rPr>
+                <w:sz w:val="20"/>
+              </w:rPr>
+              <w:t>Clean Code Basics</w:t>
             </w:r>
           </w:p>
         </w:tc>
@@ -2722,32 +3882,16 @@
     </w:tbl>
     <w:p>
       <w:pPr>
-        <w:pStyle w:val="TableParagraph"/>
-        <w:spacing w:line="250" w:lineRule="atLeast"/>
         <w:rPr>
-          <w:sz w:val="20"/>
-        </w:rPr>
-        <w:sectPr>
-          <w:pgSz w:w="12240" w:h="15840"/>
-          <w:pgMar w:top="840" w:right="360" w:bottom="280" w:left="720" w:header="720" w:footer="720" w:gutter="0"/>
-          <w:cols w:space="720"/>
-        </w:sectPr>
-      </w:pPr>
-    </w:p>
-    <w:p>
-      <w:pPr>
-        <w:pStyle w:val="BodyText"/>
-        <w:ind w:firstLine="0"/>
-        <w:rPr>
-          <w:rFonts w:ascii="Times New Roman"/>
           <w:sz w:val="2"/>
+          <w:szCs w:val="2"/>
         </w:rPr>
       </w:pPr>
     </w:p>
     <w:tbl>
       <w:tblPr>
         <w:tblW w:w="0" w:type="auto"/>
-        <w:tblInd w:w="329" w:type="dxa"/>
+        <w:tblInd w:w="279" w:type="dxa"/>
         <w:tblLayout w:type="fixed"/>
         <w:tblCellMar>
           <w:left w:w="0" w:type="dxa"/>
@@ -2756,15 +3900,15 @@
         <w:tblLook w:val="01E0" w:firstRow="1" w:lastRow="1" w:firstColumn="1" w:lastColumn="1" w:noHBand="0" w:noVBand="0"/>
       </w:tblPr>
       <w:tblGrid>
-        <w:gridCol w:w="10564"/>
+        <w:gridCol w:w="10773"/>
       </w:tblGrid>
       <w:tr>
         <w:trPr>
-          <w:trHeight w:val="748"/>
+          <w:trHeight w:val="542"/>
         </w:trPr>
         <w:tc>
           <w:tcPr>
-            <w:tcW w:w="10564" w:type="dxa"/>
+            <w:tcW w:w="10773" w:type="dxa"/>
           </w:tcPr>
           <w:p>
             <w:pPr>
@@ -2826,7 +3970,7 @@
         </w:trPr>
         <w:tc>
           <w:tcPr>
-            <w:tcW w:w="10564" w:type="dxa"/>
+            <w:tcW w:w="10773" w:type="dxa"/>
           </w:tcPr>
           <w:p>
             <w:pPr>
@@ -3019,16 +4163,14 @@
                 <w:sz w:val="20"/>
               </w:rPr>
             </w:pPr>
-            <w:proofErr w:type="spellStart"/>
             <w:r>
               <w:rPr>
                 <w:i/>
                 <w:spacing w:val="-6"/>
                 <w:sz w:val="20"/>
               </w:rPr>
-              <w:t>Januari</w:t>
-            </w:r>
-            <w:proofErr w:type="spellEnd"/>
+              <w:t>January</w:t>
+            </w:r>
             <w:r>
               <w:rPr>
                 <w:i/>
@@ -3043,7 +4185,15 @@
                 <w:spacing w:val="-6"/>
                 <w:sz w:val="20"/>
               </w:rPr>
-              <w:t>202</w:t>
+              <w:t>2024–February</w:t>
+            </w:r>
+            <w:r>
+              <w:rPr>
+                <w:i/>
+                <w:spacing w:val="1"/>
+                <w:sz w:val="20"/>
+              </w:rPr>
+              <w:t xml:space="preserve"> </w:t>
             </w:r>
             <w:r>
               <w:rPr>
@@ -3051,39 +4201,7 @@
                 <w:spacing w:val="-6"/>
                 <w:sz w:val="20"/>
               </w:rPr>
-              <w:t>4</w:t>
-            </w:r>
-            <w:r>
-              <w:rPr>
-                <w:i/>
-                <w:spacing w:val="-6"/>
-                <w:sz w:val="20"/>
-              </w:rPr>
-              <w:t>–February</w:t>
-            </w:r>
-            <w:r>
-              <w:rPr>
-                <w:i/>
-                <w:spacing w:val="1"/>
-                <w:sz w:val="20"/>
-              </w:rPr>
-              <w:t xml:space="preserve"> </w:t>
-            </w:r>
-            <w:r>
-              <w:rPr>
-                <w:i/>
-                <w:spacing w:val="-6"/>
-                <w:sz w:val="20"/>
-              </w:rPr>
-              <w:t>202</w:t>
-            </w:r>
-            <w:r>
-              <w:rPr>
-                <w:i/>
-                <w:spacing w:val="-6"/>
-                <w:sz w:val="20"/>
-              </w:rPr>
-              <w:t>5</w:t>
+              <w:t>2025</w:t>
             </w:r>
           </w:p>
         </w:tc>
@@ -3094,7 +4212,7 @@
         </w:trPr>
         <w:tc>
           <w:tcPr>
-            <w:tcW w:w="10564" w:type="dxa"/>
+            <w:tcW w:w="10773" w:type="dxa"/>
           </w:tcPr>
           <w:p>
             <w:pPr>
@@ -3483,15 +4601,7 @@
                 <w:w w:val="105"/>
                 <w:sz w:val="20"/>
               </w:rPr>
-              <w:t>Program</w:t>
-            </w:r>
-            <w:r>
-              <w:rPr>
-                <w:spacing w:val="-2"/>
-                <w:w w:val="105"/>
-                <w:sz w:val="20"/>
-              </w:rPr>
-              <w:t xml:space="preserve">, and </w:t>
+              <w:t xml:space="preserve">Program, and </w:t>
             </w:r>
             <w:r>
               <w:rPr>
@@ -3508,7 +4618,7 @@
         </w:trPr>
         <w:tc>
           <w:tcPr>
-            <w:tcW w:w="10564" w:type="dxa"/>
+            <w:tcW w:w="10773" w:type="dxa"/>
           </w:tcPr>
           <w:p>
             <w:pPr>
@@ -3655,16 +4765,14 @@
                 <w:sz w:val="20"/>
               </w:rPr>
             </w:pPr>
-            <w:proofErr w:type="spellStart"/>
             <w:r>
               <w:rPr>
                 <w:i/>
                 <w:spacing w:val="-6"/>
                 <w:sz w:val="20"/>
               </w:rPr>
-              <w:t>Januari</w:t>
-            </w:r>
-            <w:proofErr w:type="spellEnd"/>
+              <w:t>January</w:t>
+            </w:r>
             <w:r>
               <w:rPr>
                 <w:i/>
@@ -3679,7 +4787,15 @@
                 <w:spacing w:val="-6"/>
                 <w:sz w:val="20"/>
               </w:rPr>
-              <w:t>202</w:t>
+              <w:t>2025–February</w:t>
+            </w:r>
+            <w:r>
+              <w:rPr>
+                <w:i/>
+                <w:spacing w:val="1"/>
+                <w:sz w:val="20"/>
+              </w:rPr>
+              <w:t xml:space="preserve"> </w:t>
             </w:r>
             <w:r>
               <w:rPr>
@@ -3687,39 +4803,7 @@
                 <w:spacing w:val="-6"/>
                 <w:sz w:val="20"/>
               </w:rPr>
-              <w:t>5</w:t>
-            </w:r>
-            <w:r>
-              <w:rPr>
-                <w:i/>
-                <w:spacing w:val="-6"/>
-                <w:sz w:val="20"/>
-              </w:rPr>
-              <w:t>–February</w:t>
-            </w:r>
-            <w:r>
-              <w:rPr>
-                <w:i/>
-                <w:spacing w:val="1"/>
-                <w:sz w:val="20"/>
-              </w:rPr>
-              <w:t xml:space="preserve"> </w:t>
-            </w:r>
-            <w:r>
-              <w:rPr>
-                <w:i/>
-                <w:spacing w:val="-6"/>
-                <w:sz w:val="20"/>
-              </w:rPr>
-              <w:t>202</w:t>
-            </w:r>
-            <w:r>
-              <w:rPr>
-                <w:i/>
-                <w:spacing w:val="-6"/>
-                <w:sz w:val="20"/>
-              </w:rPr>
-              <w:t>6</w:t>
+              <w:t>2026</w:t>
             </w:r>
           </w:p>
         </w:tc>
@@ -3730,7 +4814,7 @@
         </w:trPr>
         <w:tc>
           <w:tcPr>
-            <w:tcW w:w="10564" w:type="dxa"/>
+            <w:tcW w:w="10773" w:type="dxa"/>
           </w:tcPr>
           <w:p>
             <w:pPr>
@@ -3826,13 +4910,36 @@
           </w:p>
         </w:tc>
       </w:tr>
+    </w:tbl>
+    <w:p>
+      <w:pPr>
+        <w:rPr>
+          <w:sz w:val="2"/>
+          <w:szCs w:val="2"/>
+        </w:rPr>
+      </w:pPr>
+    </w:p>
+    <w:tbl>
+      <w:tblPr>
+        <w:tblW w:w="0" w:type="auto"/>
+        <w:tblInd w:w="279" w:type="dxa"/>
+        <w:tblLayout w:type="fixed"/>
+        <w:tblCellMar>
+          <w:left w:w="0" w:type="dxa"/>
+          <w:right w:w="0" w:type="dxa"/>
+        </w:tblCellMar>
+        <w:tblLook w:val="01E0" w:firstRow="1" w:lastRow="1" w:firstColumn="1" w:lastColumn="1" w:noHBand="0" w:noVBand="0"/>
+      </w:tblPr>
+      <w:tblGrid>
+        <w:gridCol w:w="10773"/>
+      </w:tblGrid>
       <w:tr>
         <w:trPr>
           <w:trHeight w:val="56"/>
         </w:trPr>
         <w:tc>
           <w:tcPr>
-            <w:tcW w:w="10564" w:type="dxa"/>
+            <w:tcW w:w="10773" w:type="dxa"/>
           </w:tcPr>
           <w:p>
             <w:pPr>
@@ -3855,7 +4962,6 @@
                 <w:sz w:val="26"/>
               </w:rPr>
             </w:pPr>
-            <w:proofErr w:type="spellStart"/>
             <w:r>
               <w:rPr>
                 <w:rFonts w:ascii="Cambria"/>
@@ -3864,9 +4970,8 @@
                 <w:w w:val="105"/>
                 <w:sz w:val="26"/>
               </w:rPr>
-              <w:t>Volenteer</w:t>
-            </w:r>
-            <w:proofErr w:type="spellEnd"/>
+              <w:t>Volunteer</w:t>
+            </w:r>
           </w:p>
         </w:tc>
       </w:tr>
@@ -3876,7 +4981,7 @@
         </w:trPr>
         <w:tc>
           <w:tcPr>
-            <w:tcW w:w="10564" w:type="dxa"/>
+            <w:tcW w:w="10773" w:type="dxa"/>
           </w:tcPr>
           <w:p>
             <w:pPr>
@@ -3915,15 +5020,7 @@
                 <w:bCs/>
                 <w:sz w:val="20"/>
               </w:rPr>
-              <w:t>Informatics Student Association Student Organization Capacity Building Program</w:t>
-            </w:r>
-            <w:r>
-              <w:rPr>
-                <w:b/>
-                <w:bCs/>
-                <w:sz w:val="20"/>
-              </w:rPr>
-              <w:t xml:space="preserve"> </w:t>
+              <w:t xml:space="preserve">Informatics Student Association Student Organization Capacity Building Program </w:t>
             </w:r>
             <w:r>
               <w:rPr>
@@ -4012,7 +5109,7 @@
         </w:trPr>
         <w:tc>
           <w:tcPr>
-            <w:tcW w:w="10564" w:type="dxa"/>
+            <w:tcW w:w="10773" w:type="dxa"/>
           </w:tcPr>
           <w:p>
             <w:pPr>
@@ -4088,7 +5185,7 @@
         </w:trPr>
         <w:tc>
           <w:tcPr>
-            <w:tcW w:w="10564" w:type="dxa"/>
+            <w:tcW w:w="10773" w:type="dxa"/>
           </w:tcPr>
           <w:p>
             <w:pPr>
@@ -4101,99 +5198,6 @@
                 <w:sz w:val="20"/>
               </w:rPr>
             </w:pPr>
-            <w:r>
-              <w:rPr>
-                <w:sz w:val="20"/>
-              </w:rPr>
-              <w:t xml:space="preserve">Coordinator of </w:t>
-            </w:r>
-            <w:r>
-              <w:rPr>
-                <w:sz w:val="20"/>
-              </w:rPr>
-              <w:t>Documentation Design and Publication</w:t>
-            </w:r>
-          </w:p>
-          <w:p>
-            <w:pPr>
-              <w:pStyle w:val="TableParagraph"/>
-              <w:spacing w:before="22"/>
-              <w:rPr>
-                <w:rFonts w:ascii="Cambria"/>
-                <w:b/>
-                <w:sz w:val="20"/>
-              </w:rPr>
-            </w:pPr>
-            <w:r>
-              <w:rPr>
-                <w:rFonts w:ascii="Cambria"/>
-                <w:b/>
-                <w:spacing w:val="-2"/>
-                <w:w w:val="105"/>
-                <w:sz w:val="20"/>
-              </w:rPr>
-              <w:t>AKPRIND Sport Week 2025/PORISTA</w:t>
-            </w:r>
-            <w:r>
-              <w:rPr>
-                <w:rFonts w:ascii="Cambria"/>
-                <w:b/>
-                <w:spacing w:val="7"/>
-                <w:w w:val="105"/>
-                <w:sz w:val="20"/>
-              </w:rPr>
-              <w:t xml:space="preserve"> </w:t>
-            </w:r>
-            <w:r>
-              <w:rPr>
-                <w:rFonts w:ascii="Cambria"/>
-                <w:b/>
-                <w:spacing w:val="-2"/>
-                <w:w w:val="105"/>
-                <w:sz w:val="20"/>
-              </w:rPr>
-              <w:t>(AKPRIND</w:t>
-            </w:r>
-            <w:r>
-              <w:rPr>
-                <w:rFonts w:ascii="Cambria"/>
-                <w:b/>
-                <w:spacing w:val="6"/>
-                <w:w w:val="105"/>
-                <w:sz w:val="20"/>
-              </w:rPr>
-              <w:t xml:space="preserve"> </w:t>
-            </w:r>
-            <w:r>
-              <w:rPr>
-                <w:rFonts w:ascii="Cambria"/>
-                <w:b/>
-                <w:spacing w:val="-2"/>
-                <w:w w:val="105"/>
-                <w:sz w:val="20"/>
-              </w:rPr>
-              <w:t>University</w:t>
-            </w:r>
-            <w:r>
-              <w:rPr>
-                <w:rFonts w:ascii="Cambria"/>
-                <w:b/>
-                <w:spacing w:val="7"/>
-                <w:w w:val="105"/>
-                <w:sz w:val="20"/>
-              </w:rPr>
-              <w:t xml:space="preserve"> </w:t>
-            </w:r>
-            <w:r>
-              <w:rPr>
-                <w:rFonts w:ascii="Cambria"/>
-                <w:b/>
-                <w:spacing w:val="-2"/>
-                <w:w w:val="105"/>
-                <w:sz w:val="20"/>
-              </w:rPr>
-              <w:t>Indonesia)</w:t>
-            </w:r>
           </w:p>
           <w:p>
             <w:pPr>
@@ -4206,14 +5210,143 @@
                 <w:sz w:val="20"/>
               </w:rPr>
             </w:pPr>
-            <w:proofErr w:type="spellStart"/>
-            <w:r>
-              <w:rPr>
-                <w:sz w:val="20"/>
-              </w:rPr>
-              <w:t>Juli</w:t>
-            </w:r>
-            <w:proofErr w:type="spellEnd"/>
+          </w:p>
+          <w:p>
+            <w:pPr>
+              <w:pStyle w:val="TableParagraph"/>
+              <w:tabs>
+                <w:tab w:val="left" w:pos="769"/>
+              </w:tabs>
+              <w:spacing w:before="145"/>
+              <w:ind w:left="0"/>
+              <w:rPr>
+                <w:sz w:val="20"/>
+              </w:rPr>
+            </w:pPr>
+          </w:p>
+          <w:p>
+            <w:pPr>
+              <w:pStyle w:val="TableParagraph"/>
+              <w:tabs>
+                <w:tab w:val="left" w:pos="769"/>
+              </w:tabs>
+              <w:spacing w:before="145"/>
+              <w:rPr>
+                <w:sz w:val="20"/>
+              </w:rPr>
+            </w:pPr>
+            <w:r>
+              <w:rPr>
+                <w:sz w:val="20"/>
+              </w:rPr>
+              <w:lastRenderedPageBreak/>
+              <w:t xml:space="preserve">Coordinator of </w:t>
+            </w:r>
+            <w:r>
+              <w:rPr>
+                <w:sz w:val="20"/>
+              </w:rPr>
+              <w:t>Documentation Design and Publication</w:t>
+            </w:r>
+          </w:p>
+          <w:p>
+            <w:pPr>
+              <w:pStyle w:val="TableParagraph"/>
+              <w:spacing w:before="22"/>
+              <w:rPr>
+                <w:rFonts w:ascii="Cambria"/>
+                <w:b/>
+                <w:sz w:val="20"/>
+              </w:rPr>
+            </w:pPr>
+            <w:r>
+              <w:rPr>
+                <w:rFonts w:ascii="Cambria"/>
+                <w:b/>
+                <w:spacing w:val="-2"/>
+                <w:w w:val="105"/>
+                <w:sz w:val="20"/>
+              </w:rPr>
+              <w:t>AKPRIND Sport Week 2025/PORISTA</w:t>
+            </w:r>
+            <w:r>
+              <w:rPr>
+                <w:rFonts w:ascii="Cambria"/>
+                <w:b/>
+                <w:spacing w:val="7"/>
+                <w:w w:val="105"/>
+                <w:sz w:val="20"/>
+              </w:rPr>
+              <w:t xml:space="preserve"> </w:t>
+            </w:r>
+            <w:r>
+              <w:rPr>
+                <w:rFonts w:ascii="Cambria"/>
+                <w:b/>
+                <w:spacing w:val="-2"/>
+                <w:w w:val="105"/>
+                <w:sz w:val="20"/>
+              </w:rPr>
+              <w:t>(AKPRIND</w:t>
+            </w:r>
+            <w:r>
+              <w:rPr>
+                <w:rFonts w:ascii="Cambria"/>
+                <w:b/>
+                <w:spacing w:val="6"/>
+                <w:w w:val="105"/>
+                <w:sz w:val="20"/>
+              </w:rPr>
+              <w:t xml:space="preserve"> </w:t>
+            </w:r>
+            <w:r>
+              <w:rPr>
+                <w:rFonts w:ascii="Cambria"/>
+                <w:b/>
+                <w:spacing w:val="-2"/>
+                <w:w w:val="105"/>
+                <w:sz w:val="20"/>
+              </w:rPr>
+              <w:t>University</w:t>
+            </w:r>
+            <w:r>
+              <w:rPr>
+                <w:rFonts w:ascii="Cambria"/>
+                <w:b/>
+                <w:spacing w:val="7"/>
+                <w:w w:val="105"/>
+                <w:sz w:val="20"/>
+              </w:rPr>
+              <w:t xml:space="preserve"> </w:t>
+            </w:r>
+            <w:r>
+              <w:rPr>
+                <w:rFonts w:ascii="Cambria"/>
+                <w:b/>
+                <w:spacing w:val="-2"/>
+                <w:w w:val="105"/>
+                <w:sz w:val="20"/>
+              </w:rPr>
+              <w:t>Indonesia)</w:t>
+            </w:r>
+          </w:p>
+          <w:p>
+            <w:pPr>
+              <w:pStyle w:val="TableParagraph"/>
+              <w:tabs>
+                <w:tab w:val="left" w:pos="769"/>
+              </w:tabs>
+              <w:spacing w:before="145"/>
+              <w:rPr>
+                <w:sz w:val="20"/>
+              </w:rPr>
+            </w:pPr>
+            <w:r>
+              <w:rPr>
+                <w:sz w:val="20"/>
+              </w:rPr>
+              <w:t>July</w:t>
+            </w:r>
             <w:r>
               <w:rPr>
                 <w:sz w:val="20"/>
@@ -4232,14 +5365,12 @@
               </w:rPr>
               <w:t xml:space="preserve"> – </w:t>
             </w:r>
-            <w:proofErr w:type="spellStart"/>
-            <w:r>
-              <w:rPr>
-                <w:sz w:val="20"/>
-              </w:rPr>
-              <w:t>Juli</w:t>
-            </w:r>
-            <w:proofErr w:type="spellEnd"/>
+            <w:r>
+              <w:rPr>
+                <w:sz w:val="20"/>
+              </w:rPr>
+              <w:t>July</w:t>
+            </w:r>
             <w:r>
               <w:rPr>
                 <w:sz w:val="20"/>
@@ -4261,7 +5392,7 @@
         </w:trPr>
         <w:tc>
           <w:tcPr>
-            <w:tcW w:w="10564" w:type="dxa"/>
+            <w:tcW w:w="10773" w:type="dxa"/>
           </w:tcPr>
           <w:p>
             <w:pPr>
@@ -4283,6 +5414,7 @@
               <w:rPr>
                 <w:sz w:val="20"/>
               </w:rPr>
+              <w:lastRenderedPageBreak/>
               <w:t>Designed and published event documentation for AKPRIND Sport Week, covering 6 sports branches: futsal, chess, table tennis, badminton, volleyball, and e-sports (Mobile Legends).</w:t>
             </w:r>
           </w:p>
@@ -4351,21 +5483,373 @@
     </w:tbl>
     <w:p>
       <w:pPr>
-        <w:pStyle w:val="TableParagraph"/>
-        <w:spacing w:line="218" w:lineRule="exact"/>
-        <w:ind w:left="0"/>
         <w:rPr>
-          <w:i/>
-          <w:sz w:val="20"/>
+          <w:sz w:val="2"/>
+          <w:szCs w:val="2"/>
         </w:rPr>
+      </w:pPr>
+    </w:p>
+    <w:tbl>
+      <w:tblPr>
+        <w:tblW w:w="10773" w:type="dxa"/>
+        <w:tblInd w:w="279" w:type="dxa"/>
+        <w:tblLayout w:type="fixed"/>
+        <w:tblCellMar>
+          <w:left w:w="0" w:type="dxa"/>
+          <w:right w:w="0" w:type="dxa"/>
+        </w:tblCellMar>
+        <w:tblLook w:val="01E0" w:firstRow="1" w:lastRow="1" w:firstColumn="1" w:lastColumn="1" w:noHBand="0" w:noVBand="0"/>
+      </w:tblPr>
+      <w:tblGrid>
+        <w:gridCol w:w="10773"/>
+      </w:tblGrid>
+      <w:tr>
+        <w:trPr>
+          <w:trHeight w:val="57"/>
+        </w:trPr>
+        <w:tc>
+          <w:tcPr>
+            <w:tcW w:w="10773" w:type="dxa"/>
+          </w:tcPr>
+          <w:p>
+            <w:pPr>
+              <w:pStyle w:val="TableParagraph"/>
+              <w:spacing w:before="192"/>
+              <w:rPr>
+                <w:rFonts w:ascii="Cambria"/>
+                <w:b/>
+                <w:sz w:val="26"/>
+              </w:rPr>
+            </w:pPr>
+            <w:r>
+              <w:rPr>
+                <w:rFonts w:ascii="Cambria"/>
+                <w:b/>
+                <w:spacing w:val="-2"/>
+                <w:w w:val="105"/>
+                <w:sz w:val="26"/>
+              </w:rPr>
+              <w:t>Education</w:t>
+            </w:r>
+          </w:p>
+        </w:tc>
+      </w:tr>
+      <w:tr>
+        <w:trPr>
+          <w:trHeight w:val="57"/>
+        </w:trPr>
+        <w:tc>
+          <w:tcPr>
+            <w:tcW w:w="10773" w:type="dxa"/>
+          </w:tcPr>
+          <w:p>
+            <w:pPr>
+              <w:pStyle w:val="TableParagraph"/>
+              <w:spacing w:before="126"/>
+              <w:rPr>
+                <w:rFonts w:ascii="Cambria"/>
+                <w:b/>
+                <w:sz w:val="20"/>
+              </w:rPr>
+            </w:pPr>
+            <w:r>
+              <w:rPr>
+                <w:rFonts w:ascii="Cambria"/>
+                <w:b/>
+                <w:spacing w:val="-2"/>
+                <w:w w:val="105"/>
+                <w:sz w:val="20"/>
+              </w:rPr>
+              <w:t>AKPRIND</w:t>
+            </w:r>
+            <w:r>
+              <w:rPr>
+                <w:rFonts w:ascii="Cambria"/>
+                <w:b/>
+                <w:w w:val="105"/>
+                <w:sz w:val="20"/>
+              </w:rPr>
+              <w:t xml:space="preserve"> </w:t>
+            </w:r>
+            <w:r>
+              <w:rPr>
+                <w:rFonts w:ascii="Cambria"/>
+                <w:b/>
+                <w:spacing w:val="-2"/>
+                <w:w w:val="105"/>
+                <w:sz w:val="20"/>
+              </w:rPr>
+              <w:t>University</w:t>
+            </w:r>
+            <w:r>
+              <w:rPr>
+                <w:rFonts w:ascii="Cambria"/>
+                <w:b/>
+                <w:spacing w:val="1"/>
+                <w:w w:val="105"/>
+                <w:sz w:val="20"/>
+              </w:rPr>
+              <w:t xml:space="preserve"> </w:t>
+            </w:r>
+            <w:r>
+              <w:rPr>
+                <w:rFonts w:ascii="Cambria"/>
+                <w:b/>
+                <w:spacing w:val="-2"/>
+                <w:w w:val="105"/>
+                <w:sz w:val="20"/>
+              </w:rPr>
+              <w:t>Indonesia,</w:t>
+            </w:r>
+            <w:r>
+              <w:rPr>
+                <w:rFonts w:ascii="Cambria"/>
+                <w:b/>
+                <w:spacing w:val="1"/>
+                <w:w w:val="105"/>
+                <w:sz w:val="20"/>
+              </w:rPr>
+              <w:t xml:space="preserve"> </w:t>
+            </w:r>
+            <w:r>
+              <w:rPr>
+                <w:rFonts w:ascii="Cambria"/>
+                <w:b/>
+                <w:spacing w:val="-2"/>
+                <w:w w:val="105"/>
+                <w:sz w:val="20"/>
+              </w:rPr>
+              <w:t>Yogyakarta,</w:t>
+            </w:r>
+            <w:r>
+              <w:rPr>
+                <w:rFonts w:ascii="Cambria"/>
+                <w:b/>
+                <w:spacing w:val="1"/>
+                <w:w w:val="105"/>
+                <w:sz w:val="20"/>
+              </w:rPr>
+              <w:t xml:space="preserve"> </w:t>
+            </w:r>
+            <w:r>
+              <w:rPr>
+                <w:rFonts w:ascii="Cambria"/>
+                <w:b/>
+                <w:spacing w:val="-5"/>
+                <w:w w:val="105"/>
+                <w:sz w:val="20"/>
+              </w:rPr>
+              <w:t>ID</w:t>
+            </w:r>
+          </w:p>
+        </w:tc>
+      </w:tr>
+      <w:tr>
+        <w:trPr>
+          <w:trHeight w:val="57"/>
+        </w:trPr>
+        <w:tc>
+          <w:tcPr>
+            <w:tcW w:w="10773" w:type="dxa"/>
+          </w:tcPr>
+          <w:p>
+            <w:pPr>
+              <w:pStyle w:val="TableParagraph"/>
+              <w:spacing w:before="77"/>
+              <w:rPr>
+                <w:spacing w:val="-2"/>
+                <w:w w:val="105"/>
+                <w:sz w:val="20"/>
+              </w:rPr>
+            </w:pPr>
+            <w:r>
+              <w:rPr>
+                <w:w w:val="105"/>
+                <w:sz w:val="20"/>
+              </w:rPr>
+              <w:t>Bachelor</w:t>
+            </w:r>
+            <w:r>
+              <w:rPr>
+                <w:spacing w:val="-12"/>
+                <w:w w:val="105"/>
+                <w:sz w:val="20"/>
+              </w:rPr>
+              <w:t xml:space="preserve"> </w:t>
+            </w:r>
+            <w:r>
+              <w:rPr>
+                <w:w w:val="105"/>
+                <w:sz w:val="20"/>
+              </w:rPr>
+              <w:t>of</w:t>
+            </w:r>
+            <w:r>
+              <w:rPr>
+                <w:spacing w:val="-11"/>
+                <w:w w:val="105"/>
+                <w:sz w:val="20"/>
+              </w:rPr>
+              <w:t xml:space="preserve"> </w:t>
+            </w:r>
+            <w:r>
+              <w:rPr>
+                <w:w w:val="105"/>
+                <w:sz w:val="20"/>
+              </w:rPr>
+              <w:t>Informatics</w:t>
+            </w:r>
+            <w:r>
+              <w:rPr>
+                <w:spacing w:val="-11"/>
+                <w:w w:val="105"/>
+                <w:sz w:val="20"/>
+              </w:rPr>
+              <w:t xml:space="preserve"> </w:t>
+            </w:r>
+            <w:r>
+              <w:rPr>
+                <w:w w:val="105"/>
+                <w:sz w:val="20"/>
+              </w:rPr>
+              <w:t>(Software</w:t>
+            </w:r>
+            <w:r>
+              <w:rPr>
+                <w:spacing w:val="-11"/>
+                <w:w w:val="105"/>
+                <w:sz w:val="20"/>
+              </w:rPr>
+              <w:t xml:space="preserve"> </w:t>
+            </w:r>
+            <w:r>
+              <w:rPr>
+                <w:spacing w:val="-2"/>
+                <w:w w:val="105"/>
+                <w:sz w:val="20"/>
+              </w:rPr>
+              <w:t>Engineering)</w:t>
+            </w:r>
+          </w:p>
+          <w:p>
+            <w:pPr>
+              <w:pStyle w:val="TableParagraph"/>
+              <w:spacing w:before="77"/>
+              <w:rPr>
+                <w:i/>
+                <w:spacing w:val="-2"/>
+                <w:sz w:val="20"/>
+              </w:rPr>
+            </w:pPr>
+            <w:r>
+              <w:rPr>
+                <w:i/>
+                <w:sz w:val="20"/>
+              </w:rPr>
+              <w:t>September</w:t>
+            </w:r>
+            <w:r>
+              <w:rPr>
+                <w:i/>
+                <w:spacing w:val="-8"/>
+                <w:sz w:val="20"/>
+              </w:rPr>
+              <w:t xml:space="preserve"> </w:t>
+            </w:r>
+            <w:r>
+              <w:rPr>
+                <w:i/>
+                <w:sz w:val="20"/>
+              </w:rPr>
+              <w:t>2023</w:t>
+            </w:r>
+            <w:r>
+              <w:rPr>
+                <w:i/>
+                <w:spacing w:val="-7"/>
+                <w:sz w:val="20"/>
+              </w:rPr>
+              <w:t xml:space="preserve"> </w:t>
+            </w:r>
+            <w:r>
+              <w:rPr>
+                <w:i/>
+                <w:sz w:val="20"/>
+              </w:rPr>
+              <w:t>–</w:t>
+            </w:r>
+            <w:r>
+              <w:rPr>
+                <w:i/>
+                <w:spacing w:val="-7"/>
+                <w:sz w:val="20"/>
+              </w:rPr>
+              <w:t xml:space="preserve"> </w:t>
+            </w:r>
+            <w:r>
+              <w:rPr>
+                <w:i/>
+                <w:spacing w:val="-2"/>
+                <w:sz w:val="20"/>
+              </w:rPr>
+              <w:t xml:space="preserve">Present | </w:t>
+            </w:r>
+            <w:r>
+              <w:rPr>
+                <w:i/>
+                <w:spacing w:val="-2"/>
+                <w:sz w:val="20"/>
+              </w:rPr>
+              <w:t>Current Semester: 6</w:t>
+            </w:r>
+          </w:p>
+          <w:p>
+            <w:pPr>
+              <w:pStyle w:val="TableParagraph"/>
+              <w:spacing w:before="77"/>
+              <w:rPr>
+                <w:iCs/>
+                <w:spacing w:val="-2"/>
+                <w:sz w:val="20"/>
+              </w:rPr>
+            </w:pPr>
+            <w:r>
+              <w:rPr>
+                <w:iCs/>
+                <w:spacing w:val="-2"/>
+                <w:sz w:val="20"/>
+              </w:rPr>
+              <w:t>GPA: 3.89</w:t>
+            </w:r>
+          </w:p>
+          <w:p>
+            <w:pPr>
+              <w:pStyle w:val="TableParagraph"/>
+              <w:spacing w:before="77"/>
+              <w:rPr>
+                <w:sz w:val="20"/>
+              </w:rPr>
+            </w:pPr>
+          </w:p>
+        </w:tc>
+      </w:tr>
+    </w:tbl>
+    <w:p>
+      <w:pPr>
         <w:sectPr>
           <w:pgSz w:w="12240" w:h="15840"/>
-          <w:pgMar w:top="539" w:right="527" w:bottom="278" w:left="720" w:header="720" w:footer="720" w:gutter="0"/>
+          <w:pgMar w:top="840" w:right="360" w:bottom="280" w:left="720" w:header="720" w:footer="720" w:gutter="0"/>
           <w:cols w:space="720"/>
         </w:sectPr>
       </w:pPr>
     </w:p>
-    <w:p/>
+    <w:p>
+      <w:pPr>
+        <w:tabs>
+          <w:tab w:val="left" w:pos="2016"/>
+        </w:tabs>
+      </w:pPr>
+    </w:p>
     <w:sectPr>
       <w:pgSz w:w="12240" w:h="15840"/>
       <w:pgMar w:top="480" w:right="360" w:bottom="280" w:left="720" w:header="720" w:footer="720" w:gutter="0"/>
@@ -4373,6 +5857,44 @@
     </w:sectPr>
   </w:body>
 </w:document>
+</file>
+
+<file path=word/endnotes.xml><?xml version="1.0" encoding="utf-8"?>
+<w:endnotes xmlns:wpc="http://schemas.microsoft.com/office/word/2010/wordprocessingCanvas" xmlns:cx="http://schemas.microsoft.com/office/drawing/2014/chartex" xmlns:cx1="http://schemas.microsoft.com/office/drawing/2015/9/8/chartex" xmlns:cx2="http://schemas.microsoft.com/office/drawing/2015/10/21/chartex" xmlns:cx3="http://schemas.microsoft.com/office/drawing/2016/5/9/chartex" xmlns:cx4="http://schemas.microsoft.com/office/drawing/2016/5/10/chartex" xmlns:cx5="http://schemas.microsoft.com/office/drawing/2016/5/11/chartex" xmlns:cx6="http://schemas.microsoft.com/office/drawing/2016/5/12/chartex" xmlns:cx7="http://schemas.microsoft.com/office/drawing/2016/5/13/chartex" xmlns:cx8="http://schemas.microsoft.com/office/drawing/2016/5/14/chartex" xmlns:mc="http://schemas.openxmlformats.org/markup-compatibility/2006" xmlns:aink="http://schemas.microsoft.com/office/drawing/2016/ink" xmlns:am3d="http://schemas.microsoft.com/office/drawing/2017/model3d" xmlns:o="urn:schemas-microsoft-com:office:office" xmlns:oel="http://schemas.microsoft.com/office/2019/extlst" xmlns:r="http://schemas.openxmlformats.org/officeDocument/2006/relationships" xmlns:m="http://schemas.openxmlformats.org/officeDocument/2006/math" xmlns:v="urn:schemas-microsoft-com:vml" xmlns:wp14="http://schemas.microsoft.com/office/word/2010/wordprocessingDrawing" xmlns:wp="http://schemas.openxmlformats.org/drawingml/2006/wordprocessingDrawing" xmlns:w10="urn:schemas-microsoft-com:office:word" xmlns:w="http://schemas.openxmlformats.org/wordprocessingml/2006/main" xmlns:w14="http://schemas.microsoft.com/office/word/2010/wordml" xmlns:w15="http://schemas.microsoft.com/office/word/2012/wordml" xmlns:w16cex="http://schemas.microsoft.com/office/word/2018/wordml/cex" xmlns:w16cid="http://schemas.microsoft.com/office/word/2016/wordml/cid" xmlns:w16="http://schemas.microsoft.com/office/word/2018/wordml" xmlns:w16sdtdh="http://schemas.microsoft.com/office/word/2020/wordml/sdtdatahash" xmlns:w16se="http://schemas.microsoft.com/office/word/2015/wordml/symex" xmlns:wpg="http://schemas.microsoft.com/office/word/2010/wordprocessingGroup" xmlns:wpi="http://schemas.microsoft.com/office/word/2010/wordprocessingInk" xmlns:wne="http://schemas.microsoft.com/office/word/2006/wordml" xmlns:wps="http://schemas.microsoft.com/office/word/2010/wordprocessingShape" mc:Ignorable="w14 w15 w16se w16cid w16 w16cex w16sdtdh wp14">
+  <w:endnote w:type="separator" w:id="-1">
+    <w:p>
+      <w:r>
+        <w:separator/>
+      </w:r>
+    </w:p>
+  </w:endnote>
+  <w:endnote w:type="continuationSeparator" w:id="0">
+    <w:p>
+      <w:r>
+        <w:continuationSeparator/>
+      </w:r>
+    </w:p>
+  </w:endnote>
+</w:endnotes>
+</file>
+
+<file path=word/footnotes.xml><?xml version="1.0" encoding="utf-8"?>
+<w:footnotes xmlns:wpc="http://schemas.microsoft.com/office/word/2010/wordprocessingCanvas" xmlns:cx="http://schemas.microsoft.com/office/drawing/2014/chartex" xmlns:cx1="http://schemas.microsoft.com/office/drawing/2015/9/8/chartex" xmlns:cx2="http://schemas.microsoft.com/office/drawing/2015/10/21/chartex" xmlns:cx3="http://schemas.microsoft.com/office/drawing/2016/5/9/chartex" xmlns:cx4="http://schemas.microsoft.com/office/drawing/2016/5/10/chartex" xmlns:cx5="http://schemas.microsoft.com/office/drawing/2016/5/11/chartex" xmlns:cx6="http://schemas.microsoft.com/office/drawing/2016/5/12/chartex" xmlns:cx7="http://schemas.microsoft.com/office/drawing/2016/5/13/chartex" xmlns:cx8="http://schemas.microsoft.com/office/drawing/2016/5/14/chartex" xmlns:mc="http://schemas.openxmlformats.org/markup-compatibility/2006" xmlns:aink="http://schemas.microsoft.com/office/drawing/2016/ink" xmlns:am3d="http://schemas.microsoft.com/office/drawing/2017/model3d" xmlns:o="urn:schemas-microsoft-com:office:office" xmlns:oel="http://schemas.microsoft.com/office/2019/extlst" xmlns:r="http://schemas.openxmlformats.org/officeDocument/2006/relationships" xmlns:m="http://schemas.openxmlformats.org/officeDocument/2006/math" xmlns:v="urn:schemas-microsoft-com:vml" xmlns:wp14="http://schemas.microsoft.com/office/word/2010/wordprocessingDrawing" xmlns:wp="http://schemas.openxmlformats.org/drawingml/2006/wordprocessingDrawing" xmlns:w10="urn:schemas-microsoft-com:office:word" xmlns:w="http://schemas.openxmlformats.org/wordprocessingml/2006/main" xmlns:w14="http://schemas.microsoft.com/office/word/2010/wordml" xmlns:w15="http://schemas.microsoft.com/office/word/2012/wordml" xmlns:w16cex="http://schemas.microsoft.com/office/word/2018/wordml/cex" xmlns:w16cid="http://schemas.microsoft.com/office/word/2016/wordml/cid" xmlns:w16="http://schemas.microsoft.com/office/word/2018/wordml" xmlns:w16sdtdh="http://schemas.microsoft.com/office/word/2020/wordml/sdtdatahash" xmlns:w16se="http://schemas.microsoft.com/office/word/2015/wordml/symex" xmlns:wpg="http://schemas.microsoft.com/office/word/2010/wordprocessingGroup" xmlns:wpi="http://schemas.microsoft.com/office/word/2010/wordprocessingInk" xmlns:wne="http://schemas.microsoft.com/office/word/2006/wordml" xmlns:wps="http://schemas.microsoft.com/office/word/2010/wordprocessingShape" mc:Ignorable="w14 w15 w16se w16cid w16 w16cex w16sdtdh wp14">
+  <w:footnote w:type="separator" w:id="-1">
+    <w:p>
+      <w:r>
+        <w:separator/>
+      </w:r>
+    </w:p>
+  </w:footnote>
+  <w:footnote w:type="continuationSeparator" w:id="0">
+    <w:p>
+      <w:r>
+        <w:continuationSeparator/>
+      </w:r>
+    </w:p>
+  </w:footnote>
+</w:footnotes>
 </file>
 
 <file path=word/numbering.xml><?xml version="1.0" encoding="utf-8"?>
@@ -6022,6 +7544,64 @@
       <w:u w:val="single"/>
     </w:rPr>
   </w:style>
+  <w:style w:type="paragraph" w:styleId="Header">
+    <w:name w:val="header"/>
+    <w:basedOn w:val="Normal"/>
+    <w:link w:val="HeaderChar"/>
+    <w:uiPriority w:val="99"/>
+    <w:unhideWhenUsed/>
+    <w:rsid w:val="00DF21C1"/>
+    <w:pPr>
+      <w:tabs>
+        <w:tab w:val="center" w:pos="4680"/>
+        <w:tab w:val="right" w:pos="9360"/>
+      </w:tabs>
+    </w:pPr>
+  </w:style>
+  <w:style w:type="character" w:customStyle="1" w:styleId="HeaderChar">
+    <w:name w:val="Header Char"/>
+    <w:basedOn w:val="DefaultParagraphFont"/>
+    <w:link w:val="Header"/>
+    <w:uiPriority w:val="99"/>
+    <w:rsid w:val="00DF21C1"/>
+    <w:rPr>
+      <w:rFonts w:ascii="Georgia" w:eastAsia="Georgia" w:hAnsi="Georgia" w:cs="Georgia"/>
+      <w:kern w:val="0"/>
+      <w:sz w:val="22"/>
+      <w:szCs w:val="22"/>
+      <w:lang w:val="en-US"/>
+      <w14:ligatures w14:val="none"/>
+    </w:rPr>
+  </w:style>
+  <w:style w:type="paragraph" w:styleId="Footer">
+    <w:name w:val="footer"/>
+    <w:basedOn w:val="Normal"/>
+    <w:link w:val="FooterChar"/>
+    <w:uiPriority w:val="99"/>
+    <w:unhideWhenUsed/>
+    <w:rsid w:val="00DF21C1"/>
+    <w:pPr>
+      <w:tabs>
+        <w:tab w:val="center" w:pos="4680"/>
+        <w:tab w:val="right" w:pos="9360"/>
+      </w:tabs>
+    </w:pPr>
+  </w:style>
+  <w:style w:type="character" w:customStyle="1" w:styleId="FooterChar">
+    <w:name w:val="Footer Char"/>
+    <w:basedOn w:val="DefaultParagraphFont"/>
+    <w:link w:val="Footer"/>
+    <w:uiPriority w:val="99"/>
+    <w:rsid w:val="00DF21C1"/>
+    <w:rPr>
+      <w:rFonts w:ascii="Georgia" w:eastAsia="Georgia" w:hAnsi="Georgia" w:cs="Georgia"/>
+      <w:kern w:val="0"/>
+      <w:sz w:val="22"/>
+      <w:szCs w:val="22"/>
+      <w:lang w:val="en-US"/>
+      <w14:ligatures w14:val="none"/>
+    </w:rPr>
+  </w:style>
 </w:styles>
 </file>
 

--- a/public/resume/Ahmad_Rizal_Resume.docx
+++ b/public/resume/Ahmad_Rizal_Resume.docx
@@ -88,7 +88,26 @@
                 <w:spacing w:val="5"/>
                 <w:sz w:val="20"/>
               </w:rPr>
-              <w:t xml:space="preserve"> </w:t>
+              <w:t xml:space="preserve">  </w:t>
+            </w:r>
+            <w:r>
+              <w:rPr>
+                <w:sz w:val="20"/>
+              </w:rPr>
+              <w:t>•</w:t>
+            </w:r>
+            <w:r>
+              <w:rPr>
+                <w:spacing w:val="57"/>
+                <w:sz w:val="20"/>
+              </w:rPr>
+              <w:t xml:space="preserve"> +</w:t>
+            </w:r>
+            <w:r>
+              <w:rPr>
+                <w:sz w:val="20"/>
+              </w:rPr>
+              <w:t>62813-9101-5799</w:t>
             </w:r>
             <w:r>
               <w:rPr>
@@ -99,6 +118,13 @@
             </w:r>
             <w:r>
               <w:rPr>
+                <w:spacing w:val="5"/>
+                <w:sz w:val="20"/>
+              </w:rPr>
+              <w:t xml:space="preserve"> </w:t>
+            </w:r>
+            <w:r>
+              <w:rPr>
                 <w:sz w:val="20"/>
               </w:rPr>
               <w:t>•</w:t>
@@ -110,12 +136,13 @@
               </w:rPr>
               <w:t xml:space="preserve"> </w:t>
             </w:r>
-            <w:hyperlink r:id="rId7">
+            <w:hyperlink r:id="rId7" w:history="1">
               <w:r>
                 <w:rPr>
+                  <w:rStyle w:val="Hyperlink"/>
                   <w:sz w:val="20"/>
                 </w:rPr>
-                <w:t>ahmaddrizalul@gmail.com</w:t>
+                <w:t>ahmadrizal1st@gmail.com</w:t>
               </w:r>
             </w:hyperlink>
             <w:r>
@@ -145,7 +172,7 @@
                   <w:spacing w:val="-2"/>
                   <w:sz w:val="20"/>
                 </w:rPr>
-                <w:t>https://zal-portfolio.vercel.app</w:t>
+                <w:t>https://ahmadrizal1st.com</w:t>
               </w:r>
             </w:hyperlink>
             <w:r>
@@ -195,7 +222,7 @@
               <w:rPr>
                 <w:sz w:val="20"/>
               </w:rPr>
-              <w:t>Undergraduate Informatics student specializing in Software Engineering with hands-on experience in building web applications using Next.js and Laravel. Experienced as a laboratory assistant teaching core programming and system fundamentals. Strong interest in clean code, scalable architecture, and real-world software development. Actively seeking a Software Engineer Internship to apply and grow technical skills in an industry environment.</w:t>
+              <w:t>Undergraduate Informatics student (Software Engineering) with hands-on experience building production-grade web and mobile applications using Next.js and Laravel. Contributed to real-world SIMRS and HRIS systems during internship, and served as lab assistant for 5 programming courses over 3 semesters. Published in a peer-reviewed journal. Actively seeking a Software Engineer Internship to apply and deepen technical skills in an industry environment.</w:t>
             </w:r>
           </w:p>
         </w:tc>
@@ -204,8 +231,8 @@
     <w:p>
       <w:pPr>
         <w:rPr>
-          <w:sz w:val="2"/>
-          <w:szCs w:val="2"/>
+          <w:sz w:val="10"/>
+          <w:szCs w:val="10"/>
         </w:rPr>
       </w:pPr>
     </w:p>
@@ -225,7 +252,7 @@
       </w:tblGrid>
       <w:tr>
         <w:trPr>
-          <w:trHeight w:val="69"/>
+          <w:trHeight w:val="56"/>
         </w:trPr>
         <w:tc>
           <w:tcPr>
@@ -250,7 +277,342 @@
                 <w:w w:val="105"/>
                 <w:sz w:val="26"/>
               </w:rPr>
-              <w:t>Projects</w:t>
+              <w:t>Experience</w:t>
+            </w:r>
+          </w:p>
+        </w:tc>
+      </w:tr>
+      <w:tr>
+        <w:trPr>
+          <w:trHeight w:val="789"/>
+        </w:trPr>
+        <w:tc>
+          <w:tcPr>
+            <w:tcW w:w="10773" w:type="dxa"/>
+          </w:tcPr>
+          <w:p>
+            <w:pPr>
+              <w:pStyle w:val="TableParagraph"/>
+              <w:spacing w:before="68"/>
+              <w:ind w:left="112"/>
+              <w:rPr>
+                <w:sz w:val="20"/>
+              </w:rPr>
+            </w:pPr>
+            <w:r>
+              <w:rPr>
+                <w:sz w:val="20"/>
+              </w:rPr>
+              <w:t>Programmer Intern</w:t>
+            </w:r>
+          </w:p>
+          <w:p>
+            <w:pPr>
+              <w:pStyle w:val="TableParagraph"/>
+              <w:spacing w:before="68"/>
+              <w:ind w:left="112"/>
+              <w:rPr>
+                <w:b/>
+                <w:bCs/>
+                <w:sz w:val="20"/>
+              </w:rPr>
+            </w:pPr>
+            <w:r>
+              <w:rPr>
+                <w:b/>
+                <w:bCs/>
+                <w:sz w:val="20"/>
+              </w:rPr>
+              <w:t xml:space="preserve">PT </w:t>
+            </w:r>
+            <w:proofErr w:type="spellStart"/>
+            <w:r>
+              <w:rPr>
+                <w:b/>
+                <w:bCs/>
+                <w:sz w:val="20"/>
+              </w:rPr>
+              <w:t>Sistem</w:t>
+            </w:r>
+            <w:proofErr w:type="spellEnd"/>
+            <w:r>
+              <w:rPr>
+                <w:b/>
+                <w:bCs/>
+                <w:sz w:val="20"/>
+              </w:rPr>
+              <w:t xml:space="preserve"> Kesehatan Indonesia, Yogyakarta, ID</w:t>
+            </w:r>
+          </w:p>
+          <w:p>
+            <w:pPr>
+              <w:pStyle w:val="TableParagraph"/>
+              <w:spacing w:before="68"/>
+              <w:ind w:left="112"/>
+              <w:rPr>
+                <w:sz w:val="20"/>
+              </w:rPr>
+            </w:pPr>
+            <w:r>
+              <w:rPr>
+                <w:sz w:val="20"/>
+              </w:rPr>
+              <w:t>February 2026</w:t>
+            </w:r>
+            <w:r>
+              <w:rPr>
+                <w:sz w:val="20"/>
+              </w:rPr>
+              <w:t xml:space="preserve"> </w:t>
+            </w:r>
+            <w:r>
+              <w:rPr>
+                <w:i/>
+                <w:spacing w:val="-4"/>
+                <w:sz w:val="20"/>
+              </w:rPr>
+              <w:t>–</w:t>
+            </w:r>
+            <w:r>
+              <w:rPr>
+                <w:i/>
+                <w:spacing w:val="-4"/>
+                <w:sz w:val="20"/>
+              </w:rPr>
+              <w:t xml:space="preserve"> </w:t>
+            </w:r>
+            <w:proofErr w:type="spellStart"/>
+            <w:r>
+              <w:rPr>
+                <w:i/>
+                <w:spacing w:val="-4"/>
+                <w:sz w:val="20"/>
+              </w:rPr>
+              <w:t>Maret</w:t>
+            </w:r>
+            <w:proofErr w:type="spellEnd"/>
+            <w:r>
+              <w:rPr>
+                <w:i/>
+                <w:spacing w:val="-4"/>
+                <w:sz w:val="20"/>
+              </w:rPr>
+              <w:t xml:space="preserve"> 2026</w:t>
+            </w:r>
+          </w:p>
+        </w:tc>
+      </w:tr>
+      <w:tr>
+        <w:trPr>
+          <w:trHeight w:val="245"/>
+        </w:trPr>
+        <w:tc>
+          <w:tcPr>
+            <w:tcW w:w="10773" w:type="dxa"/>
+          </w:tcPr>
+          <w:p>
+            <w:pPr>
+              <w:pStyle w:val="TableParagraph"/>
+              <w:numPr>
+                <w:ilvl w:val="0"/>
+                <w:numId w:val="7"/>
+              </w:numPr>
+              <w:tabs>
+                <w:tab w:val="left" w:pos="832"/>
+              </w:tabs>
+              <w:spacing w:before="97" w:line="271" w:lineRule="auto"/>
+              <w:ind w:right="499"/>
+              <w:rPr>
+                <w:sz w:val="20"/>
+              </w:rPr>
+            </w:pPr>
+            <w:r>
+              <w:rPr>
+                <w:sz w:val="20"/>
+              </w:rPr>
+              <w:t>Contributed to developing SIMRS (Hospital Information System) and HRIS modules using Laravel &amp; Filament, supporting hospital operational workflows</w:t>
+            </w:r>
+          </w:p>
+          <w:p>
+            <w:pPr>
+              <w:pStyle w:val="TableParagraph"/>
+              <w:numPr>
+                <w:ilvl w:val="0"/>
+                <w:numId w:val="7"/>
+              </w:numPr>
+              <w:tabs>
+                <w:tab w:val="left" w:pos="832"/>
+              </w:tabs>
+              <w:spacing w:before="97" w:line="271" w:lineRule="auto"/>
+              <w:ind w:right="499"/>
+              <w:rPr>
+                <w:sz w:val="20"/>
+              </w:rPr>
+            </w:pPr>
+            <w:r>
+              <w:rPr>
+                <w:sz w:val="20"/>
+              </w:rPr>
+              <w:t>Built dynamic, responsive UI components with jQuery &amp; AJAX to improve user interaction</w:t>
+            </w:r>
+          </w:p>
+          <w:p>
+            <w:pPr>
+              <w:pStyle w:val="TableParagraph"/>
+              <w:numPr>
+                <w:ilvl w:val="0"/>
+                <w:numId w:val="7"/>
+              </w:numPr>
+              <w:tabs>
+                <w:tab w:val="left" w:pos="832"/>
+              </w:tabs>
+              <w:spacing w:before="97" w:line="271" w:lineRule="auto"/>
+              <w:ind w:right="499"/>
+              <w:rPr>
+                <w:sz w:val="20"/>
+              </w:rPr>
+            </w:pPr>
+            <w:r>
+              <w:rPr>
+                <w:sz w:val="20"/>
+              </w:rPr>
+              <w:t>Integrated REST APIs and managed multi-database environments (MySQL, PostgreSQL, SQLite)</w:t>
+            </w:r>
+          </w:p>
+          <w:p>
+            <w:pPr>
+              <w:pStyle w:val="TableParagraph"/>
+              <w:numPr>
+                <w:ilvl w:val="0"/>
+                <w:numId w:val="7"/>
+              </w:numPr>
+              <w:tabs>
+                <w:tab w:val="left" w:pos="832"/>
+              </w:tabs>
+              <w:spacing w:before="97" w:line="271" w:lineRule="auto"/>
+              <w:ind w:right="499"/>
+              <w:rPr>
+                <w:sz w:val="20"/>
+              </w:rPr>
+            </w:pPr>
+            <w:r>
+              <w:rPr>
+                <w:sz w:val="20"/>
+              </w:rPr>
+              <w:t>Performed debugging, testing, and query optimization to improve system stability and performance</w:t>
+            </w:r>
+          </w:p>
+        </w:tc>
+      </w:tr>
+      <w:tr>
+        <w:trPr>
+          <w:trHeight w:val="817"/>
+        </w:trPr>
+        <w:tc>
+          <w:tcPr>
+            <w:tcW w:w="10773" w:type="dxa"/>
+          </w:tcPr>
+          <w:p>
+            <w:pPr>
+              <w:pStyle w:val="TableParagraph"/>
+              <w:spacing w:before="68"/>
+              <w:ind w:left="112"/>
+              <w:rPr>
+                <w:sz w:val="20"/>
+              </w:rPr>
+            </w:pPr>
+            <w:r>
+              <w:rPr>
+                <w:sz w:val="20"/>
+              </w:rPr>
+              <w:t>Laboratory</w:t>
+            </w:r>
+            <w:r>
+              <w:rPr>
+                <w:spacing w:val="6"/>
+                <w:sz w:val="20"/>
+              </w:rPr>
+              <w:t xml:space="preserve"> </w:t>
+            </w:r>
+            <w:r>
+              <w:rPr>
+                <w:spacing w:val="-2"/>
+                <w:sz w:val="20"/>
+              </w:rPr>
+              <w:t>Assistant</w:t>
+            </w:r>
+          </w:p>
+          <w:p>
+            <w:pPr>
+              <w:pStyle w:val="TableParagraph"/>
+              <w:ind w:left="112"/>
+              <w:rPr>
+                <w:rFonts w:ascii="Cambria"/>
+                <w:b/>
+                <w:spacing w:val="-2"/>
+                <w:w w:val="105"/>
+                <w:sz w:val="20"/>
+              </w:rPr>
+            </w:pPr>
+            <w:r>
+              <w:rPr>
+                <w:rFonts w:ascii="Cambria"/>
+                <w:b/>
+                <w:spacing w:val="-2"/>
+                <w:w w:val="105"/>
+                <w:sz w:val="20"/>
+              </w:rPr>
+              <w:t>AKPRIND University Indonesia, Yogyakarta, ID</w:t>
+            </w:r>
+          </w:p>
+          <w:p>
+            <w:pPr>
+              <w:pStyle w:val="TableParagraph"/>
+              <w:ind w:left="112"/>
+              <w:rPr>
+                <w:i/>
+                <w:sz w:val="20"/>
+              </w:rPr>
+            </w:pPr>
+            <w:r>
+              <w:rPr>
+                <w:i/>
+                <w:spacing w:val="-4"/>
+                <w:sz w:val="20"/>
+              </w:rPr>
+              <w:t>September 2024</w:t>
+            </w:r>
+            <w:r>
+              <w:rPr>
+                <w:i/>
+                <w:spacing w:val="-4"/>
+                <w:sz w:val="20"/>
+              </w:rPr>
+              <w:t xml:space="preserve"> </w:t>
+            </w:r>
+            <w:r>
+              <w:rPr>
+                <w:i/>
+                <w:spacing w:val="-4"/>
+                <w:sz w:val="20"/>
+              </w:rPr>
+              <w:t>–</w:t>
+            </w:r>
+            <w:r>
+              <w:rPr>
+                <w:i/>
+                <w:spacing w:val="-4"/>
+                <w:sz w:val="20"/>
+              </w:rPr>
+              <w:t xml:space="preserve"> </w:t>
+            </w:r>
+            <w:r>
+              <w:rPr>
+                <w:i/>
+                <w:spacing w:val="-4"/>
+                <w:sz w:val="20"/>
+              </w:rPr>
+              <w:t>December 2025</w:t>
             </w:r>
           </w:p>
         </w:tc>
@@ -266,57 +628,6 @@
           <w:p>
             <w:pPr>
               <w:pStyle w:val="TableParagraph"/>
-              <w:spacing w:before="68"/>
-              <w:ind w:left="112"/>
-              <w:rPr>
-                <w:rFonts w:ascii="Cambria" w:hAnsi="Cambria"/>
-                <w:b/>
-                <w:bCs/>
-                <w:sz w:val="20"/>
-              </w:rPr>
-            </w:pPr>
-            <w:r>
-              <w:rPr>
-                <w:rFonts w:ascii="Cambria" w:hAnsi="Cambria"/>
-                <w:b/>
-                <w:bCs/>
-                <w:sz w:val="20"/>
-              </w:rPr>
-              <w:t>HUMANIKA Organization Management System</w:t>
-            </w:r>
-          </w:p>
-          <w:p>
-            <w:pPr>
-              <w:pStyle w:val="TableParagraph"/>
-              <w:ind w:left="112"/>
-              <w:rPr>
-                <w:i/>
-                <w:iCs/>
-                <w:sz w:val="20"/>
-              </w:rPr>
-            </w:pPr>
-            <w:r>
-              <w:rPr>
-                <w:i/>
-                <w:iCs/>
-                <w:sz w:val="20"/>
-              </w:rPr>
-              <w:t>Website Application | 2025</w:t>
-            </w:r>
-          </w:p>
-        </w:tc>
-      </w:tr>
-      <w:tr>
-        <w:trPr>
-          <w:trHeight w:val="789"/>
-        </w:trPr>
-        <w:tc>
-          <w:tcPr>
-            <w:tcW w:w="10773" w:type="dxa"/>
-          </w:tcPr>
-          <w:p>
-            <w:pPr>
-              <w:pStyle w:val="TableParagraph"/>
               <w:numPr>
                 <w:ilvl w:val="0"/>
                 <w:numId w:val="7"/>
@@ -324,17 +635,18 @@
               <w:tabs>
                 <w:tab w:val="left" w:pos="832"/>
               </w:tabs>
-              <w:spacing w:before="98" w:line="271" w:lineRule="auto"/>
-              <w:ind w:right="212"/>
-              <w:rPr>
-                <w:sz w:val="20"/>
-              </w:rPr>
-            </w:pPr>
-            <w:r>
-              <w:rPr>
-                <w:sz w:val="20"/>
-              </w:rPr>
-              <w:t>Developed an official web application for the Informatics Student Association (HUMANIKA), AKPRIND University</w:t>
+              <w:spacing w:before="97" w:line="271" w:lineRule="auto"/>
+              <w:ind w:right="782"/>
+              <w:rPr>
+                <w:sz w:val="20"/>
+              </w:rPr>
+            </w:pPr>
+            <w:r>
+              <w:rPr>
+                <w:w w:val="105"/>
+                <w:sz w:val="20"/>
+              </w:rPr>
+              <w:t>Delivered practicum sessions for 5 courses to Informatics students across Semesters 1–3, covering Programming Algorithm (C++, Raptor), Data Structure (C++), Structured Programming (Python), Database Management System (PostgreSQL), Object Oriented Programming (Java), and Operating System (Linux Ubuntu, Docker, Git)</w:t>
             </w:r>
           </w:p>
           <w:p>
@@ -347,281 +659,18 @@
               <w:tabs>
                 <w:tab w:val="left" w:pos="832"/>
               </w:tabs>
-              <w:spacing w:before="98" w:line="271" w:lineRule="auto"/>
-              <w:ind w:right="212"/>
-              <w:rPr>
-                <w:sz w:val="20"/>
-              </w:rPr>
-            </w:pPr>
-            <w:r>
-              <w:rPr>
-                <w:sz w:val="20"/>
-              </w:rPr>
-              <w:t>Built a full-stack system for organization profile, divisions, activities, member registration, and gallery</w:t>
-            </w:r>
-          </w:p>
-          <w:p>
-            <w:pPr>
-              <w:pStyle w:val="TableParagraph"/>
-              <w:numPr>
-                <w:ilvl w:val="0"/>
-                <w:numId w:val="7"/>
-              </w:numPr>
-              <w:tabs>
-                <w:tab w:val="left" w:pos="832"/>
-              </w:tabs>
-              <w:spacing w:before="98" w:line="271" w:lineRule="auto"/>
-              <w:ind w:right="212"/>
-              <w:rPr>
-                <w:sz w:val="20"/>
-              </w:rPr>
-            </w:pPr>
-            <w:r>
-              <w:rPr>
-                <w:sz w:val="20"/>
-              </w:rPr>
-              <w:t>Implemented cloud-based document management using Google Drive API</w:t>
-            </w:r>
-          </w:p>
-          <w:p>
-            <w:pPr>
-              <w:pStyle w:val="TableParagraph"/>
-              <w:numPr>
-                <w:ilvl w:val="0"/>
-                <w:numId w:val="7"/>
-              </w:numPr>
-              <w:tabs>
-                <w:tab w:val="left" w:pos="832"/>
-              </w:tabs>
-              <w:spacing w:before="98" w:line="271" w:lineRule="auto"/>
-              <w:ind w:right="212"/>
-              <w:rPr>
-                <w:sz w:val="20"/>
-              </w:rPr>
-            </w:pPr>
-            <w:r>
-              <w:rPr>
-                <w:sz w:val="20"/>
-              </w:rPr>
-              <w:t>Tech Stack: Next.js, TypeScript, Tailwind CSS, Prisma ORM, MongoDB, Google Drive API</w:t>
-            </w:r>
-          </w:p>
-          <w:p>
-            <w:pPr>
-              <w:pStyle w:val="TableParagraph"/>
-              <w:numPr>
-                <w:ilvl w:val="0"/>
-                <w:numId w:val="7"/>
-              </w:numPr>
-              <w:tabs>
-                <w:tab w:val="left" w:pos="832"/>
-              </w:tabs>
-              <w:spacing w:before="98" w:line="271" w:lineRule="auto"/>
-              <w:ind w:right="212"/>
-              <w:rPr>
-                <w:sz w:val="20"/>
-              </w:rPr>
-            </w:pPr>
-            <w:r>
-              <w:rPr>
-                <w:sz w:val="20"/>
-              </w:rPr>
-              <w:t xml:space="preserve">GitHub: </w:t>
-            </w:r>
-            <w:hyperlink r:id="rId10" w:history="1">
-              <w:r>
-                <w:rPr>
-                  <w:rStyle w:val="Hyperlink"/>
-                  <w:sz w:val="20"/>
-                </w:rPr>
-                <w:t>https://github.com/ahmadrizal1st/website-humanika</w:t>
-              </w:r>
-            </w:hyperlink>
-          </w:p>
-        </w:tc>
-      </w:tr>
-      <w:tr>
-        <w:trPr>
-          <w:trHeight w:val="245"/>
-        </w:trPr>
-        <w:tc>
-          <w:tcPr>
-            <w:tcW w:w="10773" w:type="dxa"/>
-          </w:tcPr>
-          <w:p>
-            <w:pPr>
-              <w:pStyle w:val="TableParagraph"/>
-              <w:spacing w:before="68"/>
-              <w:ind w:left="112"/>
-              <w:rPr>
-                <w:rFonts w:ascii="Cambria" w:hAnsi="Cambria"/>
-                <w:b/>
-                <w:bCs/>
-                <w:sz w:val="20"/>
-              </w:rPr>
-            </w:pPr>
-            <w:r>
-              <w:rPr>
-                <w:rFonts w:ascii="Cambria" w:hAnsi="Cambria"/>
-                <w:b/>
-                <w:bCs/>
-                <w:sz w:val="20"/>
-              </w:rPr>
-              <w:t>Keeper App</w:t>
-            </w:r>
-          </w:p>
-          <w:p>
-            <w:pPr>
-              <w:pStyle w:val="TableParagraph"/>
-              <w:ind w:left="112"/>
-              <w:rPr>
-                <w:i/>
-                <w:iCs/>
-                <w:sz w:val="20"/>
-              </w:rPr>
-            </w:pPr>
-            <w:r>
-              <w:rPr>
-                <w:i/>
-                <w:iCs/>
-                <w:sz w:val="20"/>
-              </w:rPr>
-              <w:t>Mobile Application | 2025</w:t>
-            </w:r>
-          </w:p>
-        </w:tc>
-      </w:tr>
-      <w:tr>
-        <w:trPr>
-          <w:trHeight w:val="817"/>
-        </w:trPr>
-        <w:tc>
-          <w:tcPr>
-            <w:tcW w:w="10773" w:type="dxa"/>
-          </w:tcPr>
-          <w:p>
-            <w:pPr>
-              <w:pStyle w:val="TableParagraph"/>
-              <w:numPr>
-                <w:ilvl w:val="0"/>
-                <w:numId w:val="7"/>
-              </w:numPr>
-              <w:tabs>
-                <w:tab w:val="left" w:pos="832"/>
-              </w:tabs>
-              <w:spacing w:before="98" w:line="271" w:lineRule="auto"/>
-              <w:ind w:right="212"/>
-              <w:rPr>
-                <w:sz w:val="20"/>
-              </w:rPr>
-            </w:pPr>
-            <w:r>
-              <w:rPr>
-                <w:sz w:val="20"/>
-              </w:rPr>
-              <w:t>Developed a mobile application for secure file storage and management with offline access support</w:t>
-            </w:r>
-          </w:p>
-          <w:p>
-            <w:pPr>
-              <w:pStyle w:val="TableParagraph"/>
-              <w:numPr>
-                <w:ilvl w:val="0"/>
-                <w:numId w:val="7"/>
-              </w:numPr>
-              <w:tabs>
-                <w:tab w:val="left" w:pos="832"/>
-              </w:tabs>
-              <w:spacing w:before="98" w:line="271" w:lineRule="auto"/>
-              <w:ind w:right="212"/>
-              <w:rPr>
-                <w:sz w:val="20"/>
-              </w:rPr>
-            </w:pPr>
-            <w:r>
-              <w:rPr>
-                <w:sz w:val="20"/>
-              </w:rPr>
-              <w:t>Implemented user authentication, cloud storage, and real-time synchronization using Firebase</w:t>
-            </w:r>
-          </w:p>
-          <w:p>
-            <w:pPr>
-              <w:pStyle w:val="TableParagraph"/>
-              <w:numPr>
-                <w:ilvl w:val="0"/>
-                <w:numId w:val="7"/>
-              </w:numPr>
-              <w:tabs>
-                <w:tab w:val="left" w:pos="832"/>
-              </w:tabs>
-              <w:spacing w:before="98" w:line="271" w:lineRule="auto"/>
-              <w:ind w:right="212"/>
-              <w:rPr>
-                <w:sz w:val="20"/>
-              </w:rPr>
-            </w:pPr>
-            <w:r>
-              <w:rPr>
-                <w:sz w:val="20"/>
-              </w:rPr>
-              <w:t>Integrated Room Database (SQLite) for fast local data access when offline</w:t>
-            </w:r>
-          </w:p>
-          <w:p>
-            <w:pPr>
-              <w:pStyle w:val="TableParagraph"/>
-              <w:numPr>
-                <w:ilvl w:val="0"/>
-                <w:numId w:val="7"/>
-              </w:numPr>
-              <w:tabs>
-                <w:tab w:val="left" w:pos="832"/>
-              </w:tabs>
-              <w:spacing w:before="98" w:line="271" w:lineRule="auto"/>
-              <w:ind w:right="212"/>
-              <w:rPr>
-                <w:sz w:val="20"/>
-              </w:rPr>
-            </w:pPr>
-            <w:r>
-              <w:rPr>
-                <w:sz w:val="20"/>
-              </w:rPr>
-              <w:t>Tech Stack: Kotlin, Firebase Authentication, Firebase Storage, Room Database, SQLite</w:t>
-            </w:r>
-          </w:p>
-          <w:p>
-            <w:pPr>
-              <w:pStyle w:val="TableParagraph"/>
-              <w:numPr>
-                <w:ilvl w:val="0"/>
-                <w:numId w:val="7"/>
-              </w:numPr>
-              <w:tabs>
-                <w:tab w:val="left" w:pos="832"/>
-              </w:tabs>
-              <w:spacing w:before="98" w:line="271" w:lineRule="auto"/>
-              <w:ind w:right="212"/>
-              <w:rPr>
-                <w:sz w:val="20"/>
-              </w:rPr>
-            </w:pPr>
-            <w:r>
-              <w:rPr>
-                <w:sz w:val="20"/>
-              </w:rPr>
-              <w:t xml:space="preserve">GitHub: </w:t>
-            </w:r>
-            <w:hyperlink r:id="rId11" w:history="1">
-              <w:r>
-                <w:rPr>
-                  <w:rStyle w:val="Hyperlink"/>
-                  <w:sz w:val="20"/>
-                </w:rPr>
-                <w:t>https://github.com/ahmadrizal1st/keeper-app</w:t>
-              </w:r>
-            </w:hyperlink>
+              <w:spacing w:before="97" w:line="271" w:lineRule="auto"/>
+              <w:ind w:right="782"/>
+              <w:rPr>
+                <w:sz w:val="20"/>
+              </w:rPr>
+            </w:pPr>
+            <w:r>
+              <w:rPr>
+                <w:sz w:val="20"/>
+              </w:rPr>
+              <w:t>Guided and evaluated students through hands-on lab exercises, ensuring comprehension of core CS fundamentals</w:t>
+            </w:r>
           </w:p>
         </w:tc>
       </w:tr>
@@ -639,39 +688,158 @@
               <w:spacing w:before="68"/>
               <w:ind w:left="112"/>
               <w:rPr>
-                <w:rFonts w:ascii="Cambria" w:hAnsi="Cambria"/>
-                <w:b/>
-                <w:bCs/>
-                <w:sz w:val="20"/>
-              </w:rPr>
-            </w:pPr>
-            <w:r>
-              <w:rPr>
-                <w:rFonts w:ascii="Cambria" w:hAnsi="Cambria"/>
-                <w:b/>
-                <w:bCs/>
-                <w:sz w:val="20"/>
-              </w:rPr>
-              <w:t>Wijaya Kusuma Craft – Finance Dashboard</w:t>
-            </w:r>
-          </w:p>
-          <w:p>
-            <w:pPr>
-              <w:pStyle w:val="TableParagraph"/>
+                <w:sz w:val="20"/>
+              </w:rPr>
+            </w:pPr>
+            <w:r>
+              <w:rPr>
+                <w:sz w:val="20"/>
+              </w:rPr>
+              <w:t>Extracurricular ICT Teacher</w:t>
+            </w:r>
+          </w:p>
+          <w:p>
+            <w:pPr>
+              <w:pStyle w:val="TableParagraph"/>
+              <w:spacing w:before="22"/>
               <w:ind w:left="112"/>
               <w:rPr>
+                <w:rFonts w:ascii="Cambria"/>
+                <w:b/>
+                <w:sz w:val="20"/>
+              </w:rPr>
+            </w:pPr>
+            <w:r>
+              <w:rPr>
+                <w:rFonts w:ascii="Cambria"/>
+                <w:b/>
+                <w:spacing w:val="-2"/>
+                <w:w w:val="105"/>
+                <w:sz w:val="20"/>
+              </w:rPr>
+              <w:t>Al-Qur</w:t>
+            </w:r>
+            <w:r>
+              <w:rPr>
+                <w:rFonts w:ascii="Cambria"/>
+                <w:b/>
+                <w:spacing w:val="-2"/>
+                <w:w w:val="105"/>
+                <w:sz w:val="20"/>
+              </w:rPr>
+              <w:t>’</w:t>
+            </w:r>
+            <w:r>
+              <w:rPr>
+                <w:rFonts w:ascii="Cambria"/>
+                <w:b/>
+                <w:spacing w:val="-2"/>
+                <w:w w:val="105"/>
+                <w:sz w:val="20"/>
+              </w:rPr>
+              <w:t>an Islamic Boarding School,</w:t>
+            </w:r>
+            <w:r>
+              <w:rPr>
+                <w:rFonts w:ascii="Cambria"/>
+                <w:b/>
+                <w:spacing w:val="1"/>
+                <w:w w:val="105"/>
+                <w:sz w:val="20"/>
+              </w:rPr>
+              <w:t xml:space="preserve"> </w:t>
+            </w:r>
+            <w:r>
+              <w:rPr>
+                <w:rFonts w:ascii="Cambria"/>
+                <w:b/>
+                <w:spacing w:val="-2"/>
+                <w:w w:val="105"/>
+                <w:sz w:val="20"/>
+              </w:rPr>
+              <w:t>Yogyakarta,</w:t>
+            </w:r>
+            <w:r>
+              <w:rPr>
+                <w:rFonts w:ascii="Cambria"/>
+                <w:b/>
+                <w:spacing w:val="1"/>
+                <w:w w:val="105"/>
+                <w:sz w:val="20"/>
+              </w:rPr>
+              <w:t xml:space="preserve"> </w:t>
+            </w:r>
+            <w:r>
+              <w:rPr>
+                <w:rFonts w:ascii="Cambria"/>
+                <w:b/>
+                <w:spacing w:val="-5"/>
+                <w:w w:val="105"/>
+                <w:sz w:val="20"/>
+              </w:rPr>
+              <w:t>ID</w:t>
+            </w:r>
+          </w:p>
+          <w:p>
+            <w:pPr>
+              <w:pStyle w:val="TableParagraph"/>
+              <w:spacing w:before="22"/>
+              <w:ind w:left="112"/>
+              <w:rPr>
+                <w:rFonts w:ascii="Cambria"/>
+                <w:b/>
+                <w:sz w:val="20"/>
+              </w:rPr>
+            </w:pPr>
+            <w:r>
+              <w:rPr>
                 <w:i/>
-                <w:iCs/>
-                <w:sz w:val="20"/>
-              </w:rPr>
-            </w:pPr>
+                <w:spacing w:val="-4"/>
+                <w:sz w:val="20"/>
+              </w:rPr>
+              <w:t>July 2025</w:t>
+            </w:r>
             <w:r>
               <w:rPr>
                 <w:i/>
-                <w:iCs/>
-                <w:sz w:val="20"/>
-              </w:rPr>
-              <w:t>Website Application | 2025</w:t>
+                <w:spacing w:val="-4"/>
+                <w:sz w:val="20"/>
+              </w:rPr>
+              <w:t xml:space="preserve"> </w:t>
+            </w:r>
+            <w:r>
+              <w:rPr>
+                <w:i/>
+                <w:spacing w:val="-4"/>
+                <w:sz w:val="20"/>
+              </w:rPr>
+              <w:t>–</w:t>
+            </w:r>
+            <w:r>
+              <w:rPr>
+                <w:i/>
+                <w:spacing w:val="-4"/>
+                <w:sz w:val="20"/>
+              </w:rPr>
+              <w:t xml:space="preserve"> </w:t>
+            </w:r>
+            <w:proofErr w:type="spellStart"/>
+            <w:r>
+              <w:rPr>
+                <w:i/>
+                <w:spacing w:val="-4"/>
+                <w:sz w:val="20"/>
+              </w:rPr>
+              <w:t>Maret</w:t>
+            </w:r>
+            <w:proofErr w:type="spellEnd"/>
+            <w:r>
+              <w:rPr>
+                <w:i/>
+                <w:spacing w:val="-4"/>
+                <w:sz w:val="20"/>
+              </w:rPr>
+              <w:t xml:space="preserve"> 2026</w:t>
             </w:r>
           </w:p>
         </w:tc>
@@ -694,321 +862,18 @@
               <w:tabs>
                 <w:tab w:val="left" w:pos="832"/>
               </w:tabs>
-              <w:spacing w:before="98" w:line="271" w:lineRule="auto"/>
-              <w:ind w:right="212"/>
-              <w:rPr>
-                <w:sz w:val="20"/>
-              </w:rPr>
-            </w:pPr>
-            <w:r>
-              <w:rPr>
-                <w:sz w:val="20"/>
-              </w:rPr>
-              <w:t>Developed a web-based financial dashboard to manage business transactions and reports</w:t>
-            </w:r>
-          </w:p>
-          <w:p>
-            <w:pPr>
-              <w:pStyle w:val="TableParagraph"/>
-              <w:numPr>
-                <w:ilvl w:val="0"/>
-                <w:numId w:val="7"/>
-              </w:numPr>
-              <w:tabs>
-                <w:tab w:val="left" w:pos="832"/>
-              </w:tabs>
-              <w:spacing w:before="98" w:line="271" w:lineRule="auto"/>
-              <w:ind w:right="212"/>
-              <w:rPr>
-                <w:sz w:val="20"/>
-              </w:rPr>
-            </w:pPr>
-            <w:r>
-              <w:rPr>
-                <w:sz w:val="20"/>
-              </w:rPr>
-              <w:t>Implemented transaction tracking, financial reporting, and performance monitoring features</w:t>
-            </w:r>
-          </w:p>
-          <w:p>
-            <w:pPr>
-              <w:pStyle w:val="TableParagraph"/>
-              <w:numPr>
-                <w:ilvl w:val="0"/>
-                <w:numId w:val="7"/>
-              </w:numPr>
-              <w:tabs>
-                <w:tab w:val="left" w:pos="832"/>
-              </w:tabs>
-              <w:spacing w:before="98" w:line="271" w:lineRule="auto"/>
-              <w:ind w:right="212"/>
-              <w:rPr>
-                <w:sz w:val="20"/>
-              </w:rPr>
-            </w:pPr>
-            <w:r>
-              <w:rPr>
-                <w:sz w:val="20"/>
-              </w:rPr>
-              <w:t>Applied MVC architecture for maintainable backend structure</w:t>
-            </w:r>
-          </w:p>
-          <w:p>
-            <w:pPr>
-              <w:pStyle w:val="TableParagraph"/>
-              <w:numPr>
-                <w:ilvl w:val="0"/>
-                <w:numId w:val="7"/>
-              </w:numPr>
-              <w:tabs>
-                <w:tab w:val="left" w:pos="832"/>
-              </w:tabs>
-              <w:spacing w:before="98" w:line="271" w:lineRule="auto"/>
-              <w:ind w:right="212"/>
-              <w:rPr>
-                <w:sz w:val="20"/>
-              </w:rPr>
-            </w:pPr>
-            <w:r>
-              <w:rPr>
-                <w:sz w:val="20"/>
-              </w:rPr>
-              <w:t>Tech Stack: PHP, JavaScript, MySQL, MVC Architecture</w:t>
-            </w:r>
-          </w:p>
-          <w:p>
-            <w:pPr>
-              <w:pStyle w:val="TableParagraph"/>
-              <w:numPr>
-                <w:ilvl w:val="0"/>
-                <w:numId w:val="7"/>
-              </w:numPr>
-              <w:tabs>
-                <w:tab w:val="left" w:pos="832"/>
-              </w:tabs>
-              <w:spacing w:before="98" w:line="271" w:lineRule="auto"/>
-              <w:ind w:right="212"/>
-              <w:rPr>
-                <w:sz w:val="20"/>
-              </w:rPr>
-            </w:pPr>
-            <w:r>
-              <w:rPr>
-                <w:sz w:val="20"/>
-              </w:rPr>
-              <w:t xml:space="preserve">GitHub: </w:t>
-            </w:r>
-            <w:hyperlink r:id="rId12" w:history="1">
-              <w:r>
-                <w:rPr>
-                  <w:rStyle w:val="Hyperlink"/>
-                  <w:sz w:val="20"/>
-                </w:rPr>
-                <w:t>https://github.com/ahmadrizal1st/wkc-finance-dashboard</w:t>
-              </w:r>
-            </w:hyperlink>
-          </w:p>
-        </w:tc>
-      </w:tr>
-      <w:tr>
-        <w:trPr>
-          <w:trHeight w:val="56"/>
-        </w:trPr>
-        <w:tc>
-          <w:tcPr>
-            <w:tcW w:w="10773" w:type="dxa"/>
-          </w:tcPr>
-          <w:p>
-            <w:pPr>
-              <w:pStyle w:val="TableParagraph"/>
-              <w:spacing w:before="68"/>
-              <w:ind w:left="112"/>
-              <w:rPr>
-                <w:rFonts w:ascii="Cambria" w:hAnsi="Cambria"/>
-                <w:b/>
-                <w:bCs/>
-                <w:sz w:val="20"/>
-              </w:rPr>
-            </w:pPr>
-            <w:proofErr w:type="spellStart"/>
-            <w:r>
-              <w:rPr>
-                <w:rFonts w:ascii="Cambria" w:hAnsi="Cambria"/>
-                <w:b/>
-                <w:bCs/>
-                <w:sz w:val="20"/>
-              </w:rPr>
-              <w:t>Cengkrem</w:t>
-            </w:r>
-            <w:proofErr w:type="spellEnd"/>
-          </w:p>
-          <w:p>
-            <w:pPr>
-              <w:pStyle w:val="TableParagraph"/>
-              <w:ind w:left="112"/>
-              <w:rPr>
-                <w:i/>
-                <w:iCs/>
-                <w:sz w:val="20"/>
-              </w:rPr>
-            </w:pPr>
-            <w:r>
-              <w:rPr>
-                <w:i/>
-                <w:iCs/>
-                <w:sz w:val="20"/>
-              </w:rPr>
-              <w:t>Website Application | 2024</w:t>
-            </w:r>
-          </w:p>
-        </w:tc>
-      </w:tr>
-      <w:tr>
-        <w:trPr>
-          <w:trHeight w:val="56"/>
-        </w:trPr>
-        <w:tc>
-          <w:tcPr>
-            <w:tcW w:w="10773" w:type="dxa"/>
-          </w:tcPr>
-          <w:p>
-            <w:pPr>
-              <w:pStyle w:val="TableParagraph"/>
-              <w:numPr>
-                <w:ilvl w:val="0"/>
-                <w:numId w:val="7"/>
-              </w:numPr>
-              <w:tabs>
-                <w:tab w:val="left" w:pos="832"/>
-              </w:tabs>
-              <w:spacing w:before="98" w:line="271" w:lineRule="auto"/>
-              <w:ind w:right="212"/>
-              <w:rPr>
-                <w:sz w:val="20"/>
-              </w:rPr>
-            </w:pPr>
-            <w:r>
-              <w:rPr>
-                <w:sz w:val="20"/>
-              </w:rPr>
-              <w:t>Developed an official company profile and information system website using WordPress CMS</w:t>
-            </w:r>
-          </w:p>
-          <w:p>
-            <w:pPr>
-              <w:pStyle w:val="TableParagraph"/>
-              <w:numPr>
-                <w:ilvl w:val="0"/>
-                <w:numId w:val="7"/>
-              </w:numPr>
-              <w:tabs>
-                <w:tab w:val="left" w:pos="832"/>
-              </w:tabs>
-              <w:spacing w:before="98" w:line="271" w:lineRule="auto"/>
-              <w:ind w:right="212"/>
-              <w:rPr>
-                <w:sz w:val="20"/>
-              </w:rPr>
-            </w:pPr>
-            <w:r>
-              <w:rPr>
-                <w:sz w:val="20"/>
-              </w:rPr>
-              <w:t>Implemented article management, product showcase, image gallery, and contact page</w:t>
-            </w:r>
-          </w:p>
-          <w:p>
-            <w:pPr>
-              <w:pStyle w:val="TableParagraph"/>
-              <w:numPr>
-                <w:ilvl w:val="0"/>
-                <w:numId w:val="7"/>
-              </w:numPr>
-              <w:tabs>
-                <w:tab w:val="left" w:pos="832"/>
-              </w:tabs>
-              <w:spacing w:before="98" w:line="271" w:lineRule="auto"/>
-              <w:ind w:right="212"/>
-              <w:rPr>
-                <w:sz w:val="20"/>
-              </w:rPr>
-            </w:pPr>
-            <w:r>
-              <w:rPr>
-                <w:sz w:val="20"/>
-              </w:rPr>
-              <w:t>Optimized content management for non-technical users</w:t>
-            </w:r>
-          </w:p>
-          <w:p>
-            <w:pPr>
-              <w:pStyle w:val="TableParagraph"/>
-              <w:numPr>
-                <w:ilvl w:val="0"/>
-                <w:numId w:val="7"/>
-              </w:numPr>
-              <w:tabs>
-                <w:tab w:val="left" w:pos="832"/>
-              </w:tabs>
-              <w:spacing w:before="98" w:line="271" w:lineRule="auto"/>
-              <w:ind w:right="212"/>
-              <w:rPr>
-                <w:sz w:val="20"/>
-              </w:rPr>
-            </w:pPr>
-            <w:r>
-              <w:rPr>
-                <w:sz w:val="20"/>
-              </w:rPr>
-              <w:t>Tech Stack: WordPress, PHP, CMS</w:t>
-            </w:r>
-          </w:p>
-          <w:p>
-            <w:pPr>
-              <w:pStyle w:val="TableParagraph"/>
-              <w:numPr>
-                <w:ilvl w:val="0"/>
-                <w:numId w:val="7"/>
-              </w:numPr>
-              <w:tabs>
-                <w:tab w:val="left" w:pos="832"/>
-              </w:tabs>
-              <w:spacing w:before="98" w:line="271" w:lineRule="auto"/>
-              <w:ind w:right="212"/>
-              <w:rPr>
-                <w:sz w:val="20"/>
-              </w:rPr>
-            </w:pPr>
-            <w:r>
-              <w:rPr>
-                <w:sz w:val="20"/>
-              </w:rPr>
-              <w:t xml:space="preserve">Live Site: </w:t>
-            </w:r>
-            <w:hyperlink r:id="rId13" w:history="1">
-              <w:r>
-                <w:rPr>
-                  <w:rStyle w:val="Hyperlink"/>
-                  <w:sz w:val="20"/>
-                </w:rPr>
-                <w:t>https://cengkrem.id</w:t>
-              </w:r>
-            </w:hyperlink>
-            <w:r>
-              <w:rPr>
-                <w:sz w:val="20"/>
-              </w:rPr>
-              <w:t xml:space="preserve"> or </w:t>
-            </w:r>
-            <w:hyperlink r:id="rId14" w:history="1">
-              <w:r>
-                <w:rPr>
-                  <w:rStyle w:val="Hyperlink"/>
-                  <w:sz w:val="20"/>
-                </w:rPr>
-                <w:t>https://zal-portfolio.vercel.app/project/proj-004</w:t>
-              </w:r>
-            </w:hyperlink>
+              <w:spacing w:before="97" w:line="271" w:lineRule="auto"/>
+              <w:ind w:right="499"/>
+              <w:rPr>
+                <w:sz w:val="20"/>
+              </w:rPr>
+            </w:pPr>
+            <w:r>
+              <w:rPr>
+                <w:sz w:val="20"/>
+              </w:rPr>
+              <w:t>Teaching Microsoft Office (Word, Excel, PowerPoint), Canva, and Scratch to students for productivity, design, and introductory programming skills</w:t>
+            </w:r>
           </w:p>
         </w:tc>
       </w:tr>
@@ -1016,56 +881,8 @@
     <w:p>
       <w:pPr>
         <w:rPr>
-          <w:sz w:val="20"/>
-          <w:szCs w:val="20"/>
-        </w:rPr>
-      </w:pPr>
-    </w:p>
-    <w:p>
-      <w:pPr>
-        <w:rPr>
-          <w:sz w:val="20"/>
-          <w:szCs w:val="20"/>
-        </w:rPr>
-      </w:pPr>
-    </w:p>
-    <w:p>
-      <w:pPr>
-        <w:rPr>
-          <w:sz w:val="20"/>
-          <w:szCs w:val="20"/>
-        </w:rPr>
-      </w:pPr>
-    </w:p>
-    <w:p>
-      <w:pPr>
-        <w:rPr>
-          <w:sz w:val="20"/>
-          <w:szCs w:val="20"/>
-        </w:rPr>
-      </w:pPr>
-    </w:p>
-    <w:p>
-      <w:pPr>
-        <w:rPr>
-          <w:sz w:val="20"/>
-          <w:szCs w:val="20"/>
-        </w:rPr>
-      </w:pPr>
-    </w:p>
-    <w:p>
-      <w:pPr>
-        <w:rPr>
-          <w:sz w:val="20"/>
-          <w:szCs w:val="20"/>
-        </w:rPr>
-      </w:pPr>
-    </w:p>
-    <w:p>
-      <w:pPr>
-        <w:rPr>
-          <w:sz w:val="20"/>
-          <w:szCs w:val="20"/>
+          <w:sz w:val="10"/>
+          <w:szCs w:val="10"/>
         </w:rPr>
       </w:pPr>
     </w:p>
@@ -1110,8 +927,7 @@
                 <w:w w:val="105"/>
                 <w:sz w:val="26"/>
               </w:rPr>
-              <w:lastRenderedPageBreak/>
-              <w:t>Experience</w:t>
+              <w:t>Projects</w:t>
             </w:r>
           </w:p>
         </w:tc>
@@ -1127,157 +943,283 @@
           <w:p>
             <w:pPr>
               <w:pStyle w:val="TableParagraph"/>
-              <w:spacing w:before="68"/>
               <w:ind w:left="112"/>
               <w:rPr>
-                <w:sz w:val="20"/>
-              </w:rPr>
-            </w:pPr>
-            <w:r>
-              <w:rPr>
-                <w:sz w:val="20"/>
-              </w:rPr>
-              <w:t>Lab</w:t>
-            </w:r>
-            <w:r>
-              <w:rPr>
-                <w:spacing w:val="6"/>
-                <w:sz w:val="20"/>
-              </w:rPr>
-              <w:t xml:space="preserve"> </w:t>
-            </w:r>
-            <w:r>
-              <w:rPr>
-                <w:spacing w:val="-2"/>
-                <w:sz w:val="20"/>
-              </w:rPr>
-              <w:t>Assistant</w:t>
-            </w:r>
-          </w:p>
-          <w:p>
-            <w:pPr>
-              <w:pStyle w:val="TableParagraph"/>
-              <w:spacing w:before="22"/>
+                <w:rFonts w:ascii="Cambria" w:hAnsi="Cambria"/>
+                <w:b/>
+                <w:bCs/>
+                <w:sz w:val="20"/>
+              </w:rPr>
+            </w:pPr>
+            <w:r>
+              <w:rPr>
+                <w:rFonts w:ascii="Cambria" w:hAnsi="Cambria"/>
+                <w:b/>
+                <w:bCs/>
+                <w:sz w:val="20"/>
+              </w:rPr>
+              <w:t>MORA – Financial Technology</w:t>
+            </w:r>
+            <w:r>
+              <w:rPr>
+                <w:rFonts w:ascii="Cambria" w:hAnsi="Cambria"/>
+                <w:b/>
+                <w:bCs/>
+                <w:sz w:val="20"/>
+              </w:rPr>
+              <w:t xml:space="preserve"> </w:t>
+            </w:r>
+            <w:r>
+              <w:t xml:space="preserve">— </w:t>
+            </w:r>
+            <w:r>
+              <w:rPr>
+                <w:i/>
+                <w:iCs/>
+                <w:sz w:val="20"/>
+              </w:rPr>
+              <w:t>Website Application | 202</w:t>
+            </w:r>
+            <w:r>
+              <w:rPr>
+                <w:i/>
+                <w:iCs/>
+                <w:sz w:val="20"/>
+              </w:rPr>
+              <w:t>6</w:t>
+            </w:r>
+          </w:p>
+          <w:p>
+            <w:pPr>
+              <w:pStyle w:val="TableParagraph"/>
               <w:ind w:left="112"/>
               <w:rPr>
-                <w:rFonts w:ascii="Cambria"/>
-                <w:b/>
-                <w:sz w:val="20"/>
-              </w:rPr>
-            </w:pPr>
-            <w:r>
-              <w:rPr>
-                <w:rFonts w:ascii="Cambria"/>
-                <w:b/>
-                <w:spacing w:val="-2"/>
-                <w:w w:val="105"/>
-                <w:sz w:val="20"/>
-              </w:rPr>
-              <w:t>AKPRIND</w:t>
-            </w:r>
-            <w:r>
-              <w:rPr>
-                <w:rFonts w:ascii="Cambria"/>
-                <w:b/>
-                <w:w w:val="105"/>
-                <w:sz w:val="20"/>
-              </w:rPr>
-              <w:t xml:space="preserve"> </w:t>
-            </w:r>
-            <w:r>
-              <w:rPr>
-                <w:rFonts w:ascii="Cambria"/>
-                <w:b/>
-                <w:spacing w:val="-2"/>
-                <w:w w:val="105"/>
-                <w:sz w:val="20"/>
-              </w:rPr>
-              <w:t>University</w:t>
-            </w:r>
-            <w:r>
-              <w:rPr>
-                <w:rFonts w:ascii="Cambria"/>
-                <w:b/>
-                <w:spacing w:val="1"/>
-                <w:w w:val="105"/>
-                <w:sz w:val="20"/>
-              </w:rPr>
-              <w:t xml:space="preserve"> </w:t>
-            </w:r>
-            <w:r>
-              <w:rPr>
-                <w:rFonts w:ascii="Cambria"/>
-                <w:b/>
-                <w:spacing w:val="-2"/>
-                <w:w w:val="105"/>
-                <w:sz w:val="20"/>
-              </w:rPr>
-              <w:t>Indonesia,</w:t>
-            </w:r>
-            <w:r>
-              <w:rPr>
-                <w:rFonts w:ascii="Cambria"/>
-                <w:b/>
-                <w:spacing w:val="1"/>
-                <w:w w:val="105"/>
-                <w:sz w:val="20"/>
-              </w:rPr>
-              <w:t xml:space="preserve"> </w:t>
-            </w:r>
-            <w:r>
-              <w:rPr>
-                <w:rFonts w:ascii="Cambria"/>
-                <w:b/>
-                <w:spacing w:val="-2"/>
-                <w:w w:val="105"/>
-                <w:sz w:val="20"/>
-              </w:rPr>
-              <w:t>Yogyakarta,</w:t>
-            </w:r>
-            <w:r>
-              <w:rPr>
-                <w:rFonts w:ascii="Cambria"/>
-                <w:b/>
-                <w:spacing w:val="1"/>
-                <w:w w:val="105"/>
-                <w:sz w:val="20"/>
-              </w:rPr>
-              <w:t xml:space="preserve"> </w:t>
-            </w:r>
-            <w:r>
-              <w:rPr>
-                <w:rFonts w:ascii="Cambria"/>
-                <w:b/>
-                <w:spacing w:val="-5"/>
-                <w:w w:val="105"/>
-                <w:sz w:val="20"/>
-              </w:rPr>
-              <w:t>ID</w:t>
-            </w:r>
-          </w:p>
-          <w:p>
-            <w:pPr>
-              <w:pStyle w:val="TableParagraph"/>
-              <w:ind w:left="112"/>
-              <w:rPr>
-                <w:i/>
-                <w:sz w:val="20"/>
-              </w:rPr>
-            </w:pPr>
-            <w:r>
-              <w:rPr>
-                <w:i/>
-                <w:spacing w:val="-4"/>
-                <w:sz w:val="20"/>
-              </w:rPr>
-              <w:t>September 2024–December 2025</w:t>
-            </w:r>
+                <w:sz w:val="20"/>
+              </w:rPr>
+            </w:pPr>
+            <w:r>
+              <w:t>Tech Stack: React (</w:t>
+            </w:r>
+            <w:proofErr w:type="spellStart"/>
+            <w:r>
+              <w:t>Vite</w:t>
+            </w:r>
+            <w:proofErr w:type="spellEnd"/>
+            <w:r>
+              <w:t xml:space="preserve">), </w:t>
+            </w:r>
+            <w:proofErr w:type="spellStart"/>
+            <w:r>
+              <w:t>Tabler</w:t>
+            </w:r>
+            <w:proofErr w:type="spellEnd"/>
+            <w:r>
+              <w:t xml:space="preserve"> UI, </w:t>
+            </w:r>
+            <w:proofErr w:type="spellStart"/>
+            <w:r>
+              <w:t>TanStack</w:t>
+            </w:r>
+            <w:proofErr w:type="spellEnd"/>
+            <w:r>
+              <w:t xml:space="preserve"> Query, Laravel 13, AI SDK (Gemini/</w:t>
+            </w:r>
+            <w:proofErr w:type="spellStart"/>
+            <w:r>
+              <w:t>Groq</w:t>
+            </w:r>
+            <w:proofErr w:type="spellEnd"/>
+            <w:r>
+              <w:t xml:space="preserve">), </w:t>
+            </w:r>
+            <w:proofErr w:type="spellStart"/>
+            <w:r>
+              <w:t>FastAPI</w:t>
+            </w:r>
+            <w:proofErr w:type="spellEnd"/>
+            <w:r>
+              <w:t>, AI OCR, PostgreSQL, Docker</w:t>
+            </w:r>
+            <w:r>
+              <w:br/>
+              <w:t xml:space="preserve">GitHub: </w:t>
+            </w:r>
+            <w:hyperlink r:id="rId10" w:history="1">
+              <w:r>
+                <w:rPr>
+                  <w:rStyle w:val="Hyperlink"/>
+                </w:rPr>
+                <w:t>github.com/ahmadrizal1st/mora</w:t>
+              </w:r>
+            </w:hyperlink>
           </w:p>
         </w:tc>
       </w:tr>
       <w:tr>
         <w:trPr>
-          <w:trHeight w:val="789"/>
+          <w:trHeight w:val="698"/>
+        </w:trPr>
+        <w:tc>
+          <w:tcPr>
+            <w:tcW w:w="10773" w:type="dxa"/>
+          </w:tcPr>
+          <w:p>
+            <w:pPr>
+              <w:pStyle w:val="TableParagraph"/>
+              <w:ind w:left="112"/>
+              <w:rPr>
+                <w:rFonts w:ascii="Cambria" w:hAnsi="Cambria"/>
+                <w:b/>
+                <w:bCs/>
+                <w:sz w:val="20"/>
+              </w:rPr>
+            </w:pPr>
+            <w:proofErr w:type="spellStart"/>
+            <w:r>
+              <w:rPr>
+                <w:rFonts w:ascii="Cambria" w:hAnsi="Cambria"/>
+                <w:b/>
+                <w:bCs/>
+                <w:sz w:val="20"/>
+              </w:rPr>
+              <w:t>Nitisaka</w:t>
+            </w:r>
+            <w:proofErr w:type="spellEnd"/>
+            <w:r>
+              <w:rPr>
+                <w:rFonts w:ascii="Cambria" w:hAnsi="Cambria"/>
+                <w:b/>
+                <w:bCs/>
+                <w:sz w:val="20"/>
+              </w:rPr>
+              <w:t xml:space="preserve"> — </w:t>
+            </w:r>
+            <w:r>
+              <w:rPr>
+                <w:i/>
+                <w:iCs/>
+                <w:sz w:val="20"/>
+              </w:rPr>
+              <w:t>Website Application | 202</w:t>
+            </w:r>
+            <w:r>
+              <w:rPr>
+                <w:i/>
+                <w:iCs/>
+                <w:sz w:val="20"/>
+              </w:rPr>
+              <w:t>6</w:t>
+            </w:r>
+          </w:p>
+          <w:p>
+            <w:pPr>
+              <w:pStyle w:val="TableParagraph"/>
+              <w:ind w:left="112"/>
+              <w:rPr>
+                <w:sz w:val="20"/>
+              </w:rPr>
+            </w:pPr>
+            <w:r>
+              <w:rPr>
+                <w:sz w:val="20"/>
+              </w:rPr>
+              <w:t>Tech Stack: React (</w:t>
+            </w:r>
+            <w:proofErr w:type="spellStart"/>
+            <w:r>
+              <w:rPr>
+                <w:sz w:val="20"/>
+              </w:rPr>
+              <w:t>Vite</w:t>
+            </w:r>
+            <w:proofErr w:type="spellEnd"/>
+            <w:r>
+              <w:rPr>
+                <w:sz w:val="20"/>
+              </w:rPr>
+              <w:t xml:space="preserve">), TypeScript, Tailwind CSS, </w:t>
+            </w:r>
+            <w:proofErr w:type="spellStart"/>
+            <w:r>
+              <w:rPr>
+                <w:sz w:val="20"/>
+              </w:rPr>
+              <w:t>shadcn</w:t>
+            </w:r>
+            <w:proofErr w:type="spellEnd"/>
+            <w:r>
+              <w:rPr>
+                <w:sz w:val="20"/>
+              </w:rPr>
+              <w:t>/</w:t>
+            </w:r>
+            <w:proofErr w:type="spellStart"/>
+            <w:r>
+              <w:rPr>
+                <w:sz w:val="20"/>
+              </w:rPr>
+              <w:t>ui</w:t>
+            </w:r>
+            <w:proofErr w:type="spellEnd"/>
+            <w:r>
+              <w:rPr>
+                <w:sz w:val="20"/>
+              </w:rPr>
+              <w:t xml:space="preserve">, Radix UI, Framer Motion, GSAP, </w:t>
+            </w:r>
+            <w:proofErr w:type="spellStart"/>
+            <w:r>
+              <w:rPr>
+                <w:sz w:val="20"/>
+              </w:rPr>
+              <w:t>TanStack</w:t>
+            </w:r>
+            <w:proofErr w:type="spellEnd"/>
+            <w:r>
+              <w:rPr>
+                <w:sz w:val="20"/>
+              </w:rPr>
+              <w:t xml:space="preserve"> Query, Recharts, React Router</w:t>
+            </w:r>
+          </w:p>
+          <w:p>
+            <w:pPr>
+              <w:pStyle w:val="TableParagraph"/>
+              <w:ind w:left="112"/>
+              <w:rPr>
+                <w:sz w:val="20"/>
+              </w:rPr>
+            </w:pPr>
+            <w:r>
+              <w:rPr>
+                <w:sz w:val="20"/>
+              </w:rPr>
+              <w:t xml:space="preserve">GitHub: </w:t>
+            </w:r>
+            <w:hyperlink r:id="rId11" w:history="1">
+              <w:r>
+                <w:rPr>
+                  <w:rStyle w:val="Hyperlink"/>
+                  <w:sz w:val="20"/>
+                </w:rPr>
+                <w:t>github.com/ahmadrizal1st/</w:t>
+              </w:r>
+              <w:proofErr w:type="spellStart"/>
+              <w:r>
+                <w:rPr>
+                  <w:rStyle w:val="Hyperlink"/>
+                  <w:sz w:val="20"/>
+                </w:rPr>
+                <w:t>nitisaka</w:t>
+              </w:r>
+              <w:proofErr w:type="spellEnd"/>
+            </w:hyperlink>
+          </w:p>
+        </w:tc>
+      </w:tr>
+      <w:tr>
+        <w:trPr>
+          <w:trHeight w:val="698"/>
         </w:trPr>
         <w:tc>
           <w:tcPr>
@@ -1301,185 +1243,9 @@
             </w:pPr>
             <w:r>
               <w:rPr>
-                <w:w w:val="105"/>
-                <w:sz w:val="20"/>
-              </w:rPr>
-              <w:t>Teaching</w:t>
-            </w:r>
-            <w:r>
-              <w:rPr>
-                <w:spacing w:val="-7"/>
-                <w:w w:val="105"/>
-                <w:sz w:val="20"/>
-              </w:rPr>
-              <w:t xml:space="preserve"> </w:t>
-            </w:r>
-            <w:r>
-              <w:rPr>
-                <w:b/>
-                <w:bCs/>
-                <w:w w:val="105"/>
-                <w:sz w:val="20"/>
-              </w:rPr>
-              <w:t>Programming</w:t>
-            </w:r>
-            <w:r>
-              <w:rPr>
-                <w:b/>
-                <w:bCs/>
-                <w:spacing w:val="-7"/>
-                <w:w w:val="105"/>
-                <w:sz w:val="20"/>
-              </w:rPr>
-              <w:t xml:space="preserve"> </w:t>
-            </w:r>
-            <w:r>
-              <w:rPr>
-                <w:b/>
-                <w:bCs/>
-                <w:w w:val="105"/>
-                <w:sz w:val="20"/>
-              </w:rPr>
-              <w:t>Algorithm</w:t>
-            </w:r>
-            <w:r>
-              <w:rPr>
-                <w:b/>
-                <w:bCs/>
-                <w:spacing w:val="-7"/>
-                <w:w w:val="105"/>
-                <w:sz w:val="20"/>
-              </w:rPr>
-              <w:t xml:space="preserve"> </w:t>
-            </w:r>
-            <w:r>
-              <w:rPr>
-                <w:b/>
-                <w:bCs/>
-                <w:w w:val="105"/>
-                <w:sz w:val="20"/>
-              </w:rPr>
-              <w:t>Practicum</w:t>
-            </w:r>
-            <w:r>
-              <w:rPr>
-                <w:spacing w:val="-7"/>
-                <w:w w:val="105"/>
-                <w:sz w:val="20"/>
-              </w:rPr>
-              <w:t xml:space="preserve"> </w:t>
-            </w:r>
-            <w:r>
-              <w:rPr>
-                <w:w w:val="105"/>
-                <w:sz w:val="20"/>
-              </w:rPr>
-              <w:t>Course</w:t>
-            </w:r>
-            <w:r>
-              <w:rPr>
-                <w:spacing w:val="-7"/>
-                <w:w w:val="105"/>
-                <w:sz w:val="20"/>
-              </w:rPr>
-              <w:t xml:space="preserve"> </w:t>
-            </w:r>
-            <w:r>
-              <w:rPr>
-                <w:w w:val="105"/>
-                <w:sz w:val="20"/>
-              </w:rPr>
-              <w:t>for</w:t>
-            </w:r>
-            <w:r>
-              <w:rPr>
-                <w:spacing w:val="-7"/>
-                <w:w w:val="105"/>
-                <w:sz w:val="20"/>
-              </w:rPr>
-              <w:t xml:space="preserve"> </w:t>
-            </w:r>
-            <w:r>
-              <w:rPr>
-                <w:w w:val="105"/>
-                <w:sz w:val="20"/>
-              </w:rPr>
-              <w:t>Students</w:t>
-            </w:r>
-            <w:r>
-              <w:rPr>
-                <w:spacing w:val="-7"/>
-                <w:w w:val="105"/>
-                <w:sz w:val="20"/>
-              </w:rPr>
-              <w:t xml:space="preserve"> </w:t>
-            </w:r>
-            <w:r>
-              <w:rPr>
-                <w:w w:val="105"/>
-                <w:sz w:val="20"/>
-              </w:rPr>
-              <w:t>majoring</w:t>
-            </w:r>
-            <w:r>
-              <w:rPr>
-                <w:spacing w:val="-7"/>
-                <w:w w:val="105"/>
-                <w:sz w:val="20"/>
-              </w:rPr>
-              <w:t xml:space="preserve"> </w:t>
-            </w:r>
-            <w:r>
-              <w:rPr>
-                <w:w w:val="105"/>
-                <w:sz w:val="20"/>
-              </w:rPr>
-              <w:t>in</w:t>
-            </w:r>
-            <w:r>
-              <w:rPr>
-                <w:spacing w:val="-7"/>
-                <w:w w:val="105"/>
-                <w:sz w:val="20"/>
-              </w:rPr>
-              <w:t xml:space="preserve"> </w:t>
-            </w:r>
-            <w:r>
-              <w:rPr>
-                <w:w w:val="105"/>
-                <w:sz w:val="20"/>
-              </w:rPr>
-              <w:t>Informatics</w:t>
-            </w:r>
-            <w:r>
-              <w:rPr>
-                <w:spacing w:val="-7"/>
-                <w:w w:val="105"/>
-                <w:sz w:val="20"/>
-              </w:rPr>
-              <w:t xml:space="preserve"> </w:t>
-            </w:r>
-            <w:r>
-              <w:rPr>
-                <w:w w:val="105"/>
-                <w:sz w:val="20"/>
-              </w:rPr>
-              <w:t>Semester</w:t>
-            </w:r>
-            <w:r>
-              <w:rPr>
-                <w:spacing w:val="-7"/>
-                <w:w w:val="105"/>
-                <w:sz w:val="20"/>
-              </w:rPr>
-              <w:t xml:space="preserve"> </w:t>
-            </w:r>
-            <w:r>
-              <w:rPr>
-                <w:w w:val="105"/>
-                <w:sz w:val="20"/>
-              </w:rPr>
-              <w:t>1 using Raptor (for flowcharts) and C++.</w:t>
+                <w:sz w:val="20"/>
+              </w:rPr>
+              <w:t xml:space="preserve">Built a high-performance, animation-rich frontend application with fluid micro-interactions and page transitions using Framer Motion and GSAP </w:t>
             </w:r>
           </w:p>
           <w:p>
@@ -1492,216 +1258,45 @@
               <w:tabs>
                 <w:tab w:val="left" w:pos="832"/>
               </w:tabs>
-              <w:spacing w:before="97" w:line="271" w:lineRule="auto"/>
-              <w:ind w:right="499"/>
-              <w:rPr>
-                <w:sz w:val="20"/>
-              </w:rPr>
-            </w:pPr>
-            <w:r>
-              <w:rPr>
-                <w:w w:val="105"/>
-                <w:sz w:val="20"/>
-              </w:rPr>
-              <w:t>Teaching</w:t>
-            </w:r>
-            <w:r>
-              <w:rPr>
-                <w:spacing w:val="-3"/>
-                <w:w w:val="105"/>
-                <w:sz w:val="20"/>
-              </w:rPr>
-              <w:t xml:space="preserve"> </w:t>
-            </w:r>
-            <w:r>
-              <w:rPr>
-                <w:b/>
-                <w:bCs/>
-                <w:w w:val="105"/>
-                <w:sz w:val="20"/>
-              </w:rPr>
-              <w:t>Data</w:t>
-            </w:r>
-            <w:r>
-              <w:rPr>
-                <w:b/>
-                <w:bCs/>
-                <w:spacing w:val="-3"/>
-                <w:w w:val="105"/>
-                <w:sz w:val="20"/>
-              </w:rPr>
-              <w:t xml:space="preserve"> </w:t>
-            </w:r>
-            <w:r>
-              <w:rPr>
-                <w:b/>
-                <w:bCs/>
-                <w:w w:val="105"/>
-                <w:sz w:val="20"/>
-              </w:rPr>
-              <w:t>Structure</w:t>
-            </w:r>
-            <w:r>
-              <w:rPr>
-                <w:b/>
-                <w:bCs/>
-                <w:spacing w:val="-3"/>
-                <w:w w:val="105"/>
-                <w:sz w:val="20"/>
-              </w:rPr>
-              <w:t xml:space="preserve"> </w:t>
-            </w:r>
-            <w:r>
-              <w:rPr>
-                <w:b/>
-                <w:bCs/>
-                <w:w w:val="105"/>
-                <w:sz w:val="20"/>
-              </w:rPr>
-              <w:t>Practicum</w:t>
-            </w:r>
-            <w:r>
-              <w:rPr>
-                <w:spacing w:val="-3"/>
-                <w:w w:val="105"/>
-                <w:sz w:val="20"/>
-              </w:rPr>
-              <w:t xml:space="preserve"> </w:t>
-            </w:r>
-            <w:r>
-              <w:rPr>
-                <w:w w:val="105"/>
-                <w:sz w:val="20"/>
-              </w:rPr>
-              <w:t>Course</w:t>
-            </w:r>
-            <w:r>
-              <w:rPr>
-                <w:spacing w:val="-3"/>
-                <w:w w:val="105"/>
-                <w:sz w:val="20"/>
-              </w:rPr>
-              <w:t xml:space="preserve"> </w:t>
-            </w:r>
-            <w:r>
-              <w:rPr>
-                <w:w w:val="105"/>
-                <w:sz w:val="20"/>
-              </w:rPr>
-              <w:t>for</w:t>
-            </w:r>
-            <w:r>
-              <w:rPr>
-                <w:spacing w:val="-3"/>
-                <w:w w:val="105"/>
-                <w:sz w:val="20"/>
-              </w:rPr>
-              <w:t xml:space="preserve"> </w:t>
-            </w:r>
-            <w:r>
-              <w:rPr>
-                <w:w w:val="105"/>
-                <w:sz w:val="20"/>
-              </w:rPr>
-              <w:t>Students</w:t>
-            </w:r>
-            <w:r>
-              <w:rPr>
-                <w:spacing w:val="-3"/>
-                <w:w w:val="105"/>
-                <w:sz w:val="20"/>
-              </w:rPr>
-              <w:t xml:space="preserve"> </w:t>
-            </w:r>
-            <w:r>
-              <w:rPr>
-                <w:w w:val="105"/>
-                <w:sz w:val="20"/>
-              </w:rPr>
-              <w:t>majoring</w:t>
-            </w:r>
-            <w:r>
-              <w:rPr>
-                <w:spacing w:val="-3"/>
-                <w:w w:val="105"/>
-                <w:sz w:val="20"/>
-              </w:rPr>
-              <w:t xml:space="preserve"> </w:t>
-            </w:r>
-            <w:r>
-              <w:rPr>
-                <w:w w:val="105"/>
-                <w:sz w:val="20"/>
-              </w:rPr>
-              <w:t>in</w:t>
-            </w:r>
-            <w:r>
-              <w:rPr>
-                <w:spacing w:val="-3"/>
-                <w:w w:val="105"/>
-                <w:sz w:val="20"/>
-              </w:rPr>
-              <w:t xml:space="preserve"> </w:t>
-            </w:r>
-            <w:r>
-              <w:rPr>
-                <w:w w:val="105"/>
-                <w:sz w:val="20"/>
-              </w:rPr>
-              <w:t>Informatics</w:t>
-            </w:r>
-            <w:r>
-              <w:rPr>
-                <w:spacing w:val="-3"/>
-                <w:w w:val="105"/>
-                <w:sz w:val="20"/>
-              </w:rPr>
-              <w:t xml:space="preserve"> </w:t>
-            </w:r>
-            <w:r>
-              <w:rPr>
-                <w:w w:val="105"/>
-                <w:sz w:val="20"/>
-              </w:rPr>
-              <w:t>Semester</w:t>
-            </w:r>
-            <w:r>
-              <w:rPr>
-                <w:spacing w:val="-3"/>
-                <w:w w:val="105"/>
-                <w:sz w:val="20"/>
-              </w:rPr>
-              <w:t xml:space="preserve"> </w:t>
-            </w:r>
-            <w:r>
-              <w:rPr>
-                <w:w w:val="105"/>
-                <w:sz w:val="20"/>
-              </w:rPr>
-              <w:t>2</w:t>
-            </w:r>
-            <w:r>
-              <w:rPr>
-                <w:spacing w:val="-3"/>
-                <w:w w:val="105"/>
-                <w:sz w:val="20"/>
-              </w:rPr>
-              <w:t xml:space="preserve"> </w:t>
-            </w:r>
-            <w:r>
-              <w:rPr>
-                <w:w w:val="105"/>
-                <w:sz w:val="20"/>
-              </w:rPr>
-              <w:t xml:space="preserve">using </w:t>
-            </w:r>
-            <w:r>
-              <w:rPr>
-                <w:spacing w:val="-2"/>
-                <w:w w:val="105"/>
-                <w:sz w:val="20"/>
-              </w:rPr>
-              <w:t>C++.</w:t>
+              <w:spacing w:before="98" w:line="271" w:lineRule="auto"/>
+              <w:ind w:right="212"/>
+              <w:rPr>
+                <w:sz w:val="20"/>
+              </w:rPr>
+            </w:pPr>
+            <w:r>
+              <w:rPr>
+                <w:sz w:val="20"/>
+              </w:rPr>
+              <w:t xml:space="preserve">Crafted a polished, accessible component system leveraging </w:t>
+            </w:r>
+            <w:proofErr w:type="spellStart"/>
+            <w:r>
+              <w:rPr>
+                <w:sz w:val="20"/>
+              </w:rPr>
+              <w:t>shadcn</w:t>
+            </w:r>
+            <w:proofErr w:type="spellEnd"/>
+            <w:r>
+              <w:rPr>
+                <w:sz w:val="20"/>
+              </w:rPr>
+              <w:t>/</w:t>
+            </w:r>
+            <w:proofErr w:type="spellStart"/>
+            <w:r>
+              <w:rPr>
+                <w:sz w:val="20"/>
+              </w:rPr>
+              <w:t>ui</w:t>
+            </w:r>
+            <w:proofErr w:type="spellEnd"/>
+            <w:r>
+              <w:rPr>
+                <w:sz w:val="20"/>
+              </w:rPr>
+              <w:t xml:space="preserve"> and Radix UI primitives for consistent, keyboard-navigable UI </w:t>
             </w:r>
           </w:p>
           <w:p>
@@ -1714,197 +1309,17 @@
               <w:tabs>
                 <w:tab w:val="left" w:pos="832"/>
               </w:tabs>
-              <w:spacing w:before="97" w:line="271" w:lineRule="auto"/>
-              <w:ind w:right="499"/>
-              <w:rPr>
-                <w:sz w:val="20"/>
-              </w:rPr>
-            </w:pPr>
-            <w:r>
-              <w:rPr>
-                <w:w w:val="105"/>
-                <w:sz w:val="20"/>
-              </w:rPr>
-              <w:t>Teaching</w:t>
-            </w:r>
-            <w:r>
-              <w:rPr>
-                <w:spacing w:val="-3"/>
-                <w:w w:val="105"/>
-                <w:sz w:val="20"/>
-              </w:rPr>
-              <w:t xml:space="preserve"> </w:t>
-            </w:r>
-            <w:r>
-              <w:rPr>
-                <w:b/>
-                <w:bCs/>
-                <w:w w:val="105"/>
-                <w:sz w:val="20"/>
-              </w:rPr>
-              <w:t>Structured Programming</w:t>
-            </w:r>
-            <w:r>
-              <w:rPr>
-                <w:b/>
-                <w:bCs/>
-                <w:spacing w:val="-3"/>
-                <w:w w:val="105"/>
-                <w:sz w:val="20"/>
-              </w:rPr>
-              <w:t xml:space="preserve"> </w:t>
-            </w:r>
-            <w:r>
-              <w:rPr>
-                <w:b/>
-                <w:bCs/>
-                <w:w w:val="105"/>
-                <w:sz w:val="20"/>
-              </w:rPr>
-              <w:t>Practicum</w:t>
-            </w:r>
-            <w:r>
-              <w:rPr>
-                <w:spacing w:val="-3"/>
-                <w:w w:val="105"/>
-                <w:sz w:val="20"/>
-              </w:rPr>
-              <w:t xml:space="preserve"> </w:t>
-            </w:r>
-            <w:r>
-              <w:rPr>
-                <w:w w:val="105"/>
-                <w:sz w:val="20"/>
-              </w:rPr>
-              <w:t>Course</w:t>
-            </w:r>
-            <w:r>
-              <w:rPr>
-                <w:spacing w:val="-3"/>
-                <w:w w:val="105"/>
-                <w:sz w:val="20"/>
-              </w:rPr>
-              <w:t xml:space="preserve"> </w:t>
-            </w:r>
-            <w:r>
-              <w:rPr>
-                <w:w w:val="105"/>
-                <w:sz w:val="20"/>
-              </w:rPr>
-              <w:t>for</w:t>
-            </w:r>
-            <w:r>
-              <w:rPr>
-                <w:spacing w:val="-3"/>
-                <w:w w:val="105"/>
-                <w:sz w:val="20"/>
-              </w:rPr>
-              <w:t xml:space="preserve"> </w:t>
-            </w:r>
-            <w:r>
-              <w:rPr>
-                <w:w w:val="105"/>
-                <w:sz w:val="20"/>
-              </w:rPr>
-              <w:t>Students</w:t>
-            </w:r>
-            <w:r>
-              <w:rPr>
-                <w:spacing w:val="-3"/>
-                <w:w w:val="105"/>
-                <w:sz w:val="20"/>
-              </w:rPr>
-              <w:t xml:space="preserve"> </w:t>
-            </w:r>
-            <w:r>
-              <w:rPr>
-                <w:w w:val="105"/>
-                <w:sz w:val="20"/>
-              </w:rPr>
-              <w:t>majoring</w:t>
-            </w:r>
-            <w:r>
-              <w:rPr>
-                <w:spacing w:val="-3"/>
-                <w:w w:val="105"/>
-                <w:sz w:val="20"/>
-              </w:rPr>
-              <w:t xml:space="preserve"> </w:t>
-            </w:r>
-            <w:r>
-              <w:rPr>
-                <w:w w:val="105"/>
-                <w:sz w:val="20"/>
-              </w:rPr>
-              <w:t>in</w:t>
-            </w:r>
-            <w:r>
-              <w:rPr>
-                <w:spacing w:val="-3"/>
-                <w:w w:val="105"/>
-                <w:sz w:val="20"/>
-              </w:rPr>
-              <w:t xml:space="preserve"> </w:t>
-            </w:r>
-            <w:r>
-              <w:rPr>
-                <w:w w:val="105"/>
-                <w:sz w:val="20"/>
-              </w:rPr>
-              <w:t>Informatics</w:t>
-            </w:r>
-            <w:r>
-              <w:rPr>
-                <w:spacing w:val="-3"/>
-                <w:w w:val="105"/>
-                <w:sz w:val="20"/>
-              </w:rPr>
-              <w:t xml:space="preserve"> </w:t>
-            </w:r>
-            <w:r>
-              <w:rPr>
-                <w:w w:val="105"/>
-                <w:sz w:val="20"/>
-              </w:rPr>
-              <w:t>Semester</w:t>
-            </w:r>
-            <w:r>
-              <w:rPr>
-                <w:spacing w:val="-3"/>
-                <w:w w:val="105"/>
-                <w:sz w:val="20"/>
-              </w:rPr>
-              <w:t xml:space="preserve"> </w:t>
-            </w:r>
-            <w:r>
-              <w:rPr>
-                <w:w w:val="105"/>
-                <w:sz w:val="20"/>
-              </w:rPr>
-              <w:t>2</w:t>
-            </w:r>
-            <w:r>
-              <w:rPr>
-                <w:spacing w:val="-3"/>
-                <w:w w:val="105"/>
-                <w:sz w:val="20"/>
-              </w:rPr>
-              <w:t xml:space="preserve"> </w:t>
-            </w:r>
-            <w:r>
-              <w:rPr>
-                <w:w w:val="105"/>
-                <w:sz w:val="20"/>
-              </w:rPr>
-              <w:t xml:space="preserve">using </w:t>
-            </w:r>
-            <w:r>
-              <w:rPr>
-                <w:spacing w:val="-2"/>
-                <w:w w:val="105"/>
-                <w:sz w:val="20"/>
-              </w:rPr>
-              <w:t>Python.</w:t>
+              <w:spacing w:before="98" w:line="271" w:lineRule="auto"/>
+              <w:ind w:right="212"/>
+              <w:rPr>
+                <w:sz w:val="20"/>
+              </w:rPr>
+            </w:pPr>
+            <w:r>
+              <w:rPr>
+                <w:sz w:val="20"/>
+              </w:rPr>
+              <w:t xml:space="preserve">Implemented smooth scroll-triggered animations, staggered entrance effects, and dynamic data visualizations using Recharts </w:t>
             </w:r>
           </w:p>
           <w:p>
@@ -1917,165 +1332,136 @@
               <w:tabs>
                 <w:tab w:val="left" w:pos="832"/>
               </w:tabs>
-              <w:spacing w:before="97" w:line="271" w:lineRule="auto"/>
-              <w:ind w:right="782"/>
-              <w:rPr>
-                <w:sz w:val="20"/>
-              </w:rPr>
-            </w:pPr>
-            <w:r>
-              <w:rPr>
-                <w:w w:val="105"/>
-                <w:sz w:val="20"/>
-              </w:rPr>
-              <w:t>Teaching</w:t>
-            </w:r>
-            <w:r>
-              <w:rPr>
-                <w:spacing w:val="-5"/>
-                <w:w w:val="105"/>
-                <w:sz w:val="20"/>
-              </w:rPr>
-              <w:t xml:space="preserve"> </w:t>
-            </w:r>
-            <w:r>
-              <w:rPr>
+              <w:spacing w:before="98" w:line="271" w:lineRule="auto"/>
+              <w:ind w:right="212"/>
+              <w:rPr>
+                <w:sz w:val="20"/>
+              </w:rPr>
+            </w:pPr>
+            <w:r>
+              <w:rPr>
+                <w:sz w:val="20"/>
+              </w:rPr>
+              <w:t xml:space="preserve">Achieved clean routing architecture with React Router and efficient server-state synchronization via </w:t>
+            </w:r>
+            <w:proofErr w:type="spellStart"/>
+            <w:r>
+              <w:rPr>
+                <w:sz w:val="20"/>
+              </w:rPr>
+              <w:t>TanStack</w:t>
+            </w:r>
+            <w:proofErr w:type="spellEnd"/>
+            <w:r>
+              <w:rPr>
+                <w:sz w:val="20"/>
+              </w:rPr>
+              <w:t xml:space="preserve"> Query</w:t>
+            </w:r>
+          </w:p>
+        </w:tc>
+      </w:tr>
+      <w:tr>
+        <w:trPr>
+          <w:trHeight w:val="698"/>
+        </w:trPr>
+        <w:tc>
+          <w:tcPr>
+            <w:tcW w:w="10773" w:type="dxa"/>
+          </w:tcPr>
+          <w:p>
+            <w:pPr>
+              <w:pStyle w:val="TableParagraph"/>
+              <w:ind w:left="112"/>
+              <w:rPr>
+                <w:i/>
+                <w:iCs/>
+                <w:sz w:val="20"/>
+              </w:rPr>
+            </w:pPr>
+            <w:r>
+              <w:rPr>
+                <w:rFonts w:ascii="Cambria" w:hAnsi="Cambria"/>
                 <w:b/>
                 <w:bCs/>
-                <w:w w:val="105"/>
-                <w:sz w:val="20"/>
-              </w:rPr>
-              <w:t>Database</w:t>
-            </w:r>
-            <w:r>
-              <w:rPr>
-                <w:b/>
-                <w:bCs/>
-                <w:spacing w:val="-5"/>
-                <w:w w:val="105"/>
-                <w:sz w:val="20"/>
-              </w:rPr>
-              <w:t xml:space="preserve"> </w:t>
-            </w:r>
-            <w:r>
-              <w:rPr>
-                <w:b/>
-                <w:bCs/>
-                <w:w w:val="105"/>
-                <w:sz w:val="20"/>
-              </w:rPr>
-              <w:t>Management</w:t>
-            </w:r>
-            <w:r>
-              <w:rPr>
-                <w:b/>
-                <w:bCs/>
-                <w:spacing w:val="-5"/>
-                <w:w w:val="105"/>
-                <w:sz w:val="20"/>
-              </w:rPr>
-              <w:t xml:space="preserve"> </w:t>
-            </w:r>
-            <w:r>
-              <w:rPr>
-                <w:b/>
-                <w:bCs/>
-                <w:w w:val="105"/>
-                <w:sz w:val="20"/>
-              </w:rPr>
-              <w:t>System Practicum</w:t>
-            </w:r>
-            <w:r>
-              <w:rPr>
-                <w:spacing w:val="-5"/>
-                <w:w w:val="105"/>
-                <w:sz w:val="20"/>
-              </w:rPr>
-              <w:t xml:space="preserve"> </w:t>
-            </w:r>
-            <w:r>
-              <w:rPr>
-                <w:w w:val="105"/>
-                <w:sz w:val="20"/>
-              </w:rPr>
-              <w:t>Course</w:t>
-            </w:r>
-            <w:r>
-              <w:rPr>
-                <w:spacing w:val="-5"/>
-                <w:w w:val="105"/>
-                <w:sz w:val="20"/>
-              </w:rPr>
-              <w:t xml:space="preserve"> </w:t>
-            </w:r>
-            <w:r>
-              <w:rPr>
-                <w:w w:val="105"/>
-                <w:sz w:val="20"/>
-              </w:rPr>
-              <w:t>for</w:t>
-            </w:r>
-            <w:r>
-              <w:rPr>
-                <w:spacing w:val="-5"/>
-                <w:w w:val="105"/>
-                <w:sz w:val="20"/>
-              </w:rPr>
-              <w:t xml:space="preserve"> </w:t>
-            </w:r>
-            <w:r>
-              <w:rPr>
-                <w:w w:val="105"/>
-                <w:sz w:val="20"/>
-              </w:rPr>
-              <w:t>Students</w:t>
-            </w:r>
-            <w:r>
-              <w:rPr>
-                <w:spacing w:val="-5"/>
-                <w:w w:val="105"/>
-                <w:sz w:val="20"/>
-              </w:rPr>
-              <w:t xml:space="preserve"> </w:t>
-            </w:r>
-            <w:r>
-              <w:rPr>
-                <w:w w:val="105"/>
-                <w:sz w:val="20"/>
-              </w:rPr>
-              <w:t>majoring</w:t>
-            </w:r>
-            <w:r>
-              <w:rPr>
-                <w:spacing w:val="-5"/>
-                <w:w w:val="105"/>
-                <w:sz w:val="20"/>
-              </w:rPr>
-              <w:t xml:space="preserve"> </w:t>
-            </w:r>
-            <w:r>
-              <w:rPr>
-                <w:w w:val="105"/>
-                <w:sz w:val="20"/>
-              </w:rPr>
-              <w:t>in</w:t>
-            </w:r>
-            <w:r>
-              <w:rPr>
-                <w:spacing w:val="-5"/>
-                <w:w w:val="105"/>
-                <w:sz w:val="20"/>
-              </w:rPr>
-              <w:t xml:space="preserve"> </w:t>
-            </w:r>
-            <w:r>
-              <w:rPr>
-                <w:w w:val="105"/>
-                <w:sz w:val="20"/>
-              </w:rPr>
-              <w:t>Informatics Semester 3 using PostgreSQL.</w:t>
-            </w:r>
-          </w:p>
+                <w:sz w:val="20"/>
+              </w:rPr>
+              <w:lastRenderedPageBreak/>
+              <w:t xml:space="preserve">HUMANIKA Organization Management System — </w:t>
+            </w:r>
+            <w:r>
+              <w:rPr>
+                <w:i/>
+                <w:iCs/>
+                <w:sz w:val="20"/>
+              </w:rPr>
+              <w:t>Website Application | 2025</w:t>
+            </w:r>
+          </w:p>
+          <w:p>
+            <w:pPr>
+              <w:pStyle w:val="TableParagraph"/>
+              <w:ind w:left="112"/>
+              <w:rPr>
+                <w:rFonts w:ascii="Cambria" w:hAnsi="Cambria"/>
+                <w:sz w:val="20"/>
+              </w:rPr>
+            </w:pPr>
+            <w:r>
+              <w:rPr>
+                <w:rFonts w:ascii="Cambria" w:hAnsi="Cambria"/>
+                <w:sz w:val="20"/>
+              </w:rPr>
+              <w:t xml:space="preserve">Tech Stack: Next.js, TypeScript, Tailwind CSS, Prisma ORM, MongoDB, Google Drive API </w:t>
+            </w:r>
+          </w:p>
+          <w:p>
+            <w:pPr>
+              <w:pStyle w:val="TableParagraph"/>
+              <w:ind w:left="112"/>
+              <w:rPr>
+                <w:rFonts w:ascii="Cambria" w:hAnsi="Cambria"/>
+                <w:sz w:val="20"/>
+              </w:rPr>
+            </w:pPr>
+            <w:r>
+              <w:rPr>
+                <w:rFonts w:ascii="Cambria" w:hAnsi="Cambria"/>
+                <w:sz w:val="20"/>
+              </w:rPr>
+              <w:t xml:space="preserve">GitHub: </w:t>
+            </w:r>
+            <w:hyperlink r:id="rId12" w:history="1">
+              <w:r>
+                <w:rPr>
+                  <w:rStyle w:val="Hyperlink"/>
+                  <w:rFonts w:ascii="Cambria" w:hAnsi="Cambria"/>
+                  <w:sz w:val="20"/>
+                </w:rPr>
+                <w:t>github.com/ahmadrizal1st/website-</w:t>
+              </w:r>
+              <w:proofErr w:type="spellStart"/>
+              <w:r>
+                <w:rPr>
+                  <w:rStyle w:val="Hyperlink"/>
+                  <w:rFonts w:ascii="Cambria" w:hAnsi="Cambria"/>
+                  <w:sz w:val="20"/>
+                </w:rPr>
+                <w:t>humanika</w:t>
+              </w:r>
+              <w:proofErr w:type="spellEnd"/>
+            </w:hyperlink>
+          </w:p>
+        </w:tc>
+      </w:tr>
+      <w:tr>
+        <w:trPr>
+          <w:trHeight w:val="1257"/>
+        </w:trPr>
+        <w:tc>
+          <w:tcPr>
+            <w:tcW w:w="10773" w:type="dxa"/>
+          </w:tcPr>
           <w:p>
             <w:pPr>
               <w:pStyle w:val="TableParagraph"/>
@@ -2086,125 +1472,17 @@
               <w:tabs>
                 <w:tab w:val="left" w:pos="832"/>
               </w:tabs>
-              <w:spacing w:before="97" w:line="271" w:lineRule="auto"/>
-              <w:ind w:right="782"/>
-              <w:rPr>
-                <w:sz w:val="20"/>
-              </w:rPr>
-            </w:pPr>
-            <w:r>
-              <w:rPr>
-                <w:w w:val="105"/>
-                <w:sz w:val="20"/>
-              </w:rPr>
-              <w:t>Teaching</w:t>
-            </w:r>
-            <w:r>
-              <w:rPr>
-                <w:spacing w:val="-5"/>
-                <w:w w:val="105"/>
-                <w:sz w:val="20"/>
-              </w:rPr>
-              <w:t xml:space="preserve"> </w:t>
-            </w:r>
-            <w:r>
-              <w:rPr>
-                <w:b/>
-                <w:bCs/>
-                <w:w w:val="105"/>
-                <w:sz w:val="20"/>
-              </w:rPr>
-              <w:t>Object Oriented Programming Practicum</w:t>
-            </w:r>
-            <w:r>
-              <w:rPr>
-                <w:spacing w:val="-5"/>
-                <w:w w:val="105"/>
-                <w:sz w:val="20"/>
-              </w:rPr>
-              <w:t xml:space="preserve"> </w:t>
-            </w:r>
-            <w:r>
-              <w:rPr>
-                <w:w w:val="105"/>
-                <w:sz w:val="20"/>
-              </w:rPr>
-              <w:t>Course</w:t>
-            </w:r>
-            <w:r>
-              <w:rPr>
-                <w:spacing w:val="-5"/>
-                <w:w w:val="105"/>
-                <w:sz w:val="20"/>
-              </w:rPr>
-              <w:t xml:space="preserve"> </w:t>
-            </w:r>
-            <w:r>
-              <w:rPr>
-                <w:w w:val="105"/>
-                <w:sz w:val="20"/>
-              </w:rPr>
-              <w:t>for</w:t>
-            </w:r>
-            <w:r>
-              <w:rPr>
-                <w:spacing w:val="-5"/>
-                <w:w w:val="105"/>
-                <w:sz w:val="20"/>
-              </w:rPr>
-              <w:t xml:space="preserve"> </w:t>
-            </w:r>
-            <w:r>
-              <w:rPr>
-                <w:w w:val="105"/>
-                <w:sz w:val="20"/>
-              </w:rPr>
-              <w:t>Students</w:t>
-            </w:r>
-            <w:r>
-              <w:rPr>
-                <w:spacing w:val="-5"/>
-                <w:w w:val="105"/>
-                <w:sz w:val="20"/>
-              </w:rPr>
-              <w:t xml:space="preserve"> </w:t>
-            </w:r>
-            <w:r>
-              <w:rPr>
-                <w:w w:val="105"/>
-                <w:sz w:val="20"/>
-              </w:rPr>
-              <w:t>majoring</w:t>
-            </w:r>
-            <w:r>
-              <w:rPr>
-                <w:spacing w:val="-5"/>
-                <w:w w:val="105"/>
-                <w:sz w:val="20"/>
-              </w:rPr>
-              <w:t xml:space="preserve"> </w:t>
-            </w:r>
-            <w:r>
-              <w:rPr>
-                <w:w w:val="105"/>
-                <w:sz w:val="20"/>
-              </w:rPr>
-              <w:t>in</w:t>
-            </w:r>
-            <w:r>
-              <w:rPr>
-                <w:spacing w:val="-5"/>
-                <w:w w:val="105"/>
-                <w:sz w:val="20"/>
-              </w:rPr>
-              <w:t xml:space="preserve"> </w:t>
-            </w:r>
-            <w:r>
-              <w:rPr>
-                <w:w w:val="105"/>
-                <w:sz w:val="20"/>
-              </w:rPr>
-              <w:t>Informatics Semester 3 using Java.</w:t>
+              <w:spacing w:before="98" w:line="271" w:lineRule="auto"/>
+              <w:ind w:right="212"/>
+              <w:rPr>
+                <w:sz w:val="20"/>
+              </w:rPr>
+            </w:pPr>
+            <w:r>
+              <w:rPr>
+                <w:sz w:val="20"/>
+              </w:rPr>
+              <w:t xml:space="preserve">Built a full-stack official web platform for HUMANIKA (Informatics Student Association, AKPRIND University), actively used by 50+ members </w:t>
             </w:r>
           </w:p>
           <w:p>
@@ -2217,125 +1495,141 @@
               <w:tabs>
                 <w:tab w:val="left" w:pos="832"/>
               </w:tabs>
-              <w:spacing w:before="97" w:line="271" w:lineRule="auto"/>
-              <w:ind w:right="782"/>
-              <w:rPr>
-                <w:sz w:val="20"/>
-              </w:rPr>
-            </w:pPr>
-            <w:r>
-              <w:rPr>
-                <w:w w:val="105"/>
-                <w:sz w:val="20"/>
-              </w:rPr>
-              <w:t>Teaching</w:t>
-            </w:r>
-            <w:r>
-              <w:rPr>
-                <w:spacing w:val="-5"/>
-                <w:w w:val="105"/>
-                <w:sz w:val="20"/>
-              </w:rPr>
-              <w:t xml:space="preserve"> </w:t>
-            </w:r>
-            <w:r>
-              <w:rPr>
+              <w:spacing w:before="98" w:line="271" w:lineRule="auto"/>
+              <w:ind w:right="212"/>
+              <w:rPr>
+                <w:sz w:val="20"/>
+              </w:rPr>
+            </w:pPr>
+            <w:r>
+              <w:rPr>
+                <w:sz w:val="20"/>
+              </w:rPr>
+              <w:t>Features include organization profile, divisions, activity management, member registration, gallery, and cloud-based document storage via Google Drive API</w:t>
+            </w:r>
+          </w:p>
+        </w:tc>
+      </w:tr>
+      <w:tr>
+        <w:trPr>
+          <w:trHeight w:val="698"/>
+        </w:trPr>
+        <w:tc>
+          <w:tcPr>
+            <w:tcW w:w="10773" w:type="dxa"/>
+          </w:tcPr>
+          <w:p>
+            <w:pPr>
+              <w:pStyle w:val="TableParagraph"/>
+              <w:spacing w:before="68"/>
+              <w:ind w:left="112"/>
+              <w:rPr>
+                <w:rFonts w:ascii="Cambria" w:hAnsi="Cambria"/>
                 <w:b/>
                 <w:bCs/>
-                <w:w w:val="105"/>
-                <w:sz w:val="20"/>
-              </w:rPr>
-              <w:t>Operating System Practicum</w:t>
-            </w:r>
-            <w:r>
-              <w:rPr>
-                <w:spacing w:val="-5"/>
-                <w:w w:val="105"/>
-                <w:sz w:val="20"/>
-              </w:rPr>
-              <w:t xml:space="preserve"> </w:t>
-            </w:r>
-            <w:r>
-              <w:rPr>
-                <w:w w:val="105"/>
-                <w:sz w:val="20"/>
-              </w:rPr>
-              <w:t>Course</w:t>
-            </w:r>
-            <w:r>
-              <w:rPr>
-                <w:spacing w:val="-5"/>
-                <w:w w:val="105"/>
-                <w:sz w:val="20"/>
-              </w:rPr>
-              <w:t xml:space="preserve"> </w:t>
-            </w:r>
-            <w:r>
-              <w:rPr>
-                <w:w w:val="105"/>
-                <w:sz w:val="20"/>
-              </w:rPr>
-              <w:t>for</w:t>
-            </w:r>
-            <w:r>
-              <w:rPr>
-                <w:spacing w:val="-5"/>
-                <w:w w:val="105"/>
-                <w:sz w:val="20"/>
-              </w:rPr>
-              <w:t xml:space="preserve"> </w:t>
-            </w:r>
-            <w:r>
-              <w:rPr>
-                <w:w w:val="105"/>
-                <w:sz w:val="20"/>
-              </w:rPr>
-              <w:t>Students</w:t>
-            </w:r>
-            <w:r>
-              <w:rPr>
-                <w:spacing w:val="-5"/>
-                <w:w w:val="105"/>
-                <w:sz w:val="20"/>
-              </w:rPr>
-              <w:t xml:space="preserve"> </w:t>
-            </w:r>
-            <w:r>
-              <w:rPr>
-                <w:w w:val="105"/>
-                <w:sz w:val="20"/>
-              </w:rPr>
-              <w:t>majoring</w:t>
-            </w:r>
-            <w:r>
-              <w:rPr>
-                <w:spacing w:val="-5"/>
-                <w:w w:val="105"/>
-                <w:sz w:val="20"/>
-              </w:rPr>
-              <w:t xml:space="preserve"> </w:t>
-            </w:r>
-            <w:r>
-              <w:rPr>
-                <w:w w:val="105"/>
-                <w:sz w:val="20"/>
-              </w:rPr>
-              <w:t>in</w:t>
-            </w:r>
-            <w:r>
-              <w:rPr>
-                <w:spacing w:val="-5"/>
-                <w:w w:val="105"/>
-                <w:sz w:val="20"/>
-              </w:rPr>
-              <w:t xml:space="preserve"> </w:t>
-            </w:r>
-            <w:r>
-              <w:rPr>
-                <w:w w:val="105"/>
-                <w:sz w:val="20"/>
-              </w:rPr>
-              <w:t>Informatics Semester 3 using Linux Ubuntu, VMware/VirtualBox, Git &amp; GitHub, Docker.</w:t>
+                <w:sz w:val="20"/>
+              </w:rPr>
+            </w:pPr>
+            <w:r>
+              <w:rPr>
+                <w:rFonts w:ascii="Cambria" w:hAnsi="Cambria"/>
+                <w:b/>
+                <w:bCs/>
+                <w:sz w:val="20"/>
+              </w:rPr>
+              <w:t>Keeper App</w:t>
+            </w:r>
+            <w:r>
+              <w:t xml:space="preserve"> —</w:t>
+            </w:r>
+            <w:r>
+              <w:rPr>
+                <w:rFonts w:ascii="Cambria" w:hAnsi="Cambria"/>
+                <w:b/>
+                <w:bCs/>
+                <w:sz w:val="20"/>
+              </w:rPr>
+              <w:t xml:space="preserve"> </w:t>
+            </w:r>
+            <w:r>
+              <w:rPr>
+                <w:i/>
+                <w:iCs/>
+                <w:sz w:val="20"/>
+              </w:rPr>
+              <w:t>Mobile Application | 2025</w:t>
+            </w:r>
+          </w:p>
+          <w:p>
+            <w:pPr>
+              <w:pStyle w:val="TableParagraph"/>
+              <w:ind w:left="112"/>
+              <w:rPr>
+                <w:sz w:val="20"/>
+              </w:rPr>
+            </w:pPr>
+            <w:r>
+              <w:rPr>
+                <w:sz w:val="20"/>
+              </w:rPr>
+              <w:t>Tech Stack: Kotlin, Firebase Authentication, Firebase Storage, Room Database, SQLite</w:t>
+            </w:r>
+          </w:p>
+          <w:p>
+            <w:pPr>
+              <w:pStyle w:val="TableParagraph"/>
+              <w:ind w:left="112"/>
+              <w:rPr>
+                <w:sz w:val="20"/>
+              </w:rPr>
+            </w:pPr>
+            <w:r>
+              <w:rPr>
+                <w:sz w:val="20"/>
+              </w:rPr>
+              <w:t xml:space="preserve">GitHub: </w:t>
+            </w:r>
+            <w:hyperlink r:id="rId13" w:history="1">
+              <w:r>
+                <w:rPr>
+                  <w:rStyle w:val="Hyperlink"/>
+                  <w:sz w:val="20"/>
+                </w:rPr>
+                <w:t>github.com/ahmadrizal1st/keeper-app</w:t>
+              </w:r>
+            </w:hyperlink>
+          </w:p>
+        </w:tc>
+      </w:tr>
+      <w:tr>
+        <w:trPr>
+          <w:trHeight w:val="705"/>
+        </w:trPr>
+        <w:tc>
+          <w:tcPr>
+            <w:tcW w:w="10773" w:type="dxa"/>
+          </w:tcPr>
+          <w:p>
+            <w:pPr>
+              <w:pStyle w:val="TableParagraph"/>
+              <w:numPr>
+                <w:ilvl w:val="0"/>
+                <w:numId w:val="7"/>
+              </w:numPr>
+              <w:tabs>
+                <w:tab w:val="left" w:pos="832"/>
+              </w:tabs>
+              <w:spacing w:before="98" w:line="271" w:lineRule="auto"/>
+              <w:ind w:right="212"/>
+              <w:rPr>
+                <w:sz w:val="20"/>
+              </w:rPr>
+            </w:pPr>
+            <w:r>
+              <w:rPr>
+                <w:sz w:val="20"/>
+              </w:rPr>
+              <w:t>Developed a secure mobile file storage app with offline access, real-time cloud sync via Firebase, and local caching using Room Database (SQLite) for fast offline data retrieval</w:t>
             </w:r>
           </w:p>
         </w:tc>
@@ -2354,117 +1648,87 @@
               <w:spacing w:before="68"/>
               <w:ind w:left="112"/>
               <w:rPr>
-                <w:sz w:val="20"/>
-              </w:rPr>
-            </w:pPr>
-            <w:r>
-              <w:rPr>
-                <w:sz w:val="20"/>
-              </w:rPr>
-              <w:t>Extracurricular ICT Teacher</w:t>
-            </w:r>
-          </w:p>
-          <w:p>
-            <w:pPr>
-              <w:pStyle w:val="TableParagraph"/>
-              <w:spacing w:before="22"/>
+                <w:rFonts w:ascii="Cambria" w:hAnsi="Cambria"/>
+                <w:b/>
+                <w:bCs/>
+                <w:sz w:val="20"/>
+              </w:rPr>
+            </w:pPr>
+            <w:r>
+              <w:rPr>
+                <w:rFonts w:ascii="Cambria" w:hAnsi="Cambria"/>
+                <w:b/>
+                <w:bCs/>
+                <w:sz w:val="20"/>
+              </w:rPr>
+              <w:t>Wijaya Kusuma Craft – Finance Dashboard</w:t>
+            </w:r>
+            <w:r>
+              <w:t xml:space="preserve"> — </w:t>
+            </w:r>
+            <w:r>
+              <w:rPr>
+                <w:i/>
+                <w:iCs/>
+                <w:sz w:val="20"/>
+              </w:rPr>
+              <w:t>Website Application | 2025</w:t>
+            </w:r>
+          </w:p>
+          <w:p>
+            <w:pPr>
+              <w:pStyle w:val="TableParagraph"/>
               <w:ind w:left="112"/>
               <w:rPr>
-                <w:rFonts w:ascii="Cambria"/>
-                <w:b/>
-                <w:sz w:val="20"/>
-              </w:rPr>
-            </w:pPr>
-            <w:r>
-              <w:rPr>
-                <w:rFonts w:ascii="Cambria"/>
-                <w:b/>
-                <w:spacing w:val="-2"/>
-                <w:w w:val="105"/>
-                <w:sz w:val="20"/>
-              </w:rPr>
-              <w:t>Al-Qur</w:t>
-            </w:r>
-            <w:r>
-              <w:rPr>
-                <w:rFonts w:ascii="Cambria"/>
-                <w:b/>
-                <w:spacing w:val="-2"/>
-                <w:w w:val="105"/>
-                <w:sz w:val="20"/>
-              </w:rPr>
-              <w:t>’</w:t>
-            </w:r>
-            <w:r>
-              <w:rPr>
-                <w:rFonts w:ascii="Cambria"/>
-                <w:b/>
-                <w:spacing w:val="-2"/>
-                <w:w w:val="105"/>
-                <w:sz w:val="20"/>
-              </w:rPr>
-              <w:t>an Islamic Boarding School,</w:t>
-            </w:r>
-            <w:r>
-              <w:rPr>
-                <w:rFonts w:ascii="Cambria"/>
-                <w:b/>
-                <w:spacing w:val="1"/>
-                <w:w w:val="105"/>
-                <w:sz w:val="20"/>
-              </w:rPr>
-              <w:t xml:space="preserve"> </w:t>
-            </w:r>
-            <w:r>
-              <w:rPr>
-                <w:rFonts w:ascii="Cambria"/>
-                <w:b/>
-                <w:spacing w:val="-2"/>
-                <w:w w:val="105"/>
-                <w:sz w:val="20"/>
-              </w:rPr>
-              <w:t>Yogyakarta,</w:t>
-            </w:r>
-            <w:r>
-              <w:rPr>
-                <w:rFonts w:ascii="Cambria"/>
-                <w:b/>
-                <w:spacing w:val="1"/>
-                <w:w w:val="105"/>
-                <w:sz w:val="20"/>
-              </w:rPr>
-              <w:t xml:space="preserve"> </w:t>
-            </w:r>
-            <w:r>
-              <w:rPr>
-                <w:rFonts w:ascii="Cambria"/>
-                <w:b/>
-                <w:spacing w:val="-5"/>
-                <w:w w:val="105"/>
-                <w:sz w:val="20"/>
-              </w:rPr>
-              <w:t>ID</w:t>
-            </w:r>
-          </w:p>
-          <w:p>
-            <w:pPr>
-              <w:pStyle w:val="TableParagraph"/>
-              <w:spacing w:before="22"/>
+                <w:sz w:val="20"/>
+              </w:rPr>
+            </w:pPr>
+            <w:r>
+              <w:rPr>
+                <w:sz w:val="20"/>
+              </w:rPr>
+              <w:t>Tech Stack: PHP, JavaScript, MySQL, MVC Architecture</w:t>
+            </w:r>
+          </w:p>
+          <w:p>
+            <w:pPr>
+              <w:pStyle w:val="TableParagraph"/>
               <w:ind w:left="112"/>
               <w:rPr>
-                <w:rFonts w:ascii="Cambria"/>
-                <w:b/>
-                <w:sz w:val="20"/>
-              </w:rPr>
-            </w:pPr>
-            <w:r>
-              <w:rPr>
-                <w:i/>
-                <w:spacing w:val="-4"/>
-                <w:sz w:val="20"/>
-              </w:rPr>
-              <w:t>July 2025–Present</w:t>
-            </w:r>
+                <w:sz w:val="20"/>
+              </w:rPr>
+            </w:pPr>
+            <w:r>
+              <w:rPr>
+                <w:sz w:val="20"/>
+              </w:rPr>
+              <w:t xml:space="preserve">GitHub: </w:t>
+            </w:r>
+            <w:hyperlink r:id="rId14" w:history="1">
+              <w:r>
+                <w:rPr>
+                  <w:rStyle w:val="Hyperlink"/>
+                  <w:sz w:val="20"/>
+                </w:rPr>
+                <w:t>github.com/ahmadrizal1st/</w:t>
+              </w:r>
+              <w:proofErr w:type="spellStart"/>
+              <w:r>
+                <w:rPr>
+                  <w:rStyle w:val="Hyperlink"/>
+                  <w:sz w:val="20"/>
+                </w:rPr>
+                <w:t>wkc</w:t>
+              </w:r>
+              <w:proofErr w:type="spellEnd"/>
+              <w:r>
+                <w:rPr>
+                  <w:rStyle w:val="Hyperlink"/>
+                  <w:sz w:val="20"/>
+                </w:rPr>
+                <w:t>-finance-dashboard</w:t>
+              </w:r>
+            </w:hyperlink>
           </w:p>
         </w:tc>
       </w:tr>
@@ -2494,34 +1758,9 @@
             </w:pPr>
             <w:r>
               <w:rPr>
-                <w:w w:val="105"/>
-                <w:sz w:val="20"/>
-              </w:rPr>
-              <w:t>Teaching</w:t>
-            </w:r>
-            <w:r>
-              <w:rPr>
-                <w:spacing w:val="-7"/>
-                <w:w w:val="105"/>
-                <w:sz w:val="20"/>
-              </w:rPr>
-              <w:t xml:space="preserve"> </w:t>
-            </w:r>
-            <w:r>
-              <w:rPr>
-                <w:b/>
-                <w:bCs/>
-                <w:w w:val="105"/>
-                <w:sz w:val="20"/>
-              </w:rPr>
-              <w:t xml:space="preserve">Microsoft Office (Word, Excel, PowerPoint) </w:t>
-            </w:r>
-            <w:r>
-              <w:rPr>
-                <w:w w:val="105"/>
-                <w:sz w:val="20"/>
-              </w:rPr>
-              <w:t>for productivity and academic tasks</w:t>
+                <w:sz w:val="20"/>
+              </w:rPr>
+              <w:t>Built a web-based financial dashboard deployed and actively used by Wijaya Kusuma Craft for daily transaction tracking, financial reporting, and performance monitoring</w:t>
             </w:r>
           </w:p>
           <w:p>
@@ -2534,52 +1773,113 @@
               <w:tabs>
                 <w:tab w:val="left" w:pos="832"/>
               </w:tabs>
-              <w:spacing w:before="97" w:line="271" w:lineRule="auto"/>
-              <w:ind w:right="499"/>
-              <w:rPr>
-                <w:sz w:val="20"/>
-              </w:rPr>
-            </w:pPr>
-            <w:r>
-              <w:rPr>
-                <w:w w:val="105"/>
-                <w:sz w:val="20"/>
-              </w:rPr>
-              <w:t>Teaching</w:t>
-            </w:r>
-            <w:r>
-              <w:rPr>
-                <w:spacing w:val="-3"/>
-                <w:w w:val="105"/>
-                <w:sz w:val="20"/>
-              </w:rPr>
-              <w:t xml:space="preserve"> </w:t>
-            </w:r>
-            <w:r>
-              <w:rPr>
+              <w:spacing w:before="98" w:line="271" w:lineRule="auto"/>
+              <w:ind w:right="212"/>
+              <w:rPr>
+                <w:sz w:val="20"/>
+              </w:rPr>
+            </w:pPr>
+            <w:r>
+              <w:rPr>
+                <w:sz w:val="20"/>
+              </w:rPr>
+              <w:t>Applied MVC architecture for a clean and maintainable backend structure</w:t>
+            </w:r>
+          </w:p>
+        </w:tc>
+      </w:tr>
+      <w:tr>
+        <w:trPr>
+          <w:trHeight w:val="817"/>
+        </w:trPr>
+        <w:tc>
+          <w:tcPr>
+            <w:tcW w:w="10773" w:type="dxa"/>
+          </w:tcPr>
+          <w:p>
+            <w:pPr>
+              <w:pStyle w:val="TableParagraph"/>
+              <w:spacing w:before="68"/>
+              <w:ind w:left="112"/>
+              <w:rPr>
+                <w:rFonts w:ascii="Cambria" w:hAnsi="Cambria"/>
                 <w:b/>
                 <w:bCs/>
-                <w:w w:val="105"/>
-                <w:sz w:val="20"/>
-              </w:rPr>
-              <w:t xml:space="preserve">Canva </w:t>
-            </w:r>
-            <w:r>
-              <w:rPr>
-                <w:w w:val="105"/>
-                <w:sz w:val="20"/>
-              </w:rPr>
-              <w:t>for graphic design and presentation projects</w:t>
-            </w:r>
-            <w:r>
-              <w:rPr>
-                <w:spacing w:val="-2"/>
-                <w:w w:val="105"/>
-                <w:sz w:val="20"/>
-              </w:rPr>
-              <w:t>.</w:t>
-            </w:r>
-          </w:p>
+                <w:sz w:val="20"/>
+              </w:rPr>
+            </w:pPr>
+            <w:proofErr w:type="spellStart"/>
+            <w:r>
+              <w:rPr>
+                <w:rFonts w:ascii="Cambria" w:hAnsi="Cambria"/>
+                <w:b/>
+                <w:bCs/>
+                <w:sz w:val="20"/>
+              </w:rPr>
+              <w:t>Cengkrem</w:t>
+            </w:r>
+            <w:proofErr w:type="spellEnd"/>
+            <w:r>
+              <w:t xml:space="preserve"> — </w:t>
+            </w:r>
+            <w:r>
+              <w:rPr>
+                <w:i/>
+                <w:iCs/>
+                <w:sz w:val="20"/>
+              </w:rPr>
+              <w:t>Website Application | 2024</w:t>
+            </w:r>
+          </w:p>
+          <w:p>
+            <w:pPr>
+              <w:pStyle w:val="TableParagraph"/>
+              <w:ind w:left="112"/>
+              <w:rPr>
+                <w:sz w:val="20"/>
+              </w:rPr>
+            </w:pPr>
+            <w:r>
+              <w:rPr>
+                <w:sz w:val="20"/>
+              </w:rPr>
+              <w:t>Tech Stack: WordPress, PHP, CMS</w:t>
+            </w:r>
+          </w:p>
+          <w:p>
+            <w:pPr>
+              <w:pStyle w:val="TableParagraph"/>
+              <w:ind w:left="112"/>
+              <w:rPr>
+                <w:sz w:val="20"/>
+              </w:rPr>
+            </w:pPr>
+            <w:r>
+              <w:rPr>
+                <w:sz w:val="20"/>
+              </w:rPr>
+              <w:t xml:space="preserve">Live Site: </w:t>
+            </w:r>
+            <w:hyperlink r:id="rId15" w:history="1">
+              <w:r>
+                <w:rPr>
+                  <w:rStyle w:val="Hyperlink"/>
+                  <w:sz w:val="20"/>
+                </w:rPr>
+                <w:t>cengkrem.id</w:t>
+              </w:r>
+            </w:hyperlink>
+          </w:p>
+        </w:tc>
+      </w:tr>
+      <w:tr>
+        <w:trPr>
+          <w:trHeight w:val="817"/>
+        </w:trPr>
+        <w:tc>
+          <w:tcPr>
+            <w:tcW w:w="10773" w:type="dxa"/>
+          </w:tcPr>
           <w:p>
             <w:pPr>
               <w:pStyle w:val="TableParagraph"/>
@@ -2590,57 +1890,17 @@
               <w:tabs>
                 <w:tab w:val="left" w:pos="832"/>
               </w:tabs>
-              <w:spacing w:before="97" w:line="271" w:lineRule="auto"/>
-              <w:ind w:right="499"/>
-              <w:rPr>
-                <w:sz w:val="20"/>
-              </w:rPr>
-            </w:pPr>
-            <w:r>
-              <w:rPr>
-                <w:w w:val="105"/>
-                <w:sz w:val="20"/>
-              </w:rPr>
-              <w:t>Teaching</w:t>
-            </w:r>
-            <w:r>
-              <w:rPr>
-                <w:spacing w:val="-3"/>
-                <w:w w:val="105"/>
-                <w:sz w:val="20"/>
-              </w:rPr>
-              <w:t xml:space="preserve"> </w:t>
-            </w:r>
-            <w:r>
-              <w:rPr>
-                <w:b/>
-                <w:bCs/>
-                <w:w w:val="105"/>
-                <w:sz w:val="20"/>
-              </w:rPr>
-              <w:t xml:space="preserve">Scratch </w:t>
-            </w:r>
-            <w:r>
-              <w:rPr>
-                <w:w w:val="105"/>
-                <w:sz w:val="20"/>
-              </w:rPr>
-              <w:t>for introducing programming logic and problem-solvi</w:t>
-            </w:r>
-            <w:r>
-              <w:rPr>
-                <w:w w:val="105"/>
-                <w:sz w:val="20"/>
-              </w:rPr>
-              <w:t>ng</w:t>
-            </w:r>
-            <w:r>
-              <w:rPr>
-                <w:spacing w:val="-2"/>
-                <w:w w:val="105"/>
-                <w:sz w:val="20"/>
-              </w:rPr>
-              <w:t>.</w:t>
+              <w:spacing w:before="98" w:line="271" w:lineRule="auto"/>
+              <w:ind w:right="212"/>
+              <w:rPr>
+                <w:sz w:val="20"/>
+              </w:rPr>
+            </w:pPr>
+            <w:r>
+              <w:rPr>
+                <w:sz w:val="20"/>
+              </w:rPr>
+              <w:t>Developed an official company profile website with article management, product showcase, image gallery, and contact page; optimized for non-technical content managers</w:t>
             </w:r>
           </w:p>
         </w:tc>
@@ -3045,12 +2305,16 @@
               <w:pStyle w:val="TableParagraph"/>
               <w:spacing w:before="77"/>
               <w:rPr>
+                <w:i/>
+                <w:iCs/>
                 <w:sz w:val="20"/>
               </w:rPr>
             </w:pPr>
             <w:proofErr w:type="spellStart"/>
             <w:r>
               <w:rPr>
+                <w:i/>
+                <w:iCs/>
                 <w:w w:val="105"/>
                 <w:sz w:val="20"/>
               </w:rPr>
@@ -3059,6 +2323,8 @@
             <w:proofErr w:type="spellEnd"/>
             <w:r>
               <w:rPr>
+                <w:i/>
+                <w:iCs/>
                 <w:w w:val="105"/>
                 <w:sz w:val="20"/>
               </w:rPr>
@@ -3067,6 +2333,8 @@
             <w:proofErr w:type="spellStart"/>
             <w:r>
               <w:rPr>
+                <w:i/>
+                <w:iCs/>
                 <w:w w:val="105"/>
                 <w:sz w:val="20"/>
               </w:rPr>
@@ -3075,6 +2343,8 @@
             <w:proofErr w:type="spellEnd"/>
             <w:r>
               <w:rPr>
+                <w:i/>
+                <w:iCs/>
                 <w:w w:val="105"/>
                 <w:sz w:val="20"/>
               </w:rPr>
@@ -3087,8 +2357,8 @@
     <w:p>
       <w:pPr>
         <w:rPr>
-          <w:sz w:val="2"/>
-          <w:szCs w:val="2"/>
+          <w:sz w:val="10"/>
+          <w:szCs w:val="10"/>
         </w:rPr>
       </w:pPr>
     </w:p>
@@ -3147,27 +2417,57 @@
           </w:tcPr>
           <w:p>
             <w:pPr>
-              <w:pStyle w:val="TableParagraph"/>
-              <w:tabs>
-                <w:tab w:val="left" w:pos="769"/>
-              </w:tabs>
-              <w:spacing w:before="119"/>
-              <w:ind w:left="0"/>
+              <w:pStyle w:val="font-claude-response-body"/>
+              <w:rPr>
+                <w:rFonts w:ascii="Georgia" w:hAnsi="Georgia"/>
+                <w:sz w:val="20"/>
+                <w:szCs w:val="20"/>
+              </w:rPr>
+            </w:pPr>
+            <w:r>
               <w:rPr>
                 <w:rFonts w:ascii="Cambria" w:hAnsi="Cambria"/>
                 <w:b/>
                 <w:bCs/>
                 <w:sz w:val="20"/>
               </w:rPr>
-            </w:pPr>
-            <w:r>
-              <w:rPr>
-                <w:rFonts w:ascii="Cambria" w:hAnsi="Cambria"/>
-                <w:b/>
-                <w:bCs/>
-                <w:sz w:val="20"/>
-              </w:rPr>
-              <w:t xml:space="preserve"> Programming Languages</w:t>
+              <w:t xml:space="preserve"> </w:t>
+            </w:r>
+            <w:r>
+              <w:rPr>
+                <w:rStyle w:val="Strong"/>
+                <w:rFonts w:ascii="Georgia" w:hAnsi="Georgia"/>
+                <w:sz w:val="20"/>
+                <w:szCs w:val="20"/>
+              </w:rPr>
+              <w:t>Programming Languages:</w:t>
+            </w:r>
+            <w:r>
+              <w:rPr>
+                <w:rFonts w:ascii="Georgia" w:hAnsi="Georgia"/>
+                <w:sz w:val="20"/>
+                <w:szCs w:val="20"/>
+              </w:rPr>
+              <w:t xml:space="preserve"> TypeScript, JavaScript, Python, PHP, Kotlin</w:t>
+            </w:r>
+          </w:p>
+          <w:p>
+            <w:pPr>
+              <w:pStyle w:val="font-claude-response-body"/>
+              <w:rPr>
+                <w:rFonts w:ascii="Georgia" w:hAnsi="Georgia"/>
+                <w:sz w:val="20"/>
+                <w:szCs w:val="20"/>
+              </w:rPr>
+            </w:pPr>
+            <w:r>
+              <w:rPr>
+                <w:rStyle w:val="Strong"/>
+                <w:rFonts w:ascii="Georgia" w:hAnsi="Georgia"/>
+                <w:sz w:val="20"/>
+                <w:szCs w:val="20"/>
+              </w:rPr>
+              <w:t>Web Development:</w:t>
             </w:r>
           </w:p>
           <w:p>
@@ -3183,43 +2483,111 @@
               <w:spacing w:before="119"/>
               <w:rPr>
                 <w:sz w:val="20"/>
-              </w:rPr>
-            </w:pPr>
-            <w:r>
-              <w:rPr>
-                <w:sz w:val="20"/>
-              </w:rPr>
-              <w:t>TypeScript, JavaScript, Python, PHP</w:t>
-            </w:r>
-            <w:r>
-              <w:rPr>
-                <w:sz w:val="20"/>
-              </w:rPr>
-              <w:t>, Kotlin</w:t>
-            </w:r>
-          </w:p>
-          <w:p>
-            <w:pPr>
-              <w:pStyle w:val="TableParagraph"/>
-              <w:tabs>
-                <w:tab w:val="left" w:pos="769"/>
-              </w:tabs>
-              <w:spacing w:before="119"/>
-              <w:rPr>
-                <w:rFonts w:ascii="Cambria" w:hAnsi="Cambria"/>
-                <w:b/>
-                <w:bCs/>
-                <w:sz w:val="20"/>
-              </w:rPr>
-            </w:pPr>
-            <w:r>
-              <w:rPr>
-                <w:rFonts w:ascii="Cambria" w:hAnsi="Cambria"/>
-                <w:b/>
-                <w:bCs/>
-                <w:sz w:val="20"/>
-              </w:rPr>
-              <w:t>Web Development</w:t>
+                <w:szCs w:val="20"/>
+              </w:rPr>
+            </w:pPr>
+            <w:r>
+              <w:rPr>
+                <w:sz w:val="20"/>
+                <w:szCs w:val="20"/>
+              </w:rPr>
+              <w:t xml:space="preserve">Frontend: HTML5, CSS3, Tailwind CSS, </w:t>
+            </w:r>
+            <w:proofErr w:type="gramStart"/>
+            <w:r>
+              <w:rPr>
+                <w:sz w:val="20"/>
+                <w:szCs w:val="20"/>
+              </w:rPr>
+              <w:t>React</w:t>
+            </w:r>
+            <w:proofErr w:type="gramEnd"/>
+            <w:r>
+              <w:rPr>
+                <w:sz w:val="20"/>
+                <w:szCs w:val="20"/>
+              </w:rPr>
+              <w:t xml:space="preserve"> (</w:t>
+            </w:r>
+            <w:proofErr w:type="spellStart"/>
+            <w:r>
+              <w:rPr>
+                <w:sz w:val="20"/>
+                <w:szCs w:val="20"/>
+              </w:rPr>
+              <w:t>Vite</w:t>
+            </w:r>
+            <w:proofErr w:type="spellEnd"/>
+            <w:r>
+              <w:rPr>
+                <w:sz w:val="20"/>
+                <w:szCs w:val="20"/>
+              </w:rPr>
+              <w:t xml:space="preserve">), </w:t>
+            </w:r>
+            <w:proofErr w:type="spellStart"/>
+            <w:r>
+              <w:rPr>
+                <w:sz w:val="20"/>
+                <w:szCs w:val="20"/>
+              </w:rPr>
+              <w:t>shadcn</w:t>
+            </w:r>
+            <w:proofErr w:type="spellEnd"/>
+            <w:r>
+              <w:rPr>
+                <w:sz w:val="20"/>
+                <w:szCs w:val="20"/>
+              </w:rPr>
+              <w:t>/</w:t>
+            </w:r>
+            <w:proofErr w:type="spellStart"/>
+            <w:r>
+              <w:rPr>
+                <w:sz w:val="20"/>
+                <w:szCs w:val="20"/>
+              </w:rPr>
+              <w:t>ui</w:t>
+            </w:r>
+            <w:proofErr w:type="spellEnd"/>
+            <w:r>
+              <w:rPr>
+                <w:sz w:val="20"/>
+                <w:szCs w:val="20"/>
+              </w:rPr>
+              <w:t xml:space="preserve">, Radix UI, </w:t>
+            </w:r>
+            <w:proofErr w:type="spellStart"/>
+            <w:r>
+              <w:rPr>
+                <w:sz w:val="20"/>
+                <w:szCs w:val="20"/>
+              </w:rPr>
+              <w:t>Tabler</w:t>
+            </w:r>
+            <w:proofErr w:type="spellEnd"/>
+            <w:r>
+              <w:rPr>
+                <w:sz w:val="20"/>
+                <w:szCs w:val="20"/>
+              </w:rPr>
+              <w:t xml:space="preserve"> UI, </w:t>
+            </w:r>
+            <w:proofErr w:type="spellStart"/>
+            <w:r>
+              <w:rPr>
+                <w:sz w:val="20"/>
+                <w:szCs w:val="20"/>
+              </w:rPr>
+              <w:t>TanStack</w:t>
+            </w:r>
+            <w:proofErr w:type="spellEnd"/>
+            <w:r>
+              <w:rPr>
+                <w:sz w:val="20"/>
+                <w:szCs w:val="20"/>
+              </w:rPr>
+              <w:t xml:space="preserve"> Query, Framer Motion, GSAP, Recharts</w:t>
             </w:r>
           </w:p>
           <w:p>
@@ -3235,14 +2603,25 @@
               <w:spacing w:before="119"/>
               <w:rPr>
                 <w:sz w:val="20"/>
-              </w:rPr>
-            </w:pPr>
-            <w:r>
-              <w:rPr>
-                <w:sz w:val="20"/>
-              </w:rPr>
-              <w:t>Frontend: HTML5, CSS3, Tailwind CSS</w:t>
-            </w:r>
+                <w:szCs w:val="20"/>
+              </w:rPr>
+            </w:pPr>
+            <w:r>
+              <w:rPr>
+                <w:sz w:val="20"/>
+                <w:szCs w:val="20"/>
+              </w:rPr>
+              <w:t xml:space="preserve">Backend: Next.js, Laravel, </w:t>
+            </w:r>
+            <w:proofErr w:type="spellStart"/>
+            <w:r>
+              <w:rPr>
+                <w:sz w:val="20"/>
+                <w:szCs w:val="20"/>
+              </w:rPr>
+              <w:t>FastAPI</w:t>
+            </w:r>
+            <w:proofErr w:type="spellEnd"/>
           </w:p>
           <w:p>
             <w:pPr>
@@ -3257,13 +2636,15 @@
               <w:spacing w:before="119"/>
               <w:rPr>
                 <w:sz w:val="20"/>
-              </w:rPr>
-            </w:pPr>
-            <w:r>
-              <w:rPr>
-                <w:sz w:val="20"/>
-              </w:rPr>
-              <w:t>Backend: Next.js, Laravel</w:t>
+                <w:szCs w:val="20"/>
+              </w:rPr>
+            </w:pPr>
+            <w:r>
+              <w:rPr>
+                <w:sz w:val="20"/>
+                <w:szCs w:val="20"/>
+              </w:rPr>
+              <w:t>API &amp; Auth: REST API, JWT, Google OAuth, Session-based Authentication</w:t>
             </w:r>
           </w:p>
           <w:p>
@@ -3279,602 +2660,266 @@
               <w:spacing w:before="119"/>
               <w:rPr>
                 <w:sz w:val="20"/>
-              </w:rPr>
-            </w:pPr>
-            <w:r>
-              <w:rPr>
-                <w:sz w:val="20"/>
-              </w:rPr>
-              <w:t>API &amp; Auth: REST API, JWT, Session-based Authentication</w:t>
-            </w:r>
-          </w:p>
-          <w:p>
-            <w:pPr>
-              <w:pStyle w:val="TableParagraph"/>
-              <w:numPr>
-                <w:ilvl w:val="0"/>
-                <w:numId w:val="3"/>
-              </w:numPr>
-              <w:tabs>
-                <w:tab w:val="left" w:pos="769"/>
-              </w:tabs>
-              <w:spacing w:before="119"/>
-              <w:rPr>
-                <w:sz w:val="20"/>
-              </w:rPr>
-            </w:pPr>
-            <w:r>
-              <w:rPr>
-                <w:sz w:val="20"/>
-              </w:rPr>
-              <w:t>Third-Party API: Google APIs (Google Drive API)</w:t>
-            </w:r>
-          </w:p>
-          <w:p>
-            <w:pPr>
-              <w:pStyle w:val="TableParagraph"/>
-              <w:tabs>
-                <w:tab w:val="left" w:pos="769"/>
-              </w:tabs>
-              <w:spacing w:before="119"/>
-              <w:rPr>
-                <w:rFonts w:ascii="Cambria" w:hAnsi="Cambria"/>
-                <w:b/>
-                <w:bCs/>
-                <w:sz w:val="20"/>
-              </w:rPr>
-            </w:pPr>
-            <w:r>
-              <w:rPr>
-                <w:rFonts w:ascii="Cambria" w:hAnsi="Cambria"/>
-                <w:b/>
-                <w:bCs/>
-                <w:sz w:val="20"/>
-              </w:rPr>
-              <w:t>Mobile Development</w:t>
-            </w:r>
-          </w:p>
-          <w:p>
-            <w:pPr>
-              <w:pStyle w:val="TableParagraph"/>
-              <w:numPr>
-                <w:ilvl w:val="0"/>
-                <w:numId w:val="3"/>
-              </w:numPr>
-              <w:tabs>
-                <w:tab w:val="left" w:pos="769"/>
-              </w:tabs>
-              <w:spacing w:before="119"/>
-              <w:rPr>
-                <w:sz w:val="20"/>
-              </w:rPr>
-            </w:pPr>
-            <w:r>
-              <w:rPr>
-                <w:sz w:val="20"/>
-              </w:rPr>
-              <w:t>Android Development: Kotlin</w:t>
-            </w:r>
-          </w:p>
-          <w:p>
-            <w:pPr>
-              <w:pStyle w:val="TableParagraph"/>
-              <w:numPr>
-                <w:ilvl w:val="0"/>
-                <w:numId w:val="3"/>
-              </w:numPr>
-              <w:tabs>
-                <w:tab w:val="left" w:pos="769"/>
-              </w:tabs>
-              <w:spacing w:before="119"/>
-              <w:rPr>
-                <w:sz w:val="20"/>
-              </w:rPr>
-            </w:pPr>
-            <w:r>
-              <w:rPr>
-                <w:sz w:val="20"/>
-              </w:rPr>
-              <w:t>Mobile Database &amp; Offline: Room Database, SQLite</w:t>
-            </w:r>
-          </w:p>
-          <w:p>
-            <w:pPr>
-              <w:pStyle w:val="TableParagraph"/>
-              <w:numPr>
-                <w:ilvl w:val="0"/>
-                <w:numId w:val="3"/>
-              </w:numPr>
-              <w:tabs>
-                <w:tab w:val="left" w:pos="769"/>
-              </w:tabs>
-              <w:spacing w:before="119"/>
-              <w:rPr>
-                <w:sz w:val="20"/>
-              </w:rPr>
-            </w:pPr>
-            <w:r>
-              <w:rPr>
-                <w:sz w:val="20"/>
-              </w:rPr>
-              <w:t>Backend Services:</w:t>
-            </w:r>
-            <w:r>
-              <w:rPr>
-                <w:sz w:val="20"/>
-              </w:rPr>
-              <w:t xml:space="preserve"> </w:t>
-            </w:r>
-            <w:r>
-              <w:rPr>
-                <w:sz w:val="20"/>
-              </w:rPr>
-              <w:t>Firebase</w:t>
-            </w:r>
-            <w:r>
-              <w:rPr>
-                <w:sz w:val="20"/>
-              </w:rPr>
-              <w:t xml:space="preserve"> Firestore,</w:t>
-            </w:r>
-            <w:r>
-              <w:rPr>
-                <w:sz w:val="20"/>
-              </w:rPr>
-              <w:t xml:space="preserve"> Firebase Authentication, Firebase Cloud Storage</w:t>
-            </w:r>
-          </w:p>
-          <w:p>
-            <w:pPr>
-              <w:pStyle w:val="TableParagraph"/>
-              <w:tabs>
-                <w:tab w:val="left" w:pos="769"/>
-              </w:tabs>
-              <w:spacing w:before="119"/>
-              <w:rPr>
-                <w:rFonts w:ascii="Cambria" w:hAnsi="Cambria"/>
-                <w:b/>
-                <w:bCs/>
-                <w:sz w:val="20"/>
-              </w:rPr>
-            </w:pPr>
-            <w:r>
-              <w:rPr>
-                <w:rFonts w:ascii="Cambria" w:hAnsi="Cambria"/>
-                <w:b/>
-                <w:bCs/>
-                <w:sz w:val="20"/>
-              </w:rPr>
-              <w:t>Database</w:t>
-            </w:r>
-          </w:p>
-          <w:p>
-            <w:pPr>
-              <w:pStyle w:val="TableParagraph"/>
-              <w:numPr>
-                <w:ilvl w:val="0"/>
-                <w:numId w:val="3"/>
-              </w:numPr>
-              <w:tabs>
-                <w:tab w:val="left" w:pos="769"/>
-              </w:tabs>
-              <w:spacing w:before="119"/>
-              <w:rPr>
-                <w:sz w:val="20"/>
-              </w:rPr>
-            </w:pPr>
-            <w:r>
-              <w:rPr>
-                <w:sz w:val="20"/>
-              </w:rPr>
-              <w:t>PostgreSQL, MySQL, MariaDB, MongoDB</w:t>
-            </w:r>
-          </w:p>
-          <w:p>
-            <w:pPr>
-              <w:pStyle w:val="TableParagraph"/>
-              <w:numPr>
-                <w:ilvl w:val="0"/>
-                <w:numId w:val="3"/>
-              </w:numPr>
-              <w:tabs>
-                <w:tab w:val="left" w:pos="769"/>
-              </w:tabs>
-              <w:spacing w:before="119"/>
-              <w:rPr>
-                <w:sz w:val="20"/>
-              </w:rPr>
-            </w:pPr>
-            <w:r>
-              <w:rPr>
-                <w:sz w:val="20"/>
-              </w:rPr>
-              <w:t>ORM: Prisma, Eloquent</w:t>
-            </w:r>
-          </w:p>
-          <w:p>
-            <w:pPr>
-              <w:pStyle w:val="TableParagraph"/>
-              <w:tabs>
-                <w:tab w:val="left" w:pos="769"/>
-              </w:tabs>
-              <w:spacing w:before="119"/>
-              <w:rPr>
-                <w:sz w:val="20"/>
-              </w:rPr>
-            </w:pPr>
-          </w:p>
-          <w:p>
-            <w:pPr>
-              <w:pStyle w:val="TableParagraph"/>
-              <w:tabs>
-                <w:tab w:val="left" w:pos="769"/>
-              </w:tabs>
-              <w:spacing w:before="119"/>
-              <w:rPr>
-                <w:sz w:val="20"/>
-              </w:rPr>
-            </w:pPr>
-          </w:p>
-          <w:p>
-            <w:pPr>
-              <w:pStyle w:val="TableParagraph"/>
-              <w:tabs>
-                <w:tab w:val="left" w:pos="769"/>
-              </w:tabs>
-              <w:spacing w:before="119"/>
-              <w:rPr>
-                <w:rFonts w:ascii="Cambria" w:hAnsi="Cambria"/>
-                <w:b/>
-                <w:bCs/>
-                <w:sz w:val="20"/>
-              </w:rPr>
-            </w:pPr>
-            <w:r>
-              <w:rPr>
-                <w:rFonts w:ascii="Cambria" w:hAnsi="Cambria"/>
-                <w:b/>
-                <w:bCs/>
-                <w:sz w:val="20"/>
+                <w:szCs w:val="20"/>
+              </w:rPr>
+            </w:pPr>
+            <w:r>
+              <w:rPr>
+                <w:sz w:val="20"/>
+                <w:szCs w:val="20"/>
+              </w:rPr>
+              <w:t xml:space="preserve">Third-Party API: Google Drive API, Gemini API, </w:t>
+            </w:r>
+            <w:proofErr w:type="spellStart"/>
+            <w:r>
+              <w:rPr>
+                <w:sz w:val="20"/>
+                <w:szCs w:val="20"/>
+              </w:rPr>
+              <w:t>Groq</w:t>
+            </w:r>
+            <w:proofErr w:type="spellEnd"/>
+            <w:r>
+              <w:rPr>
+                <w:sz w:val="20"/>
+                <w:szCs w:val="20"/>
+              </w:rPr>
+              <w:t xml:space="preserve"> API</w:t>
+            </w:r>
+          </w:p>
+          <w:p>
+            <w:pPr>
+              <w:pStyle w:val="font-claude-response-body"/>
+              <w:rPr>
+                <w:rFonts w:ascii="Georgia" w:hAnsi="Georgia"/>
+                <w:sz w:val="20"/>
+                <w:szCs w:val="20"/>
+              </w:rPr>
+            </w:pPr>
+            <w:r>
+              <w:rPr>
+                <w:rStyle w:val="Strong"/>
+                <w:rFonts w:ascii="Georgia" w:hAnsi="Georgia"/>
+                <w:sz w:val="20"/>
+                <w:szCs w:val="20"/>
+              </w:rPr>
+              <w:t>Mobile Development:</w:t>
+            </w:r>
+            <w:r>
+              <w:rPr>
+                <w:rFonts w:ascii="Georgia" w:hAnsi="Georgia"/>
+                <w:sz w:val="20"/>
+                <w:szCs w:val="20"/>
+              </w:rPr>
+              <w:t xml:space="preserve"> Android (Kotlin), Firebase (Auth, Storage, </w:t>
+            </w:r>
+            <w:proofErr w:type="spellStart"/>
+            <w:r>
+              <w:rPr>
+                <w:rFonts w:ascii="Georgia" w:hAnsi="Georgia"/>
+                <w:sz w:val="20"/>
+                <w:szCs w:val="20"/>
+              </w:rPr>
+              <w:t>Firestore</w:t>
+            </w:r>
+            <w:proofErr w:type="spellEnd"/>
+            <w:r>
+              <w:rPr>
+                <w:rFonts w:ascii="Georgia" w:hAnsi="Georgia"/>
+                <w:sz w:val="20"/>
+                <w:szCs w:val="20"/>
+              </w:rPr>
+              <w:t>), Room Database, SQLite</w:t>
+            </w:r>
+          </w:p>
+          <w:p>
+            <w:pPr>
+              <w:pStyle w:val="font-claude-response-body"/>
+              <w:rPr>
+                <w:rFonts w:ascii="Georgia" w:hAnsi="Georgia"/>
+                <w:sz w:val="20"/>
+                <w:szCs w:val="20"/>
+              </w:rPr>
+            </w:pPr>
+            <w:r>
+              <w:rPr>
+                <w:rStyle w:val="Strong"/>
+                <w:rFonts w:ascii="Georgia" w:hAnsi="Georgia"/>
+                <w:sz w:val="20"/>
+                <w:szCs w:val="20"/>
+              </w:rPr>
+              <w:t>AI &amp; Machine Learning:</w:t>
+            </w:r>
+            <w:r>
+              <w:rPr>
+                <w:rFonts w:ascii="Georgia" w:hAnsi="Georgia"/>
+                <w:sz w:val="20"/>
+                <w:szCs w:val="20"/>
+              </w:rPr>
+              <w:t xml:space="preserve"> AI SDK Integration, OCR (</w:t>
+            </w:r>
+            <w:proofErr w:type="spellStart"/>
+            <w:r>
+              <w:rPr>
+                <w:rFonts w:ascii="Georgia" w:hAnsi="Georgia"/>
+                <w:sz w:val="20"/>
+                <w:szCs w:val="20"/>
+              </w:rPr>
+              <w:t>surya</w:t>
+            </w:r>
+            <w:proofErr w:type="spellEnd"/>
+            <w:r>
+              <w:rPr>
+                <w:rFonts w:ascii="Georgia" w:hAnsi="Georgia"/>
+                <w:sz w:val="20"/>
+                <w:szCs w:val="20"/>
+              </w:rPr>
+              <w:t xml:space="preserve">-ai), Audio Transcription (Faster Whisper), LLM Integration (Gemini, </w:t>
+            </w:r>
+            <w:proofErr w:type="spellStart"/>
+            <w:r>
+              <w:rPr>
+                <w:rFonts w:ascii="Georgia" w:hAnsi="Georgia"/>
+                <w:sz w:val="20"/>
+                <w:szCs w:val="20"/>
+              </w:rPr>
+              <w:t>Groq</w:t>
+            </w:r>
+            <w:proofErr w:type="spellEnd"/>
+            <w:r>
+              <w:rPr>
+                <w:rFonts w:ascii="Georgia" w:hAnsi="Georgia"/>
+                <w:sz w:val="20"/>
+                <w:szCs w:val="20"/>
+              </w:rPr>
+              <w:t>)</w:t>
+            </w:r>
+          </w:p>
+          <w:p>
+            <w:pPr>
+              <w:pStyle w:val="font-claude-response-body"/>
+              <w:rPr>
+                <w:rFonts w:ascii="Georgia" w:hAnsi="Georgia"/>
+                <w:sz w:val="20"/>
+                <w:szCs w:val="20"/>
+              </w:rPr>
+            </w:pPr>
+            <w:r>
+              <w:rPr>
+                <w:rStyle w:val="Strong"/>
+                <w:rFonts w:ascii="Georgia" w:hAnsi="Georgia"/>
+                <w:sz w:val="20"/>
+                <w:szCs w:val="20"/>
+              </w:rPr>
+              <w:t>AI-Assisted Development:</w:t>
+            </w:r>
+            <w:r>
+              <w:rPr>
+                <w:rFonts w:ascii="Georgia" w:hAnsi="Georgia"/>
+                <w:sz w:val="20"/>
+                <w:szCs w:val="20"/>
+              </w:rPr>
+              <w:t xml:space="preserve"> Spec-Driven Development with AI Coding Agents (Claude Code, Cursor), Writing PRDs, Project Rules, and Architecture Docs for AI-Assisted Workflows</w:t>
+            </w:r>
+          </w:p>
+          <w:p>
+            <w:pPr>
+              <w:pStyle w:val="font-claude-response-body"/>
+              <w:rPr>
+                <w:rFonts w:ascii="Georgia" w:hAnsi="Georgia"/>
+                <w:sz w:val="20"/>
+                <w:szCs w:val="20"/>
+              </w:rPr>
+            </w:pPr>
+            <w:r>
+              <w:rPr>
+                <w:rStyle w:val="Strong"/>
+                <w:rFonts w:ascii="Georgia" w:hAnsi="Georgia"/>
+                <w:sz w:val="20"/>
+                <w:szCs w:val="20"/>
+              </w:rPr>
+              <w:t>Database:</w:t>
+            </w:r>
+            <w:r>
+              <w:rPr>
+                <w:rFonts w:ascii="Georgia" w:hAnsi="Georgia"/>
+                <w:sz w:val="20"/>
+                <w:szCs w:val="20"/>
+              </w:rPr>
+              <w:t xml:space="preserve"> PostgreSQL, MySQL, MariaDB, MongoDB | ORM: Prisma, Eloquent</w:t>
+            </w:r>
+          </w:p>
+          <w:p>
+            <w:pPr>
+              <w:pStyle w:val="font-claude-response-body"/>
+              <w:rPr>
+                <w:rFonts w:ascii="Georgia" w:hAnsi="Georgia"/>
+                <w:sz w:val="20"/>
+                <w:szCs w:val="20"/>
+              </w:rPr>
+            </w:pPr>
+            <w:r>
+              <w:rPr>
+                <w:rStyle w:val="Strong"/>
+                <w:rFonts w:ascii="Georgia" w:hAnsi="Georgia"/>
+                <w:sz w:val="20"/>
+                <w:szCs w:val="20"/>
               </w:rPr>
               <w:lastRenderedPageBreak/>
-              <w:t>Cloud &amp; Storage</w:t>
-            </w:r>
-          </w:p>
-          <w:p>
-            <w:pPr>
-              <w:pStyle w:val="TableParagraph"/>
-              <w:numPr>
-                <w:ilvl w:val="0"/>
-                <w:numId w:val="3"/>
-              </w:numPr>
-              <w:tabs>
-                <w:tab w:val="left" w:pos="769"/>
-              </w:tabs>
-              <w:spacing w:before="119"/>
-              <w:rPr>
-                <w:sz w:val="20"/>
-              </w:rPr>
-            </w:pPr>
-            <w:r>
-              <w:rPr>
-                <w:sz w:val="20"/>
-              </w:rPr>
-              <w:t>Google Cloud Platform (GCP)</w:t>
-            </w:r>
-          </w:p>
-          <w:p>
-            <w:pPr>
-              <w:pStyle w:val="TableParagraph"/>
-              <w:numPr>
-                <w:ilvl w:val="0"/>
-                <w:numId w:val="3"/>
-              </w:numPr>
-              <w:tabs>
-                <w:tab w:val="left" w:pos="769"/>
-              </w:tabs>
-              <w:spacing w:before="119"/>
-              <w:rPr>
-                <w:sz w:val="20"/>
-              </w:rPr>
-            </w:pPr>
-            <w:r>
-              <w:rPr>
-                <w:sz w:val="20"/>
-              </w:rPr>
-              <w:t>Google Drive (Cloud File Storage Integration)</w:t>
-            </w:r>
-          </w:p>
-          <w:p>
-            <w:pPr>
-              <w:pStyle w:val="TableParagraph"/>
-              <w:tabs>
-                <w:tab w:val="left" w:pos="769"/>
-              </w:tabs>
-              <w:spacing w:before="119"/>
-              <w:rPr>
-                <w:rFonts w:ascii="Cambria" w:hAnsi="Cambria"/>
-                <w:b/>
-                <w:bCs/>
-                <w:sz w:val="20"/>
-              </w:rPr>
-            </w:pPr>
-            <w:r>
-              <w:rPr>
-                <w:rFonts w:ascii="Cambria" w:hAnsi="Cambria"/>
-                <w:b/>
-                <w:bCs/>
-                <w:sz w:val="20"/>
-              </w:rPr>
-              <w:t>Tools &amp; Technologies</w:t>
-            </w:r>
-          </w:p>
-          <w:p>
-            <w:pPr>
-              <w:pStyle w:val="TableParagraph"/>
-              <w:numPr>
-                <w:ilvl w:val="0"/>
-                <w:numId w:val="3"/>
-              </w:numPr>
-              <w:tabs>
-                <w:tab w:val="left" w:pos="769"/>
-              </w:tabs>
-              <w:spacing w:before="119"/>
-              <w:rPr>
-                <w:sz w:val="20"/>
-              </w:rPr>
-            </w:pPr>
-            <w:r>
-              <w:rPr>
-                <w:sz w:val="20"/>
-              </w:rPr>
-              <w:t>Git, GitHub</w:t>
-            </w:r>
-          </w:p>
-          <w:p>
-            <w:pPr>
-              <w:pStyle w:val="TableParagraph"/>
-              <w:numPr>
-                <w:ilvl w:val="0"/>
-                <w:numId w:val="3"/>
-              </w:numPr>
-              <w:tabs>
-                <w:tab w:val="left" w:pos="769"/>
-              </w:tabs>
-              <w:spacing w:before="119"/>
-              <w:rPr>
-                <w:sz w:val="20"/>
-              </w:rPr>
-            </w:pPr>
-            <w:r>
-              <w:rPr>
-                <w:sz w:val="20"/>
-              </w:rPr>
-              <w:t>Docker</w:t>
-            </w:r>
-          </w:p>
-          <w:p>
-            <w:pPr>
-              <w:pStyle w:val="TableParagraph"/>
-              <w:numPr>
-                <w:ilvl w:val="0"/>
-                <w:numId w:val="3"/>
-              </w:numPr>
-              <w:tabs>
-                <w:tab w:val="left" w:pos="769"/>
-              </w:tabs>
-              <w:spacing w:before="119"/>
-              <w:rPr>
-                <w:sz w:val="20"/>
-              </w:rPr>
-            </w:pPr>
-            <w:r>
-              <w:rPr>
-                <w:sz w:val="20"/>
-              </w:rPr>
-              <w:t>Linux (Ubuntu)</w:t>
-            </w:r>
-          </w:p>
-          <w:p>
-            <w:pPr>
-              <w:pStyle w:val="TableParagraph"/>
-              <w:numPr>
-                <w:ilvl w:val="0"/>
-                <w:numId w:val="3"/>
-              </w:numPr>
-              <w:tabs>
-                <w:tab w:val="left" w:pos="769"/>
-              </w:tabs>
-              <w:spacing w:before="119"/>
-              <w:rPr>
-                <w:sz w:val="20"/>
-              </w:rPr>
-            </w:pPr>
+              <w:t>Tools &amp; Technologies:</w:t>
+            </w:r>
+            <w:r>
+              <w:rPr>
+                <w:rFonts w:ascii="Georgia" w:hAnsi="Georgia"/>
+                <w:sz w:val="20"/>
+                <w:szCs w:val="20"/>
+              </w:rPr>
+              <w:t xml:space="preserve"> Git, GitHub, Docker, Linux (Ubuntu), </w:t>
+            </w:r>
             <w:proofErr w:type="spellStart"/>
             <w:r>
               <w:rPr>
-                <w:sz w:val="20"/>
+                <w:rFonts w:ascii="Georgia" w:hAnsi="Georgia"/>
+                <w:sz w:val="20"/>
+                <w:szCs w:val="20"/>
               </w:rPr>
               <w:t>Vercel</w:t>
             </w:r>
             <w:proofErr w:type="spellEnd"/>
-          </w:p>
-          <w:p>
-            <w:pPr>
-              <w:pStyle w:val="TableParagraph"/>
-              <w:numPr>
-                <w:ilvl w:val="0"/>
-                <w:numId w:val="3"/>
-              </w:numPr>
-              <w:tabs>
-                <w:tab w:val="left" w:pos="769"/>
-              </w:tabs>
-              <w:spacing w:before="119"/>
-              <w:rPr>
-                <w:sz w:val="20"/>
-              </w:rPr>
-            </w:pPr>
-            <w:r>
-              <w:rPr>
-                <w:sz w:val="20"/>
-              </w:rPr>
-              <w:t>Figma, Canva</w:t>
-            </w:r>
-          </w:p>
-          <w:p>
-            <w:pPr>
-              <w:pStyle w:val="TableParagraph"/>
-              <w:tabs>
-                <w:tab w:val="left" w:pos="769"/>
-              </w:tabs>
-              <w:spacing w:before="119"/>
-              <w:rPr>
-                <w:rFonts w:ascii="Cambria" w:hAnsi="Cambria"/>
-                <w:b/>
-                <w:bCs/>
-                <w:sz w:val="20"/>
-              </w:rPr>
-            </w:pPr>
-            <w:r>
-              <w:rPr>
-                <w:rFonts w:ascii="Cambria" w:hAnsi="Cambria"/>
-                <w:b/>
-                <w:bCs/>
-                <w:sz w:val="20"/>
-              </w:rPr>
-              <w:t>Software Engineering Concepts</w:t>
-            </w:r>
-          </w:p>
-          <w:p>
-            <w:pPr>
-              <w:pStyle w:val="TableParagraph"/>
-              <w:numPr>
-                <w:ilvl w:val="0"/>
-                <w:numId w:val="3"/>
-              </w:numPr>
-              <w:tabs>
-                <w:tab w:val="left" w:pos="769"/>
-              </w:tabs>
-              <w:spacing w:before="119"/>
-              <w:rPr>
-                <w:sz w:val="20"/>
-              </w:rPr>
-            </w:pPr>
-            <w:r>
-              <w:rPr>
-                <w:sz w:val="20"/>
-              </w:rPr>
-              <w:t>Object-Oriented Programming (OOP)</w:t>
-            </w:r>
-          </w:p>
-          <w:p>
-            <w:pPr>
-              <w:pStyle w:val="TableParagraph"/>
-              <w:numPr>
-                <w:ilvl w:val="0"/>
-                <w:numId w:val="3"/>
-              </w:numPr>
-              <w:tabs>
-                <w:tab w:val="left" w:pos="769"/>
-              </w:tabs>
-              <w:spacing w:before="119"/>
-              <w:rPr>
-                <w:sz w:val="20"/>
-              </w:rPr>
-            </w:pPr>
-            <w:r>
-              <w:rPr>
-                <w:sz w:val="20"/>
-              </w:rPr>
-              <w:t>Data Structures &amp; Algorithms</w:t>
-            </w:r>
-          </w:p>
-          <w:p>
-            <w:pPr>
-              <w:pStyle w:val="TableParagraph"/>
-              <w:numPr>
-                <w:ilvl w:val="0"/>
-                <w:numId w:val="3"/>
-              </w:numPr>
-              <w:tabs>
-                <w:tab w:val="left" w:pos="769"/>
-              </w:tabs>
-              <w:spacing w:before="119"/>
-              <w:rPr>
-                <w:sz w:val="20"/>
-              </w:rPr>
-            </w:pPr>
-            <w:r>
-              <w:rPr>
-                <w:sz w:val="20"/>
-              </w:rPr>
-              <w:t>MVC Architecture</w:t>
-            </w:r>
-          </w:p>
-          <w:p>
-            <w:pPr>
-              <w:pStyle w:val="TableParagraph"/>
-              <w:numPr>
-                <w:ilvl w:val="0"/>
-                <w:numId w:val="3"/>
-              </w:numPr>
-              <w:tabs>
-                <w:tab w:val="left" w:pos="769"/>
-              </w:tabs>
-              <w:spacing w:before="119"/>
-              <w:rPr>
-                <w:sz w:val="20"/>
-              </w:rPr>
-            </w:pPr>
-            <w:r>
-              <w:rPr>
-                <w:sz w:val="20"/>
-              </w:rPr>
-              <w:t>Clean Architecture</w:t>
-            </w:r>
-          </w:p>
-          <w:p>
-            <w:pPr>
-              <w:pStyle w:val="TableParagraph"/>
-              <w:numPr>
-                <w:ilvl w:val="0"/>
-                <w:numId w:val="3"/>
-              </w:numPr>
-              <w:tabs>
-                <w:tab w:val="left" w:pos="769"/>
-              </w:tabs>
-              <w:spacing w:before="119"/>
-              <w:rPr>
-                <w:sz w:val="20"/>
-              </w:rPr>
-            </w:pPr>
-            <w:r>
-              <w:rPr>
-                <w:sz w:val="20"/>
-              </w:rPr>
-              <w:t>MVVM &amp; Repository Pattern</w:t>
-            </w:r>
-          </w:p>
-          <w:p>
-            <w:pPr>
-              <w:pStyle w:val="TableParagraph"/>
-              <w:numPr>
-                <w:ilvl w:val="0"/>
-                <w:numId w:val="3"/>
-              </w:numPr>
-              <w:tabs>
-                <w:tab w:val="left" w:pos="769"/>
-              </w:tabs>
-              <w:spacing w:before="119"/>
-              <w:rPr>
-                <w:sz w:val="20"/>
-              </w:rPr>
-            </w:pPr>
-            <w:r>
-              <w:rPr>
-                <w:sz w:val="20"/>
-              </w:rPr>
-              <w:t>Clean Code Basics</w:t>
+            <w:r>
+              <w:rPr>
+                <w:rFonts w:ascii="Georgia" w:hAnsi="Georgia"/>
+                <w:sz w:val="20"/>
+                <w:szCs w:val="20"/>
+              </w:rPr>
+              <w:t>, Figma, Canva</w:t>
+            </w:r>
+          </w:p>
+          <w:p>
+            <w:pPr>
+              <w:pStyle w:val="font-claude-response-body"/>
+              <w:rPr>
+                <w:rFonts w:ascii="Georgia" w:hAnsi="Georgia"/>
+                <w:sz w:val="20"/>
+                <w:szCs w:val="20"/>
+              </w:rPr>
+            </w:pPr>
+            <w:r>
+              <w:rPr>
+                <w:rStyle w:val="Strong"/>
+                <w:rFonts w:ascii="Georgia" w:hAnsi="Georgia"/>
+                <w:sz w:val="20"/>
+                <w:szCs w:val="20"/>
+              </w:rPr>
+              <w:t>Software Engineering Concepts:</w:t>
+            </w:r>
+            <w:r>
+              <w:rPr>
+                <w:rFonts w:ascii="Georgia" w:hAnsi="Georgia"/>
+                <w:sz w:val="20"/>
+                <w:szCs w:val="20"/>
+              </w:rPr>
+              <w:t xml:space="preserve"> OOP, Data Structures &amp; Algorithms, MVC, Clean Architecture, MVVM &amp; Repository Pattern, Clean Code</w:t>
             </w:r>
           </w:p>
         </w:tc>
@@ -4185,7 +3230,39 @@
                 <w:spacing w:val="-6"/>
                 <w:sz w:val="20"/>
               </w:rPr>
-              <w:t>2024–February</w:t>
+              <w:t>2024</w:t>
+            </w:r>
+            <w:r>
+              <w:rPr>
+                <w:i/>
+                <w:spacing w:val="-6"/>
+                <w:sz w:val="20"/>
+              </w:rPr>
+              <w:t xml:space="preserve"> </w:t>
+            </w:r>
+            <w:r>
+              <w:rPr>
+                <w:i/>
+                <w:spacing w:val="-6"/>
+                <w:sz w:val="20"/>
+              </w:rPr>
+              <w:t>–</w:t>
+            </w:r>
+            <w:r>
+              <w:rPr>
+                <w:i/>
+                <w:spacing w:val="-6"/>
+                <w:sz w:val="20"/>
+              </w:rPr>
+              <w:t xml:space="preserve"> </w:t>
+            </w:r>
+            <w:r>
+              <w:rPr>
+                <w:i/>
+                <w:spacing w:val="-6"/>
+                <w:sz w:val="20"/>
+              </w:rPr>
+              <w:t>February</w:t>
             </w:r>
             <w:r>
               <w:rPr>
@@ -4787,7 +3864,39 @@
                 <w:spacing w:val="-6"/>
                 <w:sz w:val="20"/>
               </w:rPr>
-              <w:t>2025–February</w:t>
+              <w:t>2025</w:t>
+            </w:r>
+            <w:r>
+              <w:rPr>
+                <w:i/>
+                <w:spacing w:val="-6"/>
+                <w:sz w:val="20"/>
+              </w:rPr>
+              <w:t xml:space="preserve"> </w:t>
+            </w:r>
+            <w:r>
+              <w:rPr>
+                <w:i/>
+                <w:spacing w:val="-6"/>
+                <w:sz w:val="20"/>
+              </w:rPr>
+              <w:t>–</w:t>
+            </w:r>
+            <w:r>
+              <w:rPr>
+                <w:i/>
+                <w:spacing w:val="-6"/>
+                <w:sz w:val="20"/>
+              </w:rPr>
+              <w:t xml:space="preserve"> </w:t>
+            </w:r>
+            <w:r>
+              <w:rPr>
+                <w:i/>
+                <w:spacing w:val="-6"/>
+                <w:sz w:val="20"/>
+              </w:rPr>
+              <w:t>February</w:t>
             </w:r>
             <w:r>
               <w:rPr>
@@ -4914,8 +4023,16 @@
     <w:p>
       <w:pPr>
         <w:rPr>
-          <w:sz w:val="2"/>
-          <w:szCs w:val="2"/>
+          <w:sz w:val="10"/>
+          <w:szCs w:val="10"/>
+        </w:rPr>
+      </w:pPr>
+    </w:p>
+    <w:p>
+      <w:pPr>
+        <w:rPr>
+          <w:sz w:val="10"/>
+          <w:szCs w:val="10"/>
         </w:rPr>
       </w:pPr>
     </w:p>
@@ -4944,24 +4061,21 @@
           <w:p>
             <w:pPr>
               <w:pStyle w:val="TableParagraph"/>
-              <w:spacing w:before="3"/>
+              <w:spacing w:before="0"/>
               <w:ind w:left="0"/>
+              <w:rPr>
+                <w:rFonts w:ascii="Cambria"/>
+                <w:b/>
+                <w:sz w:val="26"/>
+              </w:rPr>
+            </w:pPr>
+            <w:r>
               <w:rPr>
                 <w:rFonts w:ascii="Times New Roman"/>
                 <w:sz w:val="26"/>
               </w:rPr>
-            </w:pPr>
-          </w:p>
-          <w:p>
-            <w:pPr>
-              <w:pStyle w:val="TableParagraph"/>
-              <w:spacing w:before="0"/>
-              <w:rPr>
-                <w:rFonts w:ascii="Cambria"/>
-                <w:b/>
-                <w:sz w:val="26"/>
-              </w:rPr>
-            </w:pPr>
+              <w:t xml:space="preserve"> </w:t>
+            </w:r>
             <w:r>
               <w:rPr>
                 <w:rFonts w:ascii="Cambria"/>
@@ -5194,53 +4308,16 @@
                 <w:tab w:val="left" w:pos="769"/>
               </w:tabs>
               <w:spacing w:before="145"/>
-              <w:rPr>
-                <w:sz w:val="20"/>
-              </w:rPr>
-            </w:pPr>
-          </w:p>
-          <w:p>
-            <w:pPr>
-              <w:pStyle w:val="TableParagraph"/>
-              <w:tabs>
-                <w:tab w:val="left" w:pos="769"/>
-              </w:tabs>
-              <w:spacing w:before="145"/>
-              <w:rPr>
-                <w:sz w:val="20"/>
-              </w:rPr>
-            </w:pPr>
-          </w:p>
-          <w:p>
-            <w:pPr>
-              <w:pStyle w:val="TableParagraph"/>
-              <w:tabs>
-                <w:tab w:val="left" w:pos="769"/>
-              </w:tabs>
-              <w:spacing w:before="145"/>
               <w:ind w:left="0"/>
               <w:rPr>
                 <w:sz w:val="20"/>
               </w:rPr>
             </w:pPr>
-          </w:p>
-          <w:p>
-            <w:pPr>
-              <w:pStyle w:val="TableParagraph"/>
-              <w:tabs>
-                <w:tab w:val="left" w:pos="769"/>
-              </w:tabs>
-              <w:spacing w:before="145"/>
-              <w:rPr>
-                <w:sz w:val="20"/>
-              </w:rPr>
-            </w:pPr>
-            <w:r>
-              <w:rPr>
-                <w:sz w:val="20"/>
-              </w:rPr>
-              <w:lastRenderedPageBreak/>
-              <w:t xml:space="preserve">Coordinator of </w:t>
+            <w:r>
+              <w:rPr>
+                <w:sz w:val="20"/>
+              </w:rPr>
+              <w:t xml:space="preserve"> Coordinator of </w:t>
             </w:r>
             <w:r>
               <w:rPr>
@@ -5414,7 +4491,6 @@
               <w:rPr>
                 <w:sz w:val="20"/>
               </w:rPr>
-              <w:lastRenderedPageBreak/>
               <w:t>Designed and published event documentation for AKPRIND Sport Week, covering 6 sports branches: futsal, chess, table tennis, badminton, volleyball, and e-sports (Mobile Legends).</w:t>
             </w:r>
           </w:p>
@@ -5484,8 +4560,8 @@
     <w:p>
       <w:pPr>
         <w:rPr>
-          <w:sz w:val="2"/>
-          <w:szCs w:val="2"/>
+          <w:sz w:val="10"/>
+          <w:szCs w:val="10"/>
         </w:rPr>
       </w:pPr>
     </w:p>
@@ -5836,18 +4912,10 @@
     </w:tbl>
     <w:p>
       <w:pPr>
-        <w:sectPr>
-          <w:pgSz w:w="12240" w:h="15840"/>
-          <w:pgMar w:top="840" w:right="360" w:bottom="280" w:left="720" w:header="720" w:footer="720" w:gutter="0"/>
-          <w:cols w:space="720"/>
-        </w:sectPr>
-      </w:pPr>
-    </w:p>
-    <w:p>
-      <w:pPr>
-        <w:tabs>
-          <w:tab w:val="left" w:pos="2016"/>
-        </w:tabs>
+        <w:rPr>
+          <w:sz w:val="10"/>
+          <w:szCs w:val="10"/>
+        </w:rPr>
       </w:pPr>
     </w:p>
     <w:sectPr>
@@ -6868,6 +5936,155 @@
     </w:lvl>
   </w:abstractNum>
   <w:abstractNum w:abstractNumId="8" w15:restartNumberingAfterBreak="0">
+    <w:nsid w:val="62E70372"/>
+    <w:multiLevelType w:val="multilevel"/>
+    <w:tmpl w:val="ADE0F228"/>
+    <w:lvl w:ilvl="0">
+      <w:start w:val="1"/>
+      <w:numFmt w:val="bullet"/>
+      <w:lvlText w:val=""/>
+      <w:lvlJc w:val="left"/>
+      <w:pPr>
+        <w:tabs>
+          <w:tab w:val="num" w:pos="720"/>
+        </w:tabs>
+        <w:ind w:left="720" w:hanging="360"/>
+      </w:pPr>
+      <w:rPr>
+        <w:rFonts w:ascii="Symbol" w:hAnsi="Symbol" w:hint="default"/>
+        <w:sz w:val="20"/>
+      </w:rPr>
+    </w:lvl>
+    <w:lvl w:ilvl="1" w:tentative="1">
+      <w:start w:val="1"/>
+      <w:numFmt w:val="bullet"/>
+      <w:lvlText w:val="o"/>
+      <w:lvlJc w:val="left"/>
+      <w:pPr>
+        <w:tabs>
+          <w:tab w:val="num" w:pos="1440"/>
+        </w:tabs>
+        <w:ind w:left="1440" w:hanging="360"/>
+      </w:pPr>
+      <w:rPr>
+        <w:rFonts w:ascii="Courier New" w:hAnsi="Courier New" w:hint="default"/>
+        <w:sz w:val="20"/>
+      </w:rPr>
+    </w:lvl>
+    <w:lvl w:ilvl="2" w:tentative="1">
+      <w:start w:val="1"/>
+      <w:numFmt w:val="bullet"/>
+      <w:lvlText w:val=""/>
+      <w:lvlJc w:val="left"/>
+      <w:pPr>
+        <w:tabs>
+          <w:tab w:val="num" w:pos="2160"/>
+        </w:tabs>
+        <w:ind w:left="2160" w:hanging="360"/>
+      </w:pPr>
+      <w:rPr>
+        <w:rFonts w:ascii="Wingdings" w:hAnsi="Wingdings" w:hint="default"/>
+        <w:sz w:val="20"/>
+      </w:rPr>
+    </w:lvl>
+    <w:lvl w:ilvl="3" w:tentative="1">
+      <w:start w:val="1"/>
+      <w:numFmt w:val="bullet"/>
+      <w:lvlText w:val=""/>
+      <w:lvlJc w:val="left"/>
+      <w:pPr>
+        <w:tabs>
+          <w:tab w:val="num" w:pos="2880"/>
+        </w:tabs>
+        <w:ind w:left="2880" w:hanging="360"/>
+      </w:pPr>
+      <w:rPr>
+        <w:rFonts w:ascii="Wingdings" w:hAnsi="Wingdings" w:hint="default"/>
+        <w:sz w:val="20"/>
+      </w:rPr>
+    </w:lvl>
+    <w:lvl w:ilvl="4" w:tentative="1">
+      <w:start w:val="1"/>
+      <w:numFmt w:val="bullet"/>
+      <w:lvlText w:val=""/>
+      <w:lvlJc w:val="left"/>
+      <w:pPr>
+        <w:tabs>
+          <w:tab w:val="num" w:pos="3600"/>
+        </w:tabs>
+        <w:ind w:left="3600" w:hanging="360"/>
+      </w:pPr>
+      <w:rPr>
+        <w:rFonts w:ascii="Wingdings" w:hAnsi="Wingdings" w:hint="default"/>
+        <w:sz w:val="20"/>
+      </w:rPr>
+    </w:lvl>
+    <w:lvl w:ilvl="5" w:tentative="1">
+      <w:start w:val="1"/>
+      <w:numFmt w:val="bullet"/>
+      <w:lvlText w:val=""/>
+      <w:lvlJc w:val="left"/>
+      <w:pPr>
+        <w:tabs>
+          <w:tab w:val="num" w:pos="4320"/>
+        </w:tabs>
+        <w:ind w:left="4320" w:hanging="360"/>
+      </w:pPr>
+      <w:rPr>
+        <w:rFonts w:ascii="Wingdings" w:hAnsi="Wingdings" w:hint="default"/>
+        <w:sz w:val="20"/>
+      </w:rPr>
+    </w:lvl>
+    <w:lvl w:ilvl="6" w:tentative="1">
+      <w:start w:val="1"/>
+      <w:numFmt w:val="bullet"/>
+      <w:lvlText w:val=""/>
+      <w:lvlJc w:val="left"/>
+      <w:pPr>
+        <w:tabs>
+          <w:tab w:val="num" w:pos="5040"/>
+        </w:tabs>
+        <w:ind w:left="5040" w:hanging="360"/>
+      </w:pPr>
+      <w:rPr>
+        <w:rFonts w:ascii="Wingdings" w:hAnsi="Wingdings" w:hint="default"/>
+        <w:sz w:val="20"/>
+      </w:rPr>
+    </w:lvl>
+    <w:lvl w:ilvl="7" w:tentative="1">
+      <w:start w:val="1"/>
+      <w:numFmt w:val="bullet"/>
+      <w:lvlText w:val=""/>
+      <w:lvlJc w:val="left"/>
+      <w:pPr>
+        <w:tabs>
+          <w:tab w:val="num" w:pos="5760"/>
+        </w:tabs>
+        <w:ind w:left="5760" w:hanging="360"/>
+      </w:pPr>
+      <w:rPr>
+        <w:rFonts w:ascii="Wingdings" w:hAnsi="Wingdings" w:hint="default"/>
+        <w:sz w:val="20"/>
+      </w:rPr>
+    </w:lvl>
+    <w:lvl w:ilvl="8" w:tentative="1">
+      <w:start w:val="1"/>
+      <w:numFmt w:val="bullet"/>
+      <w:lvlText w:val=""/>
+      <w:lvlJc w:val="left"/>
+      <w:pPr>
+        <w:tabs>
+          <w:tab w:val="num" w:pos="6480"/>
+        </w:tabs>
+        <w:ind w:left="6480" w:hanging="360"/>
+      </w:pPr>
+      <w:rPr>
+        <w:rFonts w:ascii="Wingdings" w:hAnsi="Wingdings" w:hint="default"/>
+        <w:sz w:val="20"/>
+      </w:rPr>
+    </w:lvl>
+  </w:abstractNum>
+  <w:abstractNum w:abstractNumId="9" w15:restartNumberingAfterBreak="0">
     <w:nsid w:val="72226154"/>
     <w:multiLevelType w:val="hybridMultilevel"/>
     <w:tmpl w:val="1F72DE34"/>
@@ -6989,7 +6206,7 @@
     </w:lvl>
   </w:abstractNum>
   <w:num w:numId="1" w16cid:durableId="1686438889">
-    <w:abstractNumId w:val="8"/>
+    <w:abstractNumId w:val="9"/>
   </w:num>
   <w:num w:numId="2" w16cid:durableId="587815078">
     <w:abstractNumId w:val="7"/>
@@ -7014,6 +6231,9 @@
   </w:num>
   <w:num w:numId="9" w16cid:durableId="1484540791">
     <w:abstractNumId w:val="4"/>
+  </w:num>
+  <w:num w:numId="10" w16cid:durableId="2069452692">
+    <w:abstractNumId w:val="8"/>
   </w:num>
 </w:numbering>
 </file>
@@ -7602,6 +6822,34 @@
       <w14:ligatures w14:val="none"/>
     </w:rPr>
   </w:style>
+  <w:style w:type="paragraph" w:customStyle="1" w:styleId="font-claude-response-body">
+    <w:name w:val="font-claude-response-body"/>
+    <w:basedOn w:val="Normal"/>
+    <w:rsid w:val="00195A8D"/>
+    <w:pPr>
+      <w:widowControl/>
+      <w:autoSpaceDE/>
+      <w:autoSpaceDN/>
+      <w:spacing w:before="100" w:beforeAutospacing="1" w:after="100" w:afterAutospacing="1"/>
+    </w:pPr>
+    <w:rPr>
+      <w:rFonts w:ascii="Times New Roman" w:eastAsia="Times New Roman" w:hAnsi="Times New Roman" w:cs="Times New Roman"/>
+      <w:sz w:val="24"/>
+      <w:szCs w:val="24"/>
+      <w:lang w:val="en-ID"/>
+    </w:rPr>
+  </w:style>
+  <w:style w:type="character" w:styleId="Strong">
+    <w:name w:val="Strong"/>
+    <w:basedOn w:val="DefaultParagraphFont"/>
+    <w:uiPriority w:val="22"/>
+    <w:qFormat/>
+    <w:rsid w:val="00195A8D"/>
+    <w:rPr>
+      <w:b/>
+      <w:bCs/>
+    </w:rPr>
+  </w:style>
 </w:styles>
 </file>
 

--- a/public/resume/Ahmad_Rizal_Resume.docx
+++ b/public/resume/Ahmad_Rizal_Resume.docx
@@ -27,7 +27,7 @@
           <w:p>
             <w:pPr>
               <w:pStyle w:val="TableParagraph"/>
-              <w:spacing w:before="24"/>
+              <w:spacing w:before="0"/>
               <w:ind w:left="112"/>
               <w:rPr>
                 <w:rFonts w:ascii="Cambria"/>
@@ -58,7 +58,7 @@
           <w:p>
             <w:pPr>
               <w:pStyle w:val="TableParagraph"/>
-              <w:spacing w:before="88"/>
+              <w:spacing w:before="0"/>
               <w:ind w:left="112"/>
               <w:rPr>
                 <w:sz w:val="20"/>
@@ -202,7 +202,7 @@
       </w:tr>
       <w:tr>
         <w:trPr>
-          <w:trHeight w:val="1429"/>
+          <w:trHeight w:val="862"/>
         </w:trPr>
         <w:tc>
           <w:tcPr>
@@ -211,7 +211,7 @@
           <w:p>
             <w:pPr>
               <w:pStyle w:val="TableParagraph"/>
-              <w:spacing w:before="229" w:line="264" w:lineRule="auto"/>
+              <w:spacing w:before="0"/>
               <w:ind w:left="112" w:right="433"/>
               <w:jc w:val="both"/>
               <w:rPr>
@@ -222,7 +222,7 @@
               <w:rPr>
                 <w:sz w:val="20"/>
               </w:rPr>
-              <w:t>Undergraduate Informatics student (Software Engineering) with hands-on experience building production-grade web and mobile applications using Next.js and Laravel. Contributed to real-world SIMRS and HRIS systems during internship, and served as lab assistant for 5 programming courses over 3 semesters. Published in a peer-reviewed journal. Actively seeking a Software Engineer Internship to apply and deepen technical skills in an industry environment.</w:t>
+              <w:t>Undergraduate Informatics student (Software Engineering) with hands-on experience building production-grade web applications using Laravel. Contributed to real-world SIMRS and HRIS systems during internship using Laravel &amp; Filament, with experience integrating REST APIs and managing multi-database environments. Served as lab assistant for 5 programming courses and published in a peer-reviewed journal. Actively seeking a Software Engineer Internship to apply and deepen backend development skills in an industry environment.</w:t>
             </w:r>
           </w:p>
         </w:tc>
@@ -261,7 +261,7 @@
           <w:p>
             <w:pPr>
               <w:pStyle w:val="TableParagraph"/>
-              <w:spacing w:before="202"/>
+              <w:spacing w:before="0"/>
               <w:ind w:left="112"/>
               <w:rPr>
                 <w:rFonts w:ascii="Cambria"/>
@@ -284,7 +284,7 @@
       </w:tr>
       <w:tr>
         <w:trPr>
-          <w:trHeight w:val="789"/>
+          <w:trHeight w:val="288"/>
         </w:trPr>
         <w:tc>
           <w:tcPr>
@@ -293,7 +293,7 @@
           <w:p>
             <w:pPr>
               <w:pStyle w:val="TableParagraph"/>
-              <w:spacing w:before="68"/>
+              <w:spacing w:before="0"/>
               <w:ind w:left="112"/>
               <w:rPr>
                 <w:sz w:val="20"/>
@@ -309,7 +309,7 @@
           <w:p>
             <w:pPr>
               <w:pStyle w:val="TableParagraph"/>
-              <w:spacing w:before="68"/>
+              <w:spacing w:before="0"/>
               <w:ind w:left="112"/>
               <w:rPr>
                 <w:b/>
@@ -347,7 +347,7 @@
           <w:p>
             <w:pPr>
               <w:pStyle w:val="TableParagraph"/>
-              <w:spacing w:before="68"/>
+              <w:spacing w:before="0"/>
               <w:ind w:left="112"/>
               <w:rPr>
                 <w:sz w:val="20"/>
@@ -420,7 +420,7 @@
               <w:tabs>
                 <w:tab w:val="left" w:pos="832"/>
               </w:tabs>
-              <w:spacing w:before="97" w:line="271" w:lineRule="auto"/>
+              <w:spacing w:before="0"/>
               <w:ind w:right="499"/>
               <w:rPr>
                 <w:sz w:val="20"/>
@@ -443,7 +443,7 @@
               <w:tabs>
                 <w:tab w:val="left" w:pos="832"/>
               </w:tabs>
-              <w:spacing w:before="97" w:line="271" w:lineRule="auto"/>
+              <w:spacing w:before="0"/>
               <w:ind w:right="499"/>
               <w:rPr>
                 <w:sz w:val="20"/>
@@ -466,7 +466,7 @@
               <w:tabs>
                 <w:tab w:val="left" w:pos="832"/>
               </w:tabs>
-              <w:spacing w:before="97" w:line="271" w:lineRule="auto"/>
+              <w:spacing w:before="0"/>
               <w:ind w:right="499"/>
               <w:rPr>
                 <w:sz w:val="20"/>
@@ -489,7 +489,7 @@
               <w:tabs>
                 <w:tab w:val="left" w:pos="832"/>
               </w:tabs>
-              <w:spacing w:before="97" w:line="271" w:lineRule="auto"/>
+              <w:spacing w:before="0"/>
               <w:ind w:right="499"/>
               <w:rPr>
                 <w:sz w:val="20"/>
@@ -506,7 +506,7 @@
       </w:tr>
       <w:tr>
         <w:trPr>
-          <w:trHeight w:val="817"/>
+          <w:trHeight w:val="217"/>
         </w:trPr>
         <w:tc>
           <w:tcPr>
@@ -515,7 +515,7 @@
           <w:p>
             <w:pPr>
               <w:pStyle w:val="TableParagraph"/>
-              <w:spacing w:before="68"/>
+              <w:spacing w:before="0"/>
               <w:ind w:left="112"/>
               <w:rPr>
                 <w:sz w:val="20"/>
@@ -545,6 +545,7 @@
           <w:p>
             <w:pPr>
               <w:pStyle w:val="TableParagraph"/>
+              <w:spacing w:before="0"/>
               <w:ind w:left="112"/>
               <w:rPr>
                 <w:rFonts w:ascii="Cambria"/>
@@ -568,6 +569,7 @@
           <w:p>
             <w:pPr>
               <w:pStyle w:val="TableParagraph"/>
+              <w:spacing w:before="0"/>
               <w:ind w:left="112"/>
               <w:rPr>
                 <w:i/>
@@ -635,7 +637,7 @@
               <w:tabs>
                 <w:tab w:val="left" w:pos="832"/>
               </w:tabs>
-              <w:spacing w:before="97" w:line="271" w:lineRule="auto"/>
+              <w:spacing w:before="0"/>
               <w:ind w:right="782"/>
               <w:rPr>
                 <w:sz w:val="20"/>
@@ -659,7 +661,7 @@
               <w:tabs>
                 <w:tab w:val="left" w:pos="832"/>
               </w:tabs>
-              <w:spacing w:before="97" w:line="271" w:lineRule="auto"/>
+              <w:spacing w:before="0"/>
               <w:ind w:right="782"/>
               <w:rPr>
                 <w:sz w:val="20"/>
@@ -685,7 +687,7 @@
           <w:p>
             <w:pPr>
               <w:pStyle w:val="TableParagraph"/>
-              <w:spacing w:before="68"/>
+              <w:spacing w:before="0"/>
               <w:ind w:left="112"/>
               <w:rPr>
                 <w:sz w:val="20"/>
@@ -701,7 +703,7 @@
           <w:p>
             <w:pPr>
               <w:pStyle w:val="TableParagraph"/>
-              <w:spacing w:before="22"/>
+              <w:spacing w:before="0"/>
               <w:ind w:left="112"/>
               <w:rPr>
                 <w:rFonts w:ascii="Cambria"/>
@@ -783,7 +785,7 @@
           <w:p>
             <w:pPr>
               <w:pStyle w:val="TableParagraph"/>
-              <w:spacing w:before="22"/>
+              <w:spacing w:before="0"/>
               <w:ind w:left="112"/>
               <w:rPr>
                 <w:rFonts w:ascii="Cambria"/>
@@ -823,16 +825,14 @@
               </w:rPr>
               <w:t xml:space="preserve"> </w:t>
             </w:r>
-            <w:proofErr w:type="spellStart"/>
             <w:r>
               <w:rPr>
                 <w:i/>
                 <w:spacing w:val="-4"/>
                 <w:sz w:val="20"/>
               </w:rPr>
-              <w:t>Maret</w:t>
-            </w:r>
-            <w:proofErr w:type="spellEnd"/>
+              <w:t>November</w:t>
+            </w:r>
             <w:r>
               <w:rPr>
                 <w:i/>
@@ -862,7 +862,7 @@
               <w:tabs>
                 <w:tab w:val="left" w:pos="832"/>
               </w:tabs>
-              <w:spacing w:before="97" w:line="271" w:lineRule="auto"/>
+              <w:spacing w:before="0"/>
               <w:ind w:right="499"/>
               <w:rPr>
                 <w:sz w:val="20"/>
@@ -911,7 +911,7 @@
           <w:p>
             <w:pPr>
               <w:pStyle w:val="TableParagraph"/>
-              <w:spacing w:before="202"/>
+              <w:spacing w:before="0"/>
               <w:ind w:left="112"/>
               <w:rPr>
                 <w:rFonts w:ascii="Cambria"/>
@@ -943,6 +943,7 @@
           <w:p>
             <w:pPr>
               <w:pStyle w:val="TableParagraph"/>
+              <w:spacing w:before="0"/>
               <w:ind w:left="112"/>
               <w:rPr>
                 <w:rFonts w:ascii="Cambria" w:hAnsi="Cambria"/>
@@ -992,6 +993,7 @@
           <w:p>
             <w:pPr>
               <w:pStyle w:val="TableParagraph"/>
+              <w:spacing w:before="0"/>
               <w:ind w:left="112"/>
               <w:rPr>
                 <w:sz w:val="20"/>
@@ -1049,7 +1051,19 @@
                 <w:rPr>
                   <w:rStyle w:val="Hyperlink"/>
                 </w:rPr>
-                <w:t>github.com/ahmadrizal1st/mora</w:t>
+                <w:t>github.com/ahmadrizal1st/mo</w:t>
+              </w:r>
+              <w:r>
+                <w:rPr>
+                  <w:rStyle w:val="Hyperlink"/>
+                </w:rPr>
+                <w:t>r</w:t>
+              </w:r>
+              <w:r>
+                <w:rPr>
+                  <w:rStyle w:val="Hyperlink"/>
+                </w:rPr>
+                <w:t>a</w:t>
               </w:r>
             </w:hyperlink>
           </w:p>
@@ -1066,6 +1080,126 @@
           <w:p>
             <w:pPr>
               <w:pStyle w:val="TableParagraph"/>
+              <w:numPr>
+                <w:ilvl w:val="0"/>
+                <w:numId w:val="7"/>
+              </w:numPr>
+              <w:tabs>
+                <w:tab w:val="left" w:pos="832"/>
+              </w:tabs>
+              <w:spacing w:before="0"/>
+              <w:ind w:right="212"/>
+              <w:rPr>
+                <w:sz w:val="20"/>
+              </w:rPr>
+            </w:pPr>
+            <w:r>
+              <w:rPr>
+                <w:sz w:val="20"/>
+              </w:rPr>
+              <w:t>Built an AI-powered fintech web app integrating OCR for automated financial document processing</w:t>
+            </w:r>
+          </w:p>
+          <w:p>
+            <w:pPr>
+              <w:pStyle w:val="TableParagraph"/>
+              <w:numPr>
+                <w:ilvl w:val="0"/>
+                <w:numId w:val="7"/>
+              </w:numPr>
+              <w:tabs>
+                <w:tab w:val="left" w:pos="832"/>
+              </w:tabs>
+              <w:spacing w:before="0"/>
+              <w:ind w:right="212"/>
+              <w:rPr>
+                <w:sz w:val="20"/>
+              </w:rPr>
+            </w:pPr>
+            <w:r>
+              <w:rPr>
+                <w:sz w:val="20"/>
+              </w:rPr>
+              <w:t xml:space="preserve">Connected multiple LLM providers (Gemini, </w:t>
+            </w:r>
+            <w:proofErr w:type="spellStart"/>
+            <w:r>
+              <w:rPr>
+                <w:sz w:val="20"/>
+              </w:rPr>
+              <w:t>Groq</w:t>
+            </w:r>
+            <w:proofErr w:type="spellEnd"/>
+            <w:r>
+              <w:rPr>
+                <w:sz w:val="20"/>
+              </w:rPr>
+              <w:t xml:space="preserve">) via AI SDK for intelligent financial </w:t>
+            </w:r>
+            <w:proofErr w:type="spellStart"/>
+            <w:r>
+              <w:rPr>
+                <w:sz w:val="20"/>
+              </w:rPr>
+              <w:t>insights</w:t>
+            </w:r>
+            <w:proofErr w:type="spellEnd"/>
+          </w:p>
+          <w:p>
+            <w:pPr>
+              <w:pStyle w:val="TableParagraph"/>
+              <w:numPr>
+                <w:ilvl w:val="0"/>
+                <w:numId w:val="7"/>
+              </w:numPr>
+              <w:tabs>
+                <w:tab w:val="left" w:pos="832"/>
+              </w:tabs>
+              <w:spacing w:before="0"/>
+              <w:ind w:right="212"/>
+              <w:rPr>
+                <w:rFonts w:ascii="Cambria" w:hAnsi="Cambria"/>
+                <w:sz w:val="20"/>
+              </w:rPr>
+            </w:pPr>
+            <w:r>
+              <w:rPr>
+                <w:rFonts w:ascii="Cambria" w:hAnsi="Cambria"/>
+                <w:sz w:val="20"/>
+              </w:rPr>
+              <w:t xml:space="preserve">Containerized full-stack architecture using Docker with </w:t>
+            </w:r>
+            <w:proofErr w:type="spellStart"/>
+            <w:r>
+              <w:rPr>
+                <w:rFonts w:ascii="Cambria" w:hAnsi="Cambria"/>
+                <w:sz w:val="20"/>
+              </w:rPr>
+              <w:t>FastAPI</w:t>
+            </w:r>
+            <w:proofErr w:type="spellEnd"/>
+            <w:r>
+              <w:rPr>
+                <w:rFonts w:ascii="Cambria" w:hAnsi="Cambria"/>
+                <w:sz w:val="20"/>
+              </w:rPr>
+              <w:t xml:space="preserve"> microservice for AI processing</w:t>
+            </w:r>
+          </w:p>
+        </w:tc>
+      </w:tr>
+      <w:tr>
+        <w:trPr>
+          <w:trHeight w:val="698"/>
+        </w:trPr>
+        <w:tc>
+          <w:tcPr>
+            <w:tcW w:w="10773" w:type="dxa"/>
+          </w:tcPr>
+          <w:p>
+            <w:pPr>
+              <w:pStyle w:val="TableParagraph"/>
+              <w:spacing w:before="0"/>
               <w:ind w:left="112"/>
               <w:rPr>
                 <w:rFonts w:ascii="Cambria" w:hAnsi="Cambria"/>
@@ -1114,6 +1248,7 @@
           <w:p>
             <w:pPr>
               <w:pStyle w:val="TableParagraph"/>
+              <w:spacing w:before="0"/>
               <w:ind w:left="112"/>
               <w:rPr>
                 <w:sz w:val="20"/>
@@ -1185,6 +1320,7 @@
           <w:p>
             <w:pPr>
               <w:pStyle w:val="TableParagraph"/>
+              <w:spacing w:before="0"/>
               <w:ind w:left="112"/>
               <w:rPr>
                 <w:sz w:val="20"/>
@@ -1235,7 +1371,7 @@
               <w:tabs>
                 <w:tab w:val="left" w:pos="832"/>
               </w:tabs>
-              <w:spacing w:before="98" w:line="271" w:lineRule="auto"/>
+              <w:spacing w:before="0"/>
               <w:ind w:right="212"/>
               <w:rPr>
                 <w:sz w:val="20"/>
@@ -1258,7 +1394,7 @@
               <w:tabs>
                 <w:tab w:val="left" w:pos="832"/>
               </w:tabs>
-              <w:spacing w:before="98" w:line="271" w:lineRule="auto"/>
+              <w:spacing w:before="0"/>
               <w:ind w:right="212"/>
               <w:rPr>
                 <w:sz w:val="20"/>
@@ -1309,7 +1445,7 @@
               <w:tabs>
                 <w:tab w:val="left" w:pos="832"/>
               </w:tabs>
-              <w:spacing w:before="98" w:line="271" w:lineRule="auto"/>
+              <w:spacing w:before="0"/>
               <w:ind w:right="212"/>
               <w:rPr>
                 <w:sz w:val="20"/>
@@ -1332,7 +1468,7 @@
               <w:tabs>
                 <w:tab w:val="left" w:pos="832"/>
               </w:tabs>
-              <w:spacing w:before="98" w:line="271" w:lineRule="auto"/>
+              <w:spacing w:before="0"/>
               <w:ind w:right="212"/>
               <w:rPr>
                 <w:sz w:val="20"/>
@@ -1372,6 +1508,7 @@
           <w:p>
             <w:pPr>
               <w:pStyle w:val="TableParagraph"/>
+              <w:spacing w:before="0"/>
               <w:ind w:left="112"/>
               <w:rPr>
                 <w:i/>
@@ -1386,7 +1523,6 @@
                 <w:bCs/>
                 <w:sz w:val="20"/>
               </w:rPr>
-              <w:lastRenderedPageBreak/>
               <w:t xml:space="preserve">HUMANIKA Organization Management System — </w:t>
             </w:r>
             <w:r>
@@ -1401,6 +1537,7 @@
           <w:p>
             <w:pPr>
               <w:pStyle w:val="TableParagraph"/>
+              <w:spacing w:before="0"/>
               <w:ind w:left="112"/>
               <w:rPr>
                 <w:rFonts w:ascii="Cambria" w:hAnsi="Cambria"/>
@@ -1418,6 +1555,7 @@
           <w:p>
             <w:pPr>
               <w:pStyle w:val="TableParagraph"/>
+              <w:spacing w:before="0"/>
               <w:ind w:left="112"/>
               <w:rPr>
                 <w:rFonts w:ascii="Cambria" w:hAnsi="Cambria"/>
@@ -1456,7 +1594,7 @@
       </w:tr>
       <w:tr>
         <w:trPr>
-          <w:trHeight w:val="1257"/>
+          <w:trHeight w:val="1475"/>
         </w:trPr>
         <w:tc>
           <w:tcPr>
@@ -1472,7 +1610,7 @@
               <w:tabs>
                 <w:tab w:val="left" w:pos="832"/>
               </w:tabs>
-              <w:spacing w:before="98" w:line="271" w:lineRule="auto"/>
+              <w:spacing w:before="0"/>
               <w:ind w:right="212"/>
               <w:rPr>
                 <w:sz w:val="20"/>
@@ -1495,7 +1633,7 @@
               <w:tabs>
                 <w:tab w:val="left" w:pos="832"/>
               </w:tabs>
-              <w:spacing w:before="98" w:line="271" w:lineRule="auto"/>
+              <w:spacing w:before="0"/>
               <w:ind w:right="212"/>
               <w:rPr>
                 <w:sz w:val="20"/>
@@ -1521,7 +1659,7 @@
           <w:p>
             <w:pPr>
               <w:pStyle w:val="TableParagraph"/>
-              <w:spacing w:before="68"/>
+              <w:spacing w:before="0"/>
               <w:ind w:left="112"/>
               <w:rPr>
                 <w:rFonts w:ascii="Cambria" w:hAnsi="Cambria"/>
@@ -1537,6 +1675,7 @@
                 <w:bCs/>
                 <w:sz w:val="20"/>
               </w:rPr>
+              <w:lastRenderedPageBreak/>
               <w:t>Keeper App</w:t>
             </w:r>
             <w:r>
@@ -1563,6 +1702,7 @@
           <w:p>
             <w:pPr>
               <w:pStyle w:val="TableParagraph"/>
+              <w:spacing w:before="0"/>
               <w:ind w:left="112"/>
               <w:rPr>
                 <w:sz w:val="20"/>
@@ -1578,6 +1718,7 @@
           <w:p>
             <w:pPr>
               <w:pStyle w:val="TableParagraph"/>
+              <w:spacing w:before="0"/>
               <w:ind w:left="112"/>
               <w:rPr>
                 <w:sz w:val="20"/>
@@ -1603,7 +1744,7 @@
       </w:tr>
       <w:tr>
         <w:trPr>
-          <w:trHeight w:val="705"/>
+          <w:trHeight w:val="147"/>
         </w:trPr>
         <w:tc>
           <w:tcPr>
@@ -1619,7 +1760,7 @@
               <w:tabs>
                 <w:tab w:val="left" w:pos="832"/>
               </w:tabs>
-              <w:spacing w:before="98" w:line="271" w:lineRule="auto"/>
+              <w:spacing w:before="0"/>
               <w:ind w:right="212"/>
               <w:rPr>
                 <w:sz w:val="20"/>
@@ -1630,277 +1771,6 @@
                 <w:sz w:val="20"/>
               </w:rPr>
               <w:t>Developed a secure mobile file storage app with offline access, real-time cloud sync via Firebase, and local caching using Room Database (SQLite) for fast offline data retrieval</w:t>
-            </w:r>
-          </w:p>
-        </w:tc>
-      </w:tr>
-      <w:tr>
-        <w:trPr>
-          <w:trHeight w:val="817"/>
-        </w:trPr>
-        <w:tc>
-          <w:tcPr>
-            <w:tcW w:w="10773" w:type="dxa"/>
-          </w:tcPr>
-          <w:p>
-            <w:pPr>
-              <w:pStyle w:val="TableParagraph"/>
-              <w:spacing w:before="68"/>
-              <w:ind w:left="112"/>
-              <w:rPr>
-                <w:rFonts w:ascii="Cambria" w:hAnsi="Cambria"/>
-                <w:b/>
-                <w:bCs/>
-                <w:sz w:val="20"/>
-              </w:rPr>
-            </w:pPr>
-            <w:r>
-              <w:rPr>
-                <w:rFonts w:ascii="Cambria" w:hAnsi="Cambria"/>
-                <w:b/>
-                <w:bCs/>
-                <w:sz w:val="20"/>
-              </w:rPr>
-              <w:t>Wijaya Kusuma Craft – Finance Dashboard</w:t>
-            </w:r>
-            <w:r>
-              <w:t xml:space="preserve"> — </w:t>
-            </w:r>
-            <w:r>
-              <w:rPr>
-                <w:i/>
-                <w:iCs/>
-                <w:sz w:val="20"/>
-              </w:rPr>
-              <w:t>Website Application | 2025</w:t>
-            </w:r>
-          </w:p>
-          <w:p>
-            <w:pPr>
-              <w:pStyle w:val="TableParagraph"/>
-              <w:ind w:left="112"/>
-              <w:rPr>
-                <w:sz w:val="20"/>
-              </w:rPr>
-            </w:pPr>
-            <w:r>
-              <w:rPr>
-                <w:sz w:val="20"/>
-              </w:rPr>
-              <w:t>Tech Stack: PHP, JavaScript, MySQL, MVC Architecture</w:t>
-            </w:r>
-          </w:p>
-          <w:p>
-            <w:pPr>
-              <w:pStyle w:val="TableParagraph"/>
-              <w:ind w:left="112"/>
-              <w:rPr>
-                <w:sz w:val="20"/>
-              </w:rPr>
-            </w:pPr>
-            <w:r>
-              <w:rPr>
-                <w:sz w:val="20"/>
-              </w:rPr>
-              <w:t xml:space="preserve">GitHub: </w:t>
-            </w:r>
-            <w:hyperlink r:id="rId14" w:history="1">
-              <w:r>
-                <w:rPr>
-                  <w:rStyle w:val="Hyperlink"/>
-                  <w:sz w:val="20"/>
-                </w:rPr>
-                <w:t>github.com/ahmadrizal1st/</w:t>
-              </w:r>
-              <w:proofErr w:type="spellStart"/>
-              <w:r>
-                <w:rPr>
-                  <w:rStyle w:val="Hyperlink"/>
-                  <w:sz w:val="20"/>
-                </w:rPr>
-                <w:t>wkc</w:t>
-              </w:r>
-              <w:proofErr w:type="spellEnd"/>
-              <w:r>
-                <w:rPr>
-                  <w:rStyle w:val="Hyperlink"/>
-                  <w:sz w:val="20"/>
-                </w:rPr>
-                <w:t>-finance-dashboard</w:t>
-              </w:r>
-            </w:hyperlink>
-          </w:p>
-        </w:tc>
-      </w:tr>
-      <w:tr>
-        <w:trPr>
-          <w:trHeight w:val="817"/>
-        </w:trPr>
-        <w:tc>
-          <w:tcPr>
-            <w:tcW w:w="10773" w:type="dxa"/>
-          </w:tcPr>
-          <w:p>
-            <w:pPr>
-              <w:pStyle w:val="TableParagraph"/>
-              <w:numPr>
-                <w:ilvl w:val="0"/>
-                <w:numId w:val="7"/>
-              </w:numPr>
-              <w:tabs>
-                <w:tab w:val="left" w:pos="832"/>
-              </w:tabs>
-              <w:spacing w:before="98" w:line="271" w:lineRule="auto"/>
-              <w:ind w:right="212"/>
-              <w:rPr>
-                <w:sz w:val="20"/>
-              </w:rPr>
-            </w:pPr>
-            <w:r>
-              <w:rPr>
-                <w:sz w:val="20"/>
-              </w:rPr>
-              <w:t>Built a web-based financial dashboard deployed and actively used by Wijaya Kusuma Craft for daily transaction tracking, financial reporting, and performance monitoring</w:t>
-            </w:r>
-          </w:p>
-          <w:p>
-            <w:pPr>
-              <w:pStyle w:val="TableParagraph"/>
-              <w:numPr>
-                <w:ilvl w:val="0"/>
-                <w:numId w:val="7"/>
-              </w:numPr>
-              <w:tabs>
-                <w:tab w:val="left" w:pos="832"/>
-              </w:tabs>
-              <w:spacing w:before="98" w:line="271" w:lineRule="auto"/>
-              <w:ind w:right="212"/>
-              <w:rPr>
-                <w:sz w:val="20"/>
-              </w:rPr>
-            </w:pPr>
-            <w:r>
-              <w:rPr>
-                <w:sz w:val="20"/>
-              </w:rPr>
-              <w:t>Applied MVC architecture for a clean and maintainable backend structure</w:t>
-            </w:r>
-          </w:p>
-        </w:tc>
-      </w:tr>
-      <w:tr>
-        <w:trPr>
-          <w:trHeight w:val="817"/>
-        </w:trPr>
-        <w:tc>
-          <w:tcPr>
-            <w:tcW w:w="10773" w:type="dxa"/>
-          </w:tcPr>
-          <w:p>
-            <w:pPr>
-              <w:pStyle w:val="TableParagraph"/>
-              <w:spacing w:before="68"/>
-              <w:ind w:left="112"/>
-              <w:rPr>
-                <w:rFonts w:ascii="Cambria" w:hAnsi="Cambria"/>
-                <w:b/>
-                <w:bCs/>
-                <w:sz w:val="20"/>
-              </w:rPr>
-            </w:pPr>
-            <w:proofErr w:type="spellStart"/>
-            <w:r>
-              <w:rPr>
-                <w:rFonts w:ascii="Cambria" w:hAnsi="Cambria"/>
-                <w:b/>
-                <w:bCs/>
-                <w:sz w:val="20"/>
-              </w:rPr>
-              <w:t>Cengkrem</w:t>
-            </w:r>
-            <w:proofErr w:type="spellEnd"/>
-            <w:r>
-              <w:t xml:space="preserve"> — </w:t>
-            </w:r>
-            <w:r>
-              <w:rPr>
-                <w:i/>
-                <w:iCs/>
-                <w:sz w:val="20"/>
-              </w:rPr>
-              <w:t>Website Application | 2024</w:t>
-            </w:r>
-          </w:p>
-          <w:p>
-            <w:pPr>
-              <w:pStyle w:val="TableParagraph"/>
-              <w:ind w:left="112"/>
-              <w:rPr>
-                <w:sz w:val="20"/>
-              </w:rPr>
-            </w:pPr>
-            <w:r>
-              <w:rPr>
-                <w:sz w:val="20"/>
-              </w:rPr>
-              <w:t>Tech Stack: WordPress, PHP, CMS</w:t>
-            </w:r>
-          </w:p>
-          <w:p>
-            <w:pPr>
-              <w:pStyle w:val="TableParagraph"/>
-              <w:ind w:left="112"/>
-              <w:rPr>
-                <w:sz w:val="20"/>
-              </w:rPr>
-            </w:pPr>
-            <w:r>
-              <w:rPr>
-                <w:sz w:val="20"/>
-              </w:rPr>
-              <w:t xml:space="preserve">Live Site: </w:t>
-            </w:r>
-            <w:hyperlink r:id="rId15" w:history="1">
-              <w:r>
-                <w:rPr>
-                  <w:rStyle w:val="Hyperlink"/>
-                  <w:sz w:val="20"/>
-                </w:rPr>
-                <w:t>cengkrem.id</w:t>
-              </w:r>
-            </w:hyperlink>
-          </w:p>
-        </w:tc>
-      </w:tr>
-      <w:tr>
-        <w:trPr>
-          <w:trHeight w:val="817"/>
-        </w:trPr>
-        <w:tc>
-          <w:tcPr>
-            <w:tcW w:w="10773" w:type="dxa"/>
-          </w:tcPr>
-          <w:p>
-            <w:pPr>
-              <w:pStyle w:val="TableParagraph"/>
-              <w:numPr>
-                <w:ilvl w:val="0"/>
-                <w:numId w:val="7"/>
-              </w:numPr>
-              <w:tabs>
-                <w:tab w:val="left" w:pos="832"/>
-              </w:tabs>
-              <w:spacing w:before="98" w:line="271" w:lineRule="auto"/>
-              <w:ind w:right="212"/>
-              <w:rPr>
-                <w:sz w:val="20"/>
-              </w:rPr>
-            </w:pPr>
-            <w:r>
-              <w:rPr>
-                <w:sz w:val="20"/>
-              </w:rPr>
-              <w:t>Developed an official company profile website with article management, product showcase, image gallery, and contact page; optimized for non-technical content managers</w:t>
             </w:r>
           </w:p>
         </w:tc>
@@ -1939,7 +1809,7 @@
           <w:p>
             <w:pPr>
               <w:pStyle w:val="TableParagraph"/>
-              <w:spacing w:before="192"/>
+              <w:spacing w:before="0"/>
               <w:rPr>
                 <w:rFonts w:ascii="Cambria"/>
                 <w:b/>
@@ -1961,7 +1831,7 @@
       </w:tr>
       <w:tr>
         <w:trPr>
-          <w:trHeight w:val="1024"/>
+          <w:trHeight w:val="74"/>
         </w:trPr>
         <w:tc>
           <w:tcPr>
@@ -1970,7 +1840,7 @@
           <w:p>
             <w:pPr>
               <w:pStyle w:val="TableParagraph"/>
-              <w:spacing w:before="77"/>
+              <w:spacing w:before="0"/>
               <w:rPr>
                 <w:rFonts w:ascii="Cambria" w:hAnsi="Cambria"/>
                 <w:b/>
@@ -2181,7 +2051,7 @@
           <w:p>
             <w:pPr>
               <w:pStyle w:val="TableParagraph"/>
-              <w:spacing w:before="77"/>
+              <w:spacing w:before="0"/>
               <w:rPr>
                 <w:w w:val="105"/>
                 <w:sz w:val="20"/>
@@ -2303,7 +2173,7 @@
           <w:p>
             <w:pPr>
               <w:pStyle w:val="TableParagraph"/>
-              <w:spacing w:before="77"/>
+              <w:spacing w:before="0"/>
               <w:rPr>
                 <w:i/>
                 <w:iCs/>
@@ -2378,7 +2248,7 @@
       </w:tblGrid>
       <w:tr>
         <w:trPr>
-          <w:trHeight w:val="173"/>
+          <w:trHeight w:val="74"/>
         </w:trPr>
         <w:tc>
           <w:tcPr>
@@ -2387,7 +2257,7 @@
           <w:p>
             <w:pPr>
               <w:pStyle w:val="TableParagraph"/>
-              <w:spacing w:before="187"/>
+              <w:spacing w:before="0"/>
               <w:rPr>
                 <w:rFonts w:ascii="Cambria"/>
                 <w:b/>
@@ -2417,70 +2287,16 @@
           </w:tcPr>
           <w:p>
             <w:pPr>
-              <w:pStyle w:val="font-claude-response-body"/>
-              <w:rPr>
-                <w:rFonts w:ascii="Georgia" w:hAnsi="Georgia"/>
-                <w:sz w:val="20"/>
-                <w:szCs w:val="20"/>
-              </w:rPr>
-            </w:pPr>
-            <w:r>
-              <w:rPr>
-                <w:rFonts w:ascii="Cambria" w:hAnsi="Cambria"/>
-                <w:b/>
-                <w:bCs/>
-                <w:sz w:val="20"/>
-              </w:rPr>
-              <w:t xml:space="preserve"> </w:t>
-            </w:r>
-            <w:r>
-              <w:rPr>
-                <w:rStyle w:val="Strong"/>
-                <w:rFonts w:ascii="Georgia" w:hAnsi="Georgia"/>
-                <w:sz w:val="20"/>
-                <w:szCs w:val="20"/>
-              </w:rPr>
-              <w:t>Programming Languages:</w:t>
-            </w:r>
-            <w:r>
-              <w:rPr>
-                <w:rFonts w:ascii="Georgia" w:hAnsi="Georgia"/>
-                <w:sz w:val="20"/>
-                <w:szCs w:val="20"/>
-              </w:rPr>
-              <w:t xml:space="preserve"> TypeScript, JavaScript, Python, PHP, Kotlin</w:t>
-            </w:r>
-          </w:p>
-          <w:p>
-            <w:pPr>
-              <w:pStyle w:val="font-claude-response-body"/>
-              <w:rPr>
-                <w:rFonts w:ascii="Georgia" w:hAnsi="Georgia"/>
-                <w:sz w:val="20"/>
-                <w:szCs w:val="20"/>
-              </w:rPr>
-            </w:pPr>
-            <w:r>
-              <w:rPr>
-                <w:rStyle w:val="Strong"/>
-                <w:rFonts w:ascii="Georgia" w:hAnsi="Georgia"/>
-                <w:sz w:val="20"/>
-                <w:szCs w:val="20"/>
-              </w:rPr>
-              <w:t>Web Development:</w:t>
-            </w:r>
-          </w:p>
-          <w:p>
-            <w:pPr>
               <w:pStyle w:val="TableParagraph"/>
               <w:numPr>
                 <w:ilvl w:val="0"/>
-                <w:numId w:val="3"/>
+                <w:numId w:val="2"/>
               </w:numPr>
               <w:tabs>
                 <w:tab w:val="left" w:pos="769"/>
               </w:tabs>
-              <w:spacing w:before="119"/>
+              <w:spacing w:before="0"/>
+              <w:ind w:left="769" w:hanging="359"/>
               <w:rPr>
                 <w:sz w:val="20"/>
                 <w:szCs w:val="20"/>
@@ -2491,103 +2307,7 @@
                 <w:sz w:val="20"/>
                 <w:szCs w:val="20"/>
               </w:rPr>
-              <w:t xml:space="preserve">Frontend: HTML5, CSS3, Tailwind CSS, </w:t>
-            </w:r>
-            <w:proofErr w:type="gramStart"/>
-            <w:r>
-              <w:rPr>
-                <w:sz w:val="20"/>
-                <w:szCs w:val="20"/>
-              </w:rPr>
-              <w:t>React</w:t>
-            </w:r>
-            <w:proofErr w:type="gramEnd"/>
-            <w:r>
-              <w:rPr>
-                <w:sz w:val="20"/>
-                <w:szCs w:val="20"/>
-              </w:rPr>
-              <w:t xml:space="preserve"> (</w:t>
-            </w:r>
-            <w:proofErr w:type="spellStart"/>
-            <w:r>
-              <w:rPr>
-                <w:sz w:val="20"/>
-                <w:szCs w:val="20"/>
-              </w:rPr>
-              <w:t>Vite</w:t>
-            </w:r>
-            <w:proofErr w:type="spellEnd"/>
-            <w:r>
-              <w:rPr>
-                <w:sz w:val="20"/>
-                <w:szCs w:val="20"/>
-              </w:rPr>
-              <w:t xml:space="preserve">), </w:t>
-            </w:r>
-            <w:proofErr w:type="spellStart"/>
-            <w:r>
-              <w:rPr>
-                <w:sz w:val="20"/>
-                <w:szCs w:val="20"/>
-              </w:rPr>
-              <w:t>shadcn</w:t>
-            </w:r>
-            <w:proofErr w:type="spellEnd"/>
-            <w:r>
-              <w:rPr>
-                <w:sz w:val="20"/>
-                <w:szCs w:val="20"/>
-              </w:rPr>
-              <w:t>/</w:t>
-            </w:r>
-            <w:proofErr w:type="spellStart"/>
-            <w:r>
-              <w:rPr>
-                <w:sz w:val="20"/>
-                <w:szCs w:val="20"/>
-              </w:rPr>
-              <w:t>ui</w:t>
-            </w:r>
-            <w:proofErr w:type="spellEnd"/>
-            <w:r>
-              <w:rPr>
-                <w:sz w:val="20"/>
-                <w:szCs w:val="20"/>
-              </w:rPr>
-              <w:t xml:space="preserve">, Radix UI, </w:t>
-            </w:r>
-            <w:proofErr w:type="spellStart"/>
-            <w:r>
-              <w:rPr>
-                <w:sz w:val="20"/>
-                <w:szCs w:val="20"/>
-              </w:rPr>
-              <w:t>Tabler</w:t>
-            </w:r>
-            <w:proofErr w:type="spellEnd"/>
-            <w:r>
-              <w:rPr>
-                <w:sz w:val="20"/>
-                <w:szCs w:val="20"/>
-              </w:rPr>
-              <w:t xml:space="preserve"> UI, </w:t>
-            </w:r>
-            <w:proofErr w:type="spellStart"/>
-            <w:r>
-              <w:rPr>
-                <w:sz w:val="20"/>
-                <w:szCs w:val="20"/>
-              </w:rPr>
-              <w:t>TanStack</w:t>
-            </w:r>
-            <w:proofErr w:type="spellEnd"/>
-            <w:r>
-              <w:rPr>
-                <w:sz w:val="20"/>
-                <w:szCs w:val="20"/>
-              </w:rPr>
-              <w:t xml:space="preserve"> Query, Framer Motion, GSAP, Recharts</w:t>
+              <w:t>Programming (TypeScript, JavaScript, Python, PHP, Kotlin)</w:t>
             </w:r>
           </w:p>
           <w:p>
@@ -2595,12 +2315,13 @@
               <w:pStyle w:val="TableParagraph"/>
               <w:numPr>
                 <w:ilvl w:val="0"/>
-                <w:numId w:val="3"/>
+                <w:numId w:val="2"/>
               </w:numPr>
               <w:tabs>
                 <w:tab w:val="left" w:pos="769"/>
               </w:tabs>
-              <w:spacing w:before="119"/>
+              <w:spacing w:before="0"/>
+              <w:ind w:left="769" w:hanging="359"/>
               <w:rPr>
                 <w:sz w:val="20"/>
                 <w:szCs w:val="20"/>
@@ -2611,7 +2332,7 @@
                 <w:sz w:val="20"/>
                 <w:szCs w:val="20"/>
               </w:rPr>
-              <w:t xml:space="preserve">Backend: Next.js, Laravel, </w:t>
+              <w:t xml:space="preserve">Web Development (React, Next.js, Laravel, </w:t>
             </w:r>
             <w:proofErr w:type="spellStart"/>
             <w:r>
@@ -2622,18 +2343,26 @@
               <w:t>FastAPI</w:t>
             </w:r>
             <w:proofErr w:type="spellEnd"/>
+            <w:r>
+              <w:rPr>
+                <w:sz w:val="20"/>
+                <w:szCs w:val="20"/>
+              </w:rPr>
+              <w:t>, Tailwind CSS, Bootstrap)</w:t>
+            </w:r>
           </w:p>
           <w:p>
             <w:pPr>
               <w:pStyle w:val="TableParagraph"/>
               <w:numPr>
                 <w:ilvl w:val="0"/>
-                <w:numId w:val="3"/>
+                <w:numId w:val="2"/>
               </w:numPr>
               <w:tabs>
                 <w:tab w:val="left" w:pos="769"/>
               </w:tabs>
-              <w:spacing w:before="119"/>
+              <w:spacing w:before="0"/>
+              <w:ind w:left="769" w:hanging="359"/>
               <w:rPr>
                 <w:sz w:val="20"/>
                 <w:szCs w:val="20"/>
@@ -2644,7 +2373,7 @@
                 <w:sz w:val="20"/>
                 <w:szCs w:val="20"/>
               </w:rPr>
-              <w:t>API &amp; Auth: REST API, JWT, Google OAuth, Session-based Authentication</w:t>
+              <w:t>Mobile (Android/Kotlin, Firebase, Room Database)</w:t>
             </w:r>
           </w:p>
           <w:p>
@@ -2652,12 +2381,13 @@
               <w:pStyle w:val="TableParagraph"/>
               <w:numPr>
                 <w:ilvl w:val="0"/>
-                <w:numId w:val="3"/>
+                <w:numId w:val="2"/>
               </w:numPr>
               <w:tabs>
                 <w:tab w:val="left" w:pos="769"/>
               </w:tabs>
-              <w:spacing w:before="119"/>
+              <w:spacing w:before="0"/>
+              <w:ind w:left="769" w:hanging="359"/>
               <w:rPr>
                 <w:sz w:val="20"/>
                 <w:szCs w:val="20"/>
@@ -2668,7 +2398,32 @@
                 <w:sz w:val="20"/>
                 <w:szCs w:val="20"/>
               </w:rPr>
-              <w:t xml:space="preserve">Third-Party API: Google Drive API, Gemini API, </w:t>
+              <w:t>Databases (PostgreSQL, MySQL, MongoDB) | ORM (Prisma, Eloquent)</w:t>
+            </w:r>
+          </w:p>
+          <w:p>
+            <w:pPr>
+              <w:pStyle w:val="TableParagraph"/>
+              <w:numPr>
+                <w:ilvl w:val="0"/>
+                <w:numId w:val="2"/>
+              </w:numPr>
+              <w:tabs>
+                <w:tab w:val="left" w:pos="769"/>
+              </w:tabs>
+              <w:spacing w:before="0"/>
+              <w:ind w:left="769" w:hanging="359"/>
+              <w:rPr>
+                <w:sz w:val="20"/>
+                <w:szCs w:val="20"/>
+              </w:rPr>
+            </w:pPr>
+            <w:r>
+              <w:rPr>
+                <w:sz w:val="20"/>
+                <w:szCs w:val="20"/>
+              </w:rPr>
+              <w:t xml:space="preserve">AI Integration (Gemini, </w:t>
             </w:r>
             <w:proofErr w:type="spellStart"/>
             <w:r>
@@ -2684,242 +2439,80 @@
                 <w:sz w:val="20"/>
                 <w:szCs w:val="20"/>
               </w:rPr>
-              <w:t xml:space="preserve"> API</w:t>
-            </w:r>
-          </w:p>
-          <w:p>
-            <w:pPr>
-              <w:pStyle w:val="font-claude-response-body"/>
-              <w:rPr>
-                <w:rFonts w:ascii="Georgia" w:hAnsi="Georgia"/>
+              <w:t>, OCR, Whisper)</w:t>
+            </w:r>
+          </w:p>
+          <w:p>
+            <w:pPr>
+              <w:pStyle w:val="TableParagraph"/>
+              <w:numPr>
+                <w:ilvl w:val="0"/>
+                <w:numId w:val="2"/>
+              </w:numPr>
+              <w:tabs>
+                <w:tab w:val="left" w:pos="769"/>
+              </w:tabs>
+              <w:spacing w:before="0"/>
+              <w:ind w:left="769" w:hanging="359"/>
+              <w:rPr>
                 <w:sz w:val="20"/>
                 <w:szCs w:val="20"/>
               </w:rPr>
             </w:pPr>
             <w:r>
               <w:rPr>
-                <w:rStyle w:val="Strong"/>
-                <w:rFonts w:ascii="Georgia" w:hAnsi="Georgia"/>
                 <w:sz w:val="20"/>
                 <w:szCs w:val="20"/>
               </w:rPr>
-              <w:t>Mobile Development:</w:t>
-            </w:r>
-            <w:r>
-              <w:rPr>
-                <w:rFonts w:ascii="Georgia" w:hAnsi="Georgia"/>
+              <w:t>Tools (Git, Docker, Linux, Figma</w:t>
+            </w:r>
+            <w:r>
+              <w:rPr>
                 <w:sz w:val="20"/>
                 <w:szCs w:val="20"/>
               </w:rPr>
-              <w:t xml:space="preserve"> Android (Kotlin), Firebase (Auth, Storage, </w:t>
+              <w:t xml:space="preserve">, Canva, </w:t>
             </w:r>
             <w:proofErr w:type="spellStart"/>
             <w:r>
               <w:rPr>
-                <w:rFonts w:ascii="Georgia" w:hAnsi="Georgia"/>
                 <w:sz w:val="20"/>
                 <w:szCs w:val="20"/>
               </w:rPr>
-              <w:t>Firestore</w:t>
+              <w:t>CapCut</w:t>
             </w:r>
             <w:proofErr w:type="spellEnd"/>
             <w:r>
               <w:rPr>
-                <w:rFonts w:ascii="Georgia" w:hAnsi="Georgia"/>
                 <w:sz w:val="20"/>
                 <w:szCs w:val="20"/>
               </w:rPr>
-              <w:t>), Room Database, SQLite</w:t>
-            </w:r>
-          </w:p>
-          <w:p>
-            <w:pPr>
-              <w:pStyle w:val="font-claude-response-body"/>
-              <w:rPr>
-                <w:rFonts w:ascii="Georgia" w:hAnsi="Georgia"/>
+              <w:t>)</w:t>
+            </w:r>
+          </w:p>
+          <w:p>
+            <w:pPr>
+              <w:pStyle w:val="TableParagraph"/>
+              <w:numPr>
+                <w:ilvl w:val="0"/>
+                <w:numId w:val="2"/>
+              </w:numPr>
+              <w:tabs>
+                <w:tab w:val="left" w:pos="769"/>
+              </w:tabs>
+              <w:spacing w:before="0"/>
+              <w:ind w:left="769" w:hanging="359"/>
+              <w:rPr>
                 <w:sz w:val="20"/>
                 <w:szCs w:val="20"/>
               </w:rPr>
             </w:pPr>
             <w:r>
               <w:rPr>
-                <w:rStyle w:val="Strong"/>
-                <w:rFonts w:ascii="Georgia" w:hAnsi="Georgia"/>
                 <w:sz w:val="20"/>
                 <w:szCs w:val="20"/>
               </w:rPr>
-              <w:t>AI &amp; Machine Learning:</w:t>
-            </w:r>
-            <w:r>
-              <w:rPr>
-                <w:rFonts w:ascii="Georgia" w:hAnsi="Georgia"/>
-                <w:sz w:val="20"/>
-                <w:szCs w:val="20"/>
-              </w:rPr>
-              <w:t xml:space="preserve"> AI SDK Integration, OCR (</w:t>
-            </w:r>
-            <w:proofErr w:type="spellStart"/>
-            <w:r>
-              <w:rPr>
-                <w:rFonts w:ascii="Georgia" w:hAnsi="Georgia"/>
-                <w:sz w:val="20"/>
-                <w:szCs w:val="20"/>
-              </w:rPr>
-              <w:t>surya</w:t>
-            </w:r>
-            <w:proofErr w:type="spellEnd"/>
-            <w:r>
-              <w:rPr>
-                <w:rFonts w:ascii="Georgia" w:hAnsi="Georgia"/>
-                <w:sz w:val="20"/>
-                <w:szCs w:val="20"/>
-              </w:rPr>
-              <w:t xml:space="preserve">-ai), Audio Transcription (Faster Whisper), LLM Integration (Gemini, </w:t>
-            </w:r>
-            <w:proofErr w:type="spellStart"/>
-            <w:r>
-              <w:rPr>
-                <w:rFonts w:ascii="Georgia" w:hAnsi="Georgia"/>
-                <w:sz w:val="20"/>
-                <w:szCs w:val="20"/>
-              </w:rPr>
-              <w:t>Groq</w:t>
-            </w:r>
-            <w:proofErr w:type="spellEnd"/>
-            <w:r>
-              <w:rPr>
-                <w:rFonts w:ascii="Georgia" w:hAnsi="Georgia"/>
-                <w:sz w:val="20"/>
-                <w:szCs w:val="20"/>
-              </w:rPr>
-              <w:t>)</w:t>
-            </w:r>
-          </w:p>
-          <w:p>
-            <w:pPr>
-              <w:pStyle w:val="font-claude-response-body"/>
-              <w:rPr>
-                <w:rFonts w:ascii="Georgia" w:hAnsi="Georgia"/>
-                <w:sz w:val="20"/>
-                <w:szCs w:val="20"/>
-              </w:rPr>
-            </w:pPr>
-            <w:r>
-              <w:rPr>
-                <w:rStyle w:val="Strong"/>
-                <w:rFonts w:ascii="Georgia" w:hAnsi="Georgia"/>
-                <w:sz w:val="20"/>
-                <w:szCs w:val="20"/>
-              </w:rPr>
-              <w:t>AI-Assisted Development:</w:t>
-            </w:r>
-            <w:r>
-              <w:rPr>
-                <w:rFonts w:ascii="Georgia" w:hAnsi="Georgia"/>
-                <w:sz w:val="20"/>
-                <w:szCs w:val="20"/>
-              </w:rPr>
-              <w:t xml:space="preserve"> Spec-Driven Development with AI Coding Agents (Claude Code, Cursor), Writing PRDs, Project Rules, and Architecture Docs for AI-Assisted Workflows</w:t>
-            </w:r>
-          </w:p>
-          <w:p>
-            <w:pPr>
-              <w:pStyle w:val="font-claude-response-body"/>
-              <w:rPr>
-                <w:rFonts w:ascii="Georgia" w:hAnsi="Georgia"/>
-                <w:sz w:val="20"/>
-                <w:szCs w:val="20"/>
-              </w:rPr>
-            </w:pPr>
-            <w:r>
-              <w:rPr>
-                <w:rStyle w:val="Strong"/>
-                <w:rFonts w:ascii="Georgia" w:hAnsi="Georgia"/>
-                <w:sz w:val="20"/>
-                <w:szCs w:val="20"/>
-              </w:rPr>
-              <w:t>Database:</w:t>
-            </w:r>
-            <w:r>
-              <w:rPr>
-                <w:rFonts w:ascii="Georgia" w:hAnsi="Georgia"/>
-                <w:sz w:val="20"/>
-                <w:szCs w:val="20"/>
-              </w:rPr>
-              <w:t xml:space="preserve"> PostgreSQL, MySQL, MariaDB, MongoDB | ORM: Prisma, Eloquent</w:t>
-            </w:r>
-          </w:p>
-          <w:p>
-            <w:pPr>
-              <w:pStyle w:val="font-claude-response-body"/>
-              <w:rPr>
-                <w:rFonts w:ascii="Georgia" w:hAnsi="Georgia"/>
-                <w:sz w:val="20"/>
-                <w:szCs w:val="20"/>
-              </w:rPr>
-            </w:pPr>
-            <w:r>
-              <w:rPr>
-                <w:rStyle w:val="Strong"/>
-                <w:rFonts w:ascii="Georgia" w:hAnsi="Georgia"/>
-                <w:sz w:val="20"/>
-                <w:szCs w:val="20"/>
-              </w:rPr>
-              <w:lastRenderedPageBreak/>
-              <w:t>Tools &amp; Technologies:</w:t>
-            </w:r>
-            <w:r>
-              <w:rPr>
-                <w:rFonts w:ascii="Georgia" w:hAnsi="Georgia"/>
-                <w:sz w:val="20"/>
-                <w:szCs w:val="20"/>
-              </w:rPr>
-              <w:t xml:space="preserve"> Git, GitHub, Docker, Linux (Ubuntu), </w:t>
-            </w:r>
-            <w:proofErr w:type="spellStart"/>
-            <w:r>
-              <w:rPr>
-                <w:rFonts w:ascii="Georgia" w:hAnsi="Georgia"/>
-                <w:sz w:val="20"/>
-                <w:szCs w:val="20"/>
-              </w:rPr>
-              <w:t>Vercel</w:t>
-            </w:r>
-            <w:proofErr w:type="spellEnd"/>
-            <w:r>
-              <w:rPr>
-                <w:rFonts w:ascii="Georgia" w:hAnsi="Georgia"/>
-                <w:sz w:val="20"/>
-                <w:szCs w:val="20"/>
-              </w:rPr>
-              <w:t>, Figma, Canva</w:t>
-            </w:r>
-          </w:p>
-          <w:p>
-            <w:pPr>
-              <w:pStyle w:val="font-claude-response-body"/>
-              <w:rPr>
-                <w:rFonts w:ascii="Georgia" w:hAnsi="Georgia"/>
-                <w:sz w:val="20"/>
-                <w:szCs w:val="20"/>
-              </w:rPr>
-            </w:pPr>
-            <w:r>
-              <w:rPr>
-                <w:rStyle w:val="Strong"/>
-                <w:rFonts w:ascii="Georgia" w:hAnsi="Georgia"/>
-                <w:sz w:val="20"/>
-                <w:szCs w:val="20"/>
-              </w:rPr>
-              <w:t>Software Engineering Concepts:</w:t>
-            </w:r>
-            <w:r>
-              <w:rPr>
-                <w:rFonts w:ascii="Georgia" w:hAnsi="Georgia"/>
-                <w:sz w:val="20"/>
-                <w:szCs w:val="20"/>
-              </w:rPr>
-              <w:t xml:space="preserve"> OOP, Data Structures &amp; Algorithms, MVC, Clean Architecture, MVVM &amp; Repository Pattern, Clean Code</w:t>
+              <w:t>Problem Solving, Clean Architecture, OOP, DSA</w:t>
             </w:r>
           </w:p>
         </w:tc>
@@ -2949,7 +2542,7 @@
       </w:tblGrid>
       <w:tr>
         <w:trPr>
-          <w:trHeight w:val="542"/>
+          <w:trHeight w:val="74"/>
         </w:trPr>
         <w:tc>
           <w:tcPr>
@@ -2958,24 +2551,24 @@
           <w:p>
             <w:pPr>
               <w:pStyle w:val="TableParagraph"/>
-              <w:spacing w:before="3"/>
+              <w:spacing w:before="0"/>
               <w:ind w:left="0"/>
               <w:rPr>
-                <w:rFonts w:ascii="Times New Roman"/>
+                <w:rFonts w:ascii="Cambria"/>
+                <w:b/>
                 <w:sz w:val="26"/>
               </w:rPr>
             </w:pPr>
-          </w:p>
-          <w:p>
-            <w:pPr>
-              <w:pStyle w:val="TableParagraph"/>
-              <w:spacing w:before="0"/>
-              <w:rPr>
-                <w:rFonts w:ascii="Cambria"/>
-                <w:b/>
+            <w:r>
+              <w:rPr>
+                <w:rFonts w:ascii="Cambria"/>
+                <w:b/>
+                <w:spacing w:val="-2"/>
+                <w:w w:val="105"/>
                 <w:sz w:val="26"/>
               </w:rPr>
-            </w:pPr>
+              <w:t xml:space="preserve"> </w:t>
+            </w:r>
             <w:r>
               <w:rPr>
                 <w:rFonts w:ascii="Cambria"/>
@@ -3011,7 +2604,7 @@
       </w:tr>
       <w:tr>
         <w:trPr>
-          <w:trHeight w:val="1024"/>
+          <w:trHeight w:val="524"/>
         </w:trPr>
         <w:tc>
           <w:tcPr>
@@ -3020,7 +2613,7 @@
           <w:p>
             <w:pPr>
               <w:pStyle w:val="TableParagraph"/>
-              <w:spacing w:before="146"/>
+              <w:spacing w:before="0"/>
               <w:rPr>
                 <w:sz w:val="20"/>
               </w:rPr>
@@ -3082,7 +2675,7 @@
           <w:p>
             <w:pPr>
               <w:pStyle w:val="TableParagraph"/>
-              <w:spacing w:before="22"/>
+              <w:spacing w:before="0"/>
               <w:rPr>
                 <w:rFonts w:ascii="Cambria"/>
                 <w:b/>
@@ -3203,6 +2796,7 @@
           <w:p>
             <w:pPr>
               <w:pStyle w:val="TableParagraph"/>
+              <w:spacing w:before="0"/>
               <w:rPr>
                 <w:i/>
                 <w:sz w:val="20"/>
@@ -3285,7 +2879,7 @@
       </w:tr>
       <w:tr>
         <w:trPr>
-          <w:trHeight w:val="789"/>
+          <w:trHeight w:val="406"/>
         </w:trPr>
         <w:tc>
           <w:tcPr>
@@ -3301,7 +2895,7 @@
               <w:tabs>
                 <w:tab w:val="left" w:pos="769"/>
               </w:tabs>
-              <w:spacing w:before="145"/>
+              <w:spacing w:before="0"/>
               <w:ind w:left="769" w:hanging="359"/>
               <w:rPr>
                 <w:sz w:val="20"/>
@@ -3521,7 +3115,7 @@
               <w:tabs>
                 <w:tab w:val="left" w:pos="769"/>
               </w:tabs>
-              <w:spacing w:before="127"/>
+              <w:spacing w:before="0"/>
               <w:ind w:left="769" w:hanging="359"/>
               <w:rPr>
                 <w:sz w:val="20"/>
@@ -3685,6 +3279,235 @@
                 <w:sz w:val="20"/>
               </w:rPr>
               <w:t>Student Organization Capacity Building Program</w:t>
+            </w:r>
+          </w:p>
+        </w:tc>
+      </w:tr>
+      <w:tr>
+        <w:trPr>
+          <w:trHeight w:val="289"/>
+        </w:trPr>
+        <w:tc>
+          <w:tcPr>
+            <w:tcW w:w="10773" w:type="dxa"/>
+          </w:tcPr>
+          <w:p>
+            <w:pPr>
+              <w:pStyle w:val="TableParagraph"/>
+              <w:spacing w:before="0"/>
+              <w:rPr>
+                <w:sz w:val="20"/>
+              </w:rPr>
+            </w:pPr>
+            <w:r>
+              <w:rPr>
+                <w:w w:val="105"/>
+                <w:sz w:val="20"/>
+              </w:rPr>
+              <w:t>General Secretary</w:t>
+            </w:r>
+          </w:p>
+          <w:p>
+            <w:pPr>
+              <w:pStyle w:val="TableParagraph"/>
+              <w:spacing w:before="0"/>
+              <w:rPr>
+                <w:rFonts w:ascii="Cambria"/>
+                <w:b/>
+                <w:sz w:val="20"/>
+              </w:rPr>
+            </w:pPr>
+            <w:r>
+              <w:rPr>
+                <w:rFonts w:ascii="Cambria"/>
+                <w:b/>
+                <w:spacing w:val="-2"/>
+                <w:w w:val="105"/>
+                <w:sz w:val="20"/>
+              </w:rPr>
+              <w:t>Informatics</w:t>
+            </w:r>
+            <w:r>
+              <w:rPr>
+                <w:rFonts w:ascii="Cambria"/>
+                <w:b/>
+                <w:spacing w:val="6"/>
+                <w:w w:val="105"/>
+                <w:sz w:val="20"/>
+              </w:rPr>
+              <w:t xml:space="preserve"> </w:t>
+            </w:r>
+            <w:r>
+              <w:rPr>
+                <w:rFonts w:ascii="Cambria"/>
+                <w:b/>
+                <w:spacing w:val="-2"/>
+                <w:w w:val="105"/>
+                <w:sz w:val="20"/>
+              </w:rPr>
+              <w:t>Student</w:t>
+            </w:r>
+            <w:r>
+              <w:rPr>
+                <w:rFonts w:ascii="Cambria"/>
+                <w:b/>
+                <w:spacing w:val="7"/>
+                <w:w w:val="105"/>
+                <w:sz w:val="20"/>
+              </w:rPr>
+              <w:t xml:space="preserve"> </w:t>
+            </w:r>
+            <w:r>
+              <w:rPr>
+                <w:rFonts w:ascii="Cambria"/>
+                <w:b/>
+                <w:spacing w:val="-2"/>
+                <w:w w:val="105"/>
+                <w:sz w:val="20"/>
+              </w:rPr>
+              <w:t>Association</w:t>
+            </w:r>
+            <w:r>
+              <w:rPr>
+                <w:rFonts w:ascii="Cambria"/>
+                <w:b/>
+                <w:spacing w:val="7"/>
+                <w:w w:val="105"/>
+                <w:sz w:val="20"/>
+              </w:rPr>
+              <w:t xml:space="preserve"> </w:t>
+            </w:r>
+            <w:r>
+              <w:rPr>
+                <w:rFonts w:ascii="Cambria"/>
+                <w:b/>
+                <w:spacing w:val="-2"/>
+                <w:w w:val="105"/>
+                <w:sz w:val="20"/>
+              </w:rPr>
+              <w:t>(AKPRIND</w:t>
+            </w:r>
+            <w:r>
+              <w:rPr>
+                <w:rFonts w:ascii="Cambria"/>
+                <w:b/>
+                <w:spacing w:val="6"/>
+                <w:w w:val="105"/>
+                <w:sz w:val="20"/>
+              </w:rPr>
+              <w:t xml:space="preserve"> </w:t>
+            </w:r>
+            <w:r>
+              <w:rPr>
+                <w:rFonts w:ascii="Cambria"/>
+                <w:b/>
+                <w:spacing w:val="-2"/>
+                <w:w w:val="105"/>
+                <w:sz w:val="20"/>
+              </w:rPr>
+              <w:t>University</w:t>
+            </w:r>
+            <w:r>
+              <w:rPr>
+                <w:rFonts w:ascii="Cambria"/>
+                <w:b/>
+                <w:spacing w:val="7"/>
+                <w:w w:val="105"/>
+                <w:sz w:val="20"/>
+              </w:rPr>
+              <w:t xml:space="preserve"> </w:t>
+            </w:r>
+            <w:r>
+              <w:rPr>
+                <w:rFonts w:ascii="Cambria"/>
+                <w:b/>
+                <w:spacing w:val="-2"/>
+                <w:w w:val="105"/>
+                <w:sz w:val="20"/>
+              </w:rPr>
+              <w:t>Indonesia)</w:t>
+            </w:r>
+          </w:p>
+          <w:p>
+            <w:pPr>
+              <w:pStyle w:val="TableParagraph"/>
+              <w:spacing w:before="0"/>
+              <w:rPr>
+                <w:i/>
+                <w:sz w:val="20"/>
+              </w:rPr>
+            </w:pPr>
+            <w:r>
+              <w:rPr>
+                <w:i/>
+                <w:spacing w:val="-6"/>
+                <w:sz w:val="20"/>
+              </w:rPr>
+              <w:t>January</w:t>
+            </w:r>
+            <w:r>
+              <w:rPr>
+                <w:i/>
+                <w:spacing w:val="1"/>
+                <w:sz w:val="20"/>
+              </w:rPr>
+              <w:t xml:space="preserve"> </w:t>
+            </w:r>
+            <w:r>
+              <w:rPr>
+                <w:i/>
+                <w:spacing w:val="-6"/>
+                <w:sz w:val="20"/>
+              </w:rPr>
+              <w:t>2025</w:t>
+            </w:r>
+            <w:r>
+              <w:rPr>
+                <w:i/>
+                <w:spacing w:val="-6"/>
+                <w:sz w:val="20"/>
+              </w:rPr>
+              <w:t xml:space="preserve"> </w:t>
+            </w:r>
+            <w:r>
+              <w:rPr>
+                <w:i/>
+                <w:spacing w:val="-6"/>
+                <w:sz w:val="20"/>
+              </w:rPr>
+              <w:t>–</w:t>
+            </w:r>
+            <w:r>
+              <w:rPr>
+                <w:i/>
+                <w:spacing w:val="-6"/>
+                <w:sz w:val="20"/>
+              </w:rPr>
+              <w:t xml:space="preserve"> </w:t>
+            </w:r>
+            <w:r>
+              <w:rPr>
+                <w:i/>
+                <w:spacing w:val="-6"/>
+                <w:sz w:val="20"/>
+              </w:rPr>
+              <w:t>February</w:t>
+            </w:r>
+            <w:r>
+              <w:rPr>
+                <w:i/>
+                <w:spacing w:val="1"/>
+                <w:sz w:val="20"/>
+              </w:rPr>
+              <w:t xml:space="preserve"> </w:t>
+            </w:r>
+            <w:r>
+              <w:rPr>
+                <w:i/>
+                <w:spacing w:val="-6"/>
+                <w:sz w:val="20"/>
+              </w:rPr>
+              <w:t>2026</w:t>
             </w:r>
           </w:p>
         </w:tc>
@@ -3700,234 +3523,6 @@
           <w:p>
             <w:pPr>
               <w:pStyle w:val="TableParagraph"/>
-              <w:spacing w:before="146"/>
-              <w:rPr>
-                <w:sz w:val="20"/>
-              </w:rPr>
-            </w:pPr>
-            <w:r>
-              <w:rPr>
-                <w:w w:val="105"/>
-                <w:sz w:val="20"/>
-              </w:rPr>
-              <w:t>General Secretary</w:t>
-            </w:r>
-          </w:p>
-          <w:p>
-            <w:pPr>
-              <w:pStyle w:val="TableParagraph"/>
-              <w:spacing w:before="22"/>
-              <w:rPr>
-                <w:rFonts w:ascii="Cambria"/>
-                <w:b/>
-                <w:sz w:val="20"/>
-              </w:rPr>
-            </w:pPr>
-            <w:r>
-              <w:rPr>
-                <w:rFonts w:ascii="Cambria"/>
-                <w:b/>
-                <w:spacing w:val="-2"/>
-                <w:w w:val="105"/>
-                <w:sz w:val="20"/>
-              </w:rPr>
-              <w:t>Informatics</w:t>
-            </w:r>
-            <w:r>
-              <w:rPr>
-                <w:rFonts w:ascii="Cambria"/>
-                <w:b/>
-                <w:spacing w:val="6"/>
-                <w:w w:val="105"/>
-                <w:sz w:val="20"/>
-              </w:rPr>
-              <w:t xml:space="preserve"> </w:t>
-            </w:r>
-            <w:r>
-              <w:rPr>
-                <w:rFonts w:ascii="Cambria"/>
-                <w:b/>
-                <w:spacing w:val="-2"/>
-                <w:w w:val="105"/>
-                <w:sz w:val="20"/>
-              </w:rPr>
-              <w:t>Student</w:t>
-            </w:r>
-            <w:r>
-              <w:rPr>
-                <w:rFonts w:ascii="Cambria"/>
-                <w:b/>
-                <w:spacing w:val="7"/>
-                <w:w w:val="105"/>
-                <w:sz w:val="20"/>
-              </w:rPr>
-              <w:t xml:space="preserve"> </w:t>
-            </w:r>
-            <w:r>
-              <w:rPr>
-                <w:rFonts w:ascii="Cambria"/>
-                <w:b/>
-                <w:spacing w:val="-2"/>
-                <w:w w:val="105"/>
-                <w:sz w:val="20"/>
-              </w:rPr>
-              <w:t>Association</w:t>
-            </w:r>
-            <w:r>
-              <w:rPr>
-                <w:rFonts w:ascii="Cambria"/>
-                <w:b/>
-                <w:spacing w:val="7"/>
-                <w:w w:val="105"/>
-                <w:sz w:val="20"/>
-              </w:rPr>
-              <w:t xml:space="preserve"> </w:t>
-            </w:r>
-            <w:r>
-              <w:rPr>
-                <w:rFonts w:ascii="Cambria"/>
-                <w:b/>
-                <w:spacing w:val="-2"/>
-                <w:w w:val="105"/>
-                <w:sz w:val="20"/>
-              </w:rPr>
-              <w:t>(AKPRIND</w:t>
-            </w:r>
-            <w:r>
-              <w:rPr>
-                <w:rFonts w:ascii="Cambria"/>
-                <w:b/>
-                <w:spacing w:val="6"/>
-                <w:w w:val="105"/>
-                <w:sz w:val="20"/>
-              </w:rPr>
-              <w:t xml:space="preserve"> </w:t>
-            </w:r>
-            <w:r>
-              <w:rPr>
-                <w:rFonts w:ascii="Cambria"/>
-                <w:b/>
-                <w:spacing w:val="-2"/>
-                <w:w w:val="105"/>
-                <w:sz w:val="20"/>
-              </w:rPr>
-              <w:t>University</w:t>
-            </w:r>
-            <w:r>
-              <w:rPr>
-                <w:rFonts w:ascii="Cambria"/>
-                <w:b/>
-                <w:spacing w:val="7"/>
-                <w:w w:val="105"/>
-                <w:sz w:val="20"/>
-              </w:rPr>
-              <w:t xml:space="preserve"> </w:t>
-            </w:r>
-            <w:r>
-              <w:rPr>
-                <w:rFonts w:ascii="Cambria"/>
-                <w:b/>
-                <w:spacing w:val="-2"/>
-                <w:w w:val="105"/>
-                <w:sz w:val="20"/>
-              </w:rPr>
-              <w:t>Indonesia)</w:t>
-            </w:r>
-          </w:p>
-          <w:p>
-            <w:pPr>
-              <w:pStyle w:val="TableParagraph"/>
-              <w:rPr>
-                <w:i/>
-                <w:sz w:val="20"/>
-              </w:rPr>
-            </w:pPr>
-            <w:r>
-              <w:rPr>
-                <w:i/>
-                <w:spacing w:val="-6"/>
-                <w:sz w:val="20"/>
-              </w:rPr>
-              <w:t>January</w:t>
-            </w:r>
-            <w:r>
-              <w:rPr>
-                <w:i/>
-                <w:spacing w:val="1"/>
-                <w:sz w:val="20"/>
-              </w:rPr>
-              <w:t xml:space="preserve"> </w:t>
-            </w:r>
-            <w:r>
-              <w:rPr>
-                <w:i/>
-                <w:spacing w:val="-6"/>
-                <w:sz w:val="20"/>
-              </w:rPr>
-              <w:t>2025</w:t>
-            </w:r>
-            <w:r>
-              <w:rPr>
-                <w:i/>
-                <w:spacing w:val="-6"/>
-                <w:sz w:val="20"/>
-              </w:rPr>
-              <w:t xml:space="preserve"> </w:t>
-            </w:r>
-            <w:r>
-              <w:rPr>
-                <w:i/>
-                <w:spacing w:val="-6"/>
-                <w:sz w:val="20"/>
-              </w:rPr>
-              <w:t>–</w:t>
-            </w:r>
-            <w:r>
-              <w:rPr>
-                <w:i/>
-                <w:spacing w:val="-6"/>
-                <w:sz w:val="20"/>
-              </w:rPr>
-              <w:t xml:space="preserve"> </w:t>
-            </w:r>
-            <w:r>
-              <w:rPr>
-                <w:i/>
-                <w:spacing w:val="-6"/>
-                <w:sz w:val="20"/>
-              </w:rPr>
-              <w:t>February</w:t>
-            </w:r>
-            <w:r>
-              <w:rPr>
-                <w:i/>
-                <w:spacing w:val="1"/>
-                <w:sz w:val="20"/>
-              </w:rPr>
-              <w:t xml:space="preserve"> </w:t>
-            </w:r>
-            <w:r>
-              <w:rPr>
-                <w:i/>
-                <w:spacing w:val="-6"/>
-                <w:sz w:val="20"/>
-              </w:rPr>
-              <w:t>2026</w:t>
-            </w:r>
-          </w:p>
-        </w:tc>
-      </w:tr>
-      <w:tr>
-        <w:trPr>
-          <w:trHeight w:val="817"/>
-        </w:trPr>
-        <w:tc>
-          <w:tcPr>
-            <w:tcW w:w="10773" w:type="dxa"/>
-          </w:tcPr>
-          <w:p>
-            <w:pPr>
-              <w:pStyle w:val="TableParagraph"/>
               <w:numPr>
                 <w:ilvl w:val="0"/>
                 <w:numId w:val="2"/>
@@ -3935,7 +3530,7 @@
               <w:tabs>
                 <w:tab w:val="left" w:pos="769"/>
               </w:tabs>
-              <w:spacing w:before="145"/>
+              <w:spacing w:before="0"/>
               <w:ind w:left="769" w:hanging="359"/>
               <w:rPr>
                 <w:sz w:val="20"/>
@@ -3958,7 +3553,7 @@
               <w:tabs>
                 <w:tab w:val="left" w:pos="769"/>
               </w:tabs>
-              <w:spacing w:before="145"/>
+              <w:spacing w:before="0"/>
               <w:ind w:left="769" w:hanging="359"/>
               <w:rPr>
                 <w:sz w:val="20"/>
@@ -3981,7 +3576,7 @@
               <w:tabs>
                 <w:tab w:val="left" w:pos="769"/>
               </w:tabs>
-              <w:spacing w:before="145"/>
+              <w:spacing w:before="0"/>
               <w:ind w:left="769" w:hanging="359"/>
               <w:rPr>
                 <w:sz w:val="20"/>
@@ -4004,7 +3599,7 @@
               <w:tabs>
                 <w:tab w:val="left" w:pos="769"/>
               </w:tabs>
-              <w:spacing w:before="145"/>
+              <w:spacing w:before="0"/>
               <w:ind w:left="769" w:hanging="359"/>
               <w:rPr>
                 <w:sz w:val="20"/>
@@ -4020,14 +3615,6 @@
         </w:tc>
       </w:tr>
     </w:tbl>
-    <w:p>
-      <w:pPr>
-        <w:rPr>
-          <w:sz w:val="10"/>
-          <w:szCs w:val="10"/>
-        </w:rPr>
-      </w:pPr>
-    </w:p>
     <w:p>
       <w:pPr>
         <w:rPr>
@@ -4103,7 +3690,7 @@
               <w:tabs>
                 <w:tab w:val="left" w:pos="769"/>
               </w:tabs>
-              <w:spacing w:before="145"/>
+              <w:spacing w:before="0"/>
               <w:rPr>
                 <w:sz w:val="20"/>
               </w:rPr>
@@ -4235,7 +3822,7 @@
               <w:tabs>
                 <w:tab w:val="left" w:pos="769"/>
               </w:tabs>
-              <w:spacing w:before="145"/>
+              <w:spacing w:before="0"/>
               <w:ind w:left="769" w:hanging="359"/>
               <w:rPr>
                 <w:sz w:val="20"/>
@@ -4258,7 +3845,7 @@
               <w:tabs>
                 <w:tab w:val="left" w:pos="769"/>
               </w:tabs>
-              <w:spacing w:before="145"/>
+              <w:spacing w:before="0"/>
               <w:ind w:left="769" w:hanging="359"/>
               <w:rPr>
                 <w:sz w:val="20"/>
@@ -4307,7 +3894,7 @@
               <w:tabs>
                 <w:tab w:val="left" w:pos="769"/>
               </w:tabs>
-              <w:spacing w:before="145"/>
+              <w:spacing w:before="0"/>
               <w:ind w:left="0"/>
               <w:rPr>
                 <w:sz w:val="20"/>
@@ -4329,7 +3916,7 @@
           <w:p>
             <w:pPr>
               <w:pStyle w:val="TableParagraph"/>
-              <w:spacing w:before="22"/>
+              <w:spacing w:before="0"/>
               <w:rPr>
                 <w:rFonts w:ascii="Cambria"/>
                 <w:b/>
@@ -4413,7 +4000,7 @@
               <w:tabs>
                 <w:tab w:val="left" w:pos="769"/>
               </w:tabs>
-              <w:spacing w:before="145"/>
+              <w:spacing w:before="0"/>
               <w:rPr>
                 <w:sz w:val="20"/>
               </w:rPr>
@@ -4465,7 +4052,7 @@
       </w:tr>
       <w:tr>
         <w:trPr>
-          <w:trHeight w:val="1481"/>
+          <w:trHeight w:val="74"/>
         </w:trPr>
         <w:tc>
           <w:tcPr>
@@ -4481,7 +4068,7 @@
               <w:tabs>
                 <w:tab w:val="left" w:pos="769"/>
               </w:tabs>
-              <w:spacing w:before="145"/>
+              <w:spacing w:before="0"/>
               <w:ind w:left="769" w:hanging="359"/>
               <w:rPr>
                 <w:sz w:val="20"/>
@@ -4504,7 +4091,7 @@
               <w:tabs>
                 <w:tab w:val="left" w:pos="769"/>
               </w:tabs>
-              <w:spacing w:before="145"/>
+              <w:spacing w:before="0"/>
               <w:ind w:left="769" w:hanging="359"/>
               <w:rPr>
                 <w:sz w:val="20"/>
@@ -4527,7 +4114,7 @@
               <w:tabs>
                 <w:tab w:val="left" w:pos="769"/>
               </w:tabs>
-              <w:spacing w:before="145"/>
+              <w:spacing w:before="0"/>
               <w:ind w:left="769" w:hanging="359"/>
               <w:rPr>
                 <w:sz w:val="20"/>
@@ -4590,7 +4177,7 @@
           <w:p>
             <w:pPr>
               <w:pStyle w:val="TableParagraph"/>
-              <w:spacing w:before="192"/>
+              <w:spacing w:before="0"/>
               <w:rPr>
                 <w:rFonts w:ascii="Cambria"/>
                 <w:b/>
@@ -4621,7 +4208,7 @@
           <w:p>
             <w:pPr>
               <w:pStyle w:val="TableParagraph"/>
-              <w:spacing w:before="126"/>
+              <w:spacing w:before="0"/>
               <w:rPr>
                 <w:rFonts w:ascii="Cambria"/>
                 <w:b/>
@@ -4731,7 +4318,7 @@
           <w:p>
             <w:pPr>
               <w:pStyle w:val="TableParagraph"/>
-              <w:spacing w:before="77"/>
+              <w:spacing w:before="0"/>
               <w:rPr>
                 <w:spacing w:val="-2"/>
                 <w:w w:val="105"/>
@@ -4810,7 +4397,7 @@
           <w:p>
             <w:pPr>
               <w:pStyle w:val="TableParagraph"/>
-              <w:spacing w:before="77"/>
+              <w:spacing w:before="0"/>
               <w:rPr>
                 <w:i/>
                 <w:spacing w:val="-2"/>
@@ -4882,7 +4469,7 @@
           <w:p>
             <w:pPr>
               <w:pStyle w:val="TableParagraph"/>
-              <w:spacing w:before="77"/>
+              <w:spacing w:before="0"/>
               <w:rPr>
                 <w:iCs/>
                 <w:spacing w:val="-2"/>
@@ -4901,7 +4488,7 @@
           <w:p>
             <w:pPr>
               <w:pStyle w:val="TableParagraph"/>
-              <w:spacing w:before="77"/>
+              <w:spacing w:before="0"/>
               <w:rPr>
                 <w:sz w:val="20"/>
               </w:rPr>

--- a/public/resume/Ahmad_Rizal_Resume.docx
+++ b/public/resume/Ahmad_Rizal_Resume.docx
@@ -839,7 +839,15 @@
                 <w:spacing w:val="-4"/>
                 <w:sz w:val="20"/>
               </w:rPr>
-              <w:t xml:space="preserve"> 2026</w:t>
+              <w:t xml:space="preserve"> 202</w:t>
+            </w:r>
+            <w:r>
+              <w:rPr>
+                <w:i/>
+                <w:spacing w:val="-4"/>
+                <w:sz w:val="20"/>
+              </w:rPr>
+              <w:t>5</w:t>
             </w:r>
           </w:p>
         </w:tc>
@@ -1051,19 +1059,7 @@
                 <w:rPr>
                   <w:rStyle w:val="Hyperlink"/>
                 </w:rPr>
-                <w:t>github.com/ahmadrizal1st/mo</w:t>
-              </w:r>
-              <w:r>
-                <w:rPr>
-                  <w:rStyle w:val="Hyperlink"/>
-                </w:rPr>
-                <w:t>r</w:t>
-              </w:r>
-              <w:r>
-                <w:rPr>
-                  <w:rStyle w:val="Hyperlink"/>
-                </w:rPr>
-                <w:t>a</w:t>
+                <w:t>github.com/ahmadrizal1st/mora</w:t>
               </w:r>
             </w:hyperlink>
           </w:p>
@@ -1134,16 +1130,8 @@
               <w:rPr>
                 <w:sz w:val="20"/>
               </w:rPr>
-              <w:t xml:space="preserve">) via AI SDK for intelligent financial </w:t>
-            </w:r>
-            <w:proofErr w:type="spellStart"/>
-            <w:r>
-              <w:rPr>
-                <w:sz w:val="20"/>
-              </w:rPr>
-              <w:t>insights</w:t>
-            </w:r>
-            <w:proofErr w:type="spellEnd"/>
+              <w:t>) via AI SDK for intelligent financial insights</w:t>
+            </w:r>
           </w:p>
           <w:p>
             <w:pPr>
